--- a/docs/คู่มือแบบภาพ.docx
+++ b/docs/คู่มือแบบภาพ.docx
@@ -1,6 +1,6 @@
 
 <file path=word/document.xml><?xml version="1.0" encoding="utf-8"?>
-<w:document xmlns:w="http://schemas.openxmlformats.org/wordprocessingml/2006/main" xmlns:r="http://schemas.openxmlformats.org/officeDocument/2006/relationships" xmlns:wp="http://schemas.openxmlformats.org/drawingml/2006/wordprocessingDrawing" xmlns:a="http://schemas.openxmlformats.org/drawingml/2006/main" xmlns:pic="http://schemas.openxmlformats.org/drawingml/2006/picture">
+<w:document xmlns:wpc="http://schemas.microsoft.com/office/word/2010/wordprocessingCanvas" xmlns:cx="http://schemas.microsoft.com/office/drawing/2014/chartex" xmlns:cx1="http://schemas.microsoft.com/office/drawing/2015/9/8/chartex" xmlns:cx2="http://schemas.microsoft.com/office/drawing/2015/10/21/chartex" xmlns:cx3="http://schemas.microsoft.com/office/drawing/2016/5/9/chartex" xmlns:cx4="http://schemas.microsoft.com/office/drawing/2016/5/10/chartex" xmlns:cx5="http://schemas.microsoft.com/office/drawing/2016/5/11/chartex" xmlns:cx6="http://schemas.microsoft.com/office/drawing/2016/5/12/chartex" xmlns:cx7="http://schemas.microsoft.com/office/drawing/2016/5/13/chartex" xmlns:cx8="http://schemas.microsoft.com/office/drawing/2016/5/14/chartex" xmlns:mc="http://schemas.openxmlformats.org/markup-compatibility/2006" xmlns:aink="http://schemas.microsoft.com/office/drawing/2016/ink" xmlns:am3d="http://schemas.microsoft.com/office/drawing/2017/model3d" xmlns:o="urn:schemas-microsoft-com:office:office" xmlns:oel="http://schemas.microsoft.com/office/2019/extlst" xmlns:r="http://schemas.openxmlformats.org/officeDocument/2006/relationships" xmlns:m="http://schemas.openxmlformats.org/officeDocument/2006/math" xmlns:v="urn:schemas-microsoft-com:vml" xmlns:wp14="http://schemas.microsoft.com/office/word/2010/wordprocessingDrawing" xmlns:wp="http://schemas.openxmlformats.org/drawingml/2006/wordprocessingDrawing" xmlns:w10="urn:schemas-microsoft-com:office:word" xmlns:w="http://schemas.openxmlformats.org/wordprocessingml/2006/main" xmlns:w14="http://schemas.microsoft.com/office/word/2010/wordml" xmlns:w15="http://schemas.microsoft.com/office/word/2012/wordml" xmlns:w16cex="http://schemas.microsoft.com/office/word/2018/wordml/cex" xmlns:w16cid="http://schemas.microsoft.com/office/word/2016/wordml/cid" xmlns:w16="http://schemas.microsoft.com/office/word/2018/wordml" xmlns:w16sdtdh="http://schemas.microsoft.com/office/word/2020/wordml/sdtdatahash" xmlns:w16se="http://schemas.microsoft.com/office/word/2015/wordml/symex" xmlns:wpg="http://schemas.microsoft.com/office/word/2010/wordprocessingGroup" xmlns:wpi="http://schemas.microsoft.com/office/word/2010/wordprocessingInk" xmlns:wne="http://schemas.microsoft.com/office/word/2006/wordml" xmlns:wps="http://schemas.microsoft.com/office/word/2010/wordprocessingShape" mc:Ignorable="w14 w15 w16se w16cid w16 w16cex w16sdtdh wp14">
   <w:body>
     <w:p>
       <w:pPr>
@@ -13,14 +13,13 @@
       </w:pPr>
       <w:r>
         <w:rPr>
-          <w:rFonts w:ascii="TH Sarabun New" w:hAnsi="TH Sarabun New" w:cs="TH Sarabun New" w:eastAsia="TH Sarabun New"/>
           <w:b/>
           <w:bCs/>
           <w:color w:val="1153A1"/>
           <w:sz w:val="93"/>
           <w:szCs w:val="93"/>
         </w:rPr>
-        <w:t xml:space="preserve">คู่มือแบบภาพ</w:t>
+        <w:t>คู่มือแบบภาพ</w:t>
       </w:r>
     </w:p>
     <w:p>
@@ -30,14 +29,13 @@
       </w:pPr>
       <w:r>
         <w:rPr>
-          <w:rFonts w:ascii="TH Sarabun New" w:hAnsi="TH Sarabun New" w:cs="TH Sarabun New" w:eastAsia="TH Sarabun New"/>
           <w:b/>
           <w:bCs/>
           <w:color w:val="F47920"/>
           <w:sz w:val="52"/>
           <w:szCs w:val="52"/>
         </w:rPr>
-        <w:t xml:space="preserve">ระบบบริหารจัดการเครื่องปรับอากาศ ITEL</w:t>
+        <w:t>ระบบบริหารจัดการเครื่องปรับอากาศ ITEL</w:t>
       </w:r>
     </w:p>
     <w:p>
@@ -46,12 +44,11 @@
       </w:pPr>
       <w:r>
         <w:rPr>
-          <w:rFonts w:ascii="TH Sarabun New" w:hAnsi="TH Sarabun New" w:cs="TH Sarabun New" w:eastAsia="TH Sarabun New"/>
           <w:color w:val="555555"/>
           <w:sz w:val="38"/>
           <w:szCs w:val="38"/>
         </w:rPr>
-        <w:t xml:space="preserve">ดูภาพตามทีละขั้น · กรอบแดง + เลข = จุดที่ต้องกด</w:t>
+        <w:t>ดูภาพตามทีละขั้น · กรอบแดง + เลข = จุดที่ต้องกด</w:t>
       </w:r>
     </w:p>
     <w:p>
@@ -71,15 +68,26 @@
           <w:insideV w:val="single" w:sz="4" w:space="0" w:color="BFC7D5"/>
         </w:tblBorders>
         <w:tblLayout w:type="fixed"/>
+        <w:tblCellMar>
+          <w:left w:w="10" w:type="dxa"/>
+          <w:right w:w="10" w:type="dxa"/>
+        </w:tblCellMar>
+        <w:tblLook w:val="0000" w:firstRow="0" w:lastRow="0" w:firstColumn="0" w:lastColumn="0" w:noHBand="0" w:noVBand="0"/>
       </w:tblPr>
       <w:tblGrid>
         <w:gridCol w:w="7400"/>
         <w:gridCol w:w="2238"/>
       </w:tblGrid>
       <w:tr>
+        <w:tblPrEx>
+          <w:tblCellMar>
+            <w:top w:w="0" w:type="dxa"/>
+            <w:bottom w:w="0" w:type="dxa"/>
+          </w:tblCellMar>
+        </w:tblPrEx>
         <w:trPr>
+          <w:cantSplit/>
           <w:tblHeader/>
-          <w:cantSplit/>
         </w:trPr>
         <w:tc>
           <w:tcPr>
@@ -96,12 +104,11 @@
             </w:pPr>
             <w:r>
               <w:rPr>
-                <w:rFonts w:ascii="TH Sarabun New" w:hAnsi="TH Sarabun New" w:cs="TH Sarabun New" w:eastAsia="TH Sarabun New"/>
                 <w:b/>
                 <w:bCs/>
                 <w:color w:val="FFFFFF"/>
               </w:rPr>
-              <w:t xml:space="preserve">อยากทำ</w:t>
+              <w:t>อยากทำ</w:t>
             </w:r>
           </w:p>
         </w:tc>
@@ -120,17 +127,22 @@
             </w:pPr>
             <w:r>
               <w:rPr>
-                <w:rFonts w:ascii="TH Sarabun New" w:hAnsi="TH Sarabun New" w:cs="TH Sarabun New" w:eastAsia="TH Sarabun New"/>
                 <w:b/>
                 <w:bCs/>
                 <w:color w:val="FFFFFF"/>
               </w:rPr>
-              <w:t xml:space="preserve">หัวข้อ</w:t>
+              <w:t>หัวข้อ</w:t>
             </w:r>
           </w:p>
         </w:tc>
       </w:tr>
       <w:tr>
+        <w:tblPrEx>
+          <w:tblCellMar>
+            <w:top w:w="0" w:type="dxa"/>
+            <w:bottom w:w="0" w:type="dxa"/>
+          </w:tblCellMar>
+        </w:tblPrEx>
         <w:trPr>
           <w:cantSplit/>
         </w:trPr>
@@ -147,10 +159,7 @@
               <w:spacing w:before="40" w:after="40"/>
             </w:pPr>
             <w:r>
-              <w:rPr>
-                <w:rFonts w:ascii="TH Sarabun New" w:hAnsi="TH Sarabun New" w:cs="TH Sarabun New" w:eastAsia="TH Sarabun New"/>
-              </w:rPr>
-              <w:t xml:space="preserve">เข้าระบบ / รู้จักหน้าจอ</w:t>
+              <w:t>เข้าระบบ / รู้จักหน้าจอ</w:t>
             </w:r>
           </w:p>
         </w:tc>
@@ -167,15 +176,18 @@
               <w:spacing w:before="40" w:after="40"/>
             </w:pPr>
             <w:r>
-              <w:rPr>
-                <w:rFonts w:ascii="TH Sarabun New" w:hAnsi="TH Sarabun New" w:cs="TH Sarabun New" w:eastAsia="TH Sarabun New"/>
-              </w:rPr>
-              <w:t xml:space="preserve">1</w:t>
+              <w:t>1</w:t>
             </w:r>
           </w:p>
         </w:tc>
       </w:tr>
       <w:tr>
+        <w:tblPrEx>
+          <w:tblCellMar>
+            <w:top w:w="0" w:type="dxa"/>
+            <w:bottom w:w="0" w:type="dxa"/>
+          </w:tblCellMar>
+        </w:tblPrEx>
         <w:trPr>
           <w:cantSplit/>
         </w:trPr>
@@ -193,10 +205,7 @@
               <w:spacing w:before="40" w:after="40"/>
             </w:pPr>
             <w:r>
-              <w:rPr>
-                <w:rFonts w:ascii="TH Sarabun New" w:hAnsi="TH Sarabun New" w:cs="TH Sarabun New" w:eastAsia="TH Sarabun New"/>
-              </w:rPr>
-              <w:t xml:space="preserve">ใครทำอะไร · สถานะเครื่อง</w:t>
+              <w:t>ใครทำอะไร · สถานะเครื่อง</w:t>
             </w:r>
           </w:p>
         </w:tc>
@@ -214,15 +223,18 @@
               <w:spacing w:before="40" w:after="40"/>
             </w:pPr>
             <w:r>
-              <w:rPr>
-                <w:rFonts w:ascii="TH Sarabun New" w:hAnsi="TH Sarabun New" w:cs="TH Sarabun New" w:eastAsia="TH Sarabun New"/>
-              </w:rPr>
-              <w:t xml:space="preserve">2</w:t>
+              <w:t>2</w:t>
             </w:r>
           </w:p>
         </w:tc>
       </w:tr>
       <w:tr>
+        <w:tblPrEx>
+          <w:tblCellMar>
+            <w:top w:w="0" w:type="dxa"/>
+            <w:bottom w:w="0" w:type="dxa"/>
+          </w:tblCellMar>
+        </w:tblPrEx>
         <w:trPr>
           <w:cantSplit/>
         </w:trPr>
@@ -239,10 +251,7 @@
               <w:spacing w:before="40" w:after="40"/>
             </w:pPr>
             <w:r>
-              <w:rPr>
-                <w:rFonts w:ascii="TH Sarabun New" w:hAnsi="TH Sarabun New" w:cs="TH Sarabun New" w:eastAsia="TH Sarabun New"/>
-              </w:rPr>
-              <w:t xml:space="preserve">แจ้งซ่อมแอร์</w:t>
+              <w:t>แจ้งซ่อมแอร์</w:t>
             </w:r>
           </w:p>
         </w:tc>
@@ -259,15 +268,18 @@
               <w:spacing w:before="40" w:after="40"/>
             </w:pPr>
             <w:r>
-              <w:rPr>
-                <w:rFonts w:ascii="TH Sarabun New" w:hAnsi="TH Sarabun New" w:cs="TH Sarabun New" w:eastAsia="TH Sarabun New"/>
-              </w:rPr>
-              <w:t xml:space="preserve">3</w:t>
+              <w:t>3</w:t>
             </w:r>
           </w:p>
         </w:tc>
       </w:tr>
       <w:tr>
+        <w:tblPrEx>
+          <w:tblCellMar>
+            <w:top w:w="0" w:type="dxa"/>
+            <w:bottom w:w="0" w:type="dxa"/>
+          </w:tblCellMar>
+        </w:tblPrEx>
         <w:trPr>
           <w:cantSplit/>
         </w:trPr>
@@ -285,10 +297,7 @@
               <w:spacing w:before="40" w:after="40"/>
             </w:pPr>
             <w:r>
-              <w:rPr>
-                <w:rFonts w:ascii="TH Sarabun New" w:hAnsi="TH Sarabun New" w:cs="TH Sarabun New" w:eastAsia="TH Sarabun New"/>
-              </w:rPr>
-              <w:t xml:space="preserve">อนุมัติซ่อม แล้วเลือกวิธีซ่อม</w:t>
+              <w:t>อนุมัติซ่อม แล้วเลือกวิธีซ่อม</w:t>
             </w:r>
           </w:p>
         </w:tc>
@@ -306,15 +315,18 @@
               <w:spacing w:before="40" w:after="40"/>
             </w:pPr>
             <w:r>
-              <w:rPr>
-                <w:rFonts w:ascii="TH Sarabun New" w:hAnsi="TH Sarabun New" w:cs="TH Sarabun New" w:eastAsia="TH Sarabun New"/>
-              </w:rPr>
-              <w:t xml:space="preserve">4</w:t>
+              <w:t>4</w:t>
             </w:r>
           </w:p>
         </w:tc>
       </w:tr>
       <w:tr>
+        <w:tblPrEx>
+          <w:tblCellMar>
+            <w:top w:w="0" w:type="dxa"/>
+            <w:bottom w:w="0" w:type="dxa"/>
+          </w:tblCellMar>
+        </w:tblPrEx>
         <w:trPr>
           <w:cantSplit/>
         </w:trPr>
@@ -331,10 +343,7 @@
               <w:spacing w:before="40" w:after="40"/>
             </w:pPr>
             <w:r>
-              <w:rPr>
-                <w:rFonts w:ascii="TH Sarabun New" w:hAnsi="TH Sarabun New" w:cs="TH Sarabun New" w:eastAsia="TH Sarabun New"/>
-              </w:rPr>
-              <w:t xml:space="preserve">ส่งลิงก์ให้ช่างกรอกเอง</w:t>
+              <w:t>ส่งลิงก์ให้ช่างกรอกเอง</w:t>
             </w:r>
           </w:p>
         </w:tc>
@@ -351,15 +360,18 @@
               <w:spacing w:before="40" w:after="40"/>
             </w:pPr>
             <w:r>
-              <w:rPr>
-                <w:rFonts w:ascii="TH Sarabun New" w:hAnsi="TH Sarabun New" w:cs="TH Sarabun New" w:eastAsia="TH Sarabun New"/>
-              </w:rPr>
-              <w:t xml:space="preserve">5</w:t>
+              <w:t>5</w:t>
             </w:r>
           </w:p>
         </w:tc>
       </w:tr>
       <w:tr>
+        <w:tblPrEx>
+          <w:tblCellMar>
+            <w:top w:w="0" w:type="dxa"/>
+            <w:bottom w:w="0" w:type="dxa"/>
+          </w:tblCellMar>
+        </w:tblPrEx>
         <w:trPr>
           <w:cantSplit/>
         </w:trPr>
@@ -377,10 +389,7 @@
               <w:spacing w:before="40" w:after="40"/>
             </w:pPr>
             <w:r>
-              <w:rPr>
-                <w:rFonts w:ascii="TH Sarabun New" w:hAnsi="TH Sarabun New" w:cs="TH Sarabun New" w:eastAsia="TH Sarabun New"/>
-              </w:rPr>
-              <w:t xml:space="preserve">ปิดงานล้างแอร์</w:t>
+              <w:t>ปิดงานล้างแอร์</w:t>
             </w:r>
           </w:p>
         </w:tc>
@@ -398,15 +407,18 @@
               <w:spacing w:before="40" w:after="40"/>
             </w:pPr>
             <w:r>
-              <w:rPr>
-                <w:rFonts w:ascii="TH Sarabun New" w:hAnsi="TH Sarabun New" w:cs="TH Sarabun New" w:eastAsia="TH Sarabun New"/>
-              </w:rPr>
-              <w:t xml:space="preserve">6</w:t>
+              <w:t>6</w:t>
             </w:r>
           </w:p>
         </w:tc>
       </w:tr>
       <w:tr>
+        <w:tblPrEx>
+          <w:tblCellMar>
+            <w:top w:w="0" w:type="dxa"/>
+            <w:bottom w:w="0" w:type="dxa"/>
+          </w:tblCellMar>
+        </w:tblPrEx>
         <w:trPr>
           <w:cantSplit/>
         </w:trPr>
@@ -423,10 +435,7 @@
               <w:spacing w:before="40" w:after="40"/>
             </w:pPr>
             <w:r>
-              <w:rPr>
-                <w:rFonts w:ascii="TH Sarabun New" w:hAnsi="TH Sarabun New" w:cs="TH Sarabun New" w:eastAsia="TH Sarabun New"/>
-              </w:rPr>
-              <w:t xml:space="preserve">อนุมัติเอกสาร</w:t>
+              <w:t>อนุมัติเอกสาร</w:t>
             </w:r>
           </w:p>
         </w:tc>
@@ -443,15 +452,18 @@
               <w:spacing w:before="40" w:after="40"/>
             </w:pPr>
             <w:r>
-              <w:rPr>
-                <w:rFonts w:ascii="TH Sarabun New" w:hAnsi="TH Sarabun New" w:cs="TH Sarabun New" w:eastAsia="TH Sarabun New"/>
-              </w:rPr>
-              <w:t xml:space="preserve">7</w:t>
+              <w:t>7</w:t>
             </w:r>
           </w:p>
         </w:tc>
       </w:tr>
       <w:tr>
+        <w:tblPrEx>
+          <w:tblCellMar>
+            <w:top w:w="0" w:type="dxa"/>
+            <w:bottom w:w="0" w:type="dxa"/>
+          </w:tblCellMar>
+        </w:tblPrEx>
         <w:trPr>
           <w:cantSplit/>
         </w:trPr>
@@ -469,10 +481,7 @@
               <w:spacing w:before="40" w:after="40"/>
             </w:pPr>
             <w:r>
-              <w:rPr>
-                <w:rFonts w:ascii="TH Sarabun New" w:hAnsi="TH Sarabun New" w:cs="TH Sarabun New" w:eastAsia="TH Sarabun New"/>
-              </w:rPr>
-              <w:t xml:space="preserve">เพิ่มเครื่องใหม่ / ติดตั้ง</w:t>
+              <w:t>เพิ่มเครื่องใหม่ / ติดตั้ง</w:t>
             </w:r>
           </w:p>
         </w:tc>
@@ -490,15 +499,18 @@
               <w:spacing w:before="40" w:after="40"/>
             </w:pPr>
             <w:r>
-              <w:rPr>
-                <w:rFonts w:ascii="TH Sarabun New" w:hAnsi="TH Sarabun New" w:cs="TH Sarabun New" w:eastAsia="TH Sarabun New"/>
-              </w:rPr>
-              <w:t xml:space="preserve">8</w:t>
+              <w:t>8</w:t>
             </w:r>
           </w:p>
         </w:tc>
       </w:tr>
       <w:tr>
+        <w:tblPrEx>
+          <w:tblCellMar>
+            <w:top w:w="0" w:type="dxa"/>
+            <w:bottom w:w="0" w:type="dxa"/>
+          </w:tblCellMar>
+        </w:tblPrEx>
         <w:trPr>
           <w:cantSplit/>
         </w:trPr>
@@ -515,10 +527,7 @@
               <w:spacing w:before="40" w:after="40"/>
             </w:pPr>
             <w:r>
-              <w:rPr>
-                <w:rFonts w:ascii="TH Sarabun New" w:hAnsi="TH Sarabun New" w:cs="TH Sarabun New" w:eastAsia="TH Sarabun New"/>
-              </w:rPr>
-              <w:t xml:space="preserve">ซ่อมไม่ได้ → เปลี่ยนเครื่อง</w:t>
+              <w:t>ซ่อมไม่ได้ → เปลี่ยนเครื่อง</w:t>
             </w:r>
           </w:p>
         </w:tc>
@@ -535,15 +544,18 @@
               <w:spacing w:before="40" w:after="40"/>
             </w:pPr>
             <w:r>
-              <w:rPr>
-                <w:rFonts w:ascii="TH Sarabun New" w:hAnsi="TH Sarabun New" w:cs="TH Sarabun New" w:eastAsia="TH Sarabun New"/>
-              </w:rPr>
-              <w:t xml:space="preserve">9</w:t>
+              <w:t>9</w:t>
             </w:r>
           </w:p>
         </w:tc>
       </w:tr>
       <w:tr>
+        <w:tblPrEx>
+          <w:tblCellMar>
+            <w:top w:w="0" w:type="dxa"/>
+            <w:bottom w:w="0" w:type="dxa"/>
+          </w:tblCellMar>
+        </w:tblPrEx>
         <w:trPr>
           <w:cantSplit/>
         </w:trPr>
@@ -561,10 +573,7 @@
               <w:spacing w:before="40" w:after="40"/>
             </w:pPr>
             <w:r>
-              <w:rPr>
-                <w:rFonts w:ascii="TH Sarabun New" w:hAnsi="TH Sarabun New" w:cs="TH Sarabun New" w:eastAsia="TH Sarabun New"/>
-              </w:rPr>
-              <w:t xml:space="preserve">หาประวัติ / เอกสาร</w:t>
+              <w:t>หาประวัติ / เอกสาร</w:t>
             </w:r>
           </w:p>
         </w:tc>
@@ -582,15 +591,18 @@
               <w:spacing w:before="40" w:after="40"/>
             </w:pPr>
             <w:r>
-              <w:rPr>
-                <w:rFonts w:ascii="TH Sarabun New" w:hAnsi="TH Sarabun New" w:cs="TH Sarabun New" w:eastAsia="TH Sarabun New"/>
-              </w:rPr>
-              <w:t xml:space="preserve">10</w:t>
+              <w:t>10</w:t>
             </w:r>
           </w:p>
         </w:tc>
       </w:tr>
       <w:tr>
+        <w:tblPrEx>
+          <w:tblCellMar>
+            <w:top w:w="0" w:type="dxa"/>
+            <w:bottom w:w="0" w:type="dxa"/>
+          </w:tblCellMar>
+        </w:tblPrEx>
         <w:trPr>
           <w:cantSplit/>
         </w:trPr>
@@ -607,10 +619,7 @@
               <w:spacing w:before="40" w:after="40"/>
             </w:pPr>
             <w:r>
-              <w:rPr>
-                <w:rFonts w:ascii="TH Sarabun New" w:hAnsi="TH Sarabun New" w:cs="TH Sarabun New" w:eastAsia="TH Sarabun New"/>
-              </w:rPr>
-              <w:t xml:space="preserve">ผู้รับเหมา</w:t>
+              <w:t>ผู้รับเหมา</w:t>
             </w:r>
           </w:p>
         </w:tc>
@@ -627,15 +636,18 @@
               <w:spacing w:before="40" w:after="40"/>
             </w:pPr>
             <w:r>
-              <w:rPr>
-                <w:rFonts w:ascii="TH Sarabun New" w:hAnsi="TH Sarabun New" w:cs="TH Sarabun New" w:eastAsia="TH Sarabun New"/>
-              </w:rPr>
-              <w:t xml:space="preserve">11</w:t>
+              <w:t>11</w:t>
             </w:r>
           </w:p>
         </w:tc>
       </w:tr>
       <w:tr>
+        <w:tblPrEx>
+          <w:tblCellMar>
+            <w:top w:w="0" w:type="dxa"/>
+            <w:bottom w:w="0" w:type="dxa"/>
+          </w:tblCellMar>
+        </w:tblPrEx>
         <w:trPr>
           <w:cantSplit/>
         </w:trPr>
@@ -653,10 +665,7 @@
               <w:spacing w:before="40" w:after="40"/>
             </w:pPr>
             <w:r>
-              <w:rPr>
-                <w:rFonts w:ascii="TH Sarabun New" w:hAnsi="TH Sarabun New" w:cs="TH Sarabun New" w:eastAsia="TH Sarabun New"/>
-              </w:rPr>
-              <w:t xml:space="preserve">ติดปัญหา</w:t>
+              <w:t>ติดปัญหา</w:t>
             </w:r>
           </w:p>
         </w:tc>
@@ -674,10 +683,7 @@
               <w:spacing w:before="40" w:after="40"/>
             </w:pPr>
             <w:r>
-              <w:rPr>
-                <w:rFonts w:ascii="TH Sarabun New" w:hAnsi="TH Sarabun New" w:cs="TH Sarabun New" w:eastAsia="TH Sarabun New"/>
-              </w:rPr>
-              <w:t xml:space="preserve">12</w:t>
+              <w:t>12</w:t>
             </w:r>
           </w:p>
         </w:tc>
@@ -685,7 +691,7 @@
     </w:tbl>
     <w:p>
       <w:pPr>
-        <w:spacing w:before="0" w:after="80"/>
+        <w:spacing w:after="80"/>
       </w:pPr>
     </w:p>
     <w:p>
@@ -695,12 +701,11 @@
       </w:pPr>
       <w:r>
         <w:rPr>
-          <w:rFonts w:ascii="TH Sarabun New" w:hAnsi="TH Sarabun New" w:cs="TH Sarabun New" w:eastAsia="TH Sarabun New"/>
           <w:color w:val="777777"/>
           <w:sz w:val="26"/>
           <w:szCs w:val="26"/>
         </w:rPr>
-        <w:t xml:space="preserve">ภาพทั้งหมดเป็นข้อมูลตัวอย่าง · ปุ่มที่ไม่มีในคู่มือนี้ ดูคู่มือฉบับเต็ม</w:t>
+        <w:t>ภาพทั้งหมดเป็นข้อมูลตัวอย่าง · ปุ่มที่ไม่มีในคู่มือนี้ ดูคู่มือฉบับเต็ม</w:t>
       </w:r>
     </w:p>
     <w:p>
@@ -709,10 +714,11 @@
         <w:pageBreakBefore/>
       </w:pPr>
       <w:r>
-        <w:rPr>
-          <w:rFonts w:ascii="TH Sarabun New" w:hAnsi="TH Sarabun New" w:cs="TH Sarabun New" w:eastAsia="TH Sarabun New"/>
-        </w:rPr>
-        <w:t xml:space="preserve">1. เข้าระบบ และรู้จักหน้าจอ</w:t>
+        <w:lastRenderedPageBreak/>
+        <w:t xml:space="preserve">1. </w:t>
+      </w:r>
+      <w:r>
+        <w:t>เข้าระบบ และรู้จักหน้าจอ</w:t>
       </w:r>
     </w:p>
     <w:p>
@@ -722,7 +728,6 @@
       </w:pPr>
       <w:r>
         <w:rPr>
-          <w:rFonts w:ascii="TH Sarabun New" w:hAnsi="TH Sarabun New" w:cs="TH Sarabun New" w:eastAsia="TH Sarabun New"/>
           <w:b/>
           <w:bCs/>
           <w:color w:val="F47920"/>
@@ -733,7 +738,6 @@
       </w:r>
       <w:r>
         <w:rPr>
-          <w:rFonts w:ascii="TH Sarabun New" w:hAnsi="TH Sarabun New" w:cs="TH Sarabun New" w:eastAsia="TH Sarabun New"/>
           <w:sz w:val="35"/>
           <w:szCs w:val="35"/>
         </w:rPr>
@@ -741,49 +745,58 @@
       </w:r>
       <w:r>
         <w:rPr>
-          <w:rFonts w:ascii="TH Sarabun New" w:hAnsi="TH Sarabun New" w:cs="TH Sarabun New" w:eastAsia="TH Sarabun New"/>
-          <w:b/>
-          <w:bCs/>
-          <w:sz w:val="35"/>
-          <w:szCs w:val="35"/>
-        </w:rPr>
-        <w:t xml:space="preserve">Username</w:t>
-      </w:r>
-      <w:r>
-        <w:rPr>
-          <w:rFonts w:ascii="TH Sarabun New" w:hAnsi="TH Sarabun New" w:cs="TH Sarabun New" w:eastAsia="TH Sarabun New"/>
-          <w:sz w:val="35"/>
-          <w:szCs w:val="35"/>
-        </w:rPr>
-        <w:t xml:space="preserve"> และ </w:t>
-      </w:r>
-      <w:r>
-        <w:rPr>
-          <w:rFonts w:ascii="TH Sarabun New" w:hAnsi="TH Sarabun New" w:cs="TH Sarabun New" w:eastAsia="TH Sarabun New"/>
-          <w:b/>
-          <w:bCs/>
-          <w:sz w:val="35"/>
-          <w:szCs w:val="35"/>
-        </w:rPr>
-        <w:t xml:space="preserve">Password</w:t>
-      </w:r>
-      <w:r>
-        <w:rPr>
-          <w:rFonts w:ascii="TH Sarabun New" w:hAnsi="TH Sarabun New" w:cs="TH Sarabun New" w:eastAsia="TH Sarabun New"/>
-          <w:sz w:val="35"/>
-          <w:szCs w:val="35"/>
-        </w:rPr>
-        <w:t xml:space="preserve"> แล้วกด </w:t>
-      </w:r>
-      <w:r>
-        <w:rPr>
-          <w:rFonts w:ascii="TH Sarabun New" w:hAnsi="TH Sarabun New" w:cs="TH Sarabun New" w:eastAsia="TH Sarabun New"/>
-          <w:b/>
-          <w:bCs/>
-          <w:sz w:val="35"/>
-          <w:szCs w:val="35"/>
-        </w:rPr>
-        <w:t xml:space="preserve">เข้าสู่ระบบ</w:t>
+          <w:b/>
+          <w:bCs/>
+          <w:sz w:val="35"/>
+          <w:szCs w:val="35"/>
+        </w:rPr>
+        <w:t>Username</w:t>
+      </w:r>
+      <w:r>
+        <w:rPr>
+          <w:sz w:val="35"/>
+          <w:szCs w:val="35"/>
+        </w:rPr>
+        <w:t xml:space="preserve"> </w:t>
+      </w:r>
+      <w:r>
+        <w:rPr>
+          <w:sz w:val="35"/>
+          <w:szCs w:val="35"/>
+        </w:rPr>
+        <w:t xml:space="preserve">และ </w:t>
+      </w:r>
+      <w:r>
+        <w:rPr>
+          <w:b/>
+          <w:bCs/>
+          <w:sz w:val="35"/>
+          <w:szCs w:val="35"/>
+        </w:rPr>
+        <w:t>Password</w:t>
+      </w:r>
+      <w:r>
+        <w:rPr>
+          <w:sz w:val="35"/>
+          <w:szCs w:val="35"/>
+        </w:rPr>
+        <w:t xml:space="preserve"> </w:t>
+      </w:r>
+      <w:r>
+        <w:rPr>
+          <w:sz w:val="35"/>
+          <w:szCs w:val="35"/>
+        </w:rPr>
+        <w:t xml:space="preserve">แล้วกด </w:t>
+      </w:r>
+      <w:r>
+        <w:rPr>
+          <w:b/>
+          <w:bCs/>
+          <w:sz w:val="35"/>
+          <w:szCs w:val="35"/>
+        </w:rPr>
+        <w:t>เข้าสู่ระบบ</w:t>
       </w:r>
     </w:p>
     <w:p>
@@ -793,22 +806,26 @@
         <w:jc w:val="center"/>
       </w:pPr>
       <w:r>
+        <w:rPr>
+          <w:noProof/>
+        </w:rPr>
         <w:drawing>
-          <wp:inline distT="0" distB="0" distL="0" distR="0">
+          <wp:inline distT="0" distB="0" distL="0" distR="0" wp14:anchorId="06B4F683" wp14:editId="6761A13B">
             <wp:extent cx="3240000" cy="2646000"/>
+            <wp:effectExtent l="0" t="0" r="0" b="0"/>
             <wp:docPr id="100" name="ภาพ 100"/>
             <wp:cNvGraphicFramePr>
-              <a:graphicFrameLocks noChangeAspect="1"/>
+              <a:graphicFrameLocks xmlns:a="http://schemas.openxmlformats.org/drawingml/2006/main" noChangeAspect="1"/>
             </wp:cNvGraphicFramePr>
-            <a:graphic>
+            <a:graphic xmlns:a="http://schemas.openxmlformats.org/drawingml/2006/main">
               <a:graphicData uri="http://schemas.openxmlformats.org/drawingml/2006/picture">
-                <pic:pic>
+                <pic:pic xmlns:pic="http://schemas.openxmlformats.org/drawingml/2006/picture">
                   <pic:nvPicPr>
                     <pic:cNvPr id="100" name="s01-login.png"/>
                     <pic:cNvPicPr/>
                   </pic:nvPicPr>
                   <pic:blipFill>
-                    <a:blip r:embed="rIdImg1"/>
+                    <a:blip r:embed="rId7"/>
                     <a:stretch>
                       <a:fillRect/>
                     </a:stretch>
@@ -836,12 +853,11 @@
     </w:p>
     <w:p>
       <w:pPr>
-        <w:spacing w:before="0" w:after="120"/>
+        <w:spacing w:after="120"/>
         <w:jc w:val="center"/>
       </w:pPr>
       <w:r>
         <w:rPr>
-          <w:rFonts w:ascii="TH Sarabun New" w:hAnsi="TH Sarabun New" w:cs="TH Sarabun New" w:eastAsia="TH Sarabun New"/>
           <w:b/>
           <w:bCs/>
           <w:color w:val="1153A1"/>
@@ -850,15 +866,6 @@
         </w:rPr>
         <w:t xml:space="preserve">ภาพที่ 1  </w:t>
       </w:r>
-      <w:r>
-        <w:rPr>
-          <w:rFonts w:ascii="TH Sarabun New" w:hAnsi="TH Sarabun New" w:cs="TH Sarabun New" w:eastAsia="TH Sarabun New"/>
-          <w:color w:val="555555"/>
-          <w:sz w:val="26"/>
-          <w:szCs w:val="26"/>
-        </w:rPr>
-        <w:t xml:space="preserve"/>
-      </w:r>
     </w:p>
     <w:p>
       <w:pPr>
@@ -867,22 +874,21 @@
       </w:pPr>
       <w:r>
         <w:rPr>
-          <w:rFonts w:ascii="TH Sarabun New" w:hAnsi="TH Sarabun New" w:cs="TH Sarabun New" w:eastAsia="TH Sarabun New"/>
           <w:b/>
           <w:bCs/>
           <w:color w:val="F47920"/>
           <w:sz w:val="38"/>
           <w:szCs w:val="38"/>
         </w:rPr>
+        <w:lastRenderedPageBreak/>
         <w:t xml:space="preserve">ขั้นที่ 2  </w:t>
       </w:r>
       <w:r>
         <w:rPr>
-          <w:rFonts w:ascii="TH Sarabun New" w:hAnsi="TH Sarabun New" w:cs="TH Sarabun New" w:eastAsia="TH Sarabun New"/>
-          <w:sz w:val="35"/>
-          <w:szCs w:val="35"/>
-        </w:rPr>
-        <w:t xml:space="preserve">เข้ามาแล้วจะเห็นหน้าแดชบอร์ด</w:t>
+          <w:sz w:val="35"/>
+          <w:szCs w:val="35"/>
+        </w:rPr>
+        <w:t>เข้ามาแล้วจะเห็นหน้าแดชบอร์ด</w:t>
       </w:r>
     </w:p>
     <w:p>
@@ -892,22 +898,26 @@
         <w:jc w:val="center"/>
       </w:pPr>
       <w:r>
+        <w:rPr>
+          <w:noProof/>
+        </w:rPr>
         <w:drawing>
-          <wp:inline distT="0" distB="0" distL="0" distR="0">
+          <wp:inline distT="0" distB="0" distL="0" distR="0" wp14:anchorId="277343A1" wp14:editId="0BF6403F">
             <wp:extent cx="5760000" cy="3600000"/>
+            <wp:effectExtent l="0" t="0" r="0" b="0"/>
             <wp:docPr id="101" name="ภาพ 101"/>
             <wp:cNvGraphicFramePr>
-              <a:graphicFrameLocks noChangeAspect="1"/>
+              <a:graphicFrameLocks xmlns:a="http://schemas.openxmlformats.org/drawingml/2006/main" noChangeAspect="1"/>
             </wp:cNvGraphicFramePr>
-            <a:graphic>
+            <a:graphic xmlns:a="http://schemas.openxmlformats.org/drawingml/2006/main">
               <a:graphicData uri="http://schemas.openxmlformats.org/drawingml/2006/picture">
-                <pic:pic>
+                <pic:pic xmlns:pic="http://schemas.openxmlformats.org/drawingml/2006/picture">
                   <pic:nvPicPr>
                     <pic:cNvPr id="101" name="s02-dashboard.png"/>
                     <pic:cNvPicPr/>
                   </pic:nvPicPr>
                   <pic:blipFill>
-                    <a:blip r:embed="rIdImg2"/>
+                    <a:blip r:embed="rId8"/>
                     <a:stretch>
                       <a:fillRect/>
                     </a:stretch>
@@ -936,12 +946,11 @@
     <w:p>
       <w:pPr>
         <w:keepNext/>
-        <w:spacing w:before="0" w:after="120"/>
+        <w:spacing w:after="120"/>
         <w:jc w:val="center"/>
       </w:pPr>
       <w:r>
         <w:rPr>
-          <w:rFonts w:ascii="TH Sarabun New" w:hAnsi="TH Sarabun New" w:cs="TH Sarabun New" w:eastAsia="TH Sarabun New"/>
           <w:b/>
           <w:bCs/>
           <w:color w:val="1153A1"/>
@@ -949,15 +958,6 @@
           <w:szCs w:val="26"/>
         </w:rPr>
         <w:t xml:space="preserve">ภาพที่ 2  </w:t>
-      </w:r>
-      <w:r>
-        <w:rPr>
-          <w:rFonts w:ascii="TH Sarabun New" w:hAnsi="TH Sarabun New" w:cs="TH Sarabun New" w:eastAsia="TH Sarabun New"/>
-          <w:color w:val="555555"/>
-          <w:sz w:val="26"/>
-          <w:szCs w:val="26"/>
-        </w:rPr>
-        <w:t xml:space="preserve"/>
       </w:r>
     </w:p>
     <w:tbl>
@@ -972,12 +972,23 @@
           <w:insideV w:val="single" w:sz="4" w:space="0" w:color="E3E7EF"/>
         </w:tblBorders>
         <w:tblLayout w:type="fixed"/>
+        <w:tblCellMar>
+          <w:left w:w="10" w:type="dxa"/>
+          <w:right w:w="10" w:type="dxa"/>
+        </w:tblCellMar>
+        <w:tblLook w:val="0000" w:firstRow="0" w:lastRow="0" w:firstColumn="0" w:lastColumn="0" w:noHBand="0" w:noVBand="0"/>
       </w:tblPr>
       <w:tblGrid>
         <w:gridCol w:w="520"/>
         <w:gridCol w:w="9118"/>
       </w:tblGrid>
       <w:tr>
+        <w:tblPrEx>
+          <w:tblCellMar>
+            <w:top w:w="0" w:type="dxa"/>
+            <w:bottom w:w="0" w:type="dxa"/>
+          </w:tblCellMar>
+        </w:tblPrEx>
         <w:trPr>
           <w:cantSplit/>
         </w:trPr>
@@ -995,12 +1006,11 @@
             </w:pPr>
             <w:r>
               <w:rPr>
-                <w:rFonts w:ascii="TH Sarabun New" w:hAnsi="TH Sarabun New" w:cs="TH Sarabun New" w:eastAsia="TH Sarabun New"/>
                 <w:b/>
                 <w:bCs/>
                 <w:color w:val="FFFFFF"/>
               </w:rPr>
-              <w:t xml:space="preserve">1</w:t>
+              <w:t>1</w:t>
             </w:r>
           </w:p>
         </w:tc>
@@ -1018,22 +1028,27 @@
             </w:pPr>
             <w:r>
               <w:rPr>
-                <w:rFonts w:ascii="TH Sarabun New" w:hAnsi="TH Sarabun New" w:cs="TH Sarabun New" w:eastAsia="TH Sarabun New"/>
                 <w:b/>
                 <w:bCs/>
               </w:rPr>
-              <w:t xml:space="preserve">เมนู</w:t>
-            </w:r>
-            <w:r>
-              <w:rPr>
-                <w:rFonts w:ascii="TH Sarabun New" w:hAnsi="TH Sarabun New" w:cs="TH Sarabun New" w:eastAsia="TH Sarabun New"/>
-              </w:rPr>
-              <w:t xml:space="preserve"> — ตัวเลขแดง = งานที่รอคุณ</w:t>
+              <w:t>เมนู</w:t>
+            </w:r>
+            <w:r>
+              <w:t xml:space="preserve"> — </w:t>
+            </w:r>
+            <w:r>
+              <w:t>ตัวเลขแดง = งานที่รอคุณ</w:t>
             </w:r>
           </w:p>
         </w:tc>
       </w:tr>
       <w:tr>
+        <w:tblPrEx>
+          <w:tblCellMar>
+            <w:top w:w="0" w:type="dxa"/>
+            <w:bottom w:w="0" w:type="dxa"/>
+          </w:tblCellMar>
+        </w:tblPrEx>
         <w:trPr>
           <w:cantSplit/>
         </w:trPr>
@@ -1051,12 +1066,11 @@
             </w:pPr>
             <w:r>
               <w:rPr>
-                <w:rFonts w:ascii="TH Sarabun New" w:hAnsi="TH Sarabun New" w:cs="TH Sarabun New" w:eastAsia="TH Sarabun New"/>
                 <w:b/>
                 <w:bCs/>
                 <w:color w:val="FFFFFF"/>
               </w:rPr>
-              <w:t xml:space="preserve">2</w:t>
+              <w:t>2</w:t>
             </w:r>
           </w:p>
         </w:tc>
@@ -1074,22 +1088,27 @@
             </w:pPr>
             <w:r>
               <w:rPr>
-                <w:rFonts w:ascii="TH Sarabun New" w:hAnsi="TH Sarabun New" w:cs="TH Sarabun New" w:eastAsia="TH Sarabun New"/>
                 <w:b/>
                 <w:bCs/>
               </w:rPr>
-              <w:t xml:space="preserve">ปี</w:t>
-            </w:r>
-            <w:r>
-              <w:rPr>
-                <w:rFonts w:ascii="TH Sarabun New" w:hAnsi="TH Sarabun New" w:cs="TH Sarabun New" w:eastAsia="TH Sarabun New"/>
-              </w:rPr>
-              <w:t xml:space="preserve"> — เปลี่ยนแล้วทุกหน้าเปลี่ยนตาม</w:t>
+              <w:t>ปี</w:t>
+            </w:r>
+            <w:r>
+              <w:t xml:space="preserve"> — </w:t>
+            </w:r>
+            <w:r>
+              <w:t>เปลี่ยนแล้วทุกหน้าเปลี่ยนตาม</w:t>
             </w:r>
           </w:p>
         </w:tc>
       </w:tr>
       <w:tr>
+        <w:tblPrEx>
+          <w:tblCellMar>
+            <w:top w:w="0" w:type="dxa"/>
+            <w:bottom w:w="0" w:type="dxa"/>
+          </w:tblCellMar>
+        </w:tblPrEx>
         <w:trPr>
           <w:cantSplit/>
         </w:trPr>
@@ -1107,12 +1126,11 @@
             </w:pPr>
             <w:r>
               <w:rPr>
-                <w:rFonts w:ascii="TH Sarabun New" w:hAnsi="TH Sarabun New" w:cs="TH Sarabun New" w:eastAsia="TH Sarabun New"/>
                 <w:b/>
                 <w:bCs/>
                 <w:color w:val="FFFFFF"/>
               </w:rPr>
-              <w:t xml:space="preserve">3</w:t>
+              <w:t>3</w:t>
             </w:r>
           </w:p>
         </w:tc>
@@ -1130,22 +1148,27 @@
             </w:pPr>
             <w:r>
               <w:rPr>
-                <w:rFonts w:ascii="TH Sarabun New" w:hAnsi="TH Sarabun New" w:cs="TH Sarabun New" w:eastAsia="TH Sarabun New"/>
                 <w:b/>
                 <w:bCs/>
               </w:rPr>
-              <w:t xml:space="preserve">การ์ดสรุป</w:t>
-            </w:r>
-            <w:r>
-              <w:rPr>
-                <w:rFonts w:ascii="TH Sarabun New" w:hAnsi="TH Sarabun New" w:cs="TH Sarabun New" w:eastAsia="TH Sarabun New"/>
-              </w:rPr>
-              <w:t xml:space="preserve"> — กดเพื่อไปหน้านั้น</w:t>
+              <w:t>การ์ดสรุป</w:t>
+            </w:r>
+            <w:r>
+              <w:t xml:space="preserve"> — </w:t>
+            </w:r>
+            <w:r>
+              <w:t>กดเพื่อไปหน้านั้น</w:t>
             </w:r>
           </w:p>
         </w:tc>
       </w:tr>
       <w:tr>
+        <w:tblPrEx>
+          <w:tblCellMar>
+            <w:top w:w="0" w:type="dxa"/>
+            <w:bottom w:w="0" w:type="dxa"/>
+          </w:tblCellMar>
+        </w:tblPrEx>
         <w:trPr>
           <w:cantSplit/>
         </w:trPr>
@@ -1163,12 +1186,11 @@
             </w:pPr>
             <w:r>
               <w:rPr>
-                <w:rFonts w:ascii="TH Sarabun New" w:hAnsi="TH Sarabun New" w:cs="TH Sarabun New" w:eastAsia="TH Sarabun New"/>
                 <w:b/>
                 <w:bCs/>
                 <w:color w:val="FFFFFF"/>
               </w:rPr>
-              <w:t xml:space="preserve">4</w:t>
+              <w:t>4</w:t>
             </w:r>
           </w:p>
         </w:tc>
@@ -1186,22 +1208,27 @@
             </w:pPr>
             <w:r>
               <w:rPr>
-                <w:rFonts w:ascii="TH Sarabun New" w:hAnsi="TH Sarabun New" w:cs="TH Sarabun New" w:eastAsia="TH Sarabun New"/>
                 <w:b/>
                 <w:bCs/>
               </w:rPr>
-              <w:t xml:space="preserve">บัญชีของคุณ</w:t>
-            </w:r>
-            <w:r>
-              <w:rPr>
-                <w:rFonts w:ascii="TH Sarabun New" w:hAnsi="TH Sarabun New" w:cs="TH Sarabun New" w:eastAsia="TH Sarabun New"/>
-              </w:rPr>
-              <w:t xml:space="preserve"> — ชื่อ บทบาท ภาคที่ดูแล</w:t>
+              <w:t>บัญชีของคุณ</w:t>
+            </w:r>
+            <w:r>
+              <w:t xml:space="preserve"> — </w:t>
+            </w:r>
+            <w:r>
+              <w:t>ชื่อ บทบาท ภาคที่ดูแล</w:t>
             </w:r>
           </w:p>
         </w:tc>
       </w:tr>
       <w:tr>
+        <w:tblPrEx>
+          <w:tblCellMar>
+            <w:top w:w="0" w:type="dxa"/>
+            <w:bottom w:w="0" w:type="dxa"/>
+          </w:tblCellMar>
+        </w:tblPrEx>
         <w:trPr>
           <w:cantSplit/>
         </w:trPr>
@@ -1219,12 +1246,11 @@
             </w:pPr>
             <w:r>
               <w:rPr>
-                <w:rFonts w:ascii="TH Sarabun New" w:hAnsi="TH Sarabun New" w:cs="TH Sarabun New" w:eastAsia="TH Sarabun New"/>
                 <w:b/>
                 <w:bCs/>
                 <w:color w:val="FFFFFF"/>
               </w:rPr>
-              <w:t xml:space="preserve">5</w:t>
+              <w:t>5</w:t>
             </w:r>
           </w:p>
         </w:tc>
@@ -1242,16 +1268,21 @@
             </w:pPr>
             <w:r>
               <w:rPr>
-                <w:rFonts w:ascii="TH Sarabun New" w:hAnsi="TH Sarabun New" w:cs="TH Sarabun New" w:eastAsia="TH Sarabun New"/>
                 <w:b/>
                 <w:bCs/>
               </w:rPr>
-              <w:t xml:space="preserve">เปลี่ยนรหัสผ่าน</w:t>
+              <w:t>เปลี่ยนรหัสผ่าน</w:t>
             </w:r>
           </w:p>
         </w:tc>
       </w:tr>
       <w:tr>
+        <w:tblPrEx>
+          <w:tblCellMar>
+            <w:top w:w="0" w:type="dxa"/>
+            <w:bottom w:w="0" w:type="dxa"/>
+          </w:tblCellMar>
+        </w:tblPrEx>
         <w:trPr>
           <w:cantSplit/>
         </w:trPr>
@@ -1269,12 +1300,11 @@
             </w:pPr>
             <w:r>
               <w:rPr>
-                <w:rFonts w:ascii="TH Sarabun New" w:hAnsi="TH Sarabun New" w:cs="TH Sarabun New" w:eastAsia="TH Sarabun New"/>
                 <w:b/>
                 <w:bCs/>
                 <w:color w:val="FFFFFF"/>
               </w:rPr>
-              <w:t xml:space="preserve">6</w:t>
+              <w:t>6</w:t>
             </w:r>
           </w:p>
         </w:tc>
@@ -1292,16 +1322,21 @@
             </w:pPr>
             <w:r>
               <w:rPr>
-                <w:rFonts w:ascii="TH Sarabun New" w:hAnsi="TH Sarabun New" w:cs="TH Sarabun New" w:eastAsia="TH Sarabun New"/>
                 <w:b/>
                 <w:bCs/>
               </w:rPr>
-              <w:t xml:space="preserve">ออกจากระบบ</w:t>
+              <w:t>ออกจากระบบ</w:t>
             </w:r>
           </w:p>
         </w:tc>
       </w:tr>
       <w:tr>
+        <w:tblPrEx>
+          <w:tblCellMar>
+            <w:top w:w="0" w:type="dxa"/>
+            <w:bottom w:w="0" w:type="dxa"/>
+          </w:tblCellMar>
+        </w:tblPrEx>
         <w:trPr>
           <w:cantSplit/>
         </w:trPr>
@@ -1318,12 +1353,11 @@
             </w:pPr>
             <w:r>
               <w:rPr>
-                <w:rFonts w:ascii="TH Sarabun New" w:hAnsi="TH Sarabun New" w:cs="TH Sarabun New" w:eastAsia="TH Sarabun New"/>
                 <w:b/>
                 <w:bCs/>
                 <w:color w:val="FFFFFF"/>
               </w:rPr>
-              <w:t xml:space="preserve">7</w:t>
+              <w:t>7</w:t>
             </w:r>
           </w:p>
         </w:tc>
@@ -1340,28 +1374,22 @@
             </w:pPr>
             <w:r>
               <w:rPr>
-                <w:rFonts w:ascii="TH Sarabun New" w:hAnsi="TH Sarabun New" w:cs="TH Sarabun New" w:eastAsia="TH Sarabun New"/>
                 <w:b/>
                 <w:bCs/>
               </w:rPr>
-              <w:t xml:space="preserve">โหมดกลางคืน</w:t>
+              <w:t>โหมดกลางคืน</w:t>
             </w:r>
           </w:p>
         </w:tc>
       </w:tr>
     </w:tbl>
-    <w:p>
-      <w:pPr>
-        <w:spacing w:before="0" w:after="100"/>
-      </w:pPr>
-    </w:p>
+    <w:p/>
     <w:p>
       <w:pPr>
         <w:spacing w:before="80" w:after="80"/>
       </w:pPr>
       <w:r>
         <w:rPr>
-          <w:rFonts w:ascii="TH Sarabun New" w:hAnsi="TH Sarabun New" w:cs="TH Sarabun New" w:eastAsia="TH Sarabun New"/>
           <w:b/>
           <w:bCs/>
           <w:color w:val="F47920"/>
@@ -1370,10 +1398,9 @@
       </w:r>
       <w:r>
         <w:rPr>
-          <w:rFonts w:ascii="TH Sarabun New" w:hAnsi="TH Sarabun New" w:cs="TH Sarabun New" w:eastAsia="TH Sarabun New"/>
           <w:color w:val="555555"/>
         </w:rPr>
-        <w:t xml:space="preserve">ปุ่มย้อนของเบราว์เซอร์ใช้ได้ · F5 อยู่หน้าเดิม · ไม่ได้ใช้งานเกิน 6 ชั่วโมงต้องเข้าระบบใหม่</w:t>
+        <w:t>ปุ่มย้อนของเบราว์เซอร์ใช้ได้ · F5 อยู่หน้าเดิม · ใช้งานอยู่ระบบต่อเวลาให้เอง ถ้าเว้นไม่ได้ใช้ราว 3–6 ชั่วโมง ต้องเข้าระบบใหม่</w:t>
       </w:r>
     </w:p>
     <w:p>
@@ -1382,10 +1409,11 @@
         <w:pageBreakBefore/>
       </w:pPr>
       <w:r>
-        <w:rPr>
-          <w:rFonts w:ascii="TH Sarabun New" w:hAnsi="TH Sarabun New" w:cs="TH Sarabun New" w:eastAsia="TH Sarabun New"/>
-        </w:rPr>
-        <w:t xml:space="preserve">2. ใครทำอะไร · สถานะเครื่อง</w:t>
+        <w:lastRenderedPageBreak/>
+        <w:t xml:space="preserve">2. </w:t>
+      </w:r>
+      <w:r>
+        <w:t>ใครทำอะไร · สถานะเครื่อง</w:t>
       </w:r>
     </w:p>
     <w:tbl>
@@ -1400,15 +1428,26 @@
           <w:insideV w:val="single" w:sz="4" w:space="0" w:color="BFC7D5"/>
         </w:tblBorders>
         <w:tblLayout w:type="fixed"/>
+        <w:tblCellMar>
+          <w:left w:w="10" w:type="dxa"/>
+          <w:right w:w="10" w:type="dxa"/>
+        </w:tblCellMar>
+        <w:tblLook w:val="0000" w:firstRow="0" w:lastRow="0" w:firstColumn="0" w:lastColumn="0" w:noHBand="0" w:noVBand="0"/>
       </w:tblPr>
       <w:tblGrid>
         <w:gridCol w:w="3000"/>
         <w:gridCol w:w="6638"/>
       </w:tblGrid>
       <w:tr>
+        <w:tblPrEx>
+          <w:tblCellMar>
+            <w:top w:w="0" w:type="dxa"/>
+            <w:bottom w:w="0" w:type="dxa"/>
+          </w:tblCellMar>
+        </w:tblPrEx>
         <w:trPr>
+          <w:cantSplit/>
           <w:tblHeader/>
-          <w:cantSplit/>
         </w:trPr>
         <w:tc>
           <w:tcPr>
@@ -1425,12 +1464,11 @@
             </w:pPr>
             <w:r>
               <w:rPr>
-                <w:rFonts w:ascii="TH Sarabun New" w:hAnsi="TH Sarabun New" w:cs="TH Sarabun New" w:eastAsia="TH Sarabun New"/>
                 <w:b/>
                 <w:bCs/>
                 <w:color w:val="FFFFFF"/>
               </w:rPr>
-              <w:t xml:space="preserve">บทบาท</w:t>
+              <w:t>บทบาท</w:t>
             </w:r>
           </w:p>
         </w:tc>
@@ -1449,17 +1487,22 @@
             </w:pPr>
             <w:r>
               <w:rPr>
-                <w:rFonts w:ascii="TH Sarabun New" w:hAnsi="TH Sarabun New" w:cs="TH Sarabun New" w:eastAsia="TH Sarabun New"/>
                 <w:b/>
                 <w:bCs/>
                 <w:color w:val="FFFFFF"/>
               </w:rPr>
-              <w:t xml:space="preserve">งานหลัก</w:t>
+              <w:t>งานหลัก</w:t>
             </w:r>
           </w:p>
         </w:tc>
       </w:tr>
       <w:tr>
+        <w:tblPrEx>
+          <w:tblCellMar>
+            <w:top w:w="0" w:type="dxa"/>
+            <w:bottom w:w="0" w:type="dxa"/>
+          </w:tblCellMar>
+        </w:tblPrEx>
         <w:trPr>
           <w:cantSplit/>
         </w:trPr>
@@ -1477,11 +1520,10 @@
             </w:pPr>
             <w:r>
               <w:rPr>
-                <w:rFonts w:ascii="TH Sarabun New" w:hAnsi="TH Sarabun New" w:cs="TH Sarabun New" w:eastAsia="TH Sarabun New"/>
                 <w:b/>
                 <w:bCs/>
               </w:rPr>
-              <w:t xml:space="preserve">Infrastructure</w:t>
+              <w:t>Infrastructure</w:t>
             </w:r>
           </w:p>
         </w:tc>
@@ -1498,15 +1540,18 @@
               <w:spacing w:before="40" w:after="40"/>
             </w:pPr>
             <w:r>
-              <w:rPr>
-                <w:rFonts w:ascii="TH Sarabun New" w:hAnsi="TH Sarabun New" w:cs="TH Sarabun New" w:eastAsia="TH Sarabun New"/>
-              </w:rPr>
-              <w:t xml:space="preserve">อนุมัติซ่อม · อนุมัติเอกสารขั้น 4 · สร้างแผนล้าง · จัดการผู้ใช้ · เห็นทุกภาค</w:t>
+              <w:t>อนุมัติซ่อม · อนุมัติเอกสารขั้น 4 · สร้างแผนล้าง · จัดการผู้ใช้ · เห็นทุกภาค</w:t>
             </w:r>
           </w:p>
         </w:tc>
       </w:tr>
       <w:tr>
+        <w:tblPrEx>
+          <w:tblCellMar>
+            <w:top w:w="0" w:type="dxa"/>
+            <w:bottom w:w="0" w:type="dxa"/>
+          </w:tblCellMar>
+        </w:tblPrEx>
         <w:trPr>
           <w:cantSplit/>
         </w:trPr>
@@ -1525,11 +1570,10 @@
             </w:pPr>
             <w:r>
               <w:rPr>
-                <w:rFonts w:ascii="TH Sarabun New" w:hAnsi="TH Sarabun New" w:cs="TH Sarabun New" w:eastAsia="TH Sarabun New"/>
                 <w:b/>
                 <w:bCs/>
               </w:rPr>
-              <w:t xml:space="preserve">Regional / Supervisor</w:t>
+              <w:t>Regional / Supervisor</w:t>
             </w:r>
           </w:p>
         </w:tc>
@@ -1547,15 +1591,18 @@
               <w:spacing w:before="40" w:after="40"/>
             </w:pPr>
             <w:r>
-              <w:rPr>
-                <w:rFonts w:ascii="TH Sarabun New" w:hAnsi="TH Sarabun New" w:cs="TH Sarabun New" w:eastAsia="TH Sarabun New"/>
-              </w:rPr>
-              <w:t xml:space="preserve">งานประจำวันในภาคตัวเอง · อนุมัติเอกสารขั้น 3</w:t>
+              <w:t>งานประจำวันในภาคตัวเอง · อนุมัติเอกสารขั้น 3</w:t>
             </w:r>
           </w:p>
         </w:tc>
       </w:tr>
       <w:tr>
+        <w:tblPrEx>
+          <w:tblCellMar>
+            <w:top w:w="0" w:type="dxa"/>
+            <w:bottom w:w="0" w:type="dxa"/>
+          </w:tblCellMar>
+        </w:tblPrEx>
         <w:trPr>
           <w:cantSplit/>
         </w:trPr>
@@ -1573,11 +1620,10 @@
             </w:pPr>
             <w:r>
               <w:rPr>
-                <w:rFonts w:ascii="TH Sarabun New" w:hAnsi="TH Sarabun New" w:cs="TH Sarabun New" w:eastAsia="TH Sarabun New"/>
                 <w:b/>
                 <w:bCs/>
               </w:rPr>
-              <w:t xml:space="preserve">Staff</w:t>
+              <w:t>Staff</w:t>
             </w:r>
           </w:p>
         </w:tc>
@@ -1594,15 +1640,18 @@
               <w:spacing w:before="40" w:after="40"/>
             </w:pPr>
             <w:r>
-              <w:rPr>
-                <w:rFonts w:ascii="TH Sarabun New" w:hAnsi="TH Sarabun New" w:cs="TH Sarabun New" w:eastAsia="TH Sarabun New"/>
-              </w:rPr>
-              <w:t xml:space="preserve">งานประจำวันในภาคตัวเอง · อนุมัติเอกสารขั้น 2</w:t>
+              <w:t>งานประจำวันในภาคตัวเอง · อนุมัติเอกสารขั้น 2</w:t>
             </w:r>
           </w:p>
         </w:tc>
       </w:tr>
       <w:tr>
+        <w:tblPrEx>
+          <w:tblCellMar>
+            <w:top w:w="0" w:type="dxa"/>
+            <w:bottom w:w="0" w:type="dxa"/>
+          </w:tblCellMar>
+        </w:tblPrEx>
         <w:trPr>
           <w:cantSplit/>
         </w:trPr>
@@ -1621,11 +1670,10 @@
             </w:pPr>
             <w:r>
               <w:rPr>
-                <w:rFonts w:ascii="TH Sarabun New" w:hAnsi="TH Sarabun New" w:cs="TH Sarabun New" w:eastAsia="TH Sarabun New"/>
                 <w:b/>
                 <w:bCs/>
               </w:rPr>
-              <w:t xml:space="preserve">ผู้รับเหมา</w:t>
+              <w:t>ผู้รับเหมา</w:t>
             </w:r>
           </w:p>
         </w:tc>
@@ -1643,10 +1691,7 @@
               <w:spacing w:before="40" w:after="40"/>
             </w:pPr>
             <w:r>
-              <w:rPr>
-                <w:rFonts w:ascii="TH Sarabun New" w:hAnsi="TH Sarabun New" w:cs="TH Sarabun New" w:eastAsia="TH Sarabun New"/>
-              </w:rPr>
-              <w:t xml:space="preserve">ดูตารางงาน · กรอกใบล้าง / ใบซ่อม / ใบติดตั้ง ของงานตัวเอง</w:t>
+              <w:t>ดูตารางงาน · กรอกใบล้าง / ใบซ่อม / ใบติดตั้ง ของงานตัวเอง</w:t>
             </w:r>
           </w:p>
         </w:tc>
@@ -1654,7 +1699,7 @@
     </w:tbl>
     <w:p>
       <w:pPr>
-        <w:spacing w:before="0" w:after="80"/>
+        <w:spacing w:after="80"/>
       </w:pPr>
     </w:p>
     <w:tbl>
@@ -1669,6 +1714,11 @@
           <w:insideV w:val="single" w:sz="4" w:space="0" w:color="BFC7D5"/>
         </w:tblBorders>
         <w:tblLayout w:type="fixed"/>
+        <w:tblCellMar>
+          <w:left w:w="10" w:type="dxa"/>
+          <w:right w:w="10" w:type="dxa"/>
+        </w:tblCellMar>
+        <w:tblLook w:val="0000" w:firstRow="0" w:lastRow="0" w:firstColumn="0" w:lastColumn="0" w:noHBand="0" w:noVBand="0"/>
       </w:tblPr>
       <w:tblGrid>
         <w:gridCol w:w="2600"/>
@@ -1676,9 +1726,15 @@
         <w:gridCol w:w="3738"/>
       </w:tblGrid>
       <w:tr>
+        <w:tblPrEx>
+          <w:tblCellMar>
+            <w:top w:w="0" w:type="dxa"/>
+            <w:bottom w:w="0" w:type="dxa"/>
+          </w:tblCellMar>
+        </w:tblPrEx>
         <w:trPr>
+          <w:cantSplit/>
           <w:tblHeader/>
-          <w:cantSplit/>
         </w:trPr>
         <w:tc>
           <w:tcPr>
@@ -1695,12 +1751,11 @@
             </w:pPr>
             <w:r>
               <w:rPr>
-                <w:rFonts w:ascii="TH Sarabun New" w:hAnsi="TH Sarabun New" w:cs="TH Sarabun New" w:eastAsia="TH Sarabun New"/>
                 <w:b/>
                 <w:bCs/>
                 <w:color w:val="FFFFFF"/>
               </w:rPr>
-              <w:t xml:space="preserve">สถานะเครื่อง</w:t>
+              <w:t>สถานะเครื่อง</w:t>
             </w:r>
           </w:p>
         </w:tc>
@@ -1719,12 +1774,11 @@
             </w:pPr>
             <w:r>
               <w:rPr>
-                <w:rFonts w:ascii="TH Sarabun New" w:hAnsi="TH Sarabun New" w:cs="TH Sarabun New" w:eastAsia="TH Sarabun New"/>
                 <w:b/>
                 <w:bCs/>
                 <w:color w:val="FFFFFF"/>
               </w:rPr>
-              <w:t xml:space="preserve">แปลว่า</w:t>
+              <w:t>แปลว่า</w:t>
             </w:r>
           </w:p>
         </w:tc>
@@ -1743,17 +1797,22 @@
             </w:pPr>
             <w:r>
               <w:rPr>
-                <w:rFonts w:ascii="TH Sarabun New" w:hAnsi="TH Sarabun New" w:cs="TH Sarabun New" w:eastAsia="TH Sarabun New"/>
                 <w:b/>
                 <w:bCs/>
                 <w:color w:val="FFFFFF"/>
               </w:rPr>
-              <w:t xml:space="preserve">ถัดไป</w:t>
+              <w:t>ถัดไป</w:t>
             </w:r>
           </w:p>
         </w:tc>
       </w:tr>
       <w:tr>
+        <w:tblPrEx>
+          <w:tblCellMar>
+            <w:top w:w="0" w:type="dxa"/>
+            <w:bottom w:w="0" w:type="dxa"/>
+          </w:tblCellMar>
+        </w:tblPrEx>
         <w:trPr>
           <w:cantSplit/>
         </w:trPr>
@@ -1770,10 +1829,7 @@
               <w:spacing w:before="40" w:after="40"/>
             </w:pPr>
             <w:r>
-              <w:rPr>
-                <w:rFonts w:ascii="TH Sarabun New" w:hAnsi="TH Sarabun New" w:cs="TH Sarabun New" w:eastAsia="TH Sarabun New"/>
-              </w:rPr>
-              <w:t xml:space="preserve">ใช้งานปกติ</w:t>
+              <w:t>ใช้งานปกติ</w:t>
             </w:r>
           </w:p>
         </w:tc>
@@ -1790,10 +1846,7 @@
               <w:spacing w:before="40" w:after="40"/>
             </w:pPr>
             <w:r>
-              <w:rPr>
-                <w:rFonts w:ascii="TH Sarabun New" w:hAnsi="TH Sarabun New" w:cs="TH Sarabun New" w:eastAsia="TH Sarabun New"/>
-              </w:rPr>
-              <w:t xml:space="preserve">ปกติ</w:t>
+              <w:t>ปกติ</w:t>
             </w:r>
           </w:p>
         </w:tc>
@@ -1810,15 +1863,18 @@
               <w:spacing w:before="40" w:after="40"/>
             </w:pPr>
             <w:r>
-              <w:rPr>
-                <w:rFonts w:ascii="TH Sarabun New" w:hAnsi="TH Sarabun New" w:cs="TH Sarabun New" w:eastAsia="TH Sarabun New"/>
-              </w:rPr>
-              <w:t xml:space="preserve">—</w:t>
+              <w:t>—</w:t>
             </w:r>
           </w:p>
         </w:tc>
       </w:tr>
       <w:tr>
+        <w:tblPrEx>
+          <w:tblCellMar>
+            <w:top w:w="0" w:type="dxa"/>
+            <w:bottom w:w="0" w:type="dxa"/>
+          </w:tblCellMar>
+        </w:tblPrEx>
         <w:trPr>
           <w:cantSplit/>
         </w:trPr>
@@ -1836,10 +1892,7 @@
               <w:spacing w:before="40" w:after="40"/>
             </w:pPr>
             <w:r>
-              <w:rPr>
-                <w:rFonts w:ascii="TH Sarabun New" w:hAnsi="TH Sarabun New" w:cs="TH Sarabun New" w:eastAsia="TH Sarabun New"/>
-              </w:rPr>
-              <w:t xml:space="preserve">ชำรุด</w:t>
+              <w:t>ชำรุด</w:t>
             </w:r>
           </w:p>
         </w:tc>
@@ -1857,10 +1910,7 @@
               <w:spacing w:before="40" w:after="40"/>
             </w:pPr>
             <w:r>
-              <w:rPr>
-                <w:rFonts w:ascii="TH Sarabun New" w:hAnsi="TH Sarabun New" w:cs="TH Sarabun New" w:eastAsia="TH Sarabun New"/>
-              </w:rPr>
-              <w:t xml:space="preserve">แจ้งซ่อมแล้ว</w:t>
+              <w:t>แจ้งซ่อมแล้ว</w:t>
             </w:r>
           </w:p>
         </w:tc>
@@ -1878,15 +1928,21 @@
               <w:spacing w:before="40" w:after="40"/>
             </w:pPr>
             <w:r>
-              <w:rPr>
-                <w:rFonts w:ascii="TH Sarabun New" w:hAnsi="TH Sarabun New" w:cs="TH Sarabun New" w:eastAsia="TH Sarabun New"/>
-              </w:rPr>
-              <w:t xml:space="preserve">Infrastructure อนุมัติซ่อม (หัวข้อ 4)</w:t>
+              <w:t xml:space="preserve">Infrastructure </w:t>
+            </w:r>
+            <w:r>
+              <w:t>อนุมัติซ่อม (หัวข้อ 4)</w:t>
             </w:r>
           </w:p>
         </w:tc>
       </w:tr>
       <w:tr>
+        <w:tblPrEx>
+          <w:tblCellMar>
+            <w:top w:w="0" w:type="dxa"/>
+            <w:bottom w:w="0" w:type="dxa"/>
+          </w:tblCellMar>
+        </w:tblPrEx>
         <w:trPr>
           <w:cantSplit/>
         </w:trPr>
@@ -1903,10 +1959,7 @@
               <w:spacing w:before="40" w:after="40"/>
             </w:pPr>
             <w:r>
-              <w:rPr>
-                <w:rFonts w:ascii="TH Sarabun New" w:hAnsi="TH Sarabun New" w:cs="TH Sarabun New" w:eastAsia="TH Sarabun New"/>
-              </w:rPr>
-              <w:t xml:space="preserve">รอซ่อม</w:t>
+              <w:t>รอซ่อม</w:t>
             </w:r>
           </w:p>
         </w:tc>
@@ -1923,10 +1976,7 @@
               <w:spacing w:before="40" w:after="40"/>
             </w:pPr>
             <w:r>
-              <w:rPr>
-                <w:rFonts w:ascii="TH Sarabun New" w:hAnsi="TH Sarabun New" w:cs="TH Sarabun New" w:eastAsia="TH Sarabun New"/>
-              </w:rPr>
-              <w:t xml:space="preserve">อนุมัติแล้ว กำลังซ่อม</w:t>
+              <w:t>อนุมัติแล้ว กำลังซ่อม</w:t>
             </w:r>
           </w:p>
         </w:tc>
@@ -1943,15 +1993,18 @@
               <w:spacing w:before="40" w:after="40"/>
             </w:pPr>
             <w:r>
-              <w:rPr>
-                <w:rFonts w:ascii="TH Sarabun New" w:hAnsi="TH Sarabun New" w:cs="TH Sarabun New" w:eastAsia="TH Sarabun New"/>
-              </w:rPr>
-              <w:t xml:space="preserve">เลือกวิธีซ่อม (หัวข้อ 4)</w:t>
+              <w:t>เลือกวิธีซ่อม (หัวข้อ 4)</w:t>
             </w:r>
           </w:p>
         </w:tc>
       </w:tr>
       <w:tr>
+        <w:tblPrEx>
+          <w:tblCellMar>
+            <w:top w:w="0" w:type="dxa"/>
+            <w:bottom w:w="0" w:type="dxa"/>
+          </w:tblCellMar>
+        </w:tblPrEx>
         <w:trPr>
           <w:cantSplit/>
         </w:trPr>
@@ -1969,10 +2022,7 @@
               <w:spacing w:before="40" w:after="40"/>
             </w:pPr>
             <w:r>
-              <w:rPr>
-                <w:rFonts w:ascii="TH Sarabun New" w:hAnsi="TH Sarabun New" w:cs="TH Sarabun New" w:eastAsia="TH Sarabun New"/>
-              </w:rPr>
-              <w:t xml:space="preserve">รื้อถอน/ปลดระวาง</w:t>
+              <w:t>รื้อถอน/ปลดระวาง</w:t>
             </w:r>
           </w:p>
         </w:tc>
@@ -1990,10 +2040,7 @@
               <w:spacing w:before="40" w:after="40"/>
             </w:pPr>
             <w:r>
-              <w:rPr>
-                <w:rFonts w:ascii="TH Sarabun New" w:hAnsi="TH Sarabun New" w:cs="TH Sarabun New" w:eastAsia="TH Sarabun New"/>
-              </w:rPr>
-              <w:t xml:space="preserve">ซ่อมไม่ได้</w:t>
+              <w:t>ซ่อมไม่ได้</w:t>
             </w:r>
           </w:p>
         </w:tc>
@@ -2011,15 +2058,18 @@
               <w:spacing w:before="40" w:after="40"/>
             </w:pPr>
             <w:r>
-              <w:rPr>
-                <w:rFonts w:ascii="TH Sarabun New" w:hAnsi="TH Sarabun New" w:cs="TH Sarabun New" w:eastAsia="TH Sarabun New"/>
-              </w:rPr>
-              <w:t xml:space="preserve">เปลี่ยนเครื่อง (หัวข้อ 9)</w:t>
+              <w:t>เปลี่ยนเครื่อง (หัวข้อ 9)</w:t>
             </w:r>
           </w:p>
         </w:tc>
       </w:tr>
       <w:tr>
+        <w:tblPrEx>
+          <w:tblCellMar>
+            <w:top w:w="0" w:type="dxa"/>
+            <w:bottom w:w="0" w:type="dxa"/>
+          </w:tblCellMar>
+        </w:tblPrEx>
         <w:trPr>
           <w:cantSplit/>
         </w:trPr>
@@ -2036,10 +2086,7 @@
               <w:spacing w:before="40" w:after="40"/>
             </w:pPr>
             <w:r>
-              <w:rPr>
-                <w:rFonts w:ascii="TH Sarabun New" w:hAnsi="TH Sarabun New" w:cs="TH Sarabun New" w:eastAsia="TH Sarabun New"/>
-              </w:rPr>
-              <w:t xml:space="preserve">รอติดตั้ง</w:t>
+              <w:t>รอติดตั้ง</w:t>
             </w:r>
           </w:p>
         </w:tc>
@@ -2056,10 +2103,7 @@
               <w:spacing w:before="40" w:after="40"/>
             </w:pPr>
             <w:r>
-              <w:rPr>
-                <w:rFonts w:ascii="TH Sarabun New" w:hAnsi="TH Sarabun New" w:cs="TH Sarabun New" w:eastAsia="TH Sarabun New"/>
-              </w:rPr>
-              <w:t xml:space="preserve">เครื่องใหม่ ยังไม่ขึ้นรายการอื่น</w:t>
+              <w:t>เครื่องใหม่ ยังไม่ขึ้นรายการอื่น</w:t>
             </w:r>
           </w:p>
         </w:tc>
@@ -2076,15 +2120,18 @@
               <w:spacing w:before="40" w:after="40"/>
             </w:pPr>
             <w:r>
-              <w:rPr>
-                <w:rFonts w:ascii="TH Sarabun New" w:hAnsi="TH Sarabun New" w:cs="TH Sarabun New" w:eastAsia="TH Sarabun New"/>
-              </w:rPr>
-              <w:t xml:space="preserve">กรอกใบติดตั้ง + อนุมัติครบ (หัวข้อ 8)</w:t>
+              <w:t>กรอกใบติดตั้ง + อนุมัติครบ (หัวข้อ 8)</w:t>
             </w:r>
           </w:p>
         </w:tc>
       </w:tr>
       <w:tr>
+        <w:tblPrEx>
+          <w:tblCellMar>
+            <w:top w:w="0" w:type="dxa"/>
+            <w:bottom w:w="0" w:type="dxa"/>
+          </w:tblCellMar>
+        </w:tblPrEx>
         <w:trPr>
           <w:cantSplit/>
         </w:trPr>
@@ -2102,10 +2149,7 @@
               <w:spacing w:before="40" w:after="40"/>
             </w:pPr>
             <w:r>
-              <w:rPr>
-                <w:rFonts w:ascii="TH Sarabun New" w:hAnsi="TH Sarabun New" w:cs="TH Sarabun New" w:eastAsia="TH Sarabun New"/>
-              </w:rPr>
-              <w:t xml:space="preserve">Write off</w:t>
+              <w:t>Write off</w:t>
             </w:r>
           </w:p>
         </w:tc>
@@ -2123,10 +2167,7 @@
               <w:spacing w:before="40" w:after="40"/>
             </w:pPr>
             <w:r>
-              <w:rPr>
-                <w:rFonts w:ascii="TH Sarabun New" w:hAnsi="TH Sarabun New" w:cs="TH Sarabun New" w:eastAsia="TH Sarabun New"/>
-              </w:rPr>
-              <w:t xml:space="preserve">ขาย/ทิ้งแล้ว</w:t>
+              <w:t>ขาย/ทิ้งแล้ว</w:t>
             </w:r>
           </w:p>
         </w:tc>
@@ -2144,10 +2185,7 @@
               <w:spacing w:before="40" w:after="40"/>
             </w:pPr>
             <w:r>
-              <w:rPr>
-                <w:rFonts w:ascii="TH Sarabun New" w:hAnsi="TH Sarabun New" w:cs="TH Sarabun New" w:eastAsia="TH Sarabun New"/>
-              </w:rPr>
-              <w:t xml:space="preserve">—</w:t>
+              <w:t>—</w:t>
             </w:r>
           </w:p>
         </w:tc>
@@ -2155,7 +2193,7 @@
     </w:tbl>
     <w:p>
       <w:pPr>
-        <w:spacing w:before="0" w:after="80"/>
+        <w:spacing w:after="80"/>
       </w:pPr>
     </w:p>
     <w:p>
@@ -2164,10 +2202,11 @@
         <w:pageBreakBefore/>
       </w:pPr>
       <w:r>
-        <w:rPr>
-          <w:rFonts w:ascii="TH Sarabun New" w:hAnsi="TH Sarabun New" w:cs="TH Sarabun New" w:eastAsia="TH Sarabun New"/>
-        </w:rPr>
-        <w:t xml:space="preserve">3. แจ้งซ่อมแอร์</w:t>
+        <w:lastRenderedPageBreak/>
+        <w:t xml:space="preserve">3. </w:t>
+      </w:r>
+      <w:r>
+        <w:t>แจ้งซ่อมแอร์</w:t>
       </w:r>
     </w:p>
     <w:p>
@@ -2177,7 +2216,6 @@
       </w:pPr>
       <w:r>
         <w:rPr>
-          <w:rFonts w:ascii="TH Sarabun New" w:hAnsi="TH Sarabun New" w:cs="TH Sarabun New" w:eastAsia="TH Sarabun New"/>
           <w:b/>
           <w:bCs/>
           <w:color w:val="F47920"/>
@@ -2188,7 +2226,6 @@
       </w:r>
       <w:r>
         <w:rPr>
-          <w:rFonts w:ascii="TH Sarabun New" w:hAnsi="TH Sarabun New" w:cs="TH Sarabun New" w:eastAsia="TH Sarabun New"/>
           <w:sz w:val="35"/>
           <w:szCs w:val="35"/>
         </w:rPr>
@@ -2196,31 +2233,35 @@
       </w:r>
       <w:r>
         <w:rPr>
-          <w:rFonts w:ascii="TH Sarabun New" w:hAnsi="TH Sarabun New" w:cs="TH Sarabun New" w:eastAsia="TH Sarabun New"/>
-          <w:b/>
-          <w:bCs/>
-          <w:sz w:val="35"/>
-          <w:szCs w:val="35"/>
-        </w:rPr>
-        <w:t xml:space="preserve">งานซ่อมและติดตั้ง</w:t>
-      </w:r>
-      <w:r>
-        <w:rPr>
-          <w:rFonts w:ascii="TH Sarabun New" w:hAnsi="TH Sarabun New" w:cs="TH Sarabun New" w:eastAsia="TH Sarabun New"/>
-          <w:sz w:val="35"/>
-          <w:szCs w:val="35"/>
-        </w:rPr>
-        <w:t xml:space="preserve"> → กด </w:t>
-      </w:r>
-      <w:r>
-        <w:rPr>
-          <w:rFonts w:ascii="TH Sarabun New" w:hAnsi="TH Sarabun New" w:cs="TH Sarabun New" w:eastAsia="TH Sarabun New"/>
-          <w:b/>
-          <w:bCs/>
-          <w:sz w:val="35"/>
-          <w:szCs w:val="35"/>
-        </w:rPr>
-        <w:t xml:space="preserve">แจ้งซ่อมแอร์ใหม่</w:t>
+          <w:b/>
+          <w:bCs/>
+          <w:sz w:val="35"/>
+          <w:szCs w:val="35"/>
+        </w:rPr>
+        <w:t>งานซ่อมและติดตั้ง</w:t>
+      </w:r>
+      <w:r>
+        <w:rPr>
+          <w:sz w:val="35"/>
+          <w:szCs w:val="35"/>
+        </w:rPr>
+        <w:t xml:space="preserve"> → </w:t>
+      </w:r>
+      <w:r>
+        <w:rPr>
+          <w:sz w:val="35"/>
+          <w:szCs w:val="35"/>
+        </w:rPr>
+        <w:t xml:space="preserve">กด </w:t>
+      </w:r>
+      <w:r>
+        <w:rPr>
+          <w:b/>
+          <w:bCs/>
+          <w:sz w:val="35"/>
+          <w:szCs w:val="35"/>
+        </w:rPr>
+        <w:t>แจ้งซ่อมแอร์ใหม่</w:t>
       </w:r>
     </w:p>
     <w:p>
@@ -2230,22 +2271,26 @@
         <w:jc w:val="center"/>
       </w:pPr>
       <w:r>
+        <w:rPr>
+          <w:noProof/>
+        </w:rPr>
         <w:drawing>
-          <wp:inline distT="0" distB="0" distL="0" distR="0">
+          <wp:inline distT="0" distB="0" distL="0" distR="0" wp14:anchorId="010B72AE" wp14:editId="2F3B1CC2">
             <wp:extent cx="5760000" cy="1556757"/>
+            <wp:effectExtent l="0" t="0" r="0" b="0"/>
             <wp:docPr id="102" name="ภาพ 102"/>
             <wp:cNvGraphicFramePr>
-              <a:graphicFrameLocks noChangeAspect="1"/>
+              <a:graphicFrameLocks xmlns:a="http://schemas.openxmlformats.org/drawingml/2006/main" noChangeAspect="1"/>
             </wp:cNvGraphicFramePr>
-            <a:graphic>
+            <a:graphic xmlns:a="http://schemas.openxmlformats.org/drawingml/2006/main">
               <a:graphicData uri="http://schemas.openxmlformats.org/drawingml/2006/picture">
-                <pic:pic>
+                <pic:pic xmlns:pic="http://schemas.openxmlformats.org/drawingml/2006/picture">
                   <pic:nvPicPr>
                     <pic:cNvPr id="102" name="r1-report-btn.png"/>
                     <pic:cNvPicPr/>
                   </pic:nvPicPr>
                   <pic:blipFill>
-                    <a:blip r:embed="rIdImg3"/>
+                    <a:blip r:embed="rId9"/>
                     <a:stretch>
                       <a:fillRect/>
                     </a:stretch>
@@ -2273,12 +2318,11 @@
     </w:p>
     <w:p>
       <w:pPr>
-        <w:spacing w:before="0" w:after="120"/>
+        <w:spacing w:after="120"/>
         <w:jc w:val="center"/>
       </w:pPr>
       <w:r>
         <w:rPr>
-          <w:rFonts w:ascii="TH Sarabun New" w:hAnsi="TH Sarabun New" w:cs="TH Sarabun New" w:eastAsia="TH Sarabun New"/>
           <w:b/>
           <w:bCs/>
           <w:color w:val="1153A1"/>
@@ -2287,15 +2331,6 @@
         </w:rPr>
         <w:t xml:space="preserve">ภาพที่ 3  </w:t>
       </w:r>
-      <w:r>
-        <w:rPr>
-          <w:rFonts w:ascii="TH Sarabun New" w:hAnsi="TH Sarabun New" w:cs="TH Sarabun New" w:eastAsia="TH Sarabun New"/>
-          <w:color w:val="555555"/>
-          <w:sz w:val="26"/>
-          <w:szCs w:val="26"/>
-        </w:rPr>
-        <w:t xml:space="preserve"/>
-      </w:r>
     </w:p>
     <w:p>
       <w:pPr>
@@ -2304,7 +2339,6 @@
       </w:pPr>
       <w:r>
         <w:rPr>
-          <w:rFonts w:ascii="TH Sarabun New" w:hAnsi="TH Sarabun New" w:cs="TH Sarabun New" w:eastAsia="TH Sarabun New"/>
           <w:b/>
           <w:bCs/>
           <w:color w:val="F47920"/>
@@ -2315,7 +2349,6 @@
       </w:r>
       <w:r>
         <w:rPr>
-          <w:rFonts w:ascii="TH Sarabun New" w:hAnsi="TH Sarabun New" w:cs="TH Sarabun New" w:eastAsia="TH Sarabun New"/>
           <w:sz w:val="35"/>
           <w:szCs w:val="35"/>
         </w:rPr>
@@ -2323,13 +2356,12 @@
       </w:r>
       <w:r>
         <w:rPr>
-          <w:rFonts w:ascii="TH Sarabun New" w:hAnsi="TH Sarabun New" w:cs="TH Sarabun New" w:eastAsia="TH Sarabun New"/>
-          <w:b/>
-          <w:bCs/>
-          <w:sz w:val="35"/>
-          <w:szCs w:val="35"/>
-        </w:rPr>
-        <w:t xml:space="preserve">แจ้งซ่อม</w:t>
+          <w:b/>
+          <w:bCs/>
+          <w:sz w:val="35"/>
+          <w:szCs w:val="35"/>
+        </w:rPr>
+        <w:t>แจ้งซ่อม</w:t>
       </w:r>
     </w:p>
     <w:p>
@@ -2339,22 +2371,26 @@
         <w:jc w:val="center"/>
       </w:pPr>
       <w:r>
+        <w:rPr>
+          <w:noProof/>
+        </w:rPr>
         <w:drawing>
-          <wp:inline distT="0" distB="0" distL="0" distR="0">
+          <wp:inline distT="0" distB="0" distL="0" distR="0" wp14:anchorId="09CB0404" wp14:editId="4C65BBA5">
             <wp:extent cx="3234749" cy="3780000"/>
+            <wp:effectExtent l="0" t="0" r="0" b="0"/>
             <wp:docPr id="103" name="ภาพ 103"/>
             <wp:cNvGraphicFramePr>
-              <a:graphicFrameLocks noChangeAspect="1"/>
+              <a:graphicFrameLocks xmlns:a="http://schemas.openxmlformats.org/drawingml/2006/main" noChangeAspect="1"/>
             </wp:cNvGraphicFramePr>
-            <a:graphic>
+            <a:graphic xmlns:a="http://schemas.openxmlformats.org/drawingml/2006/main">
               <a:graphicData uri="http://schemas.openxmlformats.org/drawingml/2006/picture">
-                <pic:pic>
+                <pic:pic xmlns:pic="http://schemas.openxmlformats.org/drawingml/2006/picture">
                   <pic:nvPicPr>
                     <pic:cNvPr id="103" name="r2-report-form.png"/>
                     <pic:cNvPicPr/>
                   </pic:nvPicPr>
                   <pic:blipFill>
-                    <a:blip r:embed="rIdImg4"/>
+                    <a:blip r:embed="rId10"/>
                     <a:stretch>
                       <a:fillRect/>
                     </a:stretch>
@@ -2383,12 +2419,11 @@
     <w:p>
       <w:pPr>
         <w:keepNext/>
-        <w:spacing w:before="0" w:after="120"/>
+        <w:spacing w:after="120"/>
         <w:jc w:val="center"/>
       </w:pPr>
       <w:r>
         <w:rPr>
-          <w:rFonts w:ascii="TH Sarabun New" w:hAnsi="TH Sarabun New" w:cs="TH Sarabun New" w:eastAsia="TH Sarabun New"/>
           <w:b/>
           <w:bCs/>
           <w:color w:val="1153A1"/>
@@ -2396,15 +2431,6 @@
           <w:szCs w:val="26"/>
         </w:rPr>
         <w:t xml:space="preserve">ภาพที่ 4  </w:t>
-      </w:r>
-      <w:r>
-        <w:rPr>
-          <w:rFonts w:ascii="TH Sarabun New" w:hAnsi="TH Sarabun New" w:cs="TH Sarabun New" w:eastAsia="TH Sarabun New"/>
-          <w:color w:val="555555"/>
-          <w:sz w:val="26"/>
-          <w:szCs w:val="26"/>
-        </w:rPr>
-        <w:t xml:space="preserve"/>
       </w:r>
     </w:p>
     <w:tbl>
@@ -2419,12 +2445,23 @@
           <w:insideV w:val="single" w:sz="4" w:space="0" w:color="E3E7EF"/>
         </w:tblBorders>
         <w:tblLayout w:type="fixed"/>
+        <w:tblCellMar>
+          <w:left w:w="10" w:type="dxa"/>
+          <w:right w:w="10" w:type="dxa"/>
+        </w:tblCellMar>
+        <w:tblLook w:val="0000" w:firstRow="0" w:lastRow="0" w:firstColumn="0" w:lastColumn="0" w:noHBand="0" w:noVBand="0"/>
       </w:tblPr>
       <w:tblGrid>
         <w:gridCol w:w="520"/>
         <w:gridCol w:w="9118"/>
       </w:tblGrid>
       <w:tr>
+        <w:tblPrEx>
+          <w:tblCellMar>
+            <w:top w:w="0" w:type="dxa"/>
+            <w:bottom w:w="0" w:type="dxa"/>
+          </w:tblCellMar>
+        </w:tblPrEx>
         <w:trPr>
           <w:cantSplit/>
         </w:trPr>
@@ -2442,12 +2479,11 @@
             </w:pPr>
             <w:r>
               <w:rPr>
-                <w:rFonts w:ascii="TH Sarabun New" w:hAnsi="TH Sarabun New" w:cs="TH Sarabun New" w:eastAsia="TH Sarabun New"/>
                 <w:b/>
                 <w:bCs/>
                 <w:color w:val="FFFFFF"/>
               </w:rPr>
-              <w:t xml:space="preserve">1</w:t>
+              <w:t>1</w:t>
             </w:r>
           </w:p>
         </w:tc>
@@ -2465,22 +2501,27 @@
             </w:pPr>
             <w:r>
               <w:rPr>
-                <w:rFonts w:ascii="TH Sarabun New" w:hAnsi="TH Sarabun New" w:cs="TH Sarabun New" w:eastAsia="TH Sarabun New"/>
                 <w:b/>
                 <w:bCs/>
               </w:rPr>
-              <w:t xml:space="preserve">เครื่องที่แจ้ง</w:t>
-            </w:r>
-            <w:r>
-              <w:rPr>
-                <w:rFonts w:ascii="TH Sarabun New" w:hAnsi="TH Sarabun New" w:cs="TH Sarabun New" w:eastAsia="TH Sarabun New"/>
-              </w:rPr>
-              <w:t xml:space="preserve"> — พิมพ์รหัสเครื่องหรือชื่อ Node แล้วเลือก</w:t>
+              <w:t>เครื่องที่แจ้ง</w:t>
+            </w:r>
+            <w:r>
+              <w:t xml:space="preserve"> — </w:t>
+            </w:r>
+            <w:r>
+              <w:t>พิมพ์รหัสเครื่องหรือชื่อ Node แล้วเลือก</w:t>
             </w:r>
           </w:p>
         </w:tc>
       </w:tr>
       <w:tr>
+        <w:tblPrEx>
+          <w:tblCellMar>
+            <w:top w:w="0" w:type="dxa"/>
+            <w:bottom w:w="0" w:type="dxa"/>
+          </w:tblCellMar>
+        </w:tblPrEx>
         <w:trPr>
           <w:cantSplit/>
         </w:trPr>
@@ -2498,12 +2539,11 @@
             </w:pPr>
             <w:r>
               <w:rPr>
-                <w:rFonts w:ascii="TH Sarabun New" w:hAnsi="TH Sarabun New" w:cs="TH Sarabun New" w:eastAsia="TH Sarabun New"/>
                 <w:b/>
                 <w:bCs/>
                 <w:color w:val="FFFFFF"/>
               </w:rPr>
-              <w:t xml:space="preserve">2</w:t>
+              <w:t>2</w:t>
             </w:r>
           </w:p>
         </w:tc>
@@ -2521,16 +2561,21 @@
             </w:pPr>
             <w:r>
               <w:rPr>
-                <w:rFonts w:ascii="TH Sarabun New" w:hAnsi="TH Sarabun New" w:cs="TH Sarabun New" w:eastAsia="TH Sarabun New"/>
                 <w:b/>
                 <w:bCs/>
               </w:rPr>
-              <w:t xml:space="preserve">อาการเสีย</w:t>
+              <w:t>อาการเสีย</w:t>
             </w:r>
           </w:p>
         </w:tc>
       </w:tr>
       <w:tr>
+        <w:tblPrEx>
+          <w:tblCellMar>
+            <w:top w:w="0" w:type="dxa"/>
+            <w:bottom w:w="0" w:type="dxa"/>
+          </w:tblCellMar>
+        </w:tblPrEx>
         <w:trPr>
           <w:cantSplit/>
         </w:trPr>
@@ -2547,12 +2592,11 @@
             </w:pPr>
             <w:r>
               <w:rPr>
-                <w:rFonts w:ascii="TH Sarabun New" w:hAnsi="TH Sarabun New" w:cs="TH Sarabun New" w:eastAsia="TH Sarabun New"/>
                 <w:b/>
                 <w:bCs/>
                 <w:color w:val="FFFFFF"/>
               </w:rPr>
-              <w:t xml:space="preserve">3</w:t>
+              <w:t>3</w:t>
             </w:r>
           </w:p>
         </w:tc>
@@ -2569,21 +2613,16 @@
             </w:pPr>
             <w:r>
               <w:rPr>
-                <w:rFonts w:ascii="TH Sarabun New" w:hAnsi="TH Sarabun New" w:cs="TH Sarabun New" w:eastAsia="TH Sarabun New"/>
                 <w:b/>
                 <w:bCs/>
               </w:rPr>
-              <w:t xml:space="preserve">แจ้งซ่อม</w:t>
+              <w:t>แจ้งซ่อม</w:t>
             </w:r>
           </w:p>
         </w:tc>
       </w:tr>
     </w:tbl>
-    <w:p>
-      <w:pPr>
-        <w:spacing w:before="0" w:after="100"/>
-      </w:pPr>
-    </w:p>
+    <w:p/>
     <w:p>
       <w:pPr>
         <w:keepNext/>
@@ -2591,18 +2630,17 @@
       </w:pPr>
       <w:r>
         <w:rPr>
-          <w:rFonts w:ascii="TH Sarabun New" w:hAnsi="TH Sarabun New" w:cs="TH Sarabun New" w:eastAsia="TH Sarabun New"/>
           <w:b/>
           <w:bCs/>
           <w:color w:val="F47920"/>
           <w:sz w:val="38"/>
           <w:szCs w:val="38"/>
         </w:rPr>
+        <w:lastRenderedPageBreak/>
         <w:t xml:space="preserve">ขั้นที่ 3  </w:t>
       </w:r>
       <w:r>
         <w:rPr>
-          <w:rFonts w:ascii="TH Sarabun New" w:hAnsi="TH Sarabun New" w:cs="TH Sarabun New" w:eastAsia="TH Sarabun New"/>
           <w:sz w:val="35"/>
           <w:szCs w:val="35"/>
         </w:rPr>
@@ -2610,13 +2648,12 @@
       </w:r>
       <w:r>
         <w:rPr>
-          <w:rFonts w:ascii="TH Sarabun New" w:hAnsi="TH Sarabun New" w:cs="TH Sarabun New" w:eastAsia="TH Sarabun New"/>
-          <w:b/>
-          <w:bCs/>
-          <w:sz w:val="35"/>
-          <w:szCs w:val="35"/>
-        </w:rPr>
-        <w:t xml:space="preserve">ชำรุด — รออนุมัติซ่อม</w:t>
+          <w:b/>
+          <w:bCs/>
+          <w:sz w:val="35"/>
+          <w:szCs w:val="35"/>
+        </w:rPr>
+        <w:t>ชำรุด — รออนุมัติซ่อม</w:t>
       </w:r>
     </w:p>
     <w:p>
@@ -2626,22 +2663,26 @@
         <w:jc w:val="center"/>
       </w:pPr>
       <w:r>
+        <w:rPr>
+          <w:noProof/>
+        </w:rPr>
         <w:drawing>
-          <wp:inline distT="0" distB="0" distL="0" distR="0">
+          <wp:inline distT="0" distB="0" distL="0" distR="0" wp14:anchorId="75DC953F" wp14:editId="2A56946A">
             <wp:extent cx="5760000" cy="978494"/>
+            <wp:effectExtent l="0" t="0" r="0" b="0"/>
             <wp:docPr id="104" name="ภาพ 104"/>
             <wp:cNvGraphicFramePr>
-              <a:graphicFrameLocks noChangeAspect="1"/>
+              <a:graphicFrameLocks xmlns:a="http://schemas.openxmlformats.org/drawingml/2006/main" noChangeAspect="1"/>
             </wp:cNvGraphicFramePr>
-            <a:graphic>
+            <a:graphic xmlns:a="http://schemas.openxmlformats.org/drawingml/2006/main">
               <a:graphicData uri="http://schemas.openxmlformats.org/drawingml/2006/picture">
-                <pic:pic>
+                <pic:pic xmlns:pic="http://schemas.openxmlformats.org/drawingml/2006/picture">
                   <pic:nvPicPr>
                     <pic:cNvPr id="104" name="r3-case-new.png"/>
                     <pic:cNvPicPr/>
                   </pic:nvPicPr>
                   <pic:blipFill>
-                    <a:blip r:embed="rIdImg5"/>
+                    <a:blip r:embed="rId11"/>
                     <a:stretch>
                       <a:fillRect/>
                     </a:stretch>
@@ -2670,12 +2711,11 @@
     <w:p>
       <w:pPr>
         <w:keepNext/>
-        <w:spacing w:before="0" w:after="120"/>
+        <w:spacing w:after="120"/>
         <w:jc w:val="center"/>
       </w:pPr>
       <w:r>
         <w:rPr>
-          <w:rFonts w:ascii="TH Sarabun New" w:hAnsi="TH Sarabun New" w:cs="TH Sarabun New" w:eastAsia="TH Sarabun New"/>
           <w:b/>
           <w:bCs/>
           <w:color w:val="1153A1"/>
@@ -2683,15 +2723,6 @@
           <w:szCs w:val="26"/>
         </w:rPr>
         <w:t xml:space="preserve">ภาพที่ 5  </w:t>
-      </w:r>
-      <w:r>
-        <w:rPr>
-          <w:rFonts w:ascii="TH Sarabun New" w:hAnsi="TH Sarabun New" w:cs="TH Sarabun New" w:eastAsia="TH Sarabun New"/>
-          <w:color w:val="555555"/>
-          <w:sz w:val="26"/>
-          <w:szCs w:val="26"/>
-        </w:rPr>
-        <w:t xml:space="preserve"/>
       </w:r>
     </w:p>
     <w:tbl>
@@ -2706,12 +2737,23 @@
           <w:insideV w:val="single" w:sz="4" w:space="0" w:color="E3E7EF"/>
         </w:tblBorders>
         <w:tblLayout w:type="fixed"/>
+        <w:tblCellMar>
+          <w:left w:w="10" w:type="dxa"/>
+          <w:right w:w="10" w:type="dxa"/>
+        </w:tblCellMar>
+        <w:tblLook w:val="0000" w:firstRow="0" w:lastRow="0" w:firstColumn="0" w:lastColumn="0" w:noHBand="0" w:noVBand="0"/>
       </w:tblPr>
       <w:tblGrid>
         <w:gridCol w:w="520"/>
         <w:gridCol w:w="9118"/>
       </w:tblGrid>
       <w:tr>
+        <w:tblPrEx>
+          <w:tblCellMar>
+            <w:top w:w="0" w:type="dxa"/>
+            <w:bottom w:w="0" w:type="dxa"/>
+          </w:tblCellMar>
+        </w:tblPrEx>
         <w:trPr>
           <w:cantSplit/>
         </w:trPr>
@@ -2729,12 +2771,11 @@
             </w:pPr>
             <w:r>
               <w:rPr>
-                <w:rFonts w:ascii="TH Sarabun New" w:hAnsi="TH Sarabun New" w:cs="TH Sarabun New" w:eastAsia="TH Sarabun New"/>
                 <w:b/>
                 <w:bCs/>
                 <w:color w:val="FFFFFF"/>
               </w:rPr>
-              <w:t xml:space="preserve">1</w:t>
+              <w:t>1</w:t>
             </w:r>
           </w:p>
         </w:tc>
@@ -2752,16 +2793,21 @@
             </w:pPr>
             <w:r>
               <w:rPr>
-                <w:rFonts w:ascii="TH Sarabun New" w:hAnsi="TH Sarabun New" w:cs="TH Sarabun New" w:eastAsia="TH Sarabun New"/>
                 <w:b/>
                 <w:bCs/>
               </w:rPr>
-              <w:t xml:space="preserve">สถานะของเคส</w:t>
+              <w:t>สถานะของเคส</w:t>
             </w:r>
           </w:p>
         </w:tc>
       </w:tr>
       <w:tr>
+        <w:tblPrEx>
+          <w:tblCellMar>
+            <w:top w:w="0" w:type="dxa"/>
+            <w:bottom w:w="0" w:type="dxa"/>
+          </w:tblCellMar>
+        </w:tblPrEx>
         <w:trPr>
           <w:cantSplit/>
         </w:trPr>
@@ -2778,12 +2824,11 @@
             </w:pPr>
             <w:r>
               <w:rPr>
-                <w:rFonts w:ascii="TH Sarabun New" w:hAnsi="TH Sarabun New" w:cs="TH Sarabun New" w:eastAsia="TH Sarabun New"/>
                 <w:b/>
                 <w:bCs/>
                 <w:color w:val="FFFFFF"/>
               </w:rPr>
-              <w:t xml:space="preserve">2</w:t>
+              <w:t>2</w:t>
             </w:r>
           </w:p>
         </w:tc>
@@ -2800,34 +2845,28 @@
             </w:pPr>
             <w:r>
               <w:rPr>
-                <w:rFonts w:ascii="TH Sarabun New" w:hAnsi="TH Sarabun New" w:cs="TH Sarabun New" w:eastAsia="TH Sarabun New"/>
                 <w:b/>
                 <w:bCs/>
               </w:rPr>
-              <w:t xml:space="preserve">อนุมัติซ่อมแล้ว</w:t>
-            </w:r>
-            <w:r>
-              <w:rPr>
-                <w:rFonts w:ascii="TH Sarabun New" w:hAnsi="TH Sarabun New" w:cs="TH Sarabun New" w:eastAsia="TH Sarabun New"/>
-              </w:rPr>
-              <w:t xml:space="preserve"> — ปุ่มของ Infrastructure (หัวข้อ 4)</w:t>
+              <w:t>อนุมัติซ่อมแล้ว</w:t>
+            </w:r>
+            <w:r>
+              <w:t xml:space="preserve"> — </w:t>
+            </w:r>
+            <w:r>
+              <w:t>ปุ่มของ Infrastructure (หัวข้อ 4)</w:t>
             </w:r>
           </w:p>
         </w:tc>
       </w:tr>
     </w:tbl>
-    <w:p>
-      <w:pPr>
-        <w:spacing w:before="0" w:after="100"/>
-      </w:pPr>
-    </w:p>
+    <w:p/>
     <w:p>
       <w:pPr>
         <w:spacing w:before="80" w:after="80"/>
       </w:pPr>
       <w:r>
         <w:rPr>
-          <w:rFonts w:ascii="TH Sarabun New" w:hAnsi="TH Sarabun New" w:cs="TH Sarabun New" w:eastAsia="TH Sarabun New"/>
           <w:b/>
           <w:bCs/>
           <w:color w:val="F47920"/>
@@ -2836,10 +2875,9 @@
       </w:r>
       <w:r>
         <w:rPr>
-          <w:rFonts w:ascii="TH Sarabun New" w:hAnsi="TH Sarabun New" w:cs="TH Sarabun New" w:eastAsia="TH Sarabun New"/>
           <w:color w:val="555555"/>
         </w:rPr>
-        <w:t xml:space="preserve">แจ้งซ่อมจากหน้ารายการเครื่องก็ได้ — กดไอคอนประแจที่แถวของเครื่องนั้น</w:t>
+        <w:t>แจ้งซ่อมจากหน้ารายการเครื่องก็ได้ — กดไอคอนประแจที่แถวของเครื่องนั้น</w:t>
       </w:r>
     </w:p>
     <w:p>
@@ -2848,10 +2886,11 @@
         <w:pageBreakBefore/>
       </w:pPr>
       <w:r>
-        <w:rPr>
-          <w:rFonts w:ascii="TH Sarabun New" w:hAnsi="TH Sarabun New" w:cs="TH Sarabun New" w:eastAsia="TH Sarabun New"/>
-        </w:rPr>
-        <w:t xml:space="preserve">4. อนุมัติซ่อม แล้วเลือกวิธีซ่อม</w:t>
+        <w:lastRenderedPageBreak/>
+        <w:t xml:space="preserve">4. </w:t>
+      </w:r>
+      <w:r>
+        <w:t>อนุมัติซ่อม แล้วเลือกวิธีซ่อม</w:t>
       </w:r>
     </w:p>
     <w:p>
@@ -2861,7 +2900,6 @@
       </w:pPr>
       <w:r>
         <w:rPr>
-          <w:rFonts w:ascii="TH Sarabun New" w:hAnsi="TH Sarabun New" w:cs="TH Sarabun New" w:eastAsia="TH Sarabun New"/>
           <w:b/>
           <w:bCs/>
           <w:color w:val="F47920"/>
@@ -2872,49 +2910,58 @@
       </w:r>
       <w:r>
         <w:rPr>
-          <w:rFonts w:ascii="TH Sarabun New" w:hAnsi="TH Sarabun New" w:cs="TH Sarabun New" w:eastAsia="TH Sarabun New"/>
-          <w:b/>
-          <w:bCs/>
-          <w:sz w:val="35"/>
-          <w:szCs w:val="35"/>
-        </w:rPr>
-        <w:t xml:space="preserve">Infrastructure</w:t>
-      </w:r>
-      <w:r>
-        <w:rPr>
-          <w:rFonts w:ascii="TH Sarabun New" w:hAnsi="TH Sarabun New" w:cs="TH Sarabun New" w:eastAsia="TH Sarabun New"/>
-          <w:sz w:val="35"/>
-          <w:szCs w:val="35"/>
-        </w:rPr>
-        <w:t xml:space="preserve"> กด </w:t>
-      </w:r>
-      <w:r>
-        <w:rPr>
-          <w:rFonts w:ascii="TH Sarabun New" w:hAnsi="TH Sarabun New" w:cs="TH Sarabun New" w:eastAsia="TH Sarabun New"/>
-          <w:b/>
-          <w:bCs/>
-          <w:sz w:val="35"/>
-          <w:szCs w:val="35"/>
-        </w:rPr>
-        <w:t xml:space="preserve">อนุมัติซ่อมแล้ว</w:t>
-      </w:r>
-      <w:r>
-        <w:rPr>
-          <w:rFonts w:ascii="TH Sarabun New" w:hAnsi="TH Sarabun New" w:cs="TH Sarabun New" w:eastAsia="TH Sarabun New"/>
-          <w:sz w:val="35"/>
-          <w:szCs w:val="35"/>
-        </w:rPr>
-        <w:t xml:space="preserve"> ที่แถวเคส (ภาพในหัวข้อ 3) → กด </w:t>
-      </w:r>
-      <w:r>
-        <w:rPr>
-          <w:rFonts w:ascii="TH Sarabun New" w:hAnsi="TH Sarabun New" w:cs="TH Sarabun New" w:eastAsia="TH Sarabun New"/>
-          <w:b/>
-          <w:bCs/>
-          <w:sz w:val="35"/>
-          <w:szCs w:val="35"/>
-        </w:rPr>
-        <w:t xml:space="preserve">ยืนยัน</w:t>
+          <w:b/>
+          <w:bCs/>
+          <w:sz w:val="35"/>
+          <w:szCs w:val="35"/>
+        </w:rPr>
+        <w:t>Infrastructure</w:t>
+      </w:r>
+      <w:r>
+        <w:rPr>
+          <w:sz w:val="35"/>
+          <w:szCs w:val="35"/>
+        </w:rPr>
+        <w:t xml:space="preserve"> </w:t>
+      </w:r>
+      <w:r>
+        <w:rPr>
+          <w:sz w:val="35"/>
+          <w:szCs w:val="35"/>
+        </w:rPr>
+        <w:t xml:space="preserve">กด </w:t>
+      </w:r>
+      <w:r>
+        <w:rPr>
+          <w:b/>
+          <w:bCs/>
+          <w:sz w:val="35"/>
+          <w:szCs w:val="35"/>
+        </w:rPr>
+        <w:t>อนุมัติซ่อมแล้ว</w:t>
+      </w:r>
+      <w:r>
+        <w:rPr>
+          <w:sz w:val="35"/>
+          <w:szCs w:val="35"/>
+        </w:rPr>
+        <w:t xml:space="preserve"> </w:t>
+      </w:r>
+      <w:r>
+        <w:rPr>
+          <w:sz w:val="35"/>
+          <w:szCs w:val="35"/>
+        </w:rPr>
+        <w:t xml:space="preserve">ที่แถวเคส (ภาพในหัวข้อ 3) → กด </w:t>
+      </w:r>
+      <w:r>
+        <w:rPr>
+          <w:b/>
+          <w:bCs/>
+          <w:sz w:val="35"/>
+          <w:szCs w:val="35"/>
+        </w:rPr>
+        <w:t>ยืนยัน</w:t>
       </w:r>
     </w:p>
     <w:p>
@@ -2924,22 +2971,26 @@
         <w:jc w:val="center"/>
       </w:pPr>
       <w:r>
+        <w:rPr>
+          <w:noProof/>
+        </w:rPr>
         <w:drawing>
-          <wp:inline distT="0" distB="0" distL="0" distR="0">
+          <wp:inline distT="0" distB="0" distL="0" distR="0" wp14:anchorId="56886A2B" wp14:editId="4A5DCE49">
             <wp:extent cx="2880000" cy="1817476"/>
+            <wp:effectExtent l="0" t="0" r="0" b="0"/>
             <wp:docPr id="105" name="ภาพ 105"/>
             <wp:cNvGraphicFramePr>
-              <a:graphicFrameLocks noChangeAspect="1"/>
+              <a:graphicFrameLocks xmlns:a="http://schemas.openxmlformats.org/drawingml/2006/main" noChangeAspect="1"/>
             </wp:cNvGraphicFramePr>
-            <a:graphic>
+            <a:graphic xmlns:a="http://schemas.openxmlformats.org/drawingml/2006/main">
               <a:graphicData uri="http://schemas.openxmlformats.org/drawingml/2006/picture">
-                <pic:pic>
+                <pic:pic xmlns:pic="http://schemas.openxmlformats.org/drawingml/2006/picture">
                   <pic:nvPicPr>
                     <pic:cNvPr id="105" name="r4-approve-confirm.png"/>
                     <pic:cNvPicPr/>
                   </pic:nvPicPr>
                   <pic:blipFill>
-                    <a:blip r:embed="rIdImg6"/>
+                    <a:blip r:embed="rId12"/>
                     <a:stretch>
                       <a:fillRect/>
                     </a:stretch>
@@ -2967,12 +3018,11 @@
     </w:p>
     <w:p>
       <w:pPr>
-        <w:spacing w:before="0" w:after="120"/>
+        <w:spacing w:after="120"/>
         <w:jc w:val="center"/>
       </w:pPr>
       <w:r>
         <w:rPr>
-          <w:rFonts w:ascii="TH Sarabun New" w:hAnsi="TH Sarabun New" w:cs="TH Sarabun New" w:eastAsia="TH Sarabun New"/>
           <w:b/>
           <w:bCs/>
           <w:color w:val="1153A1"/>
@@ -2981,15 +3031,6 @@
         </w:rPr>
         <w:t xml:space="preserve">ภาพที่ 6  </w:t>
       </w:r>
-      <w:r>
-        <w:rPr>
-          <w:rFonts w:ascii="TH Sarabun New" w:hAnsi="TH Sarabun New" w:cs="TH Sarabun New" w:eastAsia="TH Sarabun New"/>
-          <w:color w:val="555555"/>
-          <w:sz w:val="26"/>
-          <w:szCs w:val="26"/>
-        </w:rPr>
-        <w:t xml:space="preserve"/>
-      </w:r>
     </w:p>
     <w:p>
       <w:pPr>
@@ -2998,7 +3039,6 @@
       </w:pPr>
       <w:r>
         <w:rPr>
-          <w:rFonts w:ascii="TH Sarabun New" w:hAnsi="TH Sarabun New" w:cs="TH Sarabun New" w:eastAsia="TH Sarabun New"/>
           <w:b/>
           <w:bCs/>
           <w:color w:val="F47920"/>
@@ -3009,7 +3049,6 @@
       </w:r>
       <w:r>
         <w:rPr>
-          <w:rFonts w:ascii="TH Sarabun New" w:hAnsi="TH Sarabun New" w:cs="TH Sarabun New" w:eastAsia="TH Sarabun New"/>
           <w:sz w:val="35"/>
           <w:szCs w:val="35"/>
         </w:rPr>
@@ -3017,21 +3056,26 @@
       </w:r>
       <w:r>
         <w:rPr>
-          <w:rFonts w:ascii="TH Sarabun New" w:hAnsi="TH Sarabun New" w:cs="TH Sarabun New" w:eastAsia="TH Sarabun New"/>
-          <w:b/>
-          <w:bCs/>
-          <w:sz w:val="35"/>
-          <w:szCs w:val="35"/>
-        </w:rPr>
-        <w:t xml:space="preserve">รอซ่อม</w:t>
-      </w:r>
-      <w:r>
-        <w:rPr>
-          <w:rFonts w:ascii="TH Sarabun New" w:hAnsi="TH Sarabun New" w:cs="TH Sarabun New" w:eastAsia="TH Sarabun New"/>
-          <w:sz w:val="35"/>
-          <w:szCs w:val="35"/>
-        </w:rPr>
-        <w:t xml:space="preserve"> — เลือกวิธีซ่อม 1 ใน 4 ทาง</w:t>
+          <w:b/>
+          <w:bCs/>
+          <w:sz w:val="35"/>
+          <w:szCs w:val="35"/>
+        </w:rPr>
+        <w:t>รอซ่อม</w:t>
+      </w:r>
+      <w:r>
+        <w:rPr>
+          <w:sz w:val="35"/>
+          <w:szCs w:val="35"/>
+        </w:rPr>
+        <w:t xml:space="preserve"> — </w:t>
+      </w:r>
+      <w:r>
+        <w:rPr>
+          <w:sz w:val="35"/>
+          <w:szCs w:val="35"/>
+        </w:rPr>
+        <w:t>เลือกวิธีซ่อม 1 ใน 4 ทาง</w:t>
       </w:r>
     </w:p>
     <w:p>
@@ -3041,22 +3085,26 @@
         <w:jc w:val="center"/>
       </w:pPr>
       <w:r>
+        <w:rPr>
+          <w:noProof/>
+        </w:rPr>
         <w:drawing>
-          <wp:inline distT="0" distB="0" distL="0" distR="0">
+          <wp:inline distT="0" distB="0" distL="0" distR="0" wp14:anchorId="0BBF981F" wp14:editId="503B8952">
             <wp:extent cx="5760000" cy="1045445"/>
+            <wp:effectExtent l="0" t="0" r="0" b="0"/>
             <wp:docPr id="106" name="ภาพ 106"/>
             <wp:cNvGraphicFramePr>
-              <a:graphicFrameLocks noChangeAspect="1"/>
+              <a:graphicFrameLocks xmlns:a="http://schemas.openxmlformats.org/drawingml/2006/main" noChangeAspect="1"/>
             </wp:cNvGraphicFramePr>
-            <a:graphic>
+            <a:graphic xmlns:a="http://schemas.openxmlformats.org/drawingml/2006/main">
               <a:graphicData uri="http://schemas.openxmlformats.org/drawingml/2006/picture">
-                <pic:pic>
+                <pic:pic xmlns:pic="http://schemas.openxmlformats.org/drawingml/2006/picture">
                   <pic:nvPicPr>
                     <pic:cNvPr id="106" name="r5-case-waiting.png"/>
                     <pic:cNvPicPr/>
                   </pic:nvPicPr>
                   <pic:blipFill>
-                    <a:blip r:embed="rIdImg7"/>
+                    <a:blip r:embed="rId13"/>
                     <a:stretch>
                       <a:fillRect/>
                     </a:stretch>
@@ -3085,12 +3133,11 @@
     <w:p>
       <w:pPr>
         <w:keepNext/>
-        <w:spacing w:before="0" w:after="120"/>
+        <w:spacing w:after="120"/>
         <w:jc w:val="center"/>
       </w:pPr>
       <w:r>
         <w:rPr>
-          <w:rFonts w:ascii="TH Sarabun New" w:hAnsi="TH Sarabun New" w:cs="TH Sarabun New" w:eastAsia="TH Sarabun New"/>
           <w:b/>
           <w:bCs/>
           <w:color w:val="1153A1"/>
@@ -3098,15 +3145,6 @@
           <w:szCs w:val="26"/>
         </w:rPr>
         <w:t xml:space="preserve">ภาพที่ 7  </w:t>
-      </w:r>
-      <w:r>
-        <w:rPr>
-          <w:rFonts w:ascii="TH Sarabun New" w:hAnsi="TH Sarabun New" w:cs="TH Sarabun New" w:eastAsia="TH Sarabun New"/>
-          <w:color w:val="555555"/>
-          <w:sz w:val="26"/>
-          <w:szCs w:val="26"/>
-        </w:rPr>
-        <w:t xml:space="preserve"/>
       </w:r>
     </w:p>
     <w:tbl>
@@ -3121,12 +3159,23 @@
           <w:insideV w:val="single" w:sz="4" w:space="0" w:color="E3E7EF"/>
         </w:tblBorders>
         <w:tblLayout w:type="fixed"/>
+        <w:tblCellMar>
+          <w:left w:w="10" w:type="dxa"/>
+          <w:right w:w="10" w:type="dxa"/>
+        </w:tblCellMar>
+        <w:tblLook w:val="0000" w:firstRow="0" w:lastRow="0" w:firstColumn="0" w:lastColumn="0" w:noHBand="0" w:noVBand="0"/>
       </w:tblPr>
       <w:tblGrid>
         <w:gridCol w:w="520"/>
         <w:gridCol w:w="9118"/>
       </w:tblGrid>
       <w:tr>
+        <w:tblPrEx>
+          <w:tblCellMar>
+            <w:top w:w="0" w:type="dxa"/>
+            <w:bottom w:w="0" w:type="dxa"/>
+          </w:tblCellMar>
+        </w:tblPrEx>
         <w:trPr>
           <w:cantSplit/>
         </w:trPr>
@@ -3144,12 +3193,11 @@
             </w:pPr>
             <w:r>
               <w:rPr>
-                <w:rFonts w:ascii="TH Sarabun New" w:hAnsi="TH Sarabun New" w:cs="TH Sarabun New" w:eastAsia="TH Sarabun New"/>
                 <w:b/>
                 <w:bCs/>
                 <w:color w:val="FFFFFF"/>
               </w:rPr>
-              <w:t xml:space="preserve">1</w:t>
+              <w:t>1</w:t>
             </w:r>
           </w:p>
         </w:tc>
@@ -3167,22 +3215,27 @@
             </w:pPr>
             <w:r>
               <w:rPr>
-                <w:rFonts w:ascii="TH Sarabun New" w:hAnsi="TH Sarabun New" w:cs="TH Sarabun New" w:eastAsia="TH Sarabun New"/>
                 <w:b/>
                 <w:bCs/>
               </w:rPr>
-              <w:t xml:space="preserve">ปิดงาน + ออกเอกสาร</w:t>
-            </w:r>
-            <w:r>
-              <w:rPr>
-                <w:rFonts w:ascii="TH Sarabun New" w:hAnsi="TH Sarabun New" w:cs="TH Sarabun New" w:eastAsia="TH Sarabun New"/>
-              </w:rPr>
-              <w:t xml:space="preserve"> — กรอกใบซ่อมเอง (ดูขั้นถัดไป)</w:t>
+              <w:t>ปิดงาน + ออกเอกสาร</w:t>
+            </w:r>
+            <w:r>
+              <w:t xml:space="preserve"> — </w:t>
+            </w:r>
+            <w:r>
+              <w:t>กรอกใบซ่อมเอง (ดูขั้นถัดไป)</w:t>
             </w:r>
           </w:p>
         </w:tc>
       </w:tr>
       <w:tr>
+        <w:tblPrEx>
+          <w:tblCellMar>
+            <w:top w:w="0" w:type="dxa"/>
+            <w:bottom w:w="0" w:type="dxa"/>
+          </w:tblCellMar>
+        </w:tblPrEx>
         <w:trPr>
           <w:cantSplit/>
         </w:trPr>
@@ -3200,12 +3253,11 @@
             </w:pPr>
             <w:r>
               <w:rPr>
-                <w:rFonts w:ascii="TH Sarabun New" w:hAnsi="TH Sarabun New" w:cs="TH Sarabun New" w:eastAsia="TH Sarabun New"/>
                 <w:b/>
                 <w:bCs/>
                 <w:color w:val="FFFFFF"/>
               </w:rPr>
-              <w:t xml:space="preserve">2</w:t>
+              <w:t>2</w:t>
             </w:r>
           </w:p>
         </w:tc>
@@ -3223,22 +3275,27 @@
             </w:pPr>
             <w:r>
               <w:rPr>
-                <w:rFonts w:ascii="TH Sarabun New" w:hAnsi="TH Sarabun New" w:cs="TH Sarabun New" w:eastAsia="TH Sarabun New"/>
                 <w:b/>
                 <w:bCs/>
               </w:rPr>
-              <w:t xml:space="preserve">ส่งลิงก์</w:t>
-            </w:r>
-            <w:r>
-              <w:rPr>
-                <w:rFonts w:ascii="TH Sarabun New" w:hAnsi="TH Sarabun New" w:cs="TH Sarabun New" w:eastAsia="TH Sarabun New"/>
-              </w:rPr>
-              <w:t xml:space="preserve"> — ช่างไม่มีบัญชีกรอกเอง (หัวข้อ 5)</w:t>
+              <w:t>ส่งลิงก์</w:t>
+            </w:r>
+            <w:r>
+              <w:t xml:space="preserve"> — </w:t>
+            </w:r>
+            <w:r>
+              <w:t>ช่างไม่มีบัญชีกรอกเอง (หัวข้อ 5)</w:t>
             </w:r>
           </w:p>
         </w:tc>
       </w:tr>
       <w:tr>
+        <w:tblPrEx>
+          <w:tblCellMar>
+            <w:top w:w="0" w:type="dxa"/>
+            <w:bottom w:w="0" w:type="dxa"/>
+          </w:tblCellMar>
+        </w:tblPrEx>
         <w:trPr>
           <w:cantSplit/>
         </w:trPr>
@@ -3256,12 +3313,11 @@
             </w:pPr>
             <w:r>
               <w:rPr>
-                <w:rFonts w:ascii="TH Sarabun New" w:hAnsi="TH Sarabun New" w:cs="TH Sarabun New" w:eastAsia="TH Sarabun New"/>
                 <w:b/>
                 <w:bCs/>
                 <w:color w:val="FFFFFF"/>
               </w:rPr>
-              <w:t xml:space="preserve">3</w:t>
+              <w:t>3</w:t>
             </w:r>
           </w:p>
         </w:tc>
@@ -3279,22 +3335,27 @@
             </w:pPr>
             <w:r>
               <w:rPr>
-                <w:rFonts w:ascii="TH Sarabun New" w:hAnsi="TH Sarabun New" w:cs="TH Sarabun New" w:eastAsia="TH Sarabun New"/>
                 <w:b/>
                 <w:bCs/>
               </w:rPr>
-              <w:t xml:space="preserve">มอบหมาย</w:t>
-            </w:r>
-            <w:r>
-              <w:rPr>
-                <w:rFonts w:ascii="TH Sarabun New" w:hAnsi="TH Sarabun New" w:cs="TH Sarabun New" w:eastAsia="TH Sarabun New"/>
-              </w:rPr>
-              <w:t xml:space="preserve"> — ให้ผู้รับเหมา หรือซ่อมเอง (ดูด้านล่าง)</w:t>
+              <w:t>มอบหมาย</w:t>
+            </w:r>
+            <w:r>
+              <w:t xml:space="preserve"> — </w:t>
+            </w:r>
+            <w:r>
+              <w:t>ให้ผู้รับเหมา หรือซ่อมเอง (ดูด้านล่าง)</w:t>
             </w:r>
           </w:p>
         </w:tc>
       </w:tr>
       <w:tr>
+        <w:tblPrEx>
+          <w:tblCellMar>
+            <w:top w:w="0" w:type="dxa"/>
+            <w:bottom w:w="0" w:type="dxa"/>
+          </w:tblCellMar>
+        </w:tblPrEx>
         <w:trPr>
           <w:cantSplit/>
         </w:trPr>
@@ -3311,12 +3372,11 @@
             </w:pPr>
             <w:r>
               <w:rPr>
-                <w:rFonts w:ascii="TH Sarabun New" w:hAnsi="TH Sarabun New" w:cs="TH Sarabun New" w:eastAsia="TH Sarabun New"/>
                 <w:b/>
                 <w:bCs/>
                 <w:color w:val="FFFFFF"/>
               </w:rPr>
-              <w:t xml:space="preserve">4</w:t>
+              <w:t>4</w:t>
             </w:r>
           </w:p>
         </w:tc>
@@ -3333,37 +3393,29 @@
             </w:pPr>
             <w:r>
               <w:rPr>
-                <w:rFonts w:ascii="TH Sarabun New" w:hAnsi="TH Sarabun New" w:cs="TH Sarabun New" w:eastAsia="TH Sarabun New"/>
                 <w:b/>
                 <w:bCs/>
               </w:rPr>
-              <w:t xml:space="preserve">ซ่อมไม่ได้</w:t>
-            </w:r>
-            <w:r>
-              <w:rPr>
-                <w:rFonts w:ascii="TH Sarabun New" w:hAnsi="TH Sarabun New" w:cs="TH Sarabun New" w:eastAsia="TH Sarabun New"/>
-              </w:rPr>
-              <w:t xml:space="preserve"> — หัวข้อ 9</w:t>
+              <w:t>ซ่อมไม่ได้</w:t>
+            </w:r>
+            <w:r>
+              <w:t xml:space="preserve"> — </w:t>
+            </w:r>
+            <w:r>
+              <w:t>หัวข้อ 9</w:t>
             </w:r>
           </w:p>
         </w:tc>
       </w:tr>
     </w:tbl>
-    <w:p>
-      <w:pPr>
-        <w:spacing w:before="0" w:after="100"/>
-      </w:pPr>
-    </w:p>
+    <w:p/>
     <w:p>
       <w:pPr>
         <w:pStyle w:val="Heading2"/>
-        <w:keepNext/>
-      </w:pPr>
-      <w:r>
-        <w:rPr>
-          <w:rFonts w:ascii="TH Sarabun New" w:hAnsi="TH Sarabun New" w:cs="TH Sarabun New" w:eastAsia="TH Sarabun New"/>
-        </w:rPr>
-        <w:t xml:space="preserve">ทางที่ 1 · ปิดงาน + ออกเอกสาร</w:t>
+      </w:pPr>
+      <w:r>
+        <w:lastRenderedPageBreak/>
+        <w:t>ทางที่ 1 · ปิดงาน + ออกเอกสาร</w:t>
       </w:r>
     </w:p>
     <w:p>
@@ -3373,7 +3425,6 @@
       </w:pPr>
       <w:r>
         <w:rPr>
-          <w:rFonts w:ascii="TH Sarabun New" w:hAnsi="TH Sarabun New" w:cs="TH Sarabun New" w:eastAsia="TH Sarabun New"/>
           <w:b/>
           <w:bCs/>
           <w:color w:val="F47920"/>
@@ -3384,29 +3435,33 @@
       </w:r>
       <w:r>
         <w:rPr>
-          <w:rFonts w:ascii="TH Sarabun New" w:hAnsi="TH Sarabun New" w:cs="TH Sarabun New" w:eastAsia="TH Sarabun New"/>
-          <w:sz w:val="35"/>
-          <w:szCs w:val="35"/>
-        </w:rPr>
-        <w:t xml:space="preserve">กรอก วันที่ อาการ สาเหตุ การแก้ไข ค่าที่วัด แนบรูป แล้วกด </w:t>
-      </w:r>
-      <w:r>
-        <w:rPr>
-          <w:rFonts w:ascii="TH Sarabun New" w:hAnsi="TH Sarabun New" w:cs="TH Sarabun New" w:eastAsia="TH Sarabun New"/>
-          <w:b/>
-          <w:bCs/>
-          <w:sz w:val="35"/>
-          <w:szCs w:val="35"/>
-        </w:rPr>
-        <w:t xml:space="preserve">บันทึก</w:t>
-      </w:r>
-      <w:r>
-        <w:rPr>
-          <w:rFonts w:ascii="TH Sarabun New" w:hAnsi="TH Sarabun New" w:cs="TH Sarabun New" w:eastAsia="TH Sarabun New"/>
-          <w:sz w:val="35"/>
-          <w:szCs w:val="35"/>
-        </w:rPr>
-        <w:t xml:space="preserve"> → เคสปิด เครื่องกลับเป็น "ใช้งานปกติ"</w:t>
+          <w:sz w:val="35"/>
+          <w:szCs w:val="35"/>
+        </w:rPr>
+        <w:t xml:space="preserve">กรอก วันที่ อาการ สาเหตุ การแก้ไข ค่าที่วัด แนบรูปครบ 9 ช่อง แล้วกด </w:t>
+      </w:r>
+      <w:r>
+        <w:rPr>
+          <w:b/>
+          <w:bCs/>
+          <w:sz w:val="35"/>
+          <w:szCs w:val="35"/>
+        </w:rPr>
+        <w:t>บันทึกและออกเอกสาร</w:t>
+      </w:r>
+      <w:r>
+        <w:rPr>
+          <w:sz w:val="35"/>
+          <w:szCs w:val="35"/>
+        </w:rPr>
+        <w:t xml:space="preserve"> → </w:t>
+      </w:r>
+      <w:r>
+        <w:rPr>
+          <w:sz w:val="35"/>
+          <w:szCs w:val="35"/>
+        </w:rPr>
+        <w:t>เคสปิด เครื่องกลับเป็น "ใช้งานปกติ"</w:t>
       </w:r>
     </w:p>
     <w:p>
@@ -3416,22 +3471,26 @@
         <w:jc w:val="center"/>
       </w:pPr>
       <w:r>
+        <w:rPr>
+          <w:noProof/>
+        </w:rPr>
         <w:drawing>
-          <wp:inline distT="0" distB="0" distL="0" distR="0">
+          <wp:inline distT="0" distB="0" distL="0" distR="0" wp14:anchorId="170FE123" wp14:editId="573CC717">
             <wp:extent cx="3444000" cy="3780000"/>
+            <wp:effectExtent l="0" t="0" r="0" b="0"/>
             <wp:docPr id="107" name="ภาพ 107"/>
             <wp:cNvGraphicFramePr>
-              <a:graphicFrameLocks noChangeAspect="1"/>
+              <a:graphicFrameLocks xmlns:a="http://schemas.openxmlformats.org/drawingml/2006/main" noChangeAspect="1"/>
             </wp:cNvGraphicFramePr>
-            <a:graphic>
+            <a:graphic xmlns:a="http://schemas.openxmlformats.org/drawingml/2006/main">
               <a:graphicData uri="http://schemas.openxmlformats.org/drawingml/2006/picture">
-                <pic:pic>
+                <pic:pic xmlns:pic="http://schemas.openxmlformats.org/drawingml/2006/picture">
                   <pic:nvPicPr>
                     <pic:cNvPr id="107" name="r8-repair-form.png"/>
                     <pic:cNvPicPr/>
                   </pic:nvPicPr>
                   <pic:blipFill>
-                    <a:blip r:embed="rIdImg8"/>
+                    <a:blip r:embed="rId14"/>
                     <a:stretch>
                       <a:fillRect/>
                     </a:stretch>
@@ -3459,12 +3518,11 @@
     </w:p>
     <w:p>
       <w:pPr>
-        <w:spacing w:before="0" w:after="120"/>
+        <w:spacing w:after="120"/>
         <w:jc w:val="center"/>
       </w:pPr>
       <w:r>
         <w:rPr>
-          <w:rFonts w:ascii="TH Sarabun New" w:hAnsi="TH Sarabun New" w:cs="TH Sarabun New" w:eastAsia="TH Sarabun New"/>
           <w:b/>
           <w:bCs/>
           <w:color w:val="1153A1"/>
@@ -3473,26 +3531,14 @@
         </w:rPr>
         <w:t xml:space="preserve">ภาพที่ 8  </w:t>
       </w:r>
-      <w:r>
-        <w:rPr>
-          <w:rFonts w:ascii="TH Sarabun New" w:hAnsi="TH Sarabun New" w:cs="TH Sarabun New" w:eastAsia="TH Sarabun New"/>
-          <w:color w:val="555555"/>
-          <w:sz w:val="26"/>
-          <w:szCs w:val="26"/>
-        </w:rPr>
-        <w:t xml:space="preserve"/>
-      </w:r>
     </w:p>
     <w:p>
       <w:pPr>
         <w:pStyle w:val="Heading2"/>
-        <w:keepNext/>
-      </w:pPr>
-      <w:r>
-        <w:rPr>
-          <w:rFonts w:ascii="TH Sarabun New" w:hAnsi="TH Sarabun New" w:cs="TH Sarabun New" w:eastAsia="TH Sarabun New"/>
-        </w:rPr>
-        <w:t xml:space="preserve">ทางที่ 3 · มอบหมาย</w:t>
+      </w:pPr>
+      <w:r>
+        <w:lastRenderedPageBreak/>
+        <w:t>ทางที่ 3 · มอบหมาย</w:t>
       </w:r>
     </w:p>
     <w:p>
@@ -3502,7 +3548,6 @@
       </w:pPr>
       <w:r>
         <w:rPr>
-          <w:rFonts w:ascii="TH Sarabun New" w:hAnsi="TH Sarabun New" w:cs="TH Sarabun New" w:eastAsia="TH Sarabun New"/>
           <w:b/>
           <w:bCs/>
           <w:color w:val="F47920"/>
@@ -3513,7 +3558,6 @@
       </w:r>
       <w:r>
         <w:rPr>
-          <w:rFonts w:ascii="TH Sarabun New" w:hAnsi="TH Sarabun New" w:cs="TH Sarabun New" w:eastAsia="TH Sarabun New"/>
           <w:sz w:val="35"/>
           <w:szCs w:val="35"/>
         </w:rPr>
@@ -3521,21 +3565,26 @@
       </w:r>
       <w:r>
         <w:rPr>
-          <w:rFonts w:ascii="TH Sarabun New" w:hAnsi="TH Sarabun New" w:cs="TH Sarabun New" w:eastAsia="TH Sarabun New"/>
-          <w:b/>
-          <w:bCs/>
-          <w:sz w:val="35"/>
-          <w:szCs w:val="35"/>
-        </w:rPr>
-        <w:t xml:space="preserve">มอบหมาย</w:t>
-      </w:r>
-      <w:r>
-        <w:rPr>
-          <w:rFonts w:ascii="TH Sarabun New" w:hAnsi="TH Sarabun New" w:cs="TH Sarabun New" w:eastAsia="TH Sarabun New"/>
-          <w:sz w:val="35"/>
-          <w:szCs w:val="35"/>
-        </w:rPr>
-        <w:t xml:space="preserve"> แล้วเลือกว่าใครซ่อม</w:t>
+          <w:b/>
+          <w:bCs/>
+          <w:sz w:val="35"/>
+          <w:szCs w:val="35"/>
+        </w:rPr>
+        <w:t>มอบหมาย</w:t>
+      </w:r>
+      <w:r>
+        <w:rPr>
+          <w:sz w:val="35"/>
+          <w:szCs w:val="35"/>
+        </w:rPr>
+        <w:t xml:space="preserve"> </w:t>
+      </w:r>
+      <w:r>
+        <w:rPr>
+          <w:sz w:val="35"/>
+          <w:szCs w:val="35"/>
+        </w:rPr>
+        <w:t>แล้วเลือกว่าใครซ่อม</w:t>
       </w:r>
     </w:p>
     <w:p>
@@ -3545,22 +3594,26 @@
         <w:jc w:val="center"/>
       </w:pPr>
       <w:r>
+        <w:rPr>
+          <w:noProof/>
+        </w:rPr>
         <w:drawing>
-          <wp:inline distT="0" distB="0" distL="0" distR="0">
+          <wp:inline distT="0" distB="0" distL="0" distR="0" wp14:anchorId="51AEB338" wp14:editId="361E3A78">
             <wp:extent cx="3240000" cy="3651136"/>
+            <wp:effectExtent l="0" t="0" r="0" b="0"/>
             <wp:docPr id="108" name="ภาพ 108"/>
             <wp:cNvGraphicFramePr>
-              <a:graphicFrameLocks noChangeAspect="1"/>
+              <a:graphicFrameLocks xmlns:a="http://schemas.openxmlformats.org/drawingml/2006/main" noChangeAspect="1"/>
             </wp:cNvGraphicFramePr>
-            <a:graphic>
+            <a:graphic xmlns:a="http://schemas.openxmlformats.org/drawingml/2006/main">
               <a:graphicData uri="http://schemas.openxmlformats.org/drawingml/2006/picture">
-                <pic:pic>
+                <pic:pic xmlns:pic="http://schemas.openxmlformats.org/drawingml/2006/picture">
                   <pic:nvPicPr>
                     <pic:cNvPr id="108" name="r6-assign.png"/>
                     <pic:cNvPicPr/>
                   </pic:nvPicPr>
                   <pic:blipFill>
-                    <a:blip r:embed="rIdImg9"/>
+                    <a:blip r:embed="rId15"/>
                     <a:stretch>
                       <a:fillRect/>
                     </a:stretch>
@@ -3589,12 +3642,11 @@
     <w:p>
       <w:pPr>
         <w:keepNext/>
-        <w:spacing w:before="0" w:after="120"/>
+        <w:spacing w:after="120"/>
         <w:jc w:val="center"/>
       </w:pPr>
       <w:r>
         <w:rPr>
-          <w:rFonts w:ascii="TH Sarabun New" w:hAnsi="TH Sarabun New" w:cs="TH Sarabun New" w:eastAsia="TH Sarabun New"/>
           <w:b/>
           <w:bCs/>
           <w:color w:val="1153A1"/>
@@ -3602,15 +3654,6 @@
           <w:szCs w:val="26"/>
         </w:rPr>
         <w:t xml:space="preserve">ภาพที่ 9  </w:t>
-      </w:r>
-      <w:r>
-        <w:rPr>
-          <w:rFonts w:ascii="TH Sarabun New" w:hAnsi="TH Sarabun New" w:cs="TH Sarabun New" w:eastAsia="TH Sarabun New"/>
-          <w:color w:val="555555"/>
-          <w:sz w:val="26"/>
-          <w:szCs w:val="26"/>
-        </w:rPr>
-        <w:t xml:space="preserve"/>
       </w:r>
     </w:p>
     <w:tbl>
@@ -3625,12 +3668,23 @@
           <w:insideV w:val="single" w:sz="4" w:space="0" w:color="E3E7EF"/>
         </w:tblBorders>
         <w:tblLayout w:type="fixed"/>
+        <w:tblCellMar>
+          <w:left w:w="10" w:type="dxa"/>
+          <w:right w:w="10" w:type="dxa"/>
+        </w:tblCellMar>
+        <w:tblLook w:val="0000" w:firstRow="0" w:lastRow="0" w:firstColumn="0" w:lastColumn="0" w:noHBand="0" w:noVBand="0"/>
       </w:tblPr>
       <w:tblGrid>
         <w:gridCol w:w="520"/>
         <w:gridCol w:w="9118"/>
       </w:tblGrid>
       <w:tr>
+        <w:tblPrEx>
+          <w:tblCellMar>
+            <w:top w:w="0" w:type="dxa"/>
+            <w:bottom w:w="0" w:type="dxa"/>
+          </w:tblCellMar>
+        </w:tblPrEx>
         <w:trPr>
           <w:cantSplit/>
         </w:trPr>
@@ -3648,12 +3702,11 @@
             </w:pPr>
             <w:r>
               <w:rPr>
-                <w:rFonts w:ascii="TH Sarabun New" w:hAnsi="TH Sarabun New" w:cs="TH Sarabun New" w:eastAsia="TH Sarabun New"/>
                 <w:b/>
                 <w:bCs/>
                 <w:color w:val="FFFFFF"/>
               </w:rPr>
-              <w:t xml:space="preserve">1</w:t>
+              <w:t>1</w:t>
             </w:r>
           </w:p>
         </w:tc>
@@ -3671,22 +3724,27 @@
             </w:pPr>
             <w:r>
               <w:rPr>
-                <w:rFonts w:ascii="TH Sarabun New" w:hAnsi="TH Sarabun New" w:cs="TH Sarabun New" w:eastAsia="TH Sarabun New"/>
                 <w:b/>
                 <w:bCs/>
               </w:rPr>
-              <w:t xml:space="preserve">ผู้รับเหมาซ่อม</w:t>
-            </w:r>
-            <w:r>
-              <w:rPr>
-                <w:rFonts w:ascii="TH Sarabun New" w:hAnsi="TH Sarabun New" w:cs="TH Sarabun New" w:eastAsia="TH Sarabun New"/>
-              </w:rPr>
-              <w:t xml:space="preserve"> — เลือกบริษัท + วันนัด → บันทึก (ผู้รับเหมาเห็นงานในบัญชีตัวเอง)</w:t>
+              <w:t>ผู้รับเหมาซ่อม</w:t>
+            </w:r>
+            <w:r>
+              <w:t xml:space="preserve"> — </w:t>
+            </w:r>
+            <w:r>
+              <w:t>เลือกบริษัท + วันนัด → บันทึก (ผู้รับเหมาเห็นงานในบัญชีตัวเอง)</w:t>
             </w:r>
           </w:p>
         </w:tc>
       </w:tr>
       <w:tr>
+        <w:tblPrEx>
+          <w:tblCellMar>
+            <w:top w:w="0" w:type="dxa"/>
+            <w:bottom w:w="0" w:type="dxa"/>
+          </w:tblCellMar>
+        </w:tblPrEx>
         <w:trPr>
           <w:cantSplit/>
         </w:trPr>
@@ -3703,12 +3761,11 @@
             </w:pPr>
             <w:r>
               <w:rPr>
-                <w:rFonts w:ascii="TH Sarabun New" w:hAnsi="TH Sarabun New" w:cs="TH Sarabun New" w:eastAsia="TH Sarabun New"/>
                 <w:b/>
                 <w:bCs/>
                 <w:color w:val="FFFFFF"/>
               </w:rPr>
-              <w:t xml:space="preserve">2</w:t>
+              <w:t>2</w:t>
             </w:r>
           </w:p>
         </w:tc>
@@ -3725,27 +3782,22 @@
             </w:pPr>
             <w:r>
               <w:rPr>
-                <w:rFonts w:ascii="TH Sarabun New" w:hAnsi="TH Sarabun New" w:cs="TH Sarabun New" w:eastAsia="TH Sarabun New"/>
                 <w:b/>
                 <w:bCs/>
               </w:rPr>
-              <w:t xml:space="preserve">ซ่อมเอง</w:t>
-            </w:r>
-            <w:r>
-              <w:rPr>
-                <w:rFonts w:ascii="TH Sarabun New" w:hAnsi="TH Sarabun New" w:cs="TH Sarabun New" w:eastAsia="TH Sarabun New"/>
-              </w:rPr>
-              <w:t xml:space="preserve"> — เฉพาะ Infrastructure — ไม่ต้องมีใบซ่อม</w:t>
+              <w:t>ซ่อมเอง</w:t>
+            </w:r>
+            <w:r>
+              <w:t xml:space="preserve"> — </w:t>
+            </w:r>
+            <w:r>
+              <w:t>เฉพาะ Infrastructure — ไม่ต้องมีใบซ่อม</w:t>
             </w:r>
           </w:p>
         </w:tc>
       </w:tr>
     </w:tbl>
-    <w:p>
-      <w:pPr>
-        <w:spacing w:before="0" w:after="100"/>
-      </w:pPr>
-    </w:p>
+    <w:p/>
     <w:p>
       <w:pPr>
         <w:keepNext/>
@@ -3753,18 +3805,17 @@
       </w:pPr>
       <w:r>
         <w:rPr>
-          <w:rFonts w:ascii="TH Sarabun New" w:hAnsi="TH Sarabun New" w:cs="TH Sarabun New" w:eastAsia="TH Sarabun New"/>
           <w:b/>
           <w:bCs/>
           <w:color w:val="F47920"/>
           <w:sz w:val="38"/>
           <w:szCs w:val="38"/>
         </w:rPr>
+        <w:lastRenderedPageBreak/>
         <w:t xml:space="preserve">ขั้นที่ 5  </w:t>
       </w:r>
       <w:r>
         <w:rPr>
-          <w:rFonts w:ascii="TH Sarabun New" w:hAnsi="TH Sarabun New" w:cs="TH Sarabun New" w:eastAsia="TH Sarabun New"/>
           <w:sz w:val="35"/>
           <w:szCs w:val="35"/>
         </w:rPr>
@@ -3772,39 +3823,72 @@
       </w:r>
       <w:r>
         <w:rPr>
-          <w:rFonts w:ascii="TH Sarabun New" w:hAnsi="TH Sarabun New" w:cs="TH Sarabun New" w:eastAsia="TH Sarabun New"/>
-          <w:b/>
-          <w:bCs/>
-          <w:sz w:val="35"/>
-          <w:szCs w:val="35"/>
-        </w:rPr>
-        <w:t xml:space="preserve">ซ่อมเอง</w:t>
-      </w:r>
-      <w:r>
-        <w:rPr>
-          <w:rFonts w:ascii="TH Sarabun New" w:hAnsi="TH Sarabun New" w:cs="TH Sarabun New" w:eastAsia="TH Sarabun New"/>
-          <w:sz w:val="35"/>
-          <w:szCs w:val="35"/>
-        </w:rPr>
-        <w:t xml:space="preserve"> → กด </w:t>
-      </w:r>
-      <w:r>
-        <w:rPr>
-          <w:rFonts w:ascii="TH Sarabun New" w:hAnsi="TH Sarabun New" w:cs="TH Sarabun New" w:eastAsia="TH Sarabun New"/>
-          <w:b/>
-          <w:bCs/>
-          <w:sz w:val="35"/>
-          <w:szCs w:val="35"/>
-        </w:rPr>
-        <w:t xml:space="preserve">ไปบันทึกประวัติ</w:t>
-      </w:r>
-      <w:r>
-        <w:rPr>
-          <w:rFonts w:ascii="TH Sarabun New" w:hAnsi="TH Sarabun New" w:cs="TH Sarabun New" w:eastAsia="TH Sarabun New"/>
-          <w:sz w:val="35"/>
-          <w:szCs w:val="35"/>
-        </w:rPr>
-        <w:t xml:space="preserve"> กรอกว่าซ่อมอะไรไป แล้วบันทึก → เคสปิด</w:t>
+          <w:b/>
+          <w:bCs/>
+          <w:sz w:val="35"/>
+          <w:szCs w:val="35"/>
+        </w:rPr>
+        <w:t>ซ่อมเอง</w:t>
+      </w:r>
+      <w:r>
+        <w:rPr>
+          <w:sz w:val="35"/>
+          <w:szCs w:val="35"/>
+        </w:rPr>
+        <w:t xml:space="preserve"> → </w:t>
+      </w:r>
+      <w:r>
+        <w:rPr>
+          <w:sz w:val="35"/>
+          <w:szCs w:val="35"/>
+        </w:rPr>
+        <w:t xml:space="preserve">กด </w:t>
+      </w:r>
+      <w:r>
+        <w:rPr>
+          <w:b/>
+          <w:bCs/>
+          <w:sz w:val="35"/>
+          <w:szCs w:val="35"/>
+        </w:rPr>
+        <w:t>ไปบันทึกประวัติ</w:t>
+      </w:r>
+      <w:r>
+        <w:rPr>
+          <w:sz w:val="35"/>
+          <w:szCs w:val="35"/>
+        </w:rPr>
+        <w:t xml:space="preserve"> </w:t>
+      </w:r>
+      <w:r>
+        <w:rPr>
+          <w:sz w:val="35"/>
+          <w:szCs w:val="35"/>
+        </w:rPr>
+        <w:t xml:space="preserve">กรอกว่าซ่อมอะไรไป แล้วกด </w:t>
+      </w:r>
+      <w:r>
+        <w:rPr>
+          <w:b/>
+          <w:bCs/>
+          <w:sz w:val="35"/>
+          <w:szCs w:val="35"/>
+        </w:rPr>
+        <w:t>บันทึกและปิดงาน</w:t>
+      </w:r>
+      <w:r>
+        <w:rPr>
+          <w:sz w:val="35"/>
+          <w:szCs w:val="35"/>
+        </w:rPr>
+        <w:t xml:space="preserve"> → </w:t>
+      </w:r>
+      <w:r>
+        <w:rPr>
+          <w:sz w:val="35"/>
+          <w:szCs w:val="35"/>
+        </w:rPr>
+        <w:t>เคสปิด</w:t>
       </w:r>
     </w:p>
     <w:p>
@@ -3814,22 +3898,26 @@
         <w:jc w:val="center"/>
       </w:pPr>
       <w:r>
+        <w:rPr>
+          <w:noProof/>
+        </w:rPr>
         <w:drawing>
-          <wp:inline distT="0" distB="0" distL="0" distR="0">
+          <wp:inline distT="0" distB="0" distL="0" distR="0" wp14:anchorId="40B5E03D" wp14:editId="1C686B6A">
             <wp:extent cx="3240000" cy="2675455"/>
+            <wp:effectExtent l="0" t="0" r="0" b="0"/>
             <wp:docPr id="109" name="ภาพ 109"/>
             <wp:cNvGraphicFramePr>
-              <a:graphicFrameLocks noChangeAspect="1"/>
+              <a:graphicFrameLocks xmlns:a="http://schemas.openxmlformats.org/drawingml/2006/main" noChangeAspect="1"/>
             </wp:cNvGraphicFramePr>
-            <a:graphic>
+            <a:graphic xmlns:a="http://schemas.openxmlformats.org/drawingml/2006/main">
               <a:graphicData uri="http://schemas.openxmlformats.org/drawingml/2006/picture">
-                <pic:pic>
+                <pic:pic xmlns:pic="http://schemas.openxmlformats.org/drawingml/2006/picture">
                   <pic:nvPicPr>
                     <pic:cNvPr id="109" name="r7-assign-self.png"/>
                     <pic:cNvPicPr/>
                   </pic:nvPicPr>
                   <pic:blipFill>
-                    <a:blip r:embed="rIdImg10"/>
+                    <a:blip r:embed="rId16"/>
                     <a:stretch>
                       <a:fillRect/>
                     </a:stretch>
@@ -3857,12 +3945,11 @@
     </w:p>
     <w:p>
       <w:pPr>
-        <w:spacing w:before="0" w:after="120"/>
+        <w:spacing w:after="120"/>
         <w:jc w:val="center"/>
       </w:pPr>
       <w:r>
         <w:rPr>
-          <w:rFonts w:ascii="TH Sarabun New" w:hAnsi="TH Sarabun New" w:cs="TH Sarabun New" w:eastAsia="TH Sarabun New"/>
           <w:b/>
           <w:bCs/>
           <w:color w:val="1153A1"/>
@@ -3871,15 +3958,6 @@
         </w:rPr>
         <w:t xml:space="preserve">ภาพที่ 10  </w:t>
       </w:r>
-      <w:r>
-        <w:rPr>
-          <w:rFonts w:ascii="TH Sarabun New" w:hAnsi="TH Sarabun New" w:cs="TH Sarabun New" w:eastAsia="TH Sarabun New"/>
-          <w:color w:val="555555"/>
-          <w:sz w:val="26"/>
-          <w:szCs w:val="26"/>
-        </w:rPr>
-        <w:t xml:space="preserve"/>
-      </w:r>
     </w:p>
     <w:p>
       <w:pPr>
@@ -3887,10 +3965,11 @@
         <w:pageBreakBefore/>
       </w:pPr>
       <w:r>
-        <w:rPr>
-          <w:rFonts w:ascii="TH Sarabun New" w:hAnsi="TH Sarabun New" w:cs="TH Sarabun New" w:eastAsia="TH Sarabun New"/>
-        </w:rPr>
-        <w:t xml:space="preserve">5. ส่งลิงก์ให้ช่างกรอกเอง</w:t>
+        <w:lastRenderedPageBreak/>
+        <w:t xml:space="preserve">5. </w:t>
+      </w:r>
+      <w:r>
+        <w:t>ส่งลิงก์ให้ช่างกรอกเอง</w:t>
       </w:r>
     </w:p>
     <w:p>
@@ -3900,7 +3979,6 @@
       </w:pPr>
       <w:r>
         <w:rPr>
-          <w:rFonts w:ascii="TH Sarabun New" w:hAnsi="TH Sarabun New" w:cs="TH Sarabun New" w:eastAsia="TH Sarabun New"/>
           <w:b/>
           <w:bCs/>
           <w:color w:val="F47920"/>
@@ -3911,7 +3989,6 @@
       </w:r>
       <w:r>
         <w:rPr>
-          <w:rFonts w:ascii="TH Sarabun New" w:hAnsi="TH Sarabun New" w:cs="TH Sarabun New" w:eastAsia="TH Sarabun New"/>
           <w:sz w:val="35"/>
           <w:szCs w:val="35"/>
         </w:rPr>
@@ -3919,31 +3996,35 @@
       </w:r>
       <w:r>
         <w:rPr>
-          <w:rFonts w:ascii="TH Sarabun New" w:hAnsi="TH Sarabun New" w:cs="TH Sarabun New" w:eastAsia="TH Sarabun New"/>
-          <w:b/>
-          <w:bCs/>
-          <w:sz w:val="35"/>
-          <w:szCs w:val="35"/>
-        </w:rPr>
-        <w:t xml:space="preserve">ส่งลิงก์</w:t>
-      </w:r>
-      <w:r>
-        <w:rPr>
-          <w:rFonts w:ascii="TH Sarabun New" w:hAnsi="TH Sarabun New" w:cs="TH Sarabun New" w:eastAsia="TH Sarabun New"/>
-          <w:sz w:val="35"/>
-          <w:szCs w:val="35"/>
-        </w:rPr>
-        <w:t xml:space="preserve"> → ใส่วันนัด เลือกอายุลิงก์ → </w:t>
-      </w:r>
-      <w:r>
-        <w:rPr>
-          <w:rFonts w:ascii="TH Sarabun New" w:hAnsi="TH Sarabun New" w:cs="TH Sarabun New" w:eastAsia="TH Sarabun New"/>
-          <w:b/>
-          <w:bCs/>
-          <w:sz w:val="35"/>
-          <w:szCs w:val="35"/>
-        </w:rPr>
-        <w:t xml:space="preserve">สร้างลิงก์</w:t>
+          <w:b/>
+          <w:bCs/>
+          <w:sz w:val="35"/>
+          <w:szCs w:val="35"/>
+        </w:rPr>
+        <w:t>ส่งลิงก์</w:t>
+      </w:r>
+      <w:r>
+        <w:rPr>
+          <w:sz w:val="35"/>
+          <w:szCs w:val="35"/>
+        </w:rPr>
+        <w:t xml:space="preserve"> → </w:t>
+      </w:r>
+      <w:r>
+        <w:rPr>
+          <w:sz w:val="35"/>
+          <w:szCs w:val="35"/>
+        </w:rPr>
+        <w:t xml:space="preserve">ใส่วันนัด เลือกอายุลิงก์ → </w:t>
+      </w:r>
+      <w:r>
+        <w:rPr>
+          <w:b/>
+          <w:bCs/>
+          <w:sz w:val="35"/>
+          <w:szCs w:val="35"/>
+        </w:rPr>
+        <w:t>สร้างลิงก์</w:t>
       </w:r>
     </w:p>
     <w:p>
@@ -3953,22 +4034,26 @@
         <w:jc w:val="center"/>
       </w:pPr>
       <w:r>
+        <w:rPr>
+          <w:noProof/>
+        </w:rPr>
         <w:drawing>
-          <wp:inline distT="0" distB="0" distL="0" distR="0">
+          <wp:inline distT="0" distB="0" distL="0" distR="0" wp14:anchorId="6CED8085" wp14:editId="6E68654D">
             <wp:extent cx="3240000" cy="2767500"/>
+            <wp:effectExtent l="0" t="0" r="0" b="0"/>
             <wp:docPr id="110" name="ภาพ 110"/>
             <wp:cNvGraphicFramePr>
-              <a:graphicFrameLocks noChangeAspect="1"/>
+              <a:graphicFrameLocks xmlns:a="http://schemas.openxmlformats.org/drawingml/2006/main" noChangeAspect="1"/>
             </wp:cNvGraphicFramePr>
-            <a:graphic>
+            <a:graphic xmlns:a="http://schemas.openxmlformats.org/drawingml/2006/main">
               <a:graphicData uri="http://schemas.openxmlformats.org/drawingml/2006/picture">
-                <pic:pic>
+                <pic:pic xmlns:pic="http://schemas.openxmlformats.org/drawingml/2006/picture">
                   <pic:nvPicPr>
                     <pic:cNvPr id="110" name="l1-link-form.png"/>
                     <pic:cNvPicPr/>
                   </pic:nvPicPr>
                   <pic:blipFill>
-                    <a:blip r:embed="rIdImg11"/>
+                    <a:blip r:embed="rId17"/>
                     <a:stretch>
                       <a:fillRect/>
                     </a:stretch>
@@ -3997,12 +4082,11 @@
     <w:p>
       <w:pPr>
         <w:keepNext/>
-        <w:spacing w:before="0" w:after="120"/>
+        <w:spacing w:after="120"/>
         <w:jc w:val="center"/>
       </w:pPr>
       <w:r>
         <w:rPr>
-          <w:rFonts w:ascii="TH Sarabun New" w:hAnsi="TH Sarabun New" w:cs="TH Sarabun New" w:eastAsia="TH Sarabun New"/>
           <w:b/>
           <w:bCs/>
           <w:color w:val="1153A1"/>
@@ -4010,15 +4094,6 @@
           <w:szCs w:val="26"/>
         </w:rPr>
         <w:t xml:space="preserve">ภาพที่ 11  </w:t>
-      </w:r>
-      <w:r>
-        <w:rPr>
-          <w:rFonts w:ascii="TH Sarabun New" w:hAnsi="TH Sarabun New" w:cs="TH Sarabun New" w:eastAsia="TH Sarabun New"/>
-          <w:color w:val="555555"/>
-          <w:sz w:val="26"/>
-          <w:szCs w:val="26"/>
-        </w:rPr>
-        <w:t xml:space="preserve"/>
       </w:r>
     </w:p>
     <w:tbl>
@@ -4033,12 +4108,23 @@
           <w:insideV w:val="single" w:sz="4" w:space="0" w:color="E3E7EF"/>
         </w:tblBorders>
         <w:tblLayout w:type="fixed"/>
+        <w:tblCellMar>
+          <w:left w:w="10" w:type="dxa"/>
+          <w:right w:w="10" w:type="dxa"/>
+        </w:tblCellMar>
+        <w:tblLook w:val="0000" w:firstRow="0" w:lastRow="0" w:firstColumn="0" w:lastColumn="0" w:noHBand="0" w:noVBand="0"/>
       </w:tblPr>
       <w:tblGrid>
         <w:gridCol w:w="520"/>
         <w:gridCol w:w="9118"/>
       </w:tblGrid>
       <w:tr>
+        <w:tblPrEx>
+          <w:tblCellMar>
+            <w:top w:w="0" w:type="dxa"/>
+            <w:bottom w:w="0" w:type="dxa"/>
+          </w:tblCellMar>
+        </w:tblPrEx>
         <w:trPr>
           <w:cantSplit/>
         </w:trPr>
@@ -4056,12 +4142,11 @@
             </w:pPr>
             <w:r>
               <w:rPr>
-                <w:rFonts w:ascii="TH Sarabun New" w:hAnsi="TH Sarabun New" w:cs="TH Sarabun New" w:eastAsia="TH Sarabun New"/>
                 <w:b/>
                 <w:bCs/>
                 <w:color w:val="FFFFFF"/>
               </w:rPr>
-              <w:t xml:space="preserve">1</w:t>
+              <w:t>1</w:t>
             </w:r>
           </w:p>
         </w:tc>
@@ -4079,22 +4164,27 @@
             </w:pPr>
             <w:r>
               <w:rPr>
-                <w:rFonts w:ascii="TH Sarabun New" w:hAnsi="TH Sarabun New" w:cs="TH Sarabun New" w:eastAsia="TH Sarabun New"/>
                 <w:b/>
                 <w:bCs/>
               </w:rPr>
-              <w:t xml:space="preserve">วันนัดช่าง</w:t>
-            </w:r>
-            <w:r>
-              <w:rPr>
-                <w:rFonts w:ascii="TH Sarabun New" w:hAnsi="TH Sarabun New" w:cs="TH Sarabun New" w:eastAsia="TH Sarabun New"/>
-              </w:rPr>
-              <w:t xml:space="preserve"> — ไม่ใส่ก็ได้ — ใส่แล้วนับอายุลิงก์จากวันนัด</w:t>
+              <w:t>วันนัดช่าง</w:t>
+            </w:r>
+            <w:r>
+              <w:t xml:space="preserve"> — </w:t>
+            </w:r>
+            <w:r>
+              <w:t>ไม่ใส่ก็ได้ — ใส่แล้วนับอายุลิงก์จากวันนัด</w:t>
             </w:r>
           </w:p>
         </w:tc>
       </w:tr>
       <w:tr>
+        <w:tblPrEx>
+          <w:tblCellMar>
+            <w:top w:w="0" w:type="dxa"/>
+            <w:bottom w:w="0" w:type="dxa"/>
+          </w:tblCellMar>
+        </w:tblPrEx>
         <w:trPr>
           <w:cantSplit/>
         </w:trPr>
@@ -4112,12 +4202,11 @@
             </w:pPr>
             <w:r>
               <w:rPr>
-                <w:rFonts w:ascii="TH Sarabun New" w:hAnsi="TH Sarabun New" w:cs="TH Sarabun New" w:eastAsia="TH Sarabun New"/>
                 <w:b/>
                 <w:bCs/>
                 <w:color w:val="FFFFFF"/>
               </w:rPr>
-              <w:t xml:space="preserve">2</w:t>
+              <w:t>2</w:t>
             </w:r>
           </w:p>
         </w:tc>
@@ -4135,22 +4224,27 @@
             </w:pPr>
             <w:r>
               <w:rPr>
-                <w:rFonts w:ascii="TH Sarabun New" w:hAnsi="TH Sarabun New" w:cs="TH Sarabun New" w:eastAsia="TH Sarabun New"/>
                 <w:b/>
                 <w:bCs/>
               </w:rPr>
-              <w:t xml:space="preserve">อายุลิงก์</w:t>
-            </w:r>
-            <w:r>
-              <w:rPr>
-                <w:rFonts w:ascii="TH Sarabun New" w:hAnsi="TH Sarabun New" w:cs="TH Sarabun New" w:eastAsia="TH Sarabun New"/>
-              </w:rPr>
-              <w:t xml:space="preserve"> — 3 / 7 / 14 วัน</w:t>
+              <w:t>อายุลิงก์</w:t>
+            </w:r>
+            <w:r>
+              <w:t xml:space="preserve"> — 3 / 7 / 14 </w:t>
+            </w:r>
+            <w:r>
+              <w:t>วัน</w:t>
             </w:r>
           </w:p>
         </w:tc>
       </w:tr>
       <w:tr>
+        <w:tblPrEx>
+          <w:tblCellMar>
+            <w:top w:w="0" w:type="dxa"/>
+            <w:bottom w:w="0" w:type="dxa"/>
+          </w:tblCellMar>
+        </w:tblPrEx>
         <w:trPr>
           <w:cantSplit/>
         </w:trPr>
@@ -4167,12 +4261,11 @@
             </w:pPr>
             <w:r>
               <w:rPr>
-                <w:rFonts w:ascii="TH Sarabun New" w:hAnsi="TH Sarabun New" w:cs="TH Sarabun New" w:eastAsia="TH Sarabun New"/>
                 <w:b/>
                 <w:bCs/>
                 <w:color w:val="FFFFFF"/>
               </w:rPr>
-              <w:t xml:space="preserve">3</w:t>
+              <w:t>3</w:t>
             </w:r>
           </w:p>
         </w:tc>
@@ -4189,21 +4282,16 @@
             </w:pPr>
             <w:r>
               <w:rPr>
-                <w:rFonts w:ascii="TH Sarabun New" w:hAnsi="TH Sarabun New" w:cs="TH Sarabun New" w:eastAsia="TH Sarabun New"/>
                 <w:b/>
                 <w:bCs/>
               </w:rPr>
-              <w:t xml:space="preserve">สร้างลิงก์</w:t>
+              <w:t>สร้างลิงก์</w:t>
             </w:r>
           </w:p>
         </w:tc>
       </w:tr>
     </w:tbl>
-    <w:p>
-      <w:pPr>
-        <w:spacing w:before="0" w:after="100"/>
-      </w:pPr>
-    </w:p>
+    <w:p/>
     <w:p>
       <w:pPr>
         <w:keepNext/>
@@ -4211,7 +4299,6 @@
       </w:pPr>
       <w:r>
         <w:rPr>
-          <w:rFonts w:ascii="TH Sarabun New" w:hAnsi="TH Sarabun New" w:cs="TH Sarabun New" w:eastAsia="TH Sarabun New"/>
           <w:b/>
           <w:bCs/>
           <w:color w:val="F47920"/>
@@ -4222,7 +4309,6 @@
       </w:r>
       <w:r>
         <w:rPr>
-          <w:rFonts w:ascii="TH Sarabun New" w:hAnsi="TH Sarabun New" w:cs="TH Sarabun New" w:eastAsia="TH Sarabun New"/>
           <w:sz w:val="35"/>
           <w:szCs w:val="35"/>
         </w:rPr>
@@ -4230,39 +4316,49 @@
       </w:r>
       <w:r>
         <w:rPr>
-          <w:rFonts w:ascii="TH Sarabun New" w:hAnsi="TH Sarabun New" w:cs="TH Sarabun New" w:eastAsia="TH Sarabun New"/>
-          <w:b/>
-          <w:bCs/>
-          <w:sz w:val="35"/>
-          <w:szCs w:val="35"/>
-        </w:rPr>
-        <w:t xml:space="preserve">คัดลอก</w:t>
-      </w:r>
-      <w:r>
-        <w:rPr>
-          <w:rFonts w:ascii="TH Sarabun New" w:hAnsi="TH Sarabun New" w:cs="TH Sarabun New" w:eastAsia="TH Sarabun New"/>
-          <w:sz w:val="35"/>
-          <w:szCs w:val="35"/>
-        </w:rPr>
-        <w:t xml:space="preserve"> แล้วส่งให้ช่างทาง LINE — </w:t>
-      </w:r>
-      <w:r>
-        <w:rPr>
-          <w:rFonts w:ascii="TH Sarabun New" w:hAnsi="TH Sarabun New" w:cs="TH Sarabun New" w:eastAsia="TH Sarabun New"/>
-          <w:b/>
-          <w:bCs/>
-          <w:sz w:val="35"/>
-          <w:szCs w:val="35"/>
-        </w:rPr>
-        <w:t xml:space="preserve">ลิงก์แสดงครั้งเดียว</w:t>
-      </w:r>
-      <w:r>
-        <w:rPr>
-          <w:rFonts w:ascii="TH Sarabun New" w:hAnsi="TH Sarabun New" w:cs="TH Sarabun New" w:eastAsia="TH Sarabun New"/>
-          <w:sz w:val="35"/>
-          <w:szCs w:val="35"/>
-        </w:rPr>
-        <w:t xml:space="preserve"> ปิดแล้วดูซ้ำไม่ได้</w:t>
+          <w:b/>
+          <w:bCs/>
+          <w:sz w:val="35"/>
+          <w:szCs w:val="35"/>
+        </w:rPr>
+        <w:t>คัดลอก</w:t>
+      </w:r>
+      <w:r>
+        <w:rPr>
+          <w:sz w:val="35"/>
+          <w:szCs w:val="35"/>
+        </w:rPr>
+        <w:t xml:space="preserve"> </w:t>
+      </w:r>
+      <w:r>
+        <w:rPr>
+          <w:sz w:val="35"/>
+          <w:szCs w:val="35"/>
+        </w:rPr>
+        <w:t xml:space="preserve">แล้วส่งให้ช่างทาง LINE — </w:t>
+      </w:r>
+      <w:r>
+        <w:rPr>
+          <w:b/>
+          <w:bCs/>
+          <w:sz w:val="35"/>
+          <w:szCs w:val="35"/>
+        </w:rPr>
+        <w:t>ลิงก์แสดงครั้งเดียว</w:t>
+      </w:r>
+      <w:r>
+        <w:rPr>
+          <w:sz w:val="35"/>
+          <w:szCs w:val="35"/>
+        </w:rPr>
+        <w:t xml:space="preserve"> </w:t>
+      </w:r>
+      <w:r>
+        <w:rPr>
+          <w:sz w:val="35"/>
+          <w:szCs w:val="35"/>
+        </w:rPr>
+        <w:t>ปิดแล้วดูซ้ำไม่ได้</w:t>
       </w:r>
     </w:p>
     <w:p>
@@ -4272,22 +4368,26 @@
         <w:jc w:val="center"/>
       </w:pPr>
       <w:r>
+        <w:rPr>
+          <w:noProof/>
+        </w:rPr>
         <w:drawing>
-          <wp:inline distT="0" distB="0" distL="0" distR="0">
+          <wp:inline distT="0" distB="0" distL="0" distR="0" wp14:anchorId="360325E5" wp14:editId="31D1A3D3">
             <wp:extent cx="3240000" cy="2847273"/>
+            <wp:effectExtent l="0" t="0" r="0" b="0"/>
             <wp:docPr id="111" name="ภาพ 111"/>
             <wp:cNvGraphicFramePr>
-              <a:graphicFrameLocks noChangeAspect="1"/>
+              <a:graphicFrameLocks xmlns:a="http://schemas.openxmlformats.org/drawingml/2006/main" noChangeAspect="1"/>
             </wp:cNvGraphicFramePr>
-            <a:graphic>
+            <a:graphic xmlns:a="http://schemas.openxmlformats.org/drawingml/2006/main">
               <a:graphicData uri="http://schemas.openxmlformats.org/drawingml/2006/picture">
-                <pic:pic>
+                <pic:pic xmlns:pic="http://schemas.openxmlformats.org/drawingml/2006/picture">
                   <pic:nvPicPr>
                     <pic:cNvPr id="111" name="l2-link-copy.png"/>
                     <pic:cNvPicPr/>
                   </pic:nvPicPr>
                   <pic:blipFill>
-                    <a:blip r:embed="rIdImg12"/>
+                    <a:blip r:embed="rId18"/>
                     <a:stretch>
                       <a:fillRect/>
                     </a:stretch>
@@ -4315,12 +4415,11 @@
     </w:p>
     <w:p>
       <w:pPr>
-        <w:spacing w:before="0" w:after="120"/>
+        <w:spacing w:after="120"/>
         <w:jc w:val="center"/>
       </w:pPr>
       <w:r>
         <w:rPr>
-          <w:rFonts w:ascii="TH Sarabun New" w:hAnsi="TH Sarabun New" w:cs="TH Sarabun New" w:eastAsia="TH Sarabun New"/>
           <w:b/>
           <w:bCs/>
           <w:color w:val="1153A1"/>
@@ -4329,15 +4428,6 @@
         </w:rPr>
         <w:t xml:space="preserve">ภาพที่ 12  </w:t>
       </w:r>
-      <w:r>
-        <w:rPr>
-          <w:rFonts w:ascii="TH Sarabun New" w:hAnsi="TH Sarabun New" w:cs="TH Sarabun New" w:eastAsia="TH Sarabun New"/>
-          <w:color w:val="555555"/>
-          <w:sz w:val="26"/>
-          <w:szCs w:val="26"/>
-        </w:rPr>
-        <w:t xml:space="preserve"/>
-      </w:r>
     </w:p>
     <w:p>
       <w:pPr>
@@ -4346,22 +4436,21 @@
       </w:pPr>
       <w:r>
         <w:rPr>
-          <w:rFonts w:ascii="TH Sarabun New" w:hAnsi="TH Sarabun New" w:cs="TH Sarabun New" w:eastAsia="TH Sarabun New"/>
           <w:b/>
           <w:bCs/>
           <w:color w:val="F47920"/>
           <w:sz w:val="38"/>
           <w:szCs w:val="38"/>
         </w:rPr>
+        <w:lastRenderedPageBreak/>
         <w:t xml:space="preserve">ขั้นที่ 3  </w:t>
       </w:r>
       <w:r>
         <w:rPr>
-          <w:rFonts w:ascii="TH Sarabun New" w:hAnsi="TH Sarabun New" w:cs="TH Sarabun New" w:eastAsia="TH Sarabun New"/>
-          <w:sz w:val="35"/>
-          <w:szCs w:val="35"/>
-        </w:rPr>
-        <w:t xml:space="preserve">ช่างเปิดลิงก์บนมือถือ กรอก แล้วกดส่ง → งานปิดเอง</w:t>
+          <w:sz w:val="35"/>
+          <w:szCs w:val="35"/>
+        </w:rPr>
+        <w:t>ช่างเปิดลิงก์บนมือถือ กรอก แล้วกดส่ง → งานปิดเอง</w:t>
       </w:r>
     </w:p>
     <w:p>
@@ -4371,22 +4460,26 @@
         <w:jc w:val="center"/>
       </w:pPr>
       <w:r>
+        <w:rPr>
+          <w:noProof/>
+        </w:rPr>
         <w:drawing>
-          <wp:inline distT="0" distB="0" distL="0" distR="0">
+          <wp:inline distT="0" distB="0" distL="0" distR="0" wp14:anchorId="5286A321" wp14:editId="122CFBCA">
             <wp:extent cx="1841860" cy="3960000"/>
+            <wp:effectExtent l="0" t="0" r="0" b="0"/>
             <wp:docPr id="112" name="ภาพ 112"/>
             <wp:cNvGraphicFramePr>
-              <a:graphicFrameLocks noChangeAspect="1"/>
+              <a:graphicFrameLocks xmlns:a="http://schemas.openxmlformats.org/drawingml/2006/main" noChangeAspect="1"/>
             </wp:cNvGraphicFramePr>
-            <a:graphic>
+            <a:graphic xmlns:a="http://schemas.openxmlformats.org/drawingml/2006/main">
               <a:graphicData uri="http://schemas.openxmlformats.org/drawingml/2006/picture">
-                <pic:pic>
+                <pic:pic xmlns:pic="http://schemas.openxmlformats.org/drawingml/2006/picture">
                   <pic:nvPicPr>
                     <pic:cNvPr id="112" name="s20-tech-link.png"/>
                     <pic:cNvPicPr/>
                   </pic:nvPicPr>
                   <pic:blipFill>
-                    <a:blip r:embed="rIdImg13"/>
+                    <a:blip r:embed="rId19"/>
                     <a:stretch>
                       <a:fillRect/>
                     </a:stretch>
@@ -4414,12 +4507,11 @@
     </w:p>
     <w:p>
       <w:pPr>
-        <w:spacing w:before="0" w:after="120"/>
+        <w:spacing w:after="120"/>
         <w:jc w:val="center"/>
       </w:pPr>
       <w:r>
         <w:rPr>
-          <w:rFonts w:ascii="TH Sarabun New" w:hAnsi="TH Sarabun New" w:cs="TH Sarabun New" w:eastAsia="TH Sarabun New"/>
           <w:b/>
           <w:bCs/>
           <w:color w:val="1153A1"/>
@@ -4428,35 +4520,24 @@
         </w:rPr>
         <w:t xml:space="preserve">ภาพที่ 13  </w:t>
       </w:r>
-      <w:r>
-        <w:rPr>
-          <w:rFonts w:ascii="TH Sarabun New" w:hAnsi="TH Sarabun New" w:cs="TH Sarabun New" w:eastAsia="TH Sarabun New"/>
+    </w:p>
+    <w:p>
+      <w:pPr>
+        <w:spacing w:before="80" w:after="80"/>
+      </w:pPr>
+      <w:r>
+        <w:rPr>
+          <w:b/>
+          <w:bCs/>
+          <w:color w:val="F47920"/>
+        </w:rPr>
+        <w:t xml:space="preserve">เคล็ดลับ: </w:t>
+      </w:r>
+      <w:r>
+        <w:rPr>
           <w:color w:val="555555"/>
-          <w:sz w:val="26"/>
-          <w:szCs w:val="26"/>
-        </w:rPr>
-        <w:t xml:space="preserve"/>
-      </w:r>
-    </w:p>
-    <w:p>
-      <w:pPr>
-        <w:spacing w:before="80" w:after="80"/>
-      </w:pPr>
-      <w:r>
-        <w:rPr>
-          <w:rFonts w:ascii="TH Sarabun New" w:hAnsi="TH Sarabun New" w:cs="TH Sarabun New" w:eastAsia="TH Sarabun New"/>
-          <w:b/>
-          <w:bCs/>
-          <w:color w:val="F47920"/>
-        </w:rPr>
-        <w:t xml:space="preserve">เคล็ดลับ: </w:t>
-      </w:r>
-      <w:r>
-        <w:rPr>
-          <w:rFonts w:ascii="TH Sarabun New" w:hAnsi="TH Sarabun New" w:cs="TH Sarabun New" w:eastAsia="TH Sarabun New"/>
-          <w:color w:val="555555"/>
-        </w:rPr>
-        <w:t xml:space="preserve">ตอนนี้ลิงก์เปิดได้เฉพาะเน็ตวงเดียวกับออฟฟิศ จนกว่าระบบจะขึ้นคลาวด์</w:t>
+        </w:rPr>
+        <w:t>ตอนนี้ลิงก์เปิดได้เฉพาะเน็ตวงเดียวกับออฟฟิศ จนกว่าระบบจะขึ้นคลาวด์</w:t>
       </w:r>
     </w:p>
     <w:p>
@@ -4465,10 +4546,11 @@
         <w:pageBreakBefore/>
       </w:pPr>
       <w:r>
-        <w:rPr>
-          <w:rFonts w:ascii="TH Sarabun New" w:hAnsi="TH Sarabun New" w:cs="TH Sarabun New" w:eastAsia="TH Sarabun New"/>
-        </w:rPr>
-        <w:t xml:space="preserve">6. ปิดงานล้างแอร์</w:t>
+        <w:lastRenderedPageBreak/>
+        <w:t xml:space="preserve">6. </w:t>
+      </w:r>
+      <w:r>
+        <w:t>ปิดงานล้างแอร์</w:t>
       </w:r>
     </w:p>
     <w:p>
@@ -4478,7 +4560,6 @@
       </w:pPr>
       <w:r>
         <w:rPr>
-          <w:rFonts w:ascii="TH Sarabun New" w:hAnsi="TH Sarabun New" w:cs="TH Sarabun New" w:eastAsia="TH Sarabun New"/>
           <w:b/>
           <w:bCs/>
           <w:color w:val="F47920"/>
@@ -4489,7 +4570,6 @@
       </w:r>
       <w:r>
         <w:rPr>
-          <w:rFonts w:ascii="TH Sarabun New" w:hAnsi="TH Sarabun New" w:cs="TH Sarabun New" w:eastAsia="TH Sarabun New"/>
           <w:sz w:val="35"/>
           <w:szCs w:val="35"/>
         </w:rPr>
@@ -4497,21 +4577,26 @@
       </w:r>
       <w:r>
         <w:rPr>
-          <w:rFonts w:ascii="TH Sarabun New" w:hAnsi="TH Sarabun New" w:cs="TH Sarabun New" w:eastAsia="TH Sarabun New"/>
-          <w:b/>
-          <w:bCs/>
-          <w:sz w:val="35"/>
-          <w:szCs w:val="35"/>
-        </w:rPr>
-        <w:t xml:space="preserve">แผนล้างแอร์</w:t>
-      </w:r>
-      <w:r>
-        <w:rPr>
-          <w:rFonts w:ascii="TH Sarabun New" w:hAnsi="TH Sarabun New" w:cs="TH Sarabun New" w:eastAsia="TH Sarabun New"/>
-          <w:sz w:val="35"/>
-          <w:szCs w:val="35"/>
-        </w:rPr>
-        <w:t xml:space="preserve"> → กดช่องรอบของเครื่องที่ล้าง</w:t>
+          <w:b/>
+          <w:bCs/>
+          <w:sz w:val="35"/>
+          <w:szCs w:val="35"/>
+        </w:rPr>
+        <w:t>แผนล้างแอร์</w:t>
+      </w:r>
+      <w:r>
+        <w:rPr>
+          <w:sz w:val="35"/>
+          <w:szCs w:val="35"/>
+        </w:rPr>
+        <w:t xml:space="preserve"> → </w:t>
+      </w:r>
+      <w:r>
+        <w:rPr>
+          <w:sz w:val="35"/>
+          <w:szCs w:val="35"/>
+        </w:rPr>
+        <w:t>กดช่องรอบของเครื่องที่ล้าง</w:t>
       </w:r>
     </w:p>
     <w:p>
@@ -4521,22 +4606,26 @@
         <w:jc w:val="center"/>
       </w:pPr>
       <w:r>
+        <w:rPr>
+          <w:noProof/>
+        </w:rPr>
         <w:drawing>
-          <wp:inline distT="0" distB="0" distL="0" distR="0">
+          <wp:inline distT="0" distB="0" distL="0" distR="0" wp14:anchorId="62C41CD8" wp14:editId="1893679B">
             <wp:extent cx="5760000" cy="2043243"/>
+            <wp:effectExtent l="0" t="0" r="0" b="0"/>
             <wp:docPr id="113" name="ภาพ 113"/>
             <wp:cNvGraphicFramePr>
-              <a:graphicFrameLocks noChangeAspect="1"/>
+              <a:graphicFrameLocks xmlns:a="http://schemas.openxmlformats.org/drawingml/2006/main" noChangeAspect="1"/>
             </wp:cNvGraphicFramePr>
-            <a:graphic>
+            <a:graphic xmlns:a="http://schemas.openxmlformats.org/drawingml/2006/main">
               <a:graphicData uri="http://schemas.openxmlformats.org/drawingml/2006/picture">
-                <pic:pic>
+                <pic:pic xmlns:pic="http://schemas.openxmlformats.org/drawingml/2006/picture">
                   <pic:nvPicPr>
                     <pic:cNvPr id="113" name="c1-plan-cell.png"/>
                     <pic:cNvPicPr/>
                   </pic:nvPicPr>
                   <pic:blipFill>
-                    <a:blip r:embed="rIdImg14"/>
+                    <a:blip r:embed="rId20"/>
                     <a:stretch>
                       <a:fillRect/>
                     </a:stretch>
@@ -4564,12 +4653,11 @@
     </w:p>
     <w:p>
       <w:pPr>
-        <w:spacing w:before="0" w:after="120"/>
+        <w:spacing w:after="120"/>
         <w:jc w:val="center"/>
       </w:pPr>
       <w:r>
         <w:rPr>
-          <w:rFonts w:ascii="TH Sarabun New" w:hAnsi="TH Sarabun New" w:cs="TH Sarabun New" w:eastAsia="TH Sarabun New"/>
           <w:b/>
           <w:bCs/>
           <w:color w:val="1153A1"/>
@@ -4578,15 +4666,6 @@
         </w:rPr>
         <w:t xml:space="preserve">ภาพที่ 14  </w:t>
       </w:r>
-      <w:r>
-        <w:rPr>
-          <w:rFonts w:ascii="TH Sarabun New" w:hAnsi="TH Sarabun New" w:cs="TH Sarabun New" w:eastAsia="TH Sarabun New"/>
-          <w:color w:val="555555"/>
-          <w:sz w:val="26"/>
-          <w:szCs w:val="26"/>
-        </w:rPr>
-        <w:t xml:space="preserve"/>
-      </w:r>
     </w:p>
     <w:p>
       <w:pPr>
@@ -4595,7 +4674,6 @@
       </w:pPr>
       <w:r>
         <w:rPr>
-          <w:rFonts w:ascii="TH Sarabun New" w:hAnsi="TH Sarabun New" w:cs="TH Sarabun New" w:eastAsia="TH Sarabun New"/>
           <w:b/>
           <w:bCs/>
           <w:color w:val="F47920"/>
@@ -4606,7 +4684,6 @@
       </w:r>
       <w:r>
         <w:rPr>
-          <w:rFonts w:ascii="TH Sarabun New" w:hAnsi="TH Sarabun New" w:cs="TH Sarabun New" w:eastAsia="TH Sarabun New"/>
           <w:sz w:val="35"/>
           <w:szCs w:val="35"/>
         </w:rPr>
@@ -4614,31 +4691,35 @@
       </w:r>
       <w:r>
         <w:rPr>
-          <w:rFonts w:ascii="TH Sarabun New" w:hAnsi="TH Sarabun New" w:cs="TH Sarabun New" w:eastAsia="TH Sarabun New"/>
-          <w:b/>
-          <w:bCs/>
-          <w:sz w:val="35"/>
-          <w:szCs w:val="35"/>
-        </w:rPr>
-        <w:t xml:space="preserve">กรอกฟอร์ม</w:t>
-      </w:r>
-      <w:r>
-        <w:rPr>
-          <w:rFonts w:ascii="TH Sarabun New" w:hAnsi="TH Sarabun New" w:cs="TH Sarabun New" w:eastAsia="TH Sarabun New"/>
-          <w:sz w:val="35"/>
-          <w:szCs w:val="35"/>
-        </w:rPr>
-        <w:t xml:space="preserve"> หรือ </w:t>
-      </w:r>
-      <w:r>
-        <w:rPr>
-          <w:rFonts w:ascii="TH Sarabun New" w:hAnsi="TH Sarabun New" w:cs="TH Sarabun New" w:eastAsia="TH Sarabun New"/>
-          <w:b/>
-          <w:bCs/>
-          <w:sz w:val="35"/>
-          <w:szCs w:val="35"/>
-        </w:rPr>
-        <w:t xml:space="preserve">แนบเอกสาร</w:t>
+          <w:b/>
+          <w:bCs/>
+          <w:sz w:val="35"/>
+          <w:szCs w:val="35"/>
+        </w:rPr>
+        <w:t>กรอกฟอร์ม</w:t>
+      </w:r>
+      <w:r>
+        <w:rPr>
+          <w:sz w:val="35"/>
+          <w:szCs w:val="35"/>
+        </w:rPr>
+        <w:t xml:space="preserve"> </w:t>
+      </w:r>
+      <w:r>
+        <w:rPr>
+          <w:sz w:val="35"/>
+          <w:szCs w:val="35"/>
+        </w:rPr>
+        <w:t xml:space="preserve">หรือ </w:t>
+      </w:r>
+      <w:r>
+        <w:rPr>
+          <w:b/>
+          <w:bCs/>
+          <w:sz w:val="35"/>
+          <w:szCs w:val="35"/>
+        </w:rPr>
+        <w:t>แนบเอกสาร</w:t>
       </w:r>
     </w:p>
     <w:p>
@@ -4648,22 +4729,26 @@
         <w:jc w:val="center"/>
       </w:pPr>
       <w:r>
+        <w:rPr>
+          <w:noProof/>
+        </w:rPr>
         <w:drawing>
-          <wp:inline distT="0" distB="0" distL="0" distR="0">
+          <wp:inline distT="0" distB="0" distL="0" distR="0" wp14:anchorId="69FA76AE" wp14:editId="48A7D517">
             <wp:extent cx="2996757" cy="3780000"/>
+            <wp:effectExtent l="0" t="0" r="0" b="0"/>
             <wp:docPr id="114" name="ภาพ 114"/>
             <wp:cNvGraphicFramePr>
-              <a:graphicFrameLocks noChangeAspect="1"/>
+              <a:graphicFrameLocks xmlns:a="http://schemas.openxmlformats.org/drawingml/2006/main" noChangeAspect="1"/>
             </wp:cNvGraphicFramePr>
-            <a:graphic>
+            <a:graphic xmlns:a="http://schemas.openxmlformats.org/drawingml/2006/main">
               <a:graphicData uri="http://schemas.openxmlformats.org/drawingml/2006/picture">
-                <pic:pic>
+                <pic:pic xmlns:pic="http://schemas.openxmlformats.org/drawingml/2006/picture">
                   <pic:nvPicPr>
                     <pic:cNvPr id="114" name="c2-round-modal.png"/>
                     <pic:cNvPicPr/>
                   </pic:nvPicPr>
                   <pic:blipFill>
-                    <a:blip r:embed="rIdImg15"/>
+                    <a:blip r:embed="rId21"/>
                     <a:stretch>
                       <a:fillRect/>
                     </a:stretch>
@@ -4692,12 +4777,11 @@
     <w:p>
       <w:pPr>
         <w:keepNext/>
-        <w:spacing w:before="0" w:after="120"/>
+        <w:spacing w:after="120"/>
         <w:jc w:val="center"/>
       </w:pPr>
       <w:r>
         <w:rPr>
-          <w:rFonts w:ascii="TH Sarabun New" w:hAnsi="TH Sarabun New" w:cs="TH Sarabun New" w:eastAsia="TH Sarabun New"/>
           <w:b/>
           <w:bCs/>
           <w:color w:val="1153A1"/>
@@ -4705,15 +4789,6 @@
           <w:szCs w:val="26"/>
         </w:rPr>
         <w:t xml:space="preserve">ภาพที่ 15  </w:t>
-      </w:r>
-      <w:r>
-        <w:rPr>
-          <w:rFonts w:ascii="TH Sarabun New" w:hAnsi="TH Sarabun New" w:cs="TH Sarabun New" w:eastAsia="TH Sarabun New"/>
-          <w:color w:val="555555"/>
-          <w:sz w:val="26"/>
-          <w:szCs w:val="26"/>
-        </w:rPr>
-        <w:t xml:space="preserve"/>
       </w:r>
     </w:p>
     <w:tbl>
@@ -4728,12 +4803,23 @@
           <w:insideV w:val="single" w:sz="4" w:space="0" w:color="E3E7EF"/>
         </w:tblBorders>
         <w:tblLayout w:type="fixed"/>
+        <w:tblCellMar>
+          <w:left w:w="10" w:type="dxa"/>
+          <w:right w:w="10" w:type="dxa"/>
+        </w:tblCellMar>
+        <w:tblLook w:val="0000" w:firstRow="0" w:lastRow="0" w:firstColumn="0" w:lastColumn="0" w:noHBand="0" w:noVBand="0"/>
       </w:tblPr>
       <w:tblGrid>
         <w:gridCol w:w="520"/>
         <w:gridCol w:w="9118"/>
       </w:tblGrid>
       <w:tr>
+        <w:tblPrEx>
+          <w:tblCellMar>
+            <w:top w:w="0" w:type="dxa"/>
+            <w:bottom w:w="0" w:type="dxa"/>
+          </w:tblCellMar>
+        </w:tblPrEx>
         <w:trPr>
           <w:cantSplit/>
         </w:trPr>
@@ -4751,12 +4837,11 @@
             </w:pPr>
             <w:r>
               <w:rPr>
-                <w:rFonts w:ascii="TH Sarabun New" w:hAnsi="TH Sarabun New" w:cs="TH Sarabun New" w:eastAsia="TH Sarabun New"/>
                 <w:b/>
                 <w:bCs/>
                 <w:color w:val="FFFFFF"/>
               </w:rPr>
-              <w:t xml:space="preserve">1</w:t>
+              <w:t>1</w:t>
             </w:r>
           </w:p>
         </w:tc>
@@ -4774,22 +4859,27 @@
             </w:pPr>
             <w:r>
               <w:rPr>
-                <w:rFonts w:ascii="TH Sarabun New" w:hAnsi="TH Sarabun New" w:cs="TH Sarabun New" w:eastAsia="TH Sarabun New"/>
                 <w:b/>
                 <w:bCs/>
               </w:rPr>
-              <w:t xml:space="preserve">กรอกฟอร์ม</w:t>
-            </w:r>
-            <w:r>
-              <w:rPr>
-                <w:rFonts w:ascii="TH Sarabun New" w:hAnsi="TH Sarabun New" w:cs="TH Sarabun New" w:eastAsia="TH Sarabun New"/>
-              </w:rPr>
-              <w:t xml:space="preserve"> — กรอกในเว็บทีละข้อ (ดูขั้นถัดไป)</w:t>
+              <w:t>กรอกฟอร์ม</w:t>
+            </w:r>
+            <w:r>
+              <w:t xml:space="preserve"> — </w:t>
+            </w:r>
+            <w:r>
+              <w:t>กรอกในเว็บทีละข้อ (ดูขั้นถัดไป)</w:t>
             </w:r>
           </w:p>
         </w:tc>
       </w:tr>
       <w:tr>
+        <w:tblPrEx>
+          <w:tblCellMar>
+            <w:top w:w="0" w:type="dxa"/>
+            <w:bottom w:w="0" w:type="dxa"/>
+          </w:tblCellMar>
+        </w:tblPrEx>
         <w:trPr>
           <w:cantSplit/>
         </w:trPr>
@@ -4806,12 +4896,11 @@
             </w:pPr>
             <w:r>
               <w:rPr>
-                <w:rFonts w:ascii="TH Sarabun New" w:hAnsi="TH Sarabun New" w:cs="TH Sarabun New" w:eastAsia="TH Sarabun New"/>
                 <w:b/>
                 <w:bCs/>
                 <w:color w:val="FFFFFF"/>
               </w:rPr>
-              <w:t xml:space="preserve">2</w:t>
+              <w:t>2</w:t>
             </w:r>
           </w:p>
         </w:tc>
@@ -4828,27 +4917,22 @@
             </w:pPr>
             <w:r>
               <w:rPr>
-                <w:rFonts w:ascii="TH Sarabun New" w:hAnsi="TH Sarabun New" w:cs="TH Sarabun New" w:eastAsia="TH Sarabun New"/>
                 <w:b/>
                 <w:bCs/>
               </w:rPr>
-              <w:t xml:space="preserve">แนบเอกสาร</w:t>
-            </w:r>
-            <w:r>
-              <w:rPr>
-                <w:rFonts w:ascii="TH Sarabun New" w:hAnsi="TH Sarabun New" w:cs="TH Sarabun New" w:eastAsia="TH Sarabun New"/>
-              </w:rPr>
-              <w:t xml:space="preserve"> — ถ่ายรูปใบที่ช่างเขียนมือแล้วแนบ</w:t>
+              <w:t>แนบเอกสาร</w:t>
+            </w:r>
+            <w:r>
+              <w:t xml:space="preserve"> — </w:t>
+            </w:r>
+            <w:r>
+              <w:t>ถ่ายรูปใบที่ช่างเขียนมือแล้วแนบ</w:t>
             </w:r>
           </w:p>
         </w:tc>
       </w:tr>
     </w:tbl>
-    <w:p>
-      <w:pPr>
-        <w:spacing w:before="0" w:after="100"/>
-      </w:pPr>
-    </w:p>
+    <w:p/>
     <w:p>
       <w:pPr>
         <w:keepNext/>
@@ -4856,22 +4940,21 @@
       </w:pPr>
       <w:r>
         <w:rPr>
-          <w:rFonts w:ascii="TH Sarabun New" w:hAnsi="TH Sarabun New" w:cs="TH Sarabun New" w:eastAsia="TH Sarabun New"/>
           <w:b/>
           <w:bCs/>
           <w:color w:val="F47920"/>
           <w:sz w:val="38"/>
           <w:szCs w:val="38"/>
         </w:rPr>
+        <w:lastRenderedPageBreak/>
         <w:t xml:space="preserve">ขั้นที่ 3  </w:t>
       </w:r>
       <w:r>
         <w:rPr>
-          <w:rFonts w:ascii="TH Sarabun New" w:hAnsi="TH Sarabun New" w:cs="TH Sarabun New" w:eastAsia="TH Sarabun New"/>
-          <w:sz w:val="35"/>
-          <w:szCs w:val="35"/>
-        </w:rPr>
-        <w:t xml:space="preserve">กรอกวันที่ เวลา และรายการตรวจ 21 ข้อ</w:t>
+          <w:sz w:val="35"/>
+          <w:szCs w:val="35"/>
+        </w:rPr>
+        <w:t>กรอกวันที่ เวลา และรายการตรวจ 21 ข้อ</w:t>
       </w:r>
     </w:p>
     <w:p>
@@ -4881,22 +4964,26 @@
         <w:jc w:val="center"/>
       </w:pPr>
       <w:r>
+        <w:rPr>
+          <w:noProof/>
+        </w:rPr>
         <w:drawing>
-          <wp:inline distT="0" distB="0" distL="0" distR="0">
+          <wp:inline distT="0" distB="0" distL="0" distR="0" wp14:anchorId="69A6B210" wp14:editId="3B0A006E">
             <wp:extent cx="3444000" cy="3780000"/>
+            <wp:effectExtent l="0" t="0" r="0" b="0"/>
             <wp:docPr id="115" name="ภาพ 115"/>
             <wp:cNvGraphicFramePr>
-              <a:graphicFrameLocks noChangeAspect="1"/>
+              <a:graphicFrameLocks xmlns:a="http://schemas.openxmlformats.org/drawingml/2006/main" noChangeAspect="1"/>
             </wp:cNvGraphicFramePr>
-            <a:graphic>
+            <a:graphic xmlns:a="http://schemas.openxmlformats.org/drawingml/2006/main">
               <a:graphicData uri="http://schemas.openxmlformats.org/drawingml/2006/picture">
-                <pic:pic>
+                <pic:pic xmlns:pic="http://schemas.openxmlformats.org/drawingml/2006/picture">
                   <pic:nvPicPr>
                     <pic:cNvPr id="115" name="c3-clean-form-top.png"/>
                     <pic:cNvPicPr/>
                   </pic:nvPicPr>
                   <pic:blipFill>
-                    <a:blip r:embed="rIdImg16"/>
+                    <a:blip r:embed="rId22"/>
                     <a:stretch>
                       <a:fillRect/>
                     </a:stretch>
@@ -4924,12 +5011,11 @@
     </w:p>
     <w:p>
       <w:pPr>
-        <w:spacing w:before="0" w:after="120"/>
+        <w:spacing w:after="120"/>
         <w:jc w:val="center"/>
       </w:pPr>
       <w:r>
         <w:rPr>
-          <w:rFonts w:ascii="TH Sarabun New" w:hAnsi="TH Sarabun New" w:cs="TH Sarabun New" w:eastAsia="TH Sarabun New"/>
           <w:b/>
           <w:bCs/>
           <w:color w:val="1153A1"/>
@@ -4938,15 +5024,6 @@
         </w:rPr>
         <w:t xml:space="preserve">ภาพที่ 16  </w:t>
       </w:r>
-      <w:r>
-        <w:rPr>
-          <w:rFonts w:ascii="TH Sarabun New" w:hAnsi="TH Sarabun New" w:cs="TH Sarabun New" w:eastAsia="TH Sarabun New"/>
-          <w:color w:val="555555"/>
-          <w:sz w:val="26"/>
-          <w:szCs w:val="26"/>
-        </w:rPr>
-        <w:t xml:space="preserve"/>
-      </w:r>
     </w:p>
     <w:p>
       <w:pPr>
@@ -4955,18 +5032,17 @@
       </w:pPr>
       <w:r>
         <w:rPr>
-          <w:rFonts w:ascii="TH Sarabun New" w:hAnsi="TH Sarabun New" w:cs="TH Sarabun New" w:eastAsia="TH Sarabun New"/>
           <w:b/>
           <w:bCs/>
           <w:color w:val="F47920"/>
           <w:sz w:val="38"/>
           <w:szCs w:val="38"/>
         </w:rPr>
+        <w:lastRenderedPageBreak/>
         <w:t xml:space="preserve">ขั้นที่ 4  </w:t>
       </w:r>
       <w:r>
         <w:rPr>
-          <w:rFonts w:ascii="TH Sarabun New" w:hAnsi="TH Sarabun New" w:cs="TH Sarabun New" w:eastAsia="TH Sarabun New"/>
           <w:sz w:val="35"/>
           <w:szCs w:val="35"/>
         </w:rPr>
@@ -4974,31 +5050,35 @@
       </w:r>
       <w:r>
         <w:rPr>
-          <w:rFonts w:ascii="TH Sarabun New" w:hAnsi="TH Sarabun New" w:cs="TH Sarabun New" w:eastAsia="TH Sarabun New"/>
-          <w:b/>
-          <w:bCs/>
-          <w:sz w:val="35"/>
-          <w:szCs w:val="35"/>
-        </w:rPr>
-        <w:t xml:space="preserve">ครบ 9 ช่อง</w:t>
-      </w:r>
-      <w:r>
-        <w:rPr>
-          <w:rFonts w:ascii="TH Sarabun New" w:hAnsi="TH Sarabun New" w:cs="TH Sarabun New" w:eastAsia="TH Sarabun New"/>
-          <w:sz w:val="35"/>
-          <w:szCs w:val="35"/>
-        </w:rPr>
-        <w:t xml:space="preserve"> แล้วกด </w:t>
-      </w:r>
-      <w:r>
-        <w:rPr>
-          <w:rFonts w:ascii="TH Sarabun New" w:hAnsi="TH Sarabun New" w:cs="TH Sarabun New" w:eastAsia="TH Sarabun New"/>
-          <w:b/>
-          <w:bCs/>
-          <w:sz w:val="35"/>
-          <w:szCs w:val="35"/>
-        </w:rPr>
-        <w:t xml:space="preserve">บันทึกและปิดงาน</w:t>
+          <w:b/>
+          <w:bCs/>
+          <w:sz w:val="35"/>
+          <w:szCs w:val="35"/>
+        </w:rPr>
+        <w:t>ครบ 9 ช่อง</w:t>
+      </w:r>
+      <w:r>
+        <w:rPr>
+          <w:sz w:val="35"/>
+          <w:szCs w:val="35"/>
+        </w:rPr>
+        <w:t xml:space="preserve"> </w:t>
+      </w:r>
+      <w:r>
+        <w:rPr>
+          <w:sz w:val="35"/>
+          <w:szCs w:val="35"/>
+        </w:rPr>
+        <w:t xml:space="preserve">แล้วกด </w:t>
+      </w:r>
+      <w:r>
+        <w:rPr>
+          <w:b/>
+          <w:bCs/>
+          <w:sz w:val="35"/>
+          <w:szCs w:val="35"/>
+        </w:rPr>
+        <w:t>บันทึกและปิดงาน</w:t>
       </w:r>
     </w:p>
     <w:p>
@@ -5008,22 +5088,26 @@
         <w:jc w:val="center"/>
       </w:pPr>
       <w:r>
+        <w:rPr>
+          <w:noProof/>
+        </w:rPr>
         <w:drawing>
-          <wp:inline distT="0" distB="0" distL="0" distR="0">
+          <wp:inline distT="0" distB="0" distL="0" distR="0" wp14:anchorId="09BF5607" wp14:editId="0C540AC3">
             <wp:extent cx="3444000" cy="3780000"/>
+            <wp:effectExtent l="0" t="0" r="0" b="0"/>
             <wp:docPr id="116" name="ภาพ 116"/>
             <wp:cNvGraphicFramePr>
-              <a:graphicFrameLocks noChangeAspect="1"/>
+              <a:graphicFrameLocks xmlns:a="http://schemas.openxmlformats.org/drawingml/2006/main" noChangeAspect="1"/>
             </wp:cNvGraphicFramePr>
-            <a:graphic>
+            <a:graphic xmlns:a="http://schemas.openxmlformats.org/drawingml/2006/main">
               <a:graphicData uri="http://schemas.openxmlformats.org/drawingml/2006/picture">
-                <pic:pic>
+                <pic:pic xmlns:pic="http://schemas.openxmlformats.org/drawingml/2006/picture">
                   <pic:nvPicPr>
                     <pic:cNvPr id="116" name="c4-clean-form-photos.png"/>
                     <pic:cNvPicPr/>
                   </pic:nvPicPr>
                   <pic:blipFill>
-                    <a:blip r:embed="rIdImg17"/>
+                    <a:blip r:embed="rId23"/>
                     <a:stretch>
                       <a:fillRect/>
                     </a:stretch>
@@ -5052,12 +5136,11 @@
     <w:p>
       <w:pPr>
         <w:keepNext/>
-        <w:spacing w:before="0" w:after="120"/>
+        <w:spacing w:after="120"/>
         <w:jc w:val="center"/>
       </w:pPr>
       <w:r>
         <w:rPr>
-          <w:rFonts w:ascii="TH Sarabun New" w:hAnsi="TH Sarabun New" w:cs="TH Sarabun New" w:eastAsia="TH Sarabun New"/>
           <w:b/>
           <w:bCs/>
           <w:color w:val="1153A1"/>
@@ -5065,15 +5148,6 @@
           <w:szCs w:val="26"/>
         </w:rPr>
         <w:t xml:space="preserve">ภาพที่ 17  </w:t>
-      </w:r>
-      <w:r>
-        <w:rPr>
-          <w:rFonts w:ascii="TH Sarabun New" w:hAnsi="TH Sarabun New" w:cs="TH Sarabun New" w:eastAsia="TH Sarabun New"/>
-          <w:color w:val="555555"/>
-          <w:sz w:val="26"/>
-          <w:szCs w:val="26"/>
-        </w:rPr>
-        <w:t xml:space="preserve"/>
       </w:r>
     </w:p>
     <w:tbl>
@@ -5088,12 +5162,23 @@
           <w:insideV w:val="single" w:sz="4" w:space="0" w:color="E3E7EF"/>
         </w:tblBorders>
         <w:tblLayout w:type="fixed"/>
+        <w:tblCellMar>
+          <w:left w:w="10" w:type="dxa"/>
+          <w:right w:w="10" w:type="dxa"/>
+        </w:tblCellMar>
+        <w:tblLook w:val="0000" w:firstRow="0" w:lastRow="0" w:firstColumn="0" w:lastColumn="0" w:noHBand="0" w:noVBand="0"/>
       </w:tblPr>
       <w:tblGrid>
         <w:gridCol w:w="520"/>
         <w:gridCol w:w="9118"/>
       </w:tblGrid>
       <w:tr>
+        <w:tblPrEx>
+          <w:tblCellMar>
+            <w:top w:w="0" w:type="dxa"/>
+            <w:bottom w:w="0" w:type="dxa"/>
+          </w:tblCellMar>
+        </w:tblPrEx>
         <w:trPr>
           <w:cantSplit/>
         </w:trPr>
@@ -5111,12 +5196,11 @@
             </w:pPr>
             <w:r>
               <w:rPr>
-                <w:rFonts w:ascii="TH Sarabun New" w:hAnsi="TH Sarabun New" w:cs="TH Sarabun New" w:eastAsia="TH Sarabun New"/>
                 <w:b/>
                 <w:bCs/>
                 <w:color w:val="FFFFFF"/>
               </w:rPr>
-              <w:t xml:space="preserve">1</w:t>
+              <w:t>1</w:t>
             </w:r>
           </w:p>
         </w:tc>
@@ -5134,22 +5218,27 @@
             </w:pPr>
             <w:r>
               <w:rPr>
-                <w:rFonts w:ascii="TH Sarabun New" w:hAnsi="TH Sarabun New" w:cs="TH Sarabun New" w:eastAsia="TH Sarabun New"/>
                 <w:b/>
                 <w:bCs/>
               </w:rPr>
-              <w:t xml:space="preserve">เลือกรูปช่อง 1–6 พร้อมกัน</w:t>
-            </w:r>
-            <w:r>
-              <w:rPr>
-                <w:rFonts w:ascii="TH Sarabun New" w:hAnsi="TH Sarabun New" w:cs="TH Sarabun New" w:eastAsia="TH Sarabun New"/>
-              </w:rPr>
-              <w:t xml:space="preserve"> — ช่อง 7–9 (รูปวัดค่า) เลือกทีละช่อง</w:t>
+              <w:t>เลือกรูปช่อง 1–6 พร้อมกัน</w:t>
+            </w:r>
+            <w:r>
+              <w:t xml:space="preserve"> — </w:t>
+            </w:r>
+            <w:r>
+              <w:t>ช่อง 7–9 (รูปวัดค่า) เลือกทีละช่อง</w:t>
             </w:r>
           </w:p>
         </w:tc>
       </w:tr>
       <w:tr>
+        <w:tblPrEx>
+          <w:tblCellMar>
+            <w:top w:w="0" w:type="dxa"/>
+            <w:bottom w:w="0" w:type="dxa"/>
+          </w:tblCellMar>
+        </w:tblPrEx>
         <w:trPr>
           <w:cantSplit/>
         </w:trPr>
@@ -5166,12 +5255,11 @@
             </w:pPr>
             <w:r>
               <w:rPr>
-                <w:rFonts w:ascii="TH Sarabun New" w:hAnsi="TH Sarabun New" w:cs="TH Sarabun New" w:eastAsia="TH Sarabun New"/>
                 <w:b/>
                 <w:bCs/>
                 <w:color w:val="FFFFFF"/>
               </w:rPr>
-              <w:t xml:space="preserve">2</w:t>
+              <w:t>2</w:t>
             </w:r>
           </w:p>
         </w:tc>
@@ -5188,34 +5276,28 @@
             </w:pPr>
             <w:r>
               <w:rPr>
-                <w:rFonts w:ascii="TH Sarabun New" w:hAnsi="TH Sarabun New" w:cs="TH Sarabun New" w:eastAsia="TH Sarabun New"/>
                 <w:b/>
                 <w:bCs/>
               </w:rPr>
-              <w:t xml:space="preserve">บันทึกและปิดงาน</w:t>
-            </w:r>
-            <w:r>
-              <w:rPr>
-                <w:rFonts w:ascii="TH Sarabun New" w:hAnsi="TH Sarabun New" w:cs="TH Sarabun New" w:eastAsia="TH Sarabun New"/>
-              </w:rPr>
-              <w:t xml:space="preserve"> — รอบเป็น "ล้างเสร็จสิ้น" ลงประวัติ นับค่าใช้จ่ายให้เอง</w:t>
+              <w:t>บันทึกและปิดงาน</w:t>
+            </w:r>
+            <w:r>
+              <w:t xml:space="preserve"> — </w:t>
+            </w:r>
+            <w:r>
+              <w:t>รอบเป็น "ล้างเสร็จสิ้น" ลงประวัติ นับค่าใช้จ่ายให้เอง</w:t>
             </w:r>
           </w:p>
         </w:tc>
       </w:tr>
     </w:tbl>
-    <w:p>
-      <w:pPr>
-        <w:spacing w:before="0" w:after="100"/>
-      </w:pPr>
-    </w:p>
+    <w:p/>
     <w:p>
       <w:pPr>
         <w:spacing w:before="80" w:after="80"/>
       </w:pPr>
       <w:r>
         <w:rPr>
-          <w:rFonts w:ascii="TH Sarabun New" w:hAnsi="TH Sarabun New" w:cs="TH Sarabun New" w:eastAsia="TH Sarabun New"/>
           <w:b/>
           <w:bCs/>
           <w:color w:val="F47920"/>
@@ -5224,10 +5306,9 @@
       </w:r>
       <w:r>
         <w:rPr>
-          <w:rFonts w:ascii="TH Sarabun New" w:hAnsi="TH Sarabun New" w:cs="TH Sarabun New" w:eastAsia="TH Sarabun New"/>
           <w:color w:val="555555"/>
         </w:rPr>
-        <w:t xml:space="preserve">ตั้ง "ล้างเสร็จสิ้น" เองไม่ได้ ต้องมีเอกสารก่อนเสมอ · กรอกค้างไว้แล้วเน็ตหลุด ตัวหนังสือไม่หาย (รูปต้องเลือกใหม่)</w:t>
+        <w:t>ตั้ง "ล้างเสร็จสิ้น" เองไม่ได้ ต้องมีเอกสารก่อนเสมอ · กรอกค้างไว้แล้วเน็ตหลุด ตัวหนังสือไม่หาย (รูปต้องเลือกใหม่)</w:t>
       </w:r>
     </w:p>
     <w:p>
@@ -5236,10 +5317,11 @@
         <w:pageBreakBefore/>
       </w:pPr>
       <w:r>
-        <w:rPr>
-          <w:rFonts w:ascii="TH Sarabun New" w:hAnsi="TH Sarabun New" w:cs="TH Sarabun New" w:eastAsia="TH Sarabun New"/>
-        </w:rPr>
-        <w:t xml:space="preserve">7. อนุมัติเอกสาร</w:t>
+        <w:lastRenderedPageBreak/>
+        <w:t xml:space="preserve">7. </w:t>
+      </w:r>
+      <w:r>
+        <w:t>อนุมัติเอกสาร</w:t>
       </w:r>
     </w:p>
     <w:p>
@@ -5249,7 +5331,6 @@
       </w:pPr>
       <w:r>
         <w:rPr>
-          <w:rFonts w:ascii="TH Sarabun New" w:hAnsi="TH Sarabun New" w:cs="TH Sarabun New" w:eastAsia="TH Sarabun New"/>
           <w:b/>
           <w:bCs/>
           <w:color w:val="F47920"/>
@@ -5260,25 +5341,22 @@
       </w:r>
       <w:r>
         <w:rPr>
-          <w:rFonts w:ascii="TH Sarabun New" w:hAnsi="TH Sarabun New" w:cs="TH Sarabun New" w:eastAsia="TH Sarabun New"/>
-          <w:sz w:val="35"/>
-          <w:szCs w:val="35"/>
-        </w:rPr>
-        <w:t xml:space="preserve">ดู</w:t>
-      </w:r>
-      <w:r>
-        <w:rPr>
-          <w:rFonts w:ascii="TH Sarabun New" w:hAnsi="TH Sarabun New" w:cs="TH Sarabun New" w:eastAsia="TH Sarabun New"/>
-          <w:b/>
-          <w:bCs/>
-          <w:sz w:val="35"/>
-          <w:szCs w:val="35"/>
-        </w:rPr>
-        <w:t xml:space="preserve">ตัวเลขแดง</w:t>
-      </w:r>
-      <w:r>
-        <w:rPr>
-          <w:rFonts w:ascii="TH Sarabun New" w:hAnsi="TH Sarabun New" w:cs="TH Sarabun New" w:eastAsia="TH Sarabun New"/>
+          <w:sz w:val="35"/>
+          <w:szCs w:val="35"/>
+        </w:rPr>
+        <w:t>ดู</w:t>
+      </w:r>
+      <w:r>
+        <w:rPr>
+          <w:b/>
+          <w:bCs/>
+          <w:sz w:val="35"/>
+          <w:szCs w:val="35"/>
+        </w:rPr>
+        <w:t>ตัวเลขแดง</w:t>
+      </w:r>
+      <w:r>
+        <w:rPr>
           <w:sz w:val="35"/>
           <w:szCs w:val="35"/>
         </w:rPr>
@@ -5286,21 +5364,26 @@
       </w:r>
       <w:r>
         <w:rPr>
-          <w:rFonts w:ascii="TH Sarabun New" w:hAnsi="TH Sarabun New" w:cs="TH Sarabun New" w:eastAsia="TH Sarabun New"/>
-          <w:b/>
-          <w:bCs/>
-          <w:sz w:val="35"/>
-          <w:szCs w:val="35"/>
-        </w:rPr>
-        <w:t xml:space="preserve">เอกสารรออนุมัติ</w:t>
-      </w:r>
-      <w:r>
-        <w:rPr>
-          <w:rFonts w:ascii="TH Sarabun New" w:hAnsi="TH Sarabun New" w:cs="TH Sarabun New" w:eastAsia="TH Sarabun New"/>
-          <w:sz w:val="35"/>
-          <w:szCs w:val="35"/>
-        </w:rPr>
-        <w:t xml:space="preserve"> แล้วกดเข้าไป</w:t>
+          <w:b/>
+          <w:bCs/>
+          <w:sz w:val="35"/>
+          <w:szCs w:val="35"/>
+        </w:rPr>
+        <w:t>เอกสารรออนุมัติ</w:t>
+      </w:r>
+      <w:r>
+        <w:rPr>
+          <w:sz w:val="35"/>
+          <w:szCs w:val="35"/>
+        </w:rPr>
+        <w:t xml:space="preserve"> </w:t>
+      </w:r>
+      <w:r>
+        <w:rPr>
+          <w:sz w:val="35"/>
+          <w:szCs w:val="35"/>
+        </w:rPr>
+        <w:t>แล้วกดเข้าไป</w:t>
       </w:r>
     </w:p>
     <w:p>
@@ -5310,22 +5393,26 @@
         <w:jc w:val="center"/>
       </w:pPr>
       <w:r>
+        <w:rPr>
+          <w:noProof/>
+        </w:rPr>
         <w:drawing>
-          <wp:inline distT="0" distB="0" distL="0" distR="0">
+          <wp:inline distT="0" distB="0" distL="0" distR="0" wp14:anchorId="0F2D8182" wp14:editId="5FCE0136">
             <wp:extent cx="1800000" cy="3120000"/>
+            <wp:effectExtent l="0" t="0" r="0" b="0"/>
             <wp:docPr id="117" name="ภาพ 117"/>
             <wp:cNvGraphicFramePr>
-              <a:graphicFrameLocks noChangeAspect="1"/>
+              <a:graphicFrameLocks xmlns:a="http://schemas.openxmlformats.org/drawingml/2006/main" noChangeAspect="1"/>
             </wp:cNvGraphicFramePr>
-            <a:graphic>
+            <a:graphic xmlns:a="http://schemas.openxmlformats.org/drawingml/2006/main">
               <a:graphicData uri="http://schemas.openxmlformats.org/drawingml/2006/picture">
-                <pic:pic>
+                <pic:pic xmlns:pic="http://schemas.openxmlformats.org/drawingml/2006/picture">
                   <pic:nvPicPr>
                     <pic:cNvPr id="117" name="a1-menu-badge.png"/>
                     <pic:cNvPicPr/>
                   </pic:nvPicPr>
                   <pic:blipFill>
-                    <a:blip r:embed="rIdImg18"/>
+                    <a:blip r:embed="rId24"/>
                     <a:stretch>
                       <a:fillRect/>
                     </a:stretch>
@@ -5353,12 +5440,11 @@
     </w:p>
     <w:p>
       <w:pPr>
-        <w:spacing w:before="0" w:after="120"/>
+        <w:spacing w:after="120"/>
         <w:jc w:val="center"/>
       </w:pPr>
       <w:r>
         <w:rPr>
-          <w:rFonts w:ascii="TH Sarabun New" w:hAnsi="TH Sarabun New" w:cs="TH Sarabun New" w:eastAsia="TH Sarabun New"/>
           <w:b/>
           <w:bCs/>
           <w:color w:val="1153A1"/>
@@ -5367,15 +5453,6 @@
         </w:rPr>
         <w:t xml:space="preserve">ภาพที่ 18  </w:t>
       </w:r>
-      <w:r>
-        <w:rPr>
-          <w:rFonts w:ascii="TH Sarabun New" w:hAnsi="TH Sarabun New" w:cs="TH Sarabun New" w:eastAsia="TH Sarabun New"/>
-          <w:color w:val="555555"/>
-          <w:sz w:val="26"/>
-          <w:szCs w:val="26"/>
-        </w:rPr>
-        <w:t xml:space="preserve"/>
-      </w:r>
     </w:p>
     <w:p>
       <w:pPr>
@@ -5384,7 +5461,6 @@
       </w:pPr>
       <w:r>
         <w:rPr>
-          <w:rFonts w:ascii="TH Sarabun New" w:hAnsi="TH Sarabun New" w:cs="TH Sarabun New" w:eastAsia="TH Sarabun New"/>
           <w:b/>
           <w:bCs/>
           <w:color w:val="F47920"/>
@@ -5395,7 +5471,6 @@
       </w:r>
       <w:r>
         <w:rPr>
-          <w:rFonts w:ascii="TH Sarabun New" w:hAnsi="TH Sarabun New" w:cs="TH Sarabun New" w:eastAsia="TH Sarabun New"/>
           <w:sz w:val="35"/>
           <w:szCs w:val="35"/>
         </w:rPr>
@@ -5403,31 +5478,35 @@
       </w:r>
       <w:r>
         <w:rPr>
-          <w:rFonts w:ascii="TH Sarabun New" w:hAnsi="TH Sarabun New" w:cs="TH Sarabun New" w:eastAsia="TH Sarabun New"/>
-          <w:b/>
-          <w:bCs/>
-          <w:sz w:val="35"/>
-          <w:szCs w:val="35"/>
-        </w:rPr>
-        <w:t xml:space="preserve">เปิดเอกสาร</w:t>
-      </w:r>
-      <w:r>
-        <w:rPr>
-          <w:rFonts w:ascii="TH Sarabun New" w:hAnsi="TH Sarabun New" w:cs="TH Sarabun New" w:eastAsia="TH Sarabun New"/>
-          <w:sz w:val="35"/>
-          <w:szCs w:val="35"/>
-        </w:rPr>
-        <w:t xml:space="preserve"> ตรวจให้ครบ → กด </w:t>
-      </w:r>
-      <w:r>
-        <w:rPr>
-          <w:rFonts w:ascii="TH Sarabun New" w:hAnsi="TH Sarabun New" w:cs="TH Sarabun New" w:eastAsia="TH Sarabun New"/>
-          <w:b/>
-          <w:bCs/>
-          <w:sz w:val="35"/>
-          <w:szCs w:val="35"/>
-        </w:rPr>
-        <w:t xml:space="preserve">อนุมัติขั้น N</w:t>
+          <w:b/>
+          <w:bCs/>
+          <w:sz w:val="35"/>
+          <w:szCs w:val="35"/>
+        </w:rPr>
+        <w:t>เปิดเอกสาร</w:t>
+      </w:r>
+      <w:r>
+        <w:rPr>
+          <w:sz w:val="35"/>
+          <w:szCs w:val="35"/>
+        </w:rPr>
+        <w:t xml:space="preserve"> </w:t>
+      </w:r>
+      <w:r>
+        <w:rPr>
+          <w:sz w:val="35"/>
+          <w:szCs w:val="35"/>
+        </w:rPr>
+        <w:t xml:space="preserve">ตรวจให้ครบ → กด </w:t>
+      </w:r>
+      <w:r>
+        <w:rPr>
+          <w:b/>
+          <w:bCs/>
+          <w:sz w:val="35"/>
+          <w:szCs w:val="35"/>
+        </w:rPr>
+        <w:t>อนุมัติขั้น N</w:t>
       </w:r>
     </w:p>
     <w:p>
@@ -5437,22 +5516,26 @@
         <w:jc w:val="center"/>
       </w:pPr>
       <w:r>
+        <w:rPr>
+          <w:noProof/>
+        </w:rPr>
         <w:drawing>
-          <wp:inline distT="0" distB="0" distL="0" distR="0">
+          <wp:inline distT="0" distB="0" distL="0" distR="0" wp14:anchorId="7D115C2A" wp14:editId="1E09B883">
             <wp:extent cx="5760000" cy="1547027"/>
+            <wp:effectExtent l="0" t="0" r="0" b="0"/>
             <wp:docPr id="118" name="ภาพ 118"/>
             <wp:cNvGraphicFramePr>
-              <a:graphicFrameLocks noChangeAspect="1"/>
+              <a:graphicFrameLocks xmlns:a="http://schemas.openxmlformats.org/drawingml/2006/main" noChangeAspect="1"/>
             </wp:cNvGraphicFramePr>
-            <a:graphic>
+            <a:graphic xmlns:a="http://schemas.openxmlformats.org/drawingml/2006/main">
               <a:graphicData uri="http://schemas.openxmlformats.org/drawingml/2006/picture">
-                <pic:pic>
+                <pic:pic xmlns:pic="http://schemas.openxmlformats.org/drawingml/2006/picture">
                   <pic:nvPicPr>
                     <pic:cNvPr id="118" name="s27-approvals.png"/>
                     <pic:cNvPicPr/>
                   </pic:nvPicPr>
                   <pic:blipFill>
-                    <a:blip r:embed="rIdImg19"/>
+                    <a:blip r:embed="rId25"/>
                     <a:stretch>
                       <a:fillRect/>
                     </a:stretch>
@@ -5481,12 +5564,11 @@
     <w:p>
       <w:pPr>
         <w:keepNext/>
-        <w:spacing w:before="0" w:after="120"/>
+        <w:spacing w:after="120"/>
         <w:jc w:val="center"/>
       </w:pPr>
       <w:r>
         <w:rPr>
-          <w:rFonts w:ascii="TH Sarabun New" w:hAnsi="TH Sarabun New" w:cs="TH Sarabun New" w:eastAsia="TH Sarabun New"/>
           <w:b/>
           <w:bCs/>
           <w:color w:val="1153A1"/>
@@ -5494,15 +5576,6 @@
           <w:szCs w:val="26"/>
         </w:rPr>
         <w:t xml:space="preserve">ภาพที่ 19  </w:t>
-      </w:r>
-      <w:r>
-        <w:rPr>
-          <w:rFonts w:ascii="TH Sarabun New" w:hAnsi="TH Sarabun New" w:cs="TH Sarabun New" w:eastAsia="TH Sarabun New"/>
-          <w:color w:val="555555"/>
-          <w:sz w:val="26"/>
-          <w:szCs w:val="26"/>
-        </w:rPr>
-        <w:t xml:space="preserve"/>
       </w:r>
     </w:p>
     <w:tbl>
@@ -5517,12 +5590,23 @@
           <w:insideV w:val="single" w:sz="4" w:space="0" w:color="E3E7EF"/>
         </w:tblBorders>
         <w:tblLayout w:type="fixed"/>
+        <w:tblCellMar>
+          <w:left w:w="10" w:type="dxa"/>
+          <w:right w:w="10" w:type="dxa"/>
+        </w:tblCellMar>
+        <w:tblLook w:val="0000" w:firstRow="0" w:lastRow="0" w:firstColumn="0" w:lastColumn="0" w:noHBand="0" w:noVBand="0"/>
       </w:tblPr>
       <w:tblGrid>
         <w:gridCol w:w="520"/>
         <w:gridCol w:w="9118"/>
       </w:tblGrid>
       <w:tr>
+        <w:tblPrEx>
+          <w:tblCellMar>
+            <w:top w:w="0" w:type="dxa"/>
+            <w:bottom w:w="0" w:type="dxa"/>
+          </w:tblCellMar>
+        </w:tblPrEx>
         <w:trPr>
           <w:cantSplit/>
         </w:trPr>
@@ -5540,12 +5624,11 @@
             </w:pPr>
             <w:r>
               <w:rPr>
-                <w:rFonts w:ascii="TH Sarabun New" w:hAnsi="TH Sarabun New" w:cs="TH Sarabun New" w:eastAsia="TH Sarabun New"/>
                 <w:b/>
                 <w:bCs/>
                 <w:color w:val="FFFFFF"/>
               </w:rPr>
-              <w:t xml:space="preserve">1</w:t>
+              <w:t>1</w:t>
             </w:r>
           </w:p>
         </w:tc>
@@ -5563,22 +5646,27 @@
             </w:pPr>
             <w:r>
               <w:rPr>
-                <w:rFonts w:ascii="TH Sarabun New" w:hAnsi="TH Sarabun New" w:cs="TH Sarabun New" w:eastAsia="TH Sarabun New"/>
                 <w:b/>
                 <w:bCs/>
               </w:rPr>
-              <w:t xml:space="preserve">แท็บ</w:t>
-            </w:r>
-            <w:r>
-              <w:rPr>
-                <w:rFonts w:ascii="TH Sarabun New" w:hAnsi="TH Sarabun New" w:cs="TH Sarabun New" w:eastAsia="TH Sarabun New"/>
-              </w:rPr>
-              <w:t xml:space="preserve"> — ใบซ่อม / ใบล้าง / ใบติดตั้ง — วงแดง = ที่รอคุณ</w:t>
+              <w:t>แท็บ</w:t>
+            </w:r>
+            <w:r>
+              <w:t xml:space="preserve"> — </w:t>
+            </w:r>
+            <w:r>
+              <w:t>ใบซ่อม / ใบล้าง / ใบติดตั้ง — วงแดง = ที่รอคุณ</w:t>
             </w:r>
           </w:p>
         </w:tc>
       </w:tr>
       <w:tr>
+        <w:tblPrEx>
+          <w:tblCellMar>
+            <w:top w:w="0" w:type="dxa"/>
+            <w:bottom w:w="0" w:type="dxa"/>
+          </w:tblCellMar>
+        </w:tblPrEx>
         <w:trPr>
           <w:cantSplit/>
         </w:trPr>
@@ -5596,12 +5684,11 @@
             </w:pPr>
             <w:r>
               <w:rPr>
-                <w:rFonts w:ascii="TH Sarabun New" w:hAnsi="TH Sarabun New" w:cs="TH Sarabun New" w:eastAsia="TH Sarabun New"/>
                 <w:b/>
                 <w:bCs/>
                 <w:color w:val="FFFFFF"/>
               </w:rPr>
-              <w:t xml:space="preserve">2</w:t>
+              <w:t>2</w:t>
             </w:r>
           </w:p>
         </w:tc>
@@ -5619,22 +5706,27 @@
             </w:pPr>
             <w:r>
               <w:rPr>
-                <w:rFonts w:ascii="TH Sarabun New" w:hAnsi="TH Sarabun New" w:cs="TH Sarabun New" w:eastAsia="TH Sarabun New"/>
                 <w:b/>
                 <w:bCs/>
               </w:rPr>
-              <w:t xml:space="preserve">Region</w:t>
-            </w:r>
-            <w:r>
-              <w:rPr>
-                <w:rFonts w:ascii="TH Sarabun New" w:hAnsi="TH Sarabun New" w:cs="TH Sarabun New" w:eastAsia="TH Sarabun New"/>
-              </w:rPr>
-              <w:t xml:space="preserve"> — กรองตามภาค</w:t>
+              <w:t>Region</w:t>
+            </w:r>
+            <w:r>
+              <w:t xml:space="preserve"> — </w:t>
+            </w:r>
+            <w:r>
+              <w:t>กรองตามภาค</w:t>
             </w:r>
           </w:p>
         </w:tc>
       </w:tr>
       <w:tr>
+        <w:tblPrEx>
+          <w:tblCellMar>
+            <w:top w:w="0" w:type="dxa"/>
+            <w:bottom w:w="0" w:type="dxa"/>
+          </w:tblCellMar>
+        </w:tblPrEx>
         <w:trPr>
           <w:cantSplit/>
         </w:trPr>
@@ -5652,12 +5744,11 @@
             </w:pPr>
             <w:r>
               <w:rPr>
-                <w:rFonts w:ascii="TH Sarabun New" w:hAnsi="TH Sarabun New" w:cs="TH Sarabun New" w:eastAsia="TH Sarabun New"/>
                 <w:b/>
                 <w:bCs/>
                 <w:color w:val="FFFFFF"/>
               </w:rPr>
-              <w:t xml:space="preserve">3</w:t>
+              <w:t>3</w:t>
             </w:r>
           </w:p>
         </w:tc>
@@ -5675,16 +5766,21 @@
             </w:pPr>
             <w:r>
               <w:rPr>
-                <w:rFonts w:ascii="TH Sarabun New" w:hAnsi="TH Sarabun New" w:cs="TH Sarabun New" w:eastAsia="TH Sarabun New"/>
                 <w:b/>
                 <w:bCs/>
               </w:rPr>
-              <w:t xml:space="preserve">ช่องค้นหา</w:t>
+              <w:t>ช่องค้นหา</w:t>
             </w:r>
           </w:p>
         </w:tc>
       </w:tr>
       <w:tr>
+        <w:tblPrEx>
+          <w:tblCellMar>
+            <w:top w:w="0" w:type="dxa"/>
+            <w:bottom w:w="0" w:type="dxa"/>
+          </w:tblCellMar>
+        </w:tblPrEx>
         <w:trPr>
           <w:cantSplit/>
         </w:trPr>
@@ -5702,12 +5798,11 @@
             </w:pPr>
             <w:r>
               <w:rPr>
-                <w:rFonts w:ascii="TH Sarabun New" w:hAnsi="TH Sarabun New" w:cs="TH Sarabun New" w:eastAsia="TH Sarabun New"/>
                 <w:b/>
                 <w:bCs/>
                 <w:color w:val="FFFFFF"/>
               </w:rPr>
-              <w:t xml:space="preserve">4</w:t>
+              <w:t>4</w:t>
             </w:r>
           </w:p>
         </w:tc>
@@ -5725,22 +5820,27 @@
             </w:pPr>
             <w:r>
               <w:rPr>
-                <w:rFonts w:ascii="TH Sarabun New" w:hAnsi="TH Sarabun New" w:cs="TH Sarabun New" w:eastAsia="TH Sarabun New"/>
                 <w:b/>
                 <w:bCs/>
               </w:rPr>
-              <w:t xml:space="preserve">เปิดเอกสาร</w:t>
-            </w:r>
-            <w:r>
-              <w:rPr>
-                <w:rFonts w:ascii="TH Sarabun New" w:hAnsi="TH Sarabun New" w:cs="TH Sarabun New" w:eastAsia="TH Sarabun New"/>
-              </w:rPr>
-              <w:t xml:space="preserve"> — ดูก่อนอนุมัติทุกครั้ง</w:t>
+              <w:t>เปิดเอกสาร</w:t>
+            </w:r>
+            <w:r>
+              <w:t xml:space="preserve"> — </w:t>
+            </w:r>
+            <w:r>
+              <w:t>ดูก่อนอนุมัติทุกครั้ง</w:t>
             </w:r>
           </w:p>
         </w:tc>
       </w:tr>
       <w:tr>
+        <w:tblPrEx>
+          <w:tblCellMar>
+            <w:top w:w="0" w:type="dxa"/>
+            <w:bottom w:w="0" w:type="dxa"/>
+          </w:tblCellMar>
+        </w:tblPrEx>
         <w:trPr>
           <w:cantSplit/>
         </w:trPr>
@@ -5757,12 +5857,11 @@
             </w:pPr>
             <w:r>
               <w:rPr>
-                <w:rFonts w:ascii="TH Sarabun New" w:hAnsi="TH Sarabun New" w:cs="TH Sarabun New" w:eastAsia="TH Sarabun New"/>
                 <w:b/>
                 <w:bCs/>
                 <w:color w:val="FFFFFF"/>
               </w:rPr>
-              <w:t xml:space="preserve">5</w:t>
+              <w:t>5</w:t>
             </w:r>
           </w:p>
         </w:tc>
@@ -5779,21 +5878,16 @@
             </w:pPr>
             <w:r>
               <w:rPr>
-                <w:rFonts w:ascii="TH Sarabun New" w:hAnsi="TH Sarabun New" w:cs="TH Sarabun New" w:eastAsia="TH Sarabun New"/>
                 <w:b/>
                 <w:bCs/>
               </w:rPr>
-              <w:t xml:space="preserve">อนุมัติขั้น N</w:t>
+              <w:t>อนุมัติขั้น N</w:t>
             </w:r>
           </w:p>
         </w:tc>
       </w:tr>
     </w:tbl>
-    <w:p>
-      <w:pPr>
-        <w:spacing w:before="0" w:after="100"/>
-      </w:pPr>
-    </w:p>
+    <w:p/>
     <w:p>
       <w:pPr>
         <w:keepNext/>
@@ -5801,18 +5895,17 @@
       </w:pPr>
       <w:r>
         <w:rPr>
-          <w:rFonts w:ascii="TH Sarabun New" w:hAnsi="TH Sarabun New" w:cs="TH Sarabun New" w:eastAsia="TH Sarabun New"/>
           <w:b/>
           <w:bCs/>
           <w:color w:val="F47920"/>
           <w:sz w:val="38"/>
           <w:szCs w:val="38"/>
         </w:rPr>
+        <w:lastRenderedPageBreak/>
         <w:t xml:space="preserve">ขั้นที่ 3  </w:t>
       </w:r>
       <w:r>
         <w:rPr>
-          <w:rFonts w:ascii="TH Sarabun New" w:hAnsi="TH Sarabun New" w:cs="TH Sarabun New" w:eastAsia="TH Sarabun New"/>
           <w:sz w:val="35"/>
           <w:szCs w:val="35"/>
         </w:rPr>
@@ -5820,21 +5913,26 @@
       </w:r>
       <w:r>
         <w:rPr>
-          <w:rFonts w:ascii="TH Sarabun New" w:hAnsi="TH Sarabun New" w:cs="TH Sarabun New" w:eastAsia="TH Sarabun New"/>
-          <w:b/>
-          <w:bCs/>
-          <w:sz w:val="35"/>
-          <w:szCs w:val="35"/>
-        </w:rPr>
-        <w:t xml:space="preserve">ยืนยัน</w:t>
-      </w:r>
-      <w:r>
-        <w:rPr>
-          <w:rFonts w:ascii="TH Sarabun New" w:hAnsi="TH Sarabun New" w:cs="TH Sarabun New" w:eastAsia="TH Sarabun New"/>
-          <w:sz w:val="35"/>
-          <w:szCs w:val="35"/>
-        </w:rPr>
-        <w:t xml:space="preserve"> — ชื่อคุณจะลงในช่องลงนามของเอกสาร</w:t>
+          <w:b/>
+          <w:bCs/>
+          <w:sz w:val="35"/>
+          <w:szCs w:val="35"/>
+        </w:rPr>
+        <w:t>ยืนยัน</w:t>
+      </w:r>
+      <w:r>
+        <w:rPr>
+          <w:sz w:val="35"/>
+          <w:szCs w:val="35"/>
+        </w:rPr>
+        <w:t xml:space="preserve"> — </w:t>
+      </w:r>
+      <w:r>
+        <w:rPr>
+          <w:sz w:val="35"/>
+          <w:szCs w:val="35"/>
+        </w:rPr>
+        <w:t>ชื่อคุณจะลงในช่องลงนามของเอกสาร</w:t>
       </w:r>
     </w:p>
     <w:p>
@@ -5844,22 +5942,26 @@
         <w:jc w:val="center"/>
       </w:pPr>
       <w:r>
+        <w:rPr>
+          <w:noProof/>
+        </w:rPr>
         <w:drawing>
-          <wp:inline distT="0" distB="0" distL="0" distR="0">
+          <wp:inline distT="0" distB="0" distL="0" distR="0" wp14:anchorId="75F839CD" wp14:editId="4ECE60DD">
             <wp:extent cx="2880000" cy="1537864"/>
+            <wp:effectExtent l="0" t="0" r="0" b="0"/>
             <wp:docPr id="119" name="ภาพ 119"/>
             <wp:cNvGraphicFramePr>
-              <a:graphicFrameLocks noChangeAspect="1"/>
+              <a:graphicFrameLocks xmlns:a="http://schemas.openxmlformats.org/drawingml/2006/main" noChangeAspect="1"/>
             </wp:cNvGraphicFramePr>
-            <a:graphic>
+            <a:graphic xmlns:a="http://schemas.openxmlformats.org/drawingml/2006/main">
               <a:graphicData uri="http://schemas.openxmlformats.org/drawingml/2006/picture">
-                <pic:pic>
+                <pic:pic xmlns:pic="http://schemas.openxmlformats.org/drawingml/2006/picture">
                   <pic:nvPicPr>
                     <pic:cNvPr id="119" name="a2-approve-confirm.png"/>
                     <pic:cNvPicPr/>
                   </pic:nvPicPr>
                   <pic:blipFill>
-                    <a:blip r:embed="rIdImg20"/>
+                    <a:blip r:embed="rId26"/>
                     <a:stretch>
                       <a:fillRect/>
                     </a:stretch>
@@ -5887,12 +5989,11 @@
     </w:p>
     <w:p>
       <w:pPr>
-        <w:spacing w:before="0" w:after="120"/>
+        <w:spacing w:after="120"/>
         <w:jc w:val="center"/>
       </w:pPr>
       <w:r>
         <w:rPr>
-          <w:rFonts w:ascii="TH Sarabun New" w:hAnsi="TH Sarabun New" w:cs="TH Sarabun New" w:eastAsia="TH Sarabun New"/>
           <w:b/>
           <w:bCs/>
           <w:color w:val="1153A1"/>
@@ -5900,15 +6001,6 @@
           <w:szCs w:val="26"/>
         </w:rPr>
         <w:t xml:space="preserve">ภาพที่ 20  </w:t>
-      </w:r>
-      <w:r>
-        <w:rPr>
-          <w:rFonts w:ascii="TH Sarabun New" w:hAnsi="TH Sarabun New" w:cs="TH Sarabun New" w:eastAsia="TH Sarabun New"/>
-          <w:color w:val="555555"/>
-          <w:sz w:val="26"/>
-          <w:szCs w:val="26"/>
-        </w:rPr>
-        <w:t xml:space="preserve"/>
       </w:r>
     </w:p>
     <w:tbl>
@@ -5923,15 +6015,26 @@
           <w:insideV w:val="single" w:sz="4" w:space="0" w:color="BFC7D5"/>
         </w:tblBorders>
         <w:tblLayout w:type="fixed"/>
+        <w:tblCellMar>
+          <w:left w:w="10" w:type="dxa"/>
+          <w:right w:w="10" w:type="dxa"/>
+        </w:tblCellMar>
+        <w:tblLook w:val="0000" w:firstRow="0" w:lastRow="0" w:firstColumn="0" w:lastColumn="0" w:noHBand="0" w:noVBand="0"/>
       </w:tblPr>
       <w:tblGrid>
         <w:gridCol w:w="1400"/>
         <w:gridCol w:w="8238"/>
       </w:tblGrid>
       <w:tr>
+        <w:tblPrEx>
+          <w:tblCellMar>
+            <w:top w:w="0" w:type="dxa"/>
+            <w:bottom w:w="0" w:type="dxa"/>
+          </w:tblCellMar>
+        </w:tblPrEx>
         <w:trPr>
+          <w:cantSplit/>
           <w:tblHeader/>
-          <w:cantSplit/>
         </w:trPr>
         <w:tc>
           <w:tcPr>
@@ -5948,12 +6051,11 @@
             </w:pPr>
             <w:r>
               <w:rPr>
-                <w:rFonts w:ascii="TH Sarabun New" w:hAnsi="TH Sarabun New" w:cs="TH Sarabun New" w:eastAsia="TH Sarabun New"/>
                 <w:b/>
                 <w:bCs/>
                 <w:color w:val="FFFFFF"/>
               </w:rPr>
-              <w:t xml:space="preserve">ขั้น</w:t>
+              <w:t>ขั้น</w:t>
             </w:r>
           </w:p>
         </w:tc>
@@ -5972,17 +6074,22 @@
             </w:pPr>
             <w:r>
               <w:rPr>
-                <w:rFonts w:ascii="TH Sarabun New" w:hAnsi="TH Sarabun New" w:cs="TH Sarabun New" w:eastAsia="TH Sarabun New"/>
                 <w:b/>
                 <w:bCs/>
                 <w:color w:val="FFFFFF"/>
               </w:rPr>
-              <w:t xml:space="preserve">ใครกด</w:t>
+              <w:t>ใครกด</w:t>
             </w:r>
           </w:p>
         </w:tc>
       </w:tr>
       <w:tr>
+        <w:tblPrEx>
+          <w:tblCellMar>
+            <w:top w:w="0" w:type="dxa"/>
+            <w:bottom w:w="0" w:type="dxa"/>
+          </w:tblCellMar>
+        </w:tblPrEx>
         <w:trPr>
           <w:cantSplit/>
         </w:trPr>
@@ -5999,10 +6106,7 @@
               <w:spacing w:before="40" w:after="40"/>
             </w:pPr>
             <w:r>
-              <w:rPr>
-                <w:rFonts w:ascii="TH Sarabun New" w:hAnsi="TH Sarabun New" w:cs="TH Sarabun New" w:eastAsia="TH Sarabun New"/>
-              </w:rPr>
-              <w:t xml:space="preserve">2</w:t>
+              <w:t>2</w:t>
             </w:r>
           </w:p>
         </w:tc>
@@ -6019,15 +6123,18 @@
               <w:spacing w:before="40" w:after="40"/>
             </w:pPr>
             <w:r>
-              <w:rPr>
-                <w:rFonts w:ascii="TH Sarabun New" w:hAnsi="TH Sarabun New" w:cs="TH Sarabun New" w:eastAsia="TH Sarabun New"/>
-              </w:rPr>
-              <w:t xml:space="preserve">Staff</w:t>
+              <w:t>Staff</w:t>
             </w:r>
           </w:p>
         </w:tc>
       </w:tr>
       <w:tr>
+        <w:tblPrEx>
+          <w:tblCellMar>
+            <w:top w:w="0" w:type="dxa"/>
+            <w:bottom w:w="0" w:type="dxa"/>
+          </w:tblCellMar>
+        </w:tblPrEx>
         <w:trPr>
           <w:cantSplit/>
         </w:trPr>
@@ -6045,10 +6152,7 @@
               <w:spacing w:before="40" w:after="40"/>
             </w:pPr>
             <w:r>
-              <w:rPr>
-                <w:rFonts w:ascii="TH Sarabun New" w:hAnsi="TH Sarabun New" w:cs="TH Sarabun New" w:eastAsia="TH Sarabun New"/>
-              </w:rPr>
-              <w:t xml:space="preserve">3</w:t>
+              <w:t>3</w:t>
             </w:r>
           </w:p>
         </w:tc>
@@ -6066,15 +6170,21 @@
               <w:spacing w:before="40" w:after="40"/>
             </w:pPr>
             <w:r>
-              <w:rPr>
-                <w:rFonts w:ascii="TH Sarabun New" w:hAnsi="TH Sarabun New" w:cs="TH Sarabun New" w:eastAsia="TH Sarabun New"/>
-              </w:rPr>
-              <w:t xml:space="preserve">Supervisor หรือ Regional</w:t>
+              <w:t xml:space="preserve">Supervisor </w:t>
+            </w:r>
+            <w:r>
+              <w:t>หรือ Regional</w:t>
             </w:r>
           </w:p>
         </w:tc>
       </w:tr>
       <w:tr>
+        <w:tblPrEx>
+          <w:tblCellMar>
+            <w:top w:w="0" w:type="dxa"/>
+            <w:bottom w:w="0" w:type="dxa"/>
+          </w:tblCellMar>
+        </w:tblPrEx>
         <w:trPr>
           <w:cantSplit/>
         </w:trPr>
@@ -6091,10 +6201,7 @@
               <w:spacing w:before="40" w:after="40"/>
             </w:pPr>
             <w:r>
-              <w:rPr>
-                <w:rFonts w:ascii="TH Sarabun New" w:hAnsi="TH Sarabun New" w:cs="TH Sarabun New" w:eastAsia="TH Sarabun New"/>
-              </w:rPr>
-              <w:t xml:space="preserve">4</w:t>
+              <w:t>4</w:t>
             </w:r>
           </w:p>
         </w:tc>
@@ -6111,10 +6218,10 @@
               <w:spacing w:before="40" w:after="40"/>
             </w:pPr>
             <w:r>
-              <w:rPr>
-                <w:rFonts w:ascii="TH Sarabun New" w:hAnsi="TH Sarabun New" w:cs="TH Sarabun New" w:eastAsia="TH Sarabun New"/>
-              </w:rPr>
-              <w:t xml:space="preserve">Infrastructure — ครบแล้วได้ PDF ตัวจริง</w:t>
+              <w:t xml:space="preserve">Infrastructure — </w:t>
+            </w:r>
+            <w:r>
+              <w:t>ครบแล้วได้ PDF ตัวจริง</w:t>
             </w:r>
           </w:p>
         </w:tc>
@@ -6122,7 +6229,7 @@
     </w:tbl>
     <w:p>
       <w:pPr>
-        <w:spacing w:before="0" w:after="80"/>
+        <w:spacing w:after="80"/>
       </w:pPr>
     </w:p>
     <w:p>
@@ -6131,10 +6238,11 @@
         <w:pageBreakBefore/>
       </w:pPr>
       <w:r>
-        <w:rPr>
-          <w:rFonts w:ascii="TH Sarabun New" w:hAnsi="TH Sarabun New" w:cs="TH Sarabun New" w:eastAsia="TH Sarabun New"/>
-        </w:rPr>
-        <w:t xml:space="preserve">8. เพิ่มเครื่องใหม่ / ติดตั้ง</w:t>
+        <w:lastRenderedPageBreak/>
+        <w:t xml:space="preserve">8. </w:t>
+      </w:r>
+      <w:r>
+        <w:t>เพิ่มเครื่องใหม่ / ติดตั้ง</w:t>
       </w:r>
     </w:p>
     <w:p>
@@ -6144,7 +6252,6 @@
       </w:pPr>
       <w:r>
         <w:rPr>
-          <w:rFonts w:ascii="TH Sarabun New" w:hAnsi="TH Sarabun New" w:cs="TH Sarabun New" w:eastAsia="TH Sarabun New"/>
           <w:b/>
           <w:bCs/>
           <w:color w:val="F47920"/>
@@ -6155,7 +6262,6 @@
       </w:r>
       <w:r>
         <w:rPr>
-          <w:rFonts w:ascii="TH Sarabun New" w:hAnsi="TH Sarabun New" w:cs="TH Sarabun New" w:eastAsia="TH Sarabun New"/>
           <w:sz w:val="35"/>
           <w:szCs w:val="35"/>
         </w:rPr>
@@ -6163,31 +6269,44 @@
       </w:r>
       <w:r>
         <w:rPr>
-          <w:rFonts w:ascii="TH Sarabun New" w:hAnsi="TH Sarabun New" w:cs="TH Sarabun New" w:eastAsia="TH Sarabun New"/>
-          <w:b/>
-          <w:bCs/>
-          <w:sz w:val="35"/>
-          <w:szCs w:val="35"/>
-        </w:rPr>
-        <w:t xml:space="preserve">รายการเครื่อง</w:t>
-      </w:r>
-      <w:r>
-        <w:rPr>
-          <w:rFonts w:ascii="TH Sarabun New" w:hAnsi="TH Sarabun New" w:cs="TH Sarabun New" w:eastAsia="TH Sarabun New"/>
-          <w:sz w:val="35"/>
-          <w:szCs w:val="35"/>
-        </w:rPr>
-        <w:t xml:space="preserve"> → กด </w:t>
-      </w:r>
-      <w:r>
-        <w:rPr>
-          <w:rFonts w:ascii="TH Sarabun New" w:hAnsi="TH Sarabun New" w:cs="TH Sarabun New" w:eastAsia="TH Sarabun New"/>
-          <w:b/>
-          <w:bCs/>
-          <w:sz w:val="35"/>
-          <w:szCs w:val="35"/>
-        </w:rPr>
-        <w:t xml:space="preserve">+ เพิ่มเครื่องใหม่</w:t>
+          <w:b/>
+          <w:bCs/>
+          <w:sz w:val="35"/>
+          <w:szCs w:val="35"/>
+        </w:rPr>
+        <w:t>รายการเครื่อง</w:t>
+      </w:r>
+      <w:r>
+        <w:rPr>
+          <w:sz w:val="35"/>
+          <w:szCs w:val="35"/>
+        </w:rPr>
+        <w:t xml:space="preserve"> → </w:t>
+      </w:r>
+      <w:r>
+        <w:rPr>
+          <w:sz w:val="35"/>
+          <w:szCs w:val="35"/>
+        </w:rPr>
+        <w:t xml:space="preserve">กด </w:t>
+      </w:r>
+      <w:r>
+        <w:rPr>
+          <w:b/>
+          <w:bCs/>
+          <w:sz w:val="35"/>
+          <w:szCs w:val="35"/>
+        </w:rPr>
+        <w:t xml:space="preserve">+ </w:t>
+      </w:r>
+      <w:r>
+        <w:rPr>
+          <w:b/>
+          <w:bCs/>
+          <w:sz w:val="35"/>
+          <w:szCs w:val="35"/>
+        </w:rPr>
+        <w:t>เพิ่มเครื่องใหม่</w:t>
       </w:r>
     </w:p>
     <w:p>
@@ -6197,22 +6316,26 @@
         <w:jc w:val="center"/>
       </w:pPr>
       <w:r>
+        <w:rPr>
+          <w:noProof/>
+        </w:rPr>
         <w:drawing>
-          <wp:inline distT="0" distB="0" distL="0" distR="0">
+          <wp:inline distT="0" distB="0" distL="0" distR="0" wp14:anchorId="5E66CDA2" wp14:editId="28EBA767">
             <wp:extent cx="5760000" cy="1459459"/>
+            <wp:effectExtent l="0" t="0" r="0" b="0"/>
             <wp:docPr id="120" name="ภาพ 120"/>
             <wp:cNvGraphicFramePr>
-              <a:graphicFrameLocks noChangeAspect="1"/>
+              <a:graphicFrameLocks xmlns:a="http://schemas.openxmlformats.org/drawingml/2006/main" noChangeAspect="1"/>
             </wp:cNvGraphicFramePr>
-            <a:graphic>
+            <a:graphic xmlns:a="http://schemas.openxmlformats.org/drawingml/2006/main">
               <a:graphicData uri="http://schemas.openxmlformats.org/drawingml/2006/picture">
-                <pic:pic>
+                <pic:pic xmlns:pic="http://schemas.openxmlformats.org/drawingml/2006/picture">
                   <pic:nvPicPr>
                     <pic:cNvPr id="120" name="n1-add-btn.png"/>
                     <pic:cNvPicPr/>
                   </pic:nvPicPr>
                   <pic:blipFill>
-                    <a:blip r:embed="rIdImg21"/>
+                    <a:blip r:embed="rId27"/>
                     <a:stretch>
                       <a:fillRect/>
                     </a:stretch>
@@ -6240,12 +6363,11 @@
     </w:p>
     <w:p>
       <w:pPr>
-        <w:spacing w:before="0" w:after="120"/>
+        <w:spacing w:after="120"/>
         <w:jc w:val="center"/>
       </w:pPr>
       <w:r>
         <w:rPr>
-          <w:rFonts w:ascii="TH Sarabun New" w:hAnsi="TH Sarabun New" w:cs="TH Sarabun New" w:eastAsia="TH Sarabun New"/>
           <w:b/>
           <w:bCs/>
           <w:color w:val="1153A1"/>
@@ -6254,15 +6376,6 @@
         </w:rPr>
         <w:t xml:space="preserve">ภาพที่ 21  </w:t>
       </w:r>
-      <w:r>
-        <w:rPr>
-          <w:rFonts w:ascii="TH Sarabun New" w:hAnsi="TH Sarabun New" w:cs="TH Sarabun New" w:eastAsia="TH Sarabun New"/>
-          <w:color w:val="555555"/>
-          <w:sz w:val="26"/>
-          <w:szCs w:val="26"/>
-        </w:rPr>
-        <w:t xml:space="preserve"/>
-      </w:r>
     </w:p>
     <w:p>
       <w:pPr>
@@ -6271,7 +6384,6 @@
       </w:pPr>
       <w:r>
         <w:rPr>
-          <w:rFonts w:ascii="TH Sarabun New" w:hAnsi="TH Sarabun New" w:cs="TH Sarabun New" w:eastAsia="TH Sarabun New"/>
           <w:b/>
           <w:bCs/>
           <w:color w:val="F47920"/>
@@ -6282,7 +6394,6 @@
       </w:r>
       <w:r>
         <w:rPr>
-          <w:rFonts w:ascii="TH Sarabun New" w:hAnsi="TH Sarabun New" w:cs="TH Sarabun New" w:eastAsia="TH Sarabun New"/>
           <w:sz w:val="35"/>
           <w:szCs w:val="35"/>
         </w:rPr>
@@ -6290,31 +6401,44 @@
       </w:r>
       <w:r>
         <w:rPr>
-          <w:rFonts w:ascii="TH Sarabun New" w:hAnsi="TH Sarabun New" w:cs="TH Sarabun New" w:eastAsia="TH Sarabun New"/>
-          <w:b/>
-          <w:bCs/>
-          <w:sz w:val="35"/>
-          <w:szCs w:val="35"/>
-        </w:rPr>
-        <w:t xml:space="preserve">บันทึกข้อมูล</w:t>
-      </w:r>
-      <w:r>
-        <w:rPr>
-          <w:rFonts w:ascii="TH Sarabun New" w:hAnsi="TH Sarabun New" w:cs="TH Sarabun New" w:eastAsia="TH Sarabun New"/>
-          <w:sz w:val="35"/>
-          <w:szCs w:val="35"/>
-        </w:rPr>
-        <w:t xml:space="preserve"> — เครื่องเป็น </w:t>
-      </w:r>
-      <w:r>
-        <w:rPr>
-          <w:rFonts w:ascii="TH Sarabun New" w:hAnsi="TH Sarabun New" w:cs="TH Sarabun New" w:eastAsia="TH Sarabun New"/>
-          <w:b/>
-          <w:bCs/>
-          <w:sz w:val="35"/>
-          <w:szCs w:val="35"/>
-        </w:rPr>
-        <w:t xml:space="preserve">"รอติดตั้ง"</w:t>
+          <w:b/>
+          <w:bCs/>
+          <w:sz w:val="35"/>
+          <w:szCs w:val="35"/>
+        </w:rPr>
+        <w:t>บันทึกข้อมูล</w:t>
+      </w:r>
+      <w:r>
+        <w:rPr>
+          <w:sz w:val="35"/>
+          <w:szCs w:val="35"/>
+        </w:rPr>
+        <w:t xml:space="preserve"> — </w:t>
+      </w:r>
+      <w:r>
+        <w:rPr>
+          <w:sz w:val="35"/>
+          <w:szCs w:val="35"/>
+        </w:rPr>
+        <w:t xml:space="preserve">เครื่องเป็น </w:t>
+      </w:r>
+      <w:r>
+        <w:rPr>
+          <w:b/>
+          <w:bCs/>
+          <w:sz w:val="35"/>
+          <w:szCs w:val="35"/>
+        </w:rPr>
+        <w:t>"</w:t>
+      </w:r>
+      <w:r>
+        <w:rPr>
+          <w:b/>
+          <w:bCs/>
+          <w:sz w:val="35"/>
+          <w:szCs w:val="35"/>
+        </w:rPr>
+        <w:t>รอติดตั้ง"</w:t>
       </w:r>
     </w:p>
     <w:p>
@@ -6324,22 +6448,26 @@
         <w:jc w:val="center"/>
       </w:pPr>
       <w:r>
+        <w:rPr>
+          <w:noProof/>
+        </w:rPr>
         <w:drawing>
-          <wp:inline distT="0" distB="0" distL="0" distR="0">
+          <wp:inline distT="0" distB="0" distL="0" distR="0" wp14:anchorId="7381F54E" wp14:editId="5BAC97D6">
             <wp:extent cx="3747840" cy="4320000"/>
+            <wp:effectExtent l="0" t="0" r="0" b="0"/>
             <wp:docPr id="121" name="ภาพ 121"/>
             <wp:cNvGraphicFramePr>
-              <a:graphicFrameLocks noChangeAspect="1"/>
+              <a:graphicFrameLocks xmlns:a="http://schemas.openxmlformats.org/drawingml/2006/main" noChangeAspect="1"/>
             </wp:cNvGraphicFramePr>
-            <a:graphic>
+            <a:graphic xmlns:a="http://schemas.openxmlformats.org/drawingml/2006/main">
               <a:graphicData uri="http://schemas.openxmlformats.org/drawingml/2006/picture">
-                <pic:pic>
+                <pic:pic xmlns:pic="http://schemas.openxmlformats.org/drawingml/2006/picture">
                   <pic:nvPicPr>
                     <pic:cNvPr id="121" name="n2-add-form.png"/>
                     <pic:cNvPicPr/>
                   </pic:nvPicPr>
                   <pic:blipFill>
-                    <a:blip r:embed="rIdImg22"/>
+                    <a:blip r:embed="rId28"/>
                     <a:stretch>
                       <a:fillRect/>
                     </a:stretch>
@@ -6368,12 +6496,11 @@
     <w:p>
       <w:pPr>
         <w:keepNext/>
-        <w:spacing w:before="0" w:after="120"/>
+        <w:spacing w:after="120"/>
         <w:jc w:val="center"/>
       </w:pPr>
       <w:r>
         <w:rPr>
-          <w:rFonts w:ascii="TH Sarabun New" w:hAnsi="TH Sarabun New" w:cs="TH Sarabun New" w:eastAsia="TH Sarabun New"/>
           <w:b/>
           <w:bCs/>
           <w:color w:val="1153A1"/>
@@ -6381,15 +6508,6 @@
           <w:szCs w:val="26"/>
         </w:rPr>
         <w:t xml:space="preserve">ภาพที่ 22  </w:t>
-      </w:r>
-      <w:r>
-        <w:rPr>
-          <w:rFonts w:ascii="TH Sarabun New" w:hAnsi="TH Sarabun New" w:cs="TH Sarabun New" w:eastAsia="TH Sarabun New"/>
-          <w:color w:val="555555"/>
-          <w:sz w:val="26"/>
-          <w:szCs w:val="26"/>
-        </w:rPr>
-        <w:t xml:space="preserve"/>
       </w:r>
     </w:p>
     <w:tbl>
@@ -6404,12 +6522,23 @@
           <w:insideV w:val="single" w:sz="4" w:space="0" w:color="E3E7EF"/>
         </w:tblBorders>
         <w:tblLayout w:type="fixed"/>
+        <w:tblCellMar>
+          <w:left w:w="10" w:type="dxa"/>
+          <w:right w:w="10" w:type="dxa"/>
+        </w:tblCellMar>
+        <w:tblLook w:val="0000" w:firstRow="0" w:lastRow="0" w:firstColumn="0" w:lastColumn="0" w:noHBand="0" w:noVBand="0"/>
       </w:tblPr>
       <w:tblGrid>
         <w:gridCol w:w="520"/>
         <w:gridCol w:w="9118"/>
       </w:tblGrid>
       <w:tr>
+        <w:tblPrEx>
+          <w:tblCellMar>
+            <w:top w:w="0" w:type="dxa"/>
+            <w:bottom w:w="0" w:type="dxa"/>
+          </w:tblCellMar>
+        </w:tblPrEx>
         <w:trPr>
           <w:cantSplit/>
         </w:trPr>
@@ -6427,12 +6556,11 @@
             </w:pPr>
             <w:r>
               <w:rPr>
-                <w:rFonts w:ascii="TH Sarabun New" w:hAnsi="TH Sarabun New" w:cs="TH Sarabun New" w:eastAsia="TH Sarabun New"/>
                 <w:b/>
                 <w:bCs/>
                 <w:color w:val="FFFFFF"/>
               </w:rPr>
-              <w:t xml:space="preserve">1</w:t>
+              <w:t>1</w:t>
             </w:r>
           </w:p>
         </w:tc>
@@ -6450,16 +6578,21 @@
             </w:pPr>
             <w:r>
               <w:rPr>
-                <w:rFonts w:ascii="TH Sarabun New" w:hAnsi="TH Sarabun New" w:cs="TH Sarabun New" w:eastAsia="TH Sarabun New"/>
                 <w:b/>
                 <w:bCs/>
               </w:rPr>
-              <w:t xml:space="preserve">รหัสเครื่อง</w:t>
+              <w:t>รหัสเครื่อง</w:t>
             </w:r>
           </w:p>
         </w:tc>
       </w:tr>
       <w:tr>
+        <w:tblPrEx>
+          <w:tblCellMar>
+            <w:top w:w="0" w:type="dxa"/>
+            <w:bottom w:w="0" w:type="dxa"/>
+          </w:tblCellMar>
+        </w:tblPrEx>
         <w:trPr>
           <w:cantSplit/>
         </w:trPr>
@@ -6477,12 +6610,11 @@
             </w:pPr>
             <w:r>
               <w:rPr>
-                <w:rFonts w:ascii="TH Sarabun New" w:hAnsi="TH Sarabun New" w:cs="TH Sarabun New" w:eastAsia="TH Sarabun New"/>
                 <w:b/>
                 <w:bCs/>
                 <w:color w:val="FFFFFF"/>
               </w:rPr>
-              <w:t xml:space="preserve">2</w:t>
+              <w:t>2</w:t>
             </w:r>
           </w:p>
         </w:tc>
@@ -6500,22 +6632,27 @@
             </w:pPr>
             <w:r>
               <w:rPr>
-                <w:rFonts w:ascii="TH Sarabun New" w:hAnsi="TH Sarabun New" w:cs="TH Sarabun New" w:eastAsia="TH Sarabun New"/>
                 <w:b/>
                 <w:bCs/>
               </w:rPr>
-              <w:t xml:space="preserve">Node Name</w:t>
-            </w:r>
-            <w:r>
-              <w:rPr>
-                <w:rFonts w:ascii="TH Sarabun New" w:hAnsi="TH Sarabun New" w:cs="TH Sarabun New" w:eastAsia="TH Sarabun New"/>
-              </w:rPr>
-              <w:t xml:space="preserve"> — พิมพ์ชื่อ Node ที่มีอยู่ ระบบเติม Region จังหวัด Site Code ให้</w:t>
+              <w:t>Node Name</w:t>
+            </w:r>
+            <w:r>
+              <w:t xml:space="preserve"> — </w:t>
+            </w:r>
+            <w:r>
+              <w:t>พิมพ์ชื่อ Node ที่มีอยู่ ระบบเติม Region จังหวัด Site Code ให้</w:t>
             </w:r>
           </w:p>
         </w:tc>
       </w:tr>
       <w:tr>
+        <w:tblPrEx>
+          <w:tblCellMar>
+            <w:top w:w="0" w:type="dxa"/>
+            <w:bottom w:w="0" w:type="dxa"/>
+          </w:tblCellMar>
+        </w:tblPrEx>
         <w:trPr>
           <w:cantSplit/>
         </w:trPr>
@@ -6532,12 +6669,11 @@
             </w:pPr>
             <w:r>
               <w:rPr>
-                <w:rFonts w:ascii="TH Sarabun New" w:hAnsi="TH Sarabun New" w:cs="TH Sarabun New" w:eastAsia="TH Sarabun New"/>
                 <w:b/>
                 <w:bCs/>
                 <w:color w:val="FFFFFF"/>
               </w:rPr>
-              <w:t xml:space="preserve">3</w:t>
+              <w:t>3</w:t>
             </w:r>
           </w:p>
         </w:tc>
@@ -6554,21 +6690,16 @@
             </w:pPr>
             <w:r>
               <w:rPr>
-                <w:rFonts w:ascii="TH Sarabun New" w:hAnsi="TH Sarabun New" w:cs="TH Sarabun New" w:eastAsia="TH Sarabun New"/>
                 <w:b/>
                 <w:bCs/>
               </w:rPr>
-              <w:t xml:space="preserve">บันทึกข้อมูล</w:t>
+              <w:t>บันทึกข้อมูล</w:t>
             </w:r>
           </w:p>
         </w:tc>
       </w:tr>
     </w:tbl>
-    <w:p>
-      <w:pPr>
-        <w:spacing w:before="0" w:after="100"/>
-      </w:pPr>
-    </w:p>
+    <w:p/>
     <w:p>
       <w:pPr>
         <w:keepNext/>
@@ -6576,18 +6707,17 @@
       </w:pPr>
       <w:r>
         <w:rPr>
-          <w:rFonts w:ascii="TH Sarabun New" w:hAnsi="TH Sarabun New" w:cs="TH Sarabun New" w:eastAsia="TH Sarabun New"/>
           <w:b/>
           <w:bCs/>
           <w:color w:val="F47920"/>
           <w:sz w:val="38"/>
           <w:szCs w:val="38"/>
         </w:rPr>
+        <w:lastRenderedPageBreak/>
         <w:t xml:space="preserve">ขั้นที่ 3  </w:t>
       </w:r>
       <w:r>
         <w:rPr>
-          <w:rFonts w:ascii="TH Sarabun New" w:hAnsi="TH Sarabun New" w:cs="TH Sarabun New" w:eastAsia="TH Sarabun New"/>
           <w:sz w:val="35"/>
           <w:szCs w:val="35"/>
         </w:rPr>
@@ -6595,57 +6725,72 @@
       </w:r>
       <w:r>
         <w:rPr>
-          <w:rFonts w:ascii="TH Sarabun New" w:hAnsi="TH Sarabun New" w:cs="TH Sarabun New" w:eastAsia="TH Sarabun New"/>
-          <w:b/>
-          <w:bCs/>
-          <w:sz w:val="35"/>
-          <w:szCs w:val="35"/>
-        </w:rPr>
-        <w:t xml:space="preserve">งานซ่อมและติดตั้ง</w:t>
-      </w:r>
-      <w:r>
-        <w:rPr>
-          <w:rFonts w:ascii="TH Sarabun New" w:hAnsi="TH Sarabun New" w:cs="TH Sarabun New" w:eastAsia="TH Sarabun New"/>
-          <w:sz w:val="35"/>
-          <w:szCs w:val="35"/>
-        </w:rPr>
-        <w:t xml:space="preserve"> มีงาน </w:t>
-      </w:r>
-      <w:r>
-        <w:rPr>
-          <w:rFonts w:ascii="TH Sarabun New" w:hAnsi="TH Sarabun New" w:cs="TH Sarabun New" w:eastAsia="TH Sarabun New"/>
-          <w:b/>
-          <w:bCs/>
-          <w:sz w:val="35"/>
-          <w:szCs w:val="35"/>
-        </w:rPr>
-        <w:t xml:space="preserve">ติดตั้งแอร์ใหม่</w:t>
-      </w:r>
-      <w:r>
-        <w:rPr>
-          <w:rFonts w:ascii="TH Sarabun New" w:hAnsi="TH Sarabun New" w:cs="TH Sarabun New" w:eastAsia="TH Sarabun New"/>
-          <w:sz w:val="35"/>
-          <w:szCs w:val="35"/>
-        </w:rPr>
-        <w:t xml:space="preserve"> → กด </w:t>
-      </w:r>
-      <w:r>
-        <w:rPr>
-          <w:rFonts w:ascii="TH Sarabun New" w:hAnsi="TH Sarabun New" w:cs="TH Sarabun New" w:eastAsia="TH Sarabun New"/>
-          <w:b/>
-          <w:bCs/>
-          <w:sz w:val="35"/>
-          <w:szCs w:val="35"/>
-        </w:rPr>
-        <w:t xml:space="preserve">กรอกเอกสารติดตั้ง</w:t>
-      </w:r>
-      <w:r>
-        <w:rPr>
-          <w:rFonts w:ascii="TH Sarabun New" w:hAnsi="TH Sarabun New" w:cs="TH Sarabun New" w:eastAsia="TH Sarabun New"/>
-          <w:sz w:val="35"/>
-          <w:szCs w:val="35"/>
-        </w:rPr>
-        <w:t xml:space="preserve"> (หรือส่งลิงก์ / มอบหมาย)</w:t>
+          <w:b/>
+          <w:bCs/>
+          <w:sz w:val="35"/>
+          <w:szCs w:val="35"/>
+        </w:rPr>
+        <w:t>งานซ่อมและติดตั้ง</w:t>
+      </w:r>
+      <w:r>
+        <w:rPr>
+          <w:sz w:val="35"/>
+          <w:szCs w:val="35"/>
+        </w:rPr>
+        <w:t xml:space="preserve"> </w:t>
+      </w:r>
+      <w:r>
+        <w:rPr>
+          <w:sz w:val="35"/>
+          <w:szCs w:val="35"/>
+        </w:rPr>
+        <w:t xml:space="preserve">มีงาน </w:t>
+      </w:r>
+      <w:r>
+        <w:rPr>
+          <w:b/>
+          <w:bCs/>
+          <w:sz w:val="35"/>
+          <w:szCs w:val="35"/>
+        </w:rPr>
+        <w:t>ติดตั้งแอร์ใหม่</w:t>
+      </w:r>
+      <w:r>
+        <w:rPr>
+          <w:sz w:val="35"/>
+          <w:szCs w:val="35"/>
+        </w:rPr>
+        <w:t xml:space="preserve"> → </w:t>
+      </w:r>
+      <w:r>
+        <w:rPr>
+          <w:sz w:val="35"/>
+          <w:szCs w:val="35"/>
+        </w:rPr>
+        <w:t xml:space="preserve">กด </w:t>
+      </w:r>
+      <w:r>
+        <w:rPr>
+          <w:b/>
+          <w:bCs/>
+          <w:sz w:val="35"/>
+          <w:szCs w:val="35"/>
+        </w:rPr>
+        <w:t>กรอกเอกสารติดตั้ง</w:t>
+      </w:r>
+      <w:r>
+        <w:rPr>
+          <w:sz w:val="35"/>
+          <w:szCs w:val="35"/>
+        </w:rPr>
+        <w:t xml:space="preserve"> (</w:t>
+      </w:r>
+      <w:r>
+        <w:rPr>
+          <w:sz w:val="35"/>
+          <w:szCs w:val="35"/>
+        </w:rPr>
+        <w:t>หรือส่งลิงก์ / มอบหมาย)</w:t>
       </w:r>
     </w:p>
     <w:p>
@@ -6655,22 +6800,26 @@
         <w:jc w:val="center"/>
       </w:pPr>
       <w:r>
+        <w:rPr>
+          <w:noProof/>
+        </w:rPr>
         <w:drawing>
-          <wp:inline distT="0" distB="0" distL="0" distR="0">
+          <wp:inline distT="0" distB="0" distL="0" distR="0" wp14:anchorId="0749D92B" wp14:editId="371CF3BB">
             <wp:extent cx="5760000" cy="751524"/>
+            <wp:effectExtent l="0" t="0" r="0" b="0"/>
             <wp:docPr id="122" name="ภาพ 122"/>
             <wp:cNvGraphicFramePr>
-              <a:graphicFrameLocks noChangeAspect="1"/>
+              <a:graphicFrameLocks xmlns:a="http://schemas.openxmlformats.org/drawingml/2006/main" noChangeAspect="1"/>
             </wp:cNvGraphicFramePr>
-            <a:graphic>
+            <a:graphic xmlns:a="http://schemas.openxmlformats.org/drawingml/2006/main">
               <a:graphicData uri="http://schemas.openxmlformats.org/drawingml/2006/picture">
-                <pic:pic>
+                <pic:pic xmlns:pic="http://schemas.openxmlformats.org/drawingml/2006/picture">
                   <pic:nvPicPr>
                     <pic:cNvPr id="122" name="n3-install-row.png"/>
                     <pic:cNvPicPr/>
                   </pic:nvPicPr>
                   <pic:blipFill>
-                    <a:blip r:embed="rIdImg23"/>
+                    <a:blip r:embed="rId29"/>
                     <a:stretch>
                       <a:fillRect/>
                     </a:stretch>
@@ -6698,12 +6847,11 @@
     </w:p>
     <w:p>
       <w:pPr>
-        <w:spacing w:before="0" w:after="120"/>
+        <w:spacing w:after="120"/>
         <w:jc w:val="center"/>
       </w:pPr>
       <w:r>
         <w:rPr>
-          <w:rFonts w:ascii="TH Sarabun New" w:hAnsi="TH Sarabun New" w:cs="TH Sarabun New" w:eastAsia="TH Sarabun New"/>
           <w:b/>
           <w:bCs/>
           <w:color w:val="1153A1"/>
@@ -6712,15 +6860,6 @@
         </w:rPr>
         <w:t xml:space="preserve">ภาพที่ 23  </w:t>
       </w:r>
-      <w:r>
-        <w:rPr>
-          <w:rFonts w:ascii="TH Sarabun New" w:hAnsi="TH Sarabun New" w:cs="TH Sarabun New" w:eastAsia="TH Sarabun New"/>
-          <w:color w:val="555555"/>
-          <w:sz w:val="26"/>
-          <w:szCs w:val="26"/>
-        </w:rPr>
-        <w:t xml:space="preserve"/>
-      </w:r>
     </w:p>
     <w:p>
       <w:pPr>
@@ -6729,7 +6868,6 @@
       </w:pPr>
       <w:r>
         <w:rPr>
-          <w:rFonts w:ascii="TH Sarabun New" w:hAnsi="TH Sarabun New" w:cs="TH Sarabun New" w:eastAsia="TH Sarabun New"/>
           <w:b/>
           <w:bCs/>
           <w:color w:val="F47920"/>
@@ -6740,29 +6878,65 @@
       </w:r>
       <w:r>
         <w:rPr>
-          <w:rFonts w:ascii="TH Sarabun New" w:hAnsi="TH Sarabun New" w:cs="TH Sarabun New" w:eastAsia="TH Sarabun New"/>
-          <w:sz w:val="35"/>
-          <w:szCs w:val="35"/>
-        </w:rPr>
-        <w:t xml:space="preserve">กรอกใบติดตั้งแล้วบันทึก → อนุมัติครบ 4 ขั้น → เครื่องเป็น </w:t>
-      </w:r>
-      <w:r>
-        <w:rPr>
-          <w:rFonts w:ascii="TH Sarabun New" w:hAnsi="TH Sarabun New" w:cs="TH Sarabun New" w:eastAsia="TH Sarabun New"/>
-          <w:b/>
-          <w:bCs/>
-          <w:sz w:val="35"/>
-          <w:szCs w:val="35"/>
-        </w:rPr>
-        <w:t xml:space="preserve">"ใช้งานปกติ"</w:t>
-      </w:r>
-      <w:r>
-        <w:rPr>
-          <w:rFonts w:ascii="TH Sarabun New" w:hAnsi="TH Sarabun New" w:cs="TH Sarabun New" w:eastAsia="TH Sarabun New"/>
-          <w:sz w:val="35"/>
-          <w:szCs w:val="35"/>
-        </w:rPr>
-        <w:t xml:space="preserve"> เอง</w:t>
+          <w:sz w:val="35"/>
+          <w:szCs w:val="35"/>
+        </w:rPr>
+        <w:t xml:space="preserve">กรอกใบติดตั้ง แนบรูปครบ 9 ช่อง แล้วกด </w:t>
+      </w:r>
+      <w:r>
+        <w:rPr>
+          <w:b/>
+          <w:bCs/>
+          <w:sz w:val="35"/>
+          <w:szCs w:val="35"/>
+        </w:rPr>
+        <w:t>บันทึกและออกเอกสาร</w:t>
+      </w:r>
+      <w:r>
+        <w:rPr>
+          <w:sz w:val="35"/>
+          <w:szCs w:val="35"/>
+        </w:rPr>
+        <w:t xml:space="preserve"> → </w:t>
+      </w:r>
+      <w:r>
+        <w:rPr>
+          <w:sz w:val="35"/>
+          <w:szCs w:val="35"/>
+        </w:rPr>
+        <w:t xml:space="preserve">อนุมัติครบ 4 ขั้น → เครื่องเป็น </w:t>
+      </w:r>
+      <w:r>
+        <w:rPr>
+          <w:b/>
+          <w:bCs/>
+          <w:sz w:val="35"/>
+          <w:szCs w:val="35"/>
+        </w:rPr>
+        <w:t>"</w:t>
+      </w:r>
+      <w:r>
+        <w:rPr>
+          <w:b/>
+          <w:bCs/>
+          <w:sz w:val="35"/>
+          <w:szCs w:val="35"/>
+        </w:rPr>
+        <w:t>ใช้งานปกติ"</w:t>
+      </w:r>
+      <w:r>
+        <w:rPr>
+          <w:sz w:val="35"/>
+          <w:szCs w:val="35"/>
+        </w:rPr>
+        <w:t xml:space="preserve"> </w:t>
+      </w:r>
+      <w:r>
+        <w:rPr>
+          <w:sz w:val="35"/>
+          <w:szCs w:val="35"/>
+        </w:rPr>
+        <w:t>เอง</w:t>
       </w:r>
     </w:p>
     <w:p>
@@ -6772,22 +6946,26 @@
         <w:jc w:val="center"/>
       </w:pPr>
       <w:r>
+        <w:rPr>
+          <w:noProof/>
+        </w:rPr>
         <w:drawing>
-          <wp:inline distT="0" distB="0" distL="0" distR="0">
+          <wp:inline distT="0" distB="0" distL="0" distR="0" wp14:anchorId="6CBF0DBF" wp14:editId="787F36CB">
             <wp:extent cx="3444000" cy="3780000"/>
+            <wp:effectExtent l="0" t="0" r="0" b="0"/>
             <wp:docPr id="123" name="ภาพ 123"/>
             <wp:cNvGraphicFramePr>
-              <a:graphicFrameLocks noChangeAspect="1"/>
+              <a:graphicFrameLocks xmlns:a="http://schemas.openxmlformats.org/drawingml/2006/main" noChangeAspect="1"/>
             </wp:cNvGraphicFramePr>
-            <a:graphic>
+            <a:graphic xmlns:a="http://schemas.openxmlformats.org/drawingml/2006/main">
               <a:graphicData uri="http://schemas.openxmlformats.org/drawingml/2006/picture">
-                <pic:pic>
+                <pic:pic xmlns:pic="http://schemas.openxmlformats.org/drawingml/2006/picture">
                   <pic:nvPicPr>
                     <pic:cNvPr id="123" name="n4-install-form.png"/>
                     <pic:cNvPicPr/>
                   </pic:nvPicPr>
                   <pic:blipFill>
-                    <a:blip r:embed="rIdImg24"/>
+                    <a:blip r:embed="rId30"/>
                     <a:stretch>
                       <a:fillRect/>
                     </a:stretch>
@@ -6815,12 +6993,11 @@
     </w:p>
     <w:p>
       <w:pPr>
-        <w:spacing w:before="0" w:after="120"/>
+        <w:spacing w:after="120"/>
         <w:jc w:val="center"/>
       </w:pPr>
       <w:r>
         <w:rPr>
-          <w:rFonts w:ascii="TH Sarabun New" w:hAnsi="TH Sarabun New" w:cs="TH Sarabun New" w:eastAsia="TH Sarabun New"/>
           <w:b/>
           <w:bCs/>
           <w:color w:val="1153A1"/>
@@ -6829,15 +7006,6 @@
         </w:rPr>
         <w:t xml:space="preserve">ภาพที่ 24  </w:t>
       </w:r>
-      <w:r>
-        <w:rPr>
-          <w:rFonts w:ascii="TH Sarabun New" w:hAnsi="TH Sarabun New" w:cs="TH Sarabun New" w:eastAsia="TH Sarabun New"/>
-          <w:color w:val="555555"/>
-          <w:sz w:val="26"/>
-          <w:szCs w:val="26"/>
-        </w:rPr>
-        <w:t xml:space="preserve"/>
-      </w:r>
     </w:p>
     <w:p>
       <w:pPr>
@@ -6846,7 +7014,6 @@
       </w:pPr>
       <w:r>
         <w:rPr>
-          <w:rFonts w:ascii="TH Sarabun New" w:hAnsi="TH Sarabun New" w:cs="TH Sarabun New" w:eastAsia="TH Sarabun New"/>
           <w:b/>
           <w:bCs/>
           <w:color w:val="F47920"/>
@@ -6857,7 +7024,6 @@
       </w:r>
       <w:r>
         <w:rPr>
-          <w:rFonts w:ascii="TH Sarabun New" w:hAnsi="TH Sarabun New" w:cs="TH Sarabun New" w:eastAsia="TH Sarabun New"/>
           <w:sz w:val="35"/>
           <w:szCs w:val="35"/>
         </w:rPr>
@@ -6865,39 +7031,49 @@
       </w:r>
       <w:r>
         <w:rPr>
-          <w:rFonts w:ascii="TH Sarabun New" w:hAnsi="TH Sarabun New" w:cs="TH Sarabun New" w:eastAsia="TH Sarabun New"/>
-          <w:b/>
-          <w:bCs/>
-          <w:sz w:val="35"/>
-          <w:szCs w:val="35"/>
-        </w:rPr>
-        <w:t xml:space="preserve">แผนล้างแอร์</w:t>
-      </w:r>
-      <w:r>
-        <w:rPr>
-          <w:rFonts w:ascii="TH Sarabun New" w:hAnsi="TH Sarabun New" w:cs="TH Sarabun New" w:eastAsia="TH Sarabun New"/>
-          <w:sz w:val="35"/>
-          <w:szCs w:val="35"/>
-        </w:rPr>
-        <w:t xml:space="preserve"> → กด </w:t>
-      </w:r>
-      <w:r>
-        <w:rPr>
-          <w:rFonts w:ascii="TH Sarabun New" w:hAnsi="TH Sarabun New" w:cs="TH Sarabun New" w:eastAsia="TH Sarabun New"/>
-          <w:b/>
-          <w:bCs/>
-          <w:sz w:val="35"/>
-          <w:szCs w:val="35"/>
-        </w:rPr>
-        <w:t xml:space="preserve">อัปเดตจากรายการเครื่อง</w:t>
-      </w:r>
-      <w:r>
-        <w:rPr>
-          <w:rFonts w:ascii="TH Sarabun New" w:hAnsi="TH Sarabun New" w:cs="TH Sarabun New" w:eastAsia="TH Sarabun New"/>
-          <w:sz w:val="35"/>
-          <w:szCs w:val="35"/>
-        </w:rPr>
-        <w:t xml:space="preserve"> เพื่อเอาเครื่องใหม่เข้าแผน</w:t>
+          <w:b/>
+          <w:bCs/>
+          <w:sz w:val="35"/>
+          <w:szCs w:val="35"/>
+        </w:rPr>
+        <w:t>แผนล้างแอร์</w:t>
+      </w:r>
+      <w:r>
+        <w:rPr>
+          <w:sz w:val="35"/>
+          <w:szCs w:val="35"/>
+        </w:rPr>
+        <w:t xml:space="preserve"> → </w:t>
+      </w:r>
+      <w:r>
+        <w:rPr>
+          <w:sz w:val="35"/>
+          <w:szCs w:val="35"/>
+        </w:rPr>
+        <w:t xml:space="preserve">กด </w:t>
+      </w:r>
+      <w:r>
+        <w:rPr>
+          <w:b/>
+          <w:bCs/>
+          <w:sz w:val="35"/>
+          <w:szCs w:val="35"/>
+        </w:rPr>
+        <w:t>อัปเดตจากรายการเครื่อง</w:t>
+      </w:r>
+      <w:r>
+        <w:rPr>
+          <w:sz w:val="35"/>
+          <w:szCs w:val="35"/>
+        </w:rPr>
+        <w:t xml:space="preserve"> </w:t>
+      </w:r>
+      <w:r>
+        <w:rPr>
+          <w:sz w:val="35"/>
+          <w:szCs w:val="35"/>
+        </w:rPr>
+        <w:t>เพื่อเอาเครื่องใหม่เข้าแผน</w:t>
       </w:r>
     </w:p>
     <w:p>
@@ -6907,22 +7083,26 @@
         <w:jc w:val="center"/>
       </w:pPr>
       <w:r>
+        <w:rPr>
+          <w:noProof/>
+        </w:rPr>
         <w:drawing>
-          <wp:inline distT="0" distB="0" distL="0" distR="0">
+          <wp:inline distT="0" distB="0" distL="0" distR="0" wp14:anchorId="436604DA" wp14:editId="3BD509D2">
             <wp:extent cx="5760000" cy="972973"/>
+            <wp:effectExtent l="0" t="0" r="0" b="0"/>
             <wp:docPr id="124" name="ภาพ 124"/>
             <wp:cNvGraphicFramePr>
-              <a:graphicFrameLocks noChangeAspect="1"/>
+              <a:graphicFrameLocks xmlns:a="http://schemas.openxmlformats.org/drawingml/2006/main" noChangeAspect="1"/>
             </wp:cNvGraphicFramePr>
-            <a:graphic>
+            <a:graphic xmlns:a="http://schemas.openxmlformats.org/drawingml/2006/main">
               <a:graphicData uri="http://schemas.openxmlformats.org/drawingml/2006/picture">
-                <pic:pic>
+                <pic:pic xmlns:pic="http://schemas.openxmlformats.org/drawingml/2006/picture">
                   <pic:nvPicPr>
                     <pic:cNvPr id="124" name="n5-plan-sync.png"/>
                     <pic:cNvPicPr/>
                   </pic:nvPicPr>
                   <pic:blipFill>
-                    <a:blip r:embed="rIdImg25"/>
+                    <a:blip r:embed="rId31"/>
                     <a:stretch>
                       <a:fillRect/>
                     </a:stretch>
@@ -6950,12 +7130,11 @@
     </w:p>
     <w:p>
       <w:pPr>
-        <w:spacing w:before="0" w:after="120"/>
+        <w:spacing w:after="120"/>
         <w:jc w:val="center"/>
       </w:pPr>
       <w:r>
         <w:rPr>
-          <w:rFonts w:ascii="TH Sarabun New" w:hAnsi="TH Sarabun New" w:cs="TH Sarabun New" w:eastAsia="TH Sarabun New"/>
           <w:b/>
           <w:bCs/>
           <w:color w:val="1153A1"/>
@@ -6964,15 +7143,6 @@
         </w:rPr>
         <w:t xml:space="preserve">ภาพที่ 25  </w:t>
       </w:r>
-      <w:r>
-        <w:rPr>
-          <w:rFonts w:ascii="TH Sarabun New" w:hAnsi="TH Sarabun New" w:cs="TH Sarabun New" w:eastAsia="TH Sarabun New"/>
-          <w:color w:val="555555"/>
-          <w:sz w:val="26"/>
-          <w:szCs w:val="26"/>
-        </w:rPr>
-        <w:t xml:space="preserve"/>
-      </w:r>
     </w:p>
     <w:p>
       <w:pPr>
@@ -6980,10 +7150,11 @@
         <w:pageBreakBefore/>
       </w:pPr>
       <w:r>
-        <w:rPr>
-          <w:rFonts w:ascii="TH Sarabun New" w:hAnsi="TH Sarabun New" w:cs="TH Sarabun New" w:eastAsia="TH Sarabun New"/>
-        </w:rPr>
-        <w:t xml:space="preserve">9. ซ่อมไม่ได้ → เปลี่ยนเครื่อง</w:t>
+        <w:lastRenderedPageBreak/>
+        <w:t xml:space="preserve">9. </w:t>
+      </w:r>
+      <w:r>
+        <w:t>ซ่อมไม่ได้ → เปลี่ยนเครื่อง</w:t>
       </w:r>
     </w:p>
     <w:p>
@@ -6993,7 +7164,6 @@
       </w:pPr>
       <w:r>
         <w:rPr>
-          <w:rFonts w:ascii="TH Sarabun New" w:hAnsi="TH Sarabun New" w:cs="TH Sarabun New" w:eastAsia="TH Sarabun New"/>
           <w:b/>
           <w:bCs/>
           <w:color w:val="F47920"/>
@@ -7004,7 +7174,6 @@
       </w:r>
       <w:r>
         <w:rPr>
-          <w:rFonts w:ascii="TH Sarabun New" w:hAnsi="TH Sarabun New" w:cs="TH Sarabun New" w:eastAsia="TH Sarabun New"/>
           <w:sz w:val="35"/>
           <w:szCs w:val="35"/>
         </w:rPr>
@@ -7012,31 +7181,35 @@
       </w:r>
       <w:r>
         <w:rPr>
-          <w:rFonts w:ascii="TH Sarabun New" w:hAnsi="TH Sarabun New" w:cs="TH Sarabun New" w:eastAsia="TH Sarabun New"/>
-          <w:b/>
-          <w:bCs/>
-          <w:sz w:val="35"/>
-          <w:szCs w:val="35"/>
-        </w:rPr>
-        <w:t xml:space="preserve">ซ่อมไม่ได้</w:t>
-      </w:r>
-      <w:r>
-        <w:rPr>
-          <w:rFonts w:ascii="TH Sarabun New" w:hAnsi="TH Sarabun New" w:cs="TH Sarabun New" w:eastAsia="TH Sarabun New"/>
-          <w:sz w:val="35"/>
-          <w:szCs w:val="35"/>
-        </w:rPr>
-        <w:t xml:space="preserve"> ใส่เหตุผล → </w:t>
-      </w:r>
-      <w:r>
-        <w:rPr>
-          <w:rFonts w:ascii="TH Sarabun New" w:hAnsi="TH Sarabun New" w:cs="TH Sarabun New" w:eastAsia="TH Sarabun New"/>
-          <w:b/>
-          <w:bCs/>
-          <w:sz w:val="35"/>
-          <w:szCs w:val="35"/>
-        </w:rPr>
-        <w:t xml:space="preserve">ยืนยันว่าซ่อมไม่ได้</w:t>
+          <w:b/>
+          <w:bCs/>
+          <w:sz w:val="35"/>
+          <w:szCs w:val="35"/>
+        </w:rPr>
+        <w:t>ซ่อมไม่ได้</w:t>
+      </w:r>
+      <w:r>
+        <w:rPr>
+          <w:sz w:val="35"/>
+          <w:szCs w:val="35"/>
+        </w:rPr>
+        <w:t xml:space="preserve"> </w:t>
+      </w:r>
+      <w:r>
+        <w:rPr>
+          <w:sz w:val="35"/>
+          <w:szCs w:val="35"/>
+        </w:rPr>
+        <w:t xml:space="preserve">ใส่เหตุผล → </w:t>
+      </w:r>
+      <w:r>
+        <w:rPr>
+          <w:b/>
+          <w:bCs/>
+          <w:sz w:val="35"/>
+          <w:szCs w:val="35"/>
+        </w:rPr>
+        <w:t>ยืนยันว่าซ่อมไม่ได้</w:t>
       </w:r>
     </w:p>
     <w:p>
@@ -7046,22 +7219,26 @@
         <w:jc w:val="center"/>
       </w:pPr>
       <w:r>
+        <w:rPr>
+          <w:noProof/>
+        </w:rPr>
         <w:drawing>
-          <wp:inline distT="0" distB="0" distL="0" distR="0">
+          <wp:inline distT="0" distB="0" distL="0" distR="0" wp14:anchorId="76E682F8" wp14:editId="043B6174">
             <wp:extent cx="3240000" cy="3270682"/>
+            <wp:effectExtent l="0" t="0" r="0" b="0"/>
             <wp:docPr id="125" name="ภาพ 125"/>
             <wp:cNvGraphicFramePr>
-              <a:graphicFrameLocks noChangeAspect="1"/>
+              <a:graphicFrameLocks xmlns:a="http://schemas.openxmlformats.org/drawingml/2006/main" noChangeAspect="1"/>
             </wp:cNvGraphicFramePr>
-            <a:graphic>
+            <a:graphic xmlns:a="http://schemas.openxmlformats.org/drawingml/2006/main">
               <a:graphicData uri="http://schemas.openxmlformats.org/drawingml/2006/picture">
-                <pic:pic>
+                <pic:pic xmlns:pic="http://schemas.openxmlformats.org/drawingml/2006/picture">
                   <pic:nvPicPr>
                     <pic:cNvPr id="125" name="x1-cannot-repair.png"/>
                     <pic:cNvPicPr/>
                   </pic:nvPicPr>
                   <pic:blipFill>
-                    <a:blip r:embed="rIdImg26"/>
+                    <a:blip r:embed="rId32"/>
                     <a:stretch>
                       <a:fillRect/>
                     </a:stretch>
@@ -7089,12 +7266,11 @@
     </w:p>
     <w:p>
       <w:pPr>
-        <w:spacing w:before="0" w:after="120"/>
+        <w:spacing w:after="120"/>
         <w:jc w:val="center"/>
       </w:pPr>
       <w:r>
         <w:rPr>
-          <w:rFonts w:ascii="TH Sarabun New" w:hAnsi="TH Sarabun New" w:cs="TH Sarabun New" w:eastAsia="TH Sarabun New"/>
           <w:b/>
           <w:bCs/>
           <w:color w:val="1153A1"/>
@@ -7103,15 +7279,6 @@
         </w:rPr>
         <w:t xml:space="preserve">ภาพที่ 26  </w:t>
       </w:r>
-      <w:r>
-        <w:rPr>
-          <w:rFonts w:ascii="TH Sarabun New" w:hAnsi="TH Sarabun New" w:cs="TH Sarabun New" w:eastAsia="TH Sarabun New"/>
-          <w:color w:val="555555"/>
-          <w:sz w:val="26"/>
-          <w:szCs w:val="26"/>
-        </w:rPr>
-        <w:t xml:space="preserve"/>
-      </w:r>
     </w:p>
     <w:p>
       <w:pPr>
@@ -7120,7 +7287,6 @@
       </w:pPr>
       <w:r>
         <w:rPr>
-          <w:rFonts w:ascii="TH Sarabun New" w:hAnsi="TH Sarabun New" w:cs="TH Sarabun New" w:eastAsia="TH Sarabun New"/>
           <w:b/>
           <w:bCs/>
           <w:color w:val="F47920"/>
@@ -7131,7 +7297,6 @@
       </w:r>
       <w:r>
         <w:rPr>
-          <w:rFonts w:ascii="TH Sarabun New" w:hAnsi="TH Sarabun New" w:cs="TH Sarabun New" w:eastAsia="TH Sarabun New"/>
           <w:sz w:val="35"/>
           <w:szCs w:val="35"/>
         </w:rPr>
@@ -7139,39 +7304,49 @@
       </w:r>
       <w:r>
         <w:rPr>
-          <w:rFonts w:ascii="TH Sarabun New" w:hAnsi="TH Sarabun New" w:cs="TH Sarabun New" w:eastAsia="TH Sarabun New"/>
-          <w:b/>
-          <w:bCs/>
-          <w:sz w:val="35"/>
-          <w:szCs w:val="35"/>
-        </w:rPr>
-        <w:t xml:space="preserve">รายการเครื่อง</w:t>
-      </w:r>
-      <w:r>
-        <w:rPr>
-          <w:rFonts w:ascii="TH Sarabun New" w:hAnsi="TH Sarabun New" w:cs="TH Sarabun New" w:eastAsia="TH Sarabun New"/>
-          <w:sz w:val="35"/>
-          <w:szCs w:val="35"/>
-        </w:rPr>
-        <w:t xml:space="preserve"> กดไอคอน </w:t>
-      </w:r>
-      <w:r>
-        <w:rPr>
-          <w:rFonts w:ascii="TH Sarabun New" w:hAnsi="TH Sarabun New" w:cs="TH Sarabun New" w:eastAsia="TH Sarabun New"/>
-          <w:b/>
-          <w:bCs/>
-          <w:sz w:val="35"/>
-          <w:szCs w:val="35"/>
-        </w:rPr>
-        <w:t xml:space="preserve">เปลี่ยนเครื่อง</w:t>
-      </w:r>
-      <w:r>
-        <w:rPr>
-          <w:rFonts w:ascii="TH Sarabun New" w:hAnsi="TH Sarabun New" w:cs="TH Sarabun New" w:eastAsia="TH Sarabun New"/>
-          <w:sz w:val="35"/>
-          <w:szCs w:val="35"/>
-        </w:rPr>
-        <w:t xml:space="preserve"> ที่แถวนั้น</w:t>
+          <w:b/>
+          <w:bCs/>
+          <w:sz w:val="35"/>
+          <w:szCs w:val="35"/>
+        </w:rPr>
+        <w:t>รายการเครื่อง</w:t>
+      </w:r>
+      <w:r>
+        <w:rPr>
+          <w:sz w:val="35"/>
+          <w:szCs w:val="35"/>
+        </w:rPr>
+        <w:t xml:space="preserve"> </w:t>
+      </w:r>
+      <w:r>
+        <w:rPr>
+          <w:sz w:val="35"/>
+          <w:szCs w:val="35"/>
+        </w:rPr>
+        <w:t xml:space="preserve">กดไอคอน </w:t>
+      </w:r>
+      <w:r>
+        <w:rPr>
+          <w:b/>
+          <w:bCs/>
+          <w:sz w:val="35"/>
+          <w:szCs w:val="35"/>
+        </w:rPr>
+        <w:t>เปลี่ยนเครื่อง</w:t>
+      </w:r>
+      <w:r>
+        <w:rPr>
+          <w:sz w:val="35"/>
+          <w:szCs w:val="35"/>
+        </w:rPr>
+        <w:t xml:space="preserve"> </w:t>
+      </w:r>
+      <w:r>
+        <w:rPr>
+          <w:sz w:val="35"/>
+          <w:szCs w:val="35"/>
+        </w:rPr>
+        <w:t>ที่แถวนั้น</w:t>
       </w:r>
     </w:p>
     <w:p>
@@ -7181,22 +7356,26 @@
         <w:jc w:val="center"/>
       </w:pPr>
       <w:r>
+        <w:rPr>
+          <w:noProof/>
+        </w:rPr>
         <w:drawing>
-          <wp:inline distT="0" distB="0" distL="0" distR="0">
+          <wp:inline distT="0" distB="0" distL="0" distR="0" wp14:anchorId="75164E45" wp14:editId="73C59091">
             <wp:extent cx="5760000" cy="644007"/>
+            <wp:effectExtent l="0" t="0" r="0" b="0"/>
             <wp:docPr id="126" name="ภาพ 126"/>
             <wp:cNvGraphicFramePr>
-              <a:graphicFrameLocks noChangeAspect="1"/>
+              <a:graphicFrameLocks xmlns:a="http://schemas.openxmlformats.org/drawingml/2006/main" noChangeAspect="1"/>
             </wp:cNvGraphicFramePr>
-            <a:graphic>
+            <a:graphic xmlns:a="http://schemas.openxmlformats.org/drawingml/2006/main">
               <a:graphicData uri="http://schemas.openxmlformats.org/drawingml/2006/picture">
-                <pic:pic>
+                <pic:pic xmlns:pic="http://schemas.openxmlformats.org/drawingml/2006/picture">
                   <pic:nvPicPr>
                     <pic:cNvPr id="126" name="x2-replace-icon.png"/>
                     <pic:cNvPicPr/>
                   </pic:nvPicPr>
                   <pic:blipFill>
-                    <a:blip r:embed="rIdImg27"/>
+                    <a:blip r:embed="rId33"/>
                     <a:stretch>
                       <a:fillRect/>
                     </a:stretch>
@@ -7225,12 +7404,11 @@
     <w:p>
       <w:pPr>
         <w:keepNext/>
-        <w:spacing w:before="0" w:after="120"/>
+        <w:spacing w:after="120"/>
         <w:jc w:val="center"/>
       </w:pPr>
       <w:r>
         <w:rPr>
-          <w:rFonts w:ascii="TH Sarabun New" w:hAnsi="TH Sarabun New" w:cs="TH Sarabun New" w:eastAsia="TH Sarabun New"/>
           <w:b/>
           <w:bCs/>
           <w:color w:val="1153A1"/>
@@ -7238,15 +7416,6 @@
           <w:szCs w:val="26"/>
         </w:rPr>
         <w:t xml:space="preserve">ภาพที่ 27  </w:t>
-      </w:r>
-      <w:r>
-        <w:rPr>
-          <w:rFonts w:ascii="TH Sarabun New" w:hAnsi="TH Sarabun New" w:cs="TH Sarabun New" w:eastAsia="TH Sarabun New"/>
-          <w:color w:val="555555"/>
-          <w:sz w:val="26"/>
-          <w:szCs w:val="26"/>
-        </w:rPr>
-        <w:t xml:space="preserve"/>
       </w:r>
     </w:p>
     <w:tbl>
@@ -7261,12 +7430,23 @@
           <w:insideV w:val="single" w:sz="4" w:space="0" w:color="E3E7EF"/>
         </w:tblBorders>
         <w:tblLayout w:type="fixed"/>
+        <w:tblCellMar>
+          <w:left w:w="10" w:type="dxa"/>
+          <w:right w:w="10" w:type="dxa"/>
+        </w:tblCellMar>
+        <w:tblLook w:val="0000" w:firstRow="0" w:lastRow="0" w:firstColumn="0" w:lastColumn="0" w:noHBand="0" w:noVBand="0"/>
       </w:tblPr>
       <w:tblGrid>
         <w:gridCol w:w="520"/>
         <w:gridCol w:w="9118"/>
       </w:tblGrid>
       <w:tr>
+        <w:tblPrEx>
+          <w:tblCellMar>
+            <w:top w:w="0" w:type="dxa"/>
+            <w:bottom w:w="0" w:type="dxa"/>
+          </w:tblCellMar>
+        </w:tblPrEx>
         <w:trPr>
           <w:cantSplit/>
         </w:trPr>
@@ -7284,12 +7464,11 @@
             </w:pPr>
             <w:r>
               <w:rPr>
-                <w:rFonts w:ascii="TH Sarabun New" w:hAnsi="TH Sarabun New" w:cs="TH Sarabun New" w:eastAsia="TH Sarabun New"/>
                 <w:b/>
                 <w:bCs/>
                 <w:color w:val="FFFFFF"/>
               </w:rPr>
-              <w:t xml:space="preserve">1</w:t>
+              <w:t>1</w:t>
             </w:r>
           </w:p>
         </w:tc>
@@ -7307,22 +7486,27 @@
             </w:pPr>
             <w:r>
               <w:rPr>
-                <w:rFonts w:ascii="TH Sarabun New" w:hAnsi="TH Sarabun New" w:cs="TH Sarabun New" w:eastAsia="TH Sarabun New"/>
                 <w:b/>
                 <w:bCs/>
               </w:rPr>
-              <w:t xml:space="preserve">เปลี่ยนเครื่อง</w:t>
-            </w:r>
-            <w:r>
-              <w:rPr>
-                <w:rFonts w:ascii="TH Sarabun New" w:hAnsi="TH Sarabun New" w:cs="TH Sarabun New" w:eastAsia="TH Sarabun New"/>
-              </w:rPr>
-              <w:t xml:space="preserve"> — ใส่ตัวเครื่องใหม่ที่ตำแหน่งเดิม</w:t>
+              <w:t>เปลี่ยนเครื่อง</w:t>
+            </w:r>
+            <w:r>
+              <w:t xml:space="preserve"> — </w:t>
+            </w:r>
+            <w:r>
+              <w:t>ใส่ตัวเครื่องใหม่ที่ตำแหน่งเดิม</w:t>
             </w:r>
           </w:p>
         </w:tc>
       </w:tr>
       <w:tr>
+        <w:tblPrEx>
+          <w:tblCellMar>
+            <w:top w:w="0" w:type="dxa"/>
+            <w:bottom w:w="0" w:type="dxa"/>
+          </w:tblCellMar>
+        </w:tblPrEx>
         <w:trPr>
           <w:cantSplit/>
         </w:trPr>
@@ -7339,12 +7523,11 @@
             </w:pPr>
             <w:r>
               <w:rPr>
-                <w:rFonts w:ascii="TH Sarabun New" w:hAnsi="TH Sarabun New" w:cs="TH Sarabun New" w:eastAsia="TH Sarabun New"/>
                 <w:b/>
                 <w:bCs/>
                 <w:color w:val="FFFFFF"/>
               </w:rPr>
-              <w:t xml:space="preserve">2</w:t>
+              <w:t>2</w:t>
             </w:r>
           </w:p>
         </w:tc>
@@ -7361,27 +7544,22 @@
             </w:pPr>
             <w:r>
               <w:rPr>
-                <w:rFonts w:ascii="TH Sarabun New" w:hAnsi="TH Sarabun New" w:cs="TH Sarabun New" w:eastAsia="TH Sarabun New"/>
                 <w:b/>
                 <w:bCs/>
               </w:rPr>
-              <w:t xml:space="preserve">ย้ายเครื่อง</w:t>
-            </w:r>
-            <w:r>
-              <w:rPr>
-                <w:rFonts w:ascii="TH Sarabun New" w:hAnsi="TH Sarabun New" w:cs="TH Sarabun New" w:eastAsia="TH Sarabun New"/>
-              </w:rPr>
-              <w:t xml:space="preserve"> — ใช้เมื่อเอาเครื่องจากอีกที่มาแทน</w:t>
+              <w:t>ย้ายเครื่อง</w:t>
+            </w:r>
+            <w:r>
+              <w:t xml:space="preserve"> — </w:t>
+            </w:r>
+            <w:r>
+              <w:t>ใช้เมื่อเอาเครื่องจากอีกที่มาแทน</w:t>
             </w:r>
           </w:p>
         </w:tc>
       </w:tr>
     </w:tbl>
-    <w:p>
-      <w:pPr>
-        <w:spacing w:before="0" w:after="100"/>
-      </w:pPr>
-    </w:p>
+    <w:p/>
     <w:p>
       <w:pPr>
         <w:keepNext/>
@@ -7389,22 +7567,21 @@
       </w:pPr>
       <w:r>
         <w:rPr>
-          <w:rFonts w:ascii="TH Sarabun New" w:hAnsi="TH Sarabun New" w:cs="TH Sarabun New" w:eastAsia="TH Sarabun New"/>
           <w:b/>
           <w:bCs/>
           <w:color w:val="F47920"/>
           <w:sz w:val="38"/>
           <w:szCs w:val="38"/>
         </w:rPr>
+        <w:lastRenderedPageBreak/>
         <w:t xml:space="preserve">ขั้นที่ 3  </w:t>
       </w:r>
       <w:r>
         <w:rPr>
-          <w:rFonts w:ascii="TH Sarabun New" w:hAnsi="TH Sarabun New" w:cs="TH Sarabun New" w:eastAsia="TH Sarabun New"/>
-          <w:sz w:val="35"/>
-          <w:szCs w:val="35"/>
-        </w:rPr>
-        <w:t xml:space="preserve">ใส่ข้อมูลเครื่องใหม่ (Serial Asset ยี่ห้อ BTU) แล้วบันทึก — เครื่องเก่าเข้าคลังแอร์เอง</w:t>
+          <w:sz w:val="35"/>
+          <w:szCs w:val="35"/>
+        </w:rPr>
+        <w:t>ใส่ข้อมูลเครื่องใหม่ (Serial Asset ยี่ห้อ BTU) แล้วบันทึก — เครื่องเก่าเข้าคลังแอร์เอง</w:t>
       </w:r>
     </w:p>
     <w:p>
@@ -7414,22 +7591,26 @@
         <w:jc w:val="center"/>
       </w:pPr>
       <w:r>
+        <w:rPr>
+          <w:noProof/>
+        </w:rPr>
         <w:drawing>
-          <wp:inline distT="0" distB="0" distL="0" distR="0">
+          <wp:inline distT="0" distB="0" distL="0" distR="0" wp14:anchorId="7D481344" wp14:editId="51181D00">
             <wp:extent cx="3193888" cy="3780000"/>
+            <wp:effectExtent l="0" t="0" r="0" b="0"/>
             <wp:docPr id="127" name="ภาพ 127"/>
             <wp:cNvGraphicFramePr>
-              <a:graphicFrameLocks noChangeAspect="1"/>
+              <a:graphicFrameLocks xmlns:a="http://schemas.openxmlformats.org/drawingml/2006/main" noChangeAspect="1"/>
             </wp:cNvGraphicFramePr>
-            <a:graphic>
+            <a:graphic xmlns:a="http://schemas.openxmlformats.org/drawingml/2006/main">
               <a:graphicData uri="http://schemas.openxmlformats.org/drawingml/2006/picture">
-                <pic:pic>
+                <pic:pic xmlns:pic="http://schemas.openxmlformats.org/drawingml/2006/picture">
                   <pic:nvPicPr>
                     <pic:cNvPr id="127" name="x3-replace-form.png"/>
                     <pic:cNvPicPr/>
                   </pic:nvPicPr>
                   <pic:blipFill>
-                    <a:blip r:embed="rIdImg28"/>
+                    <a:blip r:embed="rId34"/>
                     <a:stretch>
                       <a:fillRect/>
                     </a:stretch>
@@ -7457,12 +7638,11 @@
     </w:p>
     <w:p>
       <w:pPr>
-        <w:spacing w:before="0" w:after="120"/>
+        <w:spacing w:after="120"/>
         <w:jc w:val="center"/>
       </w:pPr>
       <w:r>
         <w:rPr>
-          <w:rFonts w:ascii="TH Sarabun New" w:hAnsi="TH Sarabun New" w:cs="TH Sarabun New" w:eastAsia="TH Sarabun New"/>
           <w:b/>
           <w:bCs/>
           <w:color w:val="1153A1"/>
@@ -7471,15 +7651,6 @@
         </w:rPr>
         <w:t xml:space="preserve">ภาพที่ 28  </w:t>
       </w:r>
-      <w:r>
-        <w:rPr>
-          <w:rFonts w:ascii="TH Sarabun New" w:hAnsi="TH Sarabun New" w:cs="TH Sarabun New" w:eastAsia="TH Sarabun New"/>
-          <w:color w:val="555555"/>
-          <w:sz w:val="26"/>
-          <w:szCs w:val="26"/>
-        </w:rPr>
-        <w:t xml:space="preserve"/>
-      </w:r>
     </w:p>
     <w:p>
       <w:pPr>
@@ -7487,7 +7658,6 @@
       </w:pPr>
       <w:r>
         <w:rPr>
-          <w:rFonts w:ascii="TH Sarabun New" w:hAnsi="TH Sarabun New" w:cs="TH Sarabun New" w:eastAsia="TH Sarabun New"/>
           <w:b/>
           <w:bCs/>
           <w:color w:val="F47920"/>
@@ -7498,11 +7668,10 @@
       </w:r>
       <w:r>
         <w:rPr>
-          <w:rFonts w:ascii="TH Sarabun New" w:hAnsi="TH Sarabun New" w:cs="TH Sarabun New" w:eastAsia="TH Sarabun New"/>
-          <w:sz w:val="35"/>
-          <w:szCs w:val="35"/>
-        </w:rPr>
-        <w:t xml:space="preserve">กรอกใบติดตั้งที่หน้างานซ่อมและติดตั้ง (เหมือนหัวข้อ 8 ขั้นที่ 3–4)</w:t>
+          <w:sz w:val="35"/>
+          <w:szCs w:val="35"/>
+        </w:rPr>
+        <w:t>กรอกใบติดตั้งที่หน้างานซ่อมและติดตั้ง (เหมือนหัวข้อ 8 ขั้นที่ 3–4)</w:t>
       </w:r>
     </w:p>
     <w:p>
@@ -7511,10 +7680,11 @@
         <w:pageBreakBefore/>
       </w:pPr>
       <w:r>
-        <w:rPr>
-          <w:rFonts w:ascii="TH Sarabun New" w:hAnsi="TH Sarabun New" w:cs="TH Sarabun New" w:eastAsia="TH Sarabun New"/>
-        </w:rPr>
-        <w:t xml:space="preserve">10. หาประวัติ / เอกสาร</w:t>
+        <w:lastRenderedPageBreak/>
+        <w:t xml:space="preserve">10. </w:t>
+      </w:r>
+      <w:r>
+        <w:t>หาประวัติ / เอกสาร</w:t>
       </w:r>
     </w:p>
     <w:p>
@@ -7524,7 +7694,6 @@
       </w:pPr>
       <w:r>
         <w:rPr>
-          <w:rFonts w:ascii="TH Sarabun New" w:hAnsi="TH Sarabun New" w:cs="TH Sarabun New" w:eastAsia="TH Sarabun New"/>
           <w:b/>
           <w:bCs/>
           <w:color w:val="F47920"/>
@@ -7535,29 +7704,26 @@
       </w:r>
       <w:r>
         <w:rPr>
-          <w:rFonts w:ascii="TH Sarabun New" w:hAnsi="TH Sarabun New" w:cs="TH Sarabun New" w:eastAsia="TH Sarabun New"/>
-          <w:sz w:val="35"/>
-          <w:szCs w:val="35"/>
-        </w:rPr>
-        <w:t xml:space="preserve">กด</w:t>
-      </w:r>
-      <w:r>
-        <w:rPr>
-          <w:rFonts w:ascii="TH Sarabun New" w:hAnsi="TH Sarabun New" w:cs="TH Sarabun New" w:eastAsia="TH Sarabun New"/>
-          <w:b/>
-          <w:bCs/>
-          <w:sz w:val="35"/>
-          <w:szCs w:val="35"/>
-        </w:rPr>
-        <w:t xml:space="preserve">รหัสเครื่อง</w:t>
-      </w:r>
-      <w:r>
-        <w:rPr>
-          <w:rFonts w:ascii="TH Sarabun New" w:hAnsi="TH Sarabun New" w:cs="TH Sarabun New" w:eastAsia="TH Sarabun New"/>
-          <w:sz w:val="35"/>
-          <w:szCs w:val="35"/>
-        </w:rPr>
-        <w:t xml:space="preserve">ที่ไหนก็ได้ (ขีดเส้นใต้)</w:t>
+          <w:sz w:val="35"/>
+          <w:szCs w:val="35"/>
+        </w:rPr>
+        <w:t>กด</w:t>
+      </w:r>
+      <w:r>
+        <w:rPr>
+          <w:b/>
+          <w:bCs/>
+          <w:sz w:val="35"/>
+          <w:szCs w:val="35"/>
+        </w:rPr>
+        <w:t>รหัสเครื่อง</w:t>
+      </w:r>
+      <w:r>
+        <w:rPr>
+          <w:sz w:val="35"/>
+          <w:szCs w:val="35"/>
+        </w:rPr>
+        <w:t>ที่ไหนก็ได้ (ขีดเส้นใต้)</w:t>
       </w:r>
     </w:p>
     <w:p>
@@ -7567,22 +7733,26 @@
         <w:jc w:val="center"/>
       </w:pPr>
       <w:r>
+        <w:rPr>
+          <w:noProof/>
+        </w:rPr>
         <w:drawing>
-          <wp:inline distT="0" distB="0" distL="0" distR="0">
+          <wp:inline distT="0" distB="0" distL="0" distR="0" wp14:anchorId="251D683C" wp14:editId="74349A77">
             <wp:extent cx="5760000" cy="972973"/>
+            <wp:effectExtent l="0" t="0" r="0" b="0"/>
             <wp:docPr id="128" name="ภาพ 128"/>
             <wp:cNvGraphicFramePr>
-              <a:graphicFrameLocks noChangeAspect="1"/>
+              <a:graphicFrameLocks xmlns:a="http://schemas.openxmlformats.org/drawingml/2006/main" noChangeAspect="1"/>
             </wp:cNvGraphicFramePr>
-            <a:graphic>
+            <a:graphic xmlns:a="http://schemas.openxmlformats.org/drawingml/2006/main">
               <a:graphicData uri="http://schemas.openxmlformats.org/drawingml/2006/picture">
-                <pic:pic>
+                <pic:pic xmlns:pic="http://schemas.openxmlformats.org/drawingml/2006/picture">
                   <pic:nvPicPr>
                     <pic:cNvPr id="128" name="h1-code-link.png"/>
                     <pic:cNvPicPr/>
                   </pic:nvPicPr>
                   <pic:blipFill>
-                    <a:blip r:embed="rIdImg29"/>
+                    <a:blip r:embed="rId35"/>
                     <a:stretch>
                       <a:fillRect/>
                     </a:stretch>
@@ -7610,12 +7780,11 @@
     </w:p>
     <w:p>
       <w:pPr>
-        <w:spacing w:before="0" w:after="120"/>
+        <w:spacing w:after="120"/>
         <w:jc w:val="center"/>
       </w:pPr>
       <w:r>
         <w:rPr>
-          <w:rFonts w:ascii="TH Sarabun New" w:hAnsi="TH Sarabun New" w:cs="TH Sarabun New" w:eastAsia="TH Sarabun New"/>
           <w:b/>
           <w:bCs/>
           <w:color w:val="1153A1"/>
@@ -7624,15 +7793,6 @@
         </w:rPr>
         <w:t xml:space="preserve">ภาพที่ 29  </w:t>
       </w:r>
-      <w:r>
-        <w:rPr>
-          <w:rFonts w:ascii="TH Sarabun New" w:hAnsi="TH Sarabun New" w:cs="TH Sarabun New" w:eastAsia="TH Sarabun New"/>
-          <w:color w:val="555555"/>
-          <w:sz w:val="26"/>
-          <w:szCs w:val="26"/>
-        </w:rPr>
-        <w:t xml:space="preserve"/>
-      </w:r>
     </w:p>
     <w:p>
       <w:pPr>
@@ -7641,7 +7801,6 @@
       </w:pPr>
       <w:r>
         <w:rPr>
-          <w:rFonts w:ascii="TH Sarabun New" w:hAnsi="TH Sarabun New" w:cs="TH Sarabun New" w:eastAsia="TH Sarabun New"/>
           <w:b/>
           <w:bCs/>
           <w:color w:val="F47920"/>
@@ -7652,11 +7811,10 @@
       </w:r>
       <w:r>
         <w:rPr>
-          <w:rFonts w:ascii="TH Sarabun New" w:hAnsi="TH Sarabun New" w:cs="TH Sarabun New" w:eastAsia="TH Sarabun New"/>
-          <w:sz w:val="35"/>
-          <w:szCs w:val="35"/>
-        </w:rPr>
-        <w:t xml:space="preserve">เห็นข้อมูลเครื่อง อายุ ประกัน และประวัติทั้งหมด</w:t>
+          <w:sz w:val="35"/>
+          <w:szCs w:val="35"/>
+        </w:rPr>
+        <w:t>เห็นข้อมูลเครื่อง อายุ ประกัน และประวัติทั้งหมด</w:t>
       </w:r>
     </w:p>
     <w:p>
@@ -7666,22 +7824,26 @@
         <w:jc w:val="center"/>
       </w:pPr>
       <w:r>
+        <w:rPr>
+          <w:noProof/>
+        </w:rPr>
         <w:drawing>
-          <wp:inline distT="0" distB="0" distL="0" distR="0">
+          <wp:inline distT="0" distB="0" distL="0" distR="0" wp14:anchorId="2116AAD0" wp14:editId="7DA3B078">
             <wp:extent cx="5040000" cy="3831081"/>
+            <wp:effectExtent l="0" t="0" r="0" b="0"/>
             <wp:docPr id="129" name="ภาพ 129"/>
             <wp:cNvGraphicFramePr>
-              <a:graphicFrameLocks noChangeAspect="1"/>
+              <a:graphicFrameLocks xmlns:a="http://schemas.openxmlformats.org/drawingml/2006/main" noChangeAspect="1"/>
             </wp:cNvGraphicFramePr>
-            <a:graphic>
+            <a:graphic xmlns:a="http://schemas.openxmlformats.org/drawingml/2006/main">
               <a:graphicData uri="http://schemas.openxmlformats.org/drawingml/2006/picture">
-                <pic:pic>
+                <pic:pic xmlns:pic="http://schemas.openxmlformats.org/drawingml/2006/picture">
                   <pic:nvPicPr>
                     <pic:cNvPr id="129" name="s06-unit-detail.png"/>
                     <pic:cNvPicPr/>
                   </pic:nvPicPr>
                   <pic:blipFill>
-                    <a:blip r:embed="rIdImg30"/>
+                    <a:blip r:embed="rId36"/>
                     <a:stretch>
                       <a:fillRect/>
                     </a:stretch>
@@ -7710,12 +7872,11 @@
     <w:p>
       <w:pPr>
         <w:keepNext/>
-        <w:spacing w:before="0" w:after="120"/>
+        <w:spacing w:after="120"/>
         <w:jc w:val="center"/>
       </w:pPr>
       <w:r>
         <w:rPr>
-          <w:rFonts w:ascii="TH Sarabun New" w:hAnsi="TH Sarabun New" w:cs="TH Sarabun New" w:eastAsia="TH Sarabun New"/>
           <w:b/>
           <w:bCs/>
           <w:color w:val="1153A1"/>
@@ -7723,15 +7884,6 @@
           <w:szCs w:val="26"/>
         </w:rPr>
         <w:t xml:space="preserve">ภาพที่ 30  </w:t>
-      </w:r>
-      <w:r>
-        <w:rPr>
-          <w:rFonts w:ascii="TH Sarabun New" w:hAnsi="TH Sarabun New" w:cs="TH Sarabun New" w:eastAsia="TH Sarabun New"/>
-          <w:color w:val="555555"/>
-          <w:sz w:val="26"/>
-          <w:szCs w:val="26"/>
-        </w:rPr>
-        <w:t xml:space="preserve"/>
       </w:r>
     </w:p>
     <w:tbl>
@@ -7746,12 +7898,23 @@
           <w:insideV w:val="single" w:sz="4" w:space="0" w:color="E3E7EF"/>
         </w:tblBorders>
         <w:tblLayout w:type="fixed"/>
+        <w:tblCellMar>
+          <w:left w:w="10" w:type="dxa"/>
+          <w:right w:w="10" w:type="dxa"/>
+        </w:tblCellMar>
+        <w:tblLook w:val="0000" w:firstRow="0" w:lastRow="0" w:firstColumn="0" w:lastColumn="0" w:noHBand="0" w:noVBand="0"/>
       </w:tblPr>
       <w:tblGrid>
         <w:gridCol w:w="520"/>
         <w:gridCol w:w="9118"/>
       </w:tblGrid>
       <w:tr>
+        <w:tblPrEx>
+          <w:tblCellMar>
+            <w:top w:w="0" w:type="dxa"/>
+            <w:bottom w:w="0" w:type="dxa"/>
+          </w:tblCellMar>
+        </w:tblPrEx>
         <w:trPr>
           <w:cantSplit/>
         </w:trPr>
@@ -7769,12 +7932,11 @@
             </w:pPr>
             <w:r>
               <w:rPr>
-                <w:rFonts w:ascii="TH Sarabun New" w:hAnsi="TH Sarabun New" w:cs="TH Sarabun New" w:eastAsia="TH Sarabun New"/>
                 <w:b/>
                 <w:bCs/>
                 <w:color w:val="FFFFFF"/>
               </w:rPr>
-              <w:t xml:space="preserve">1</w:t>
+              <w:t>1</w:t>
             </w:r>
           </w:p>
         </w:tc>
@@ -7792,16 +7954,21 @@
             </w:pPr>
             <w:r>
               <w:rPr>
-                <w:rFonts w:ascii="TH Sarabun New" w:hAnsi="TH Sarabun New" w:cs="TH Sarabun New" w:eastAsia="TH Sarabun New"/>
                 <w:b/>
                 <w:bCs/>
               </w:rPr>
-              <w:t xml:space="preserve">กลับ</w:t>
+              <w:t>กลับ</w:t>
             </w:r>
           </w:p>
         </w:tc>
       </w:tr>
       <w:tr>
+        <w:tblPrEx>
+          <w:tblCellMar>
+            <w:top w:w="0" w:type="dxa"/>
+            <w:bottom w:w="0" w:type="dxa"/>
+          </w:tblCellMar>
+        </w:tblPrEx>
         <w:trPr>
           <w:cantSplit/>
         </w:trPr>
@@ -7819,12 +7986,11 @@
             </w:pPr>
             <w:r>
               <w:rPr>
-                <w:rFonts w:ascii="TH Sarabun New" w:hAnsi="TH Sarabun New" w:cs="TH Sarabun New" w:eastAsia="TH Sarabun New"/>
                 <w:b/>
                 <w:bCs/>
                 <w:color w:val="FFFFFF"/>
               </w:rPr>
-              <w:t xml:space="preserve">2</w:t>
+              <w:t>2</w:t>
             </w:r>
           </w:p>
         </w:tc>
@@ -7842,16 +8008,21 @@
             </w:pPr>
             <w:r>
               <w:rPr>
-                <w:rFonts w:ascii="TH Sarabun New" w:hAnsi="TH Sarabun New" w:cs="TH Sarabun New" w:eastAsia="TH Sarabun New"/>
                 <w:b/>
                 <w:bCs/>
               </w:rPr>
-              <w:t xml:space="preserve">แจ้งซ่อม</w:t>
+              <w:t>แจ้งซ่อม</w:t>
             </w:r>
           </w:p>
         </w:tc>
       </w:tr>
       <w:tr>
+        <w:tblPrEx>
+          <w:tblCellMar>
+            <w:top w:w="0" w:type="dxa"/>
+            <w:bottom w:w="0" w:type="dxa"/>
+          </w:tblCellMar>
+        </w:tblPrEx>
         <w:trPr>
           <w:cantSplit/>
         </w:trPr>
@@ -7869,12 +8040,11 @@
             </w:pPr>
             <w:r>
               <w:rPr>
-                <w:rFonts w:ascii="TH Sarabun New" w:hAnsi="TH Sarabun New" w:cs="TH Sarabun New" w:eastAsia="TH Sarabun New"/>
                 <w:b/>
                 <w:bCs/>
                 <w:color w:val="FFFFFF"/>
               </w:rPr>
-              <w:t xml:space="preserve">3</w:t>
+              <w:t>3</w:t>
             </w:r>
           </w:p>
         </w:tc>
@@ -7892,16 +8062,21 @@
             </w:pPr>
             <w:r>
               <w:rPr>
-                <w:rFonts w:ascii="TH Sarabun New" w:hAnsi="TH Sarabun New" w:cs="TH Sarabun New" w:eastAsia="TH Sarabun New"/>
                 <w:b/>
                 <w:bCs/>
               </w:rPr>
-              <w:t xml:space="preserve">บันทึกประวัติ</w:t>
+              <w:t>บันทึกประวัติ</w:t>
             </w:r>
           </w:p>
         </w:tc>
       </w:tr>
       <w:tr>
+        <w:tblPrEx>
+          <w:tblCellMar>
+            <w:top w:w="0" w:type="dxa"/>
+            <w:bottom w:w="0" w:type="dxa"/>
+          </w:tblCellMar>
+        </w:tblPrEx>
         <w:trPr>
           <w:cantSplit/>
         </w:trPr>
@@ -7918,12 +8093,11 @@
             </w:pPr>
             <w:r>
               <w:rPr>
-                <w:rFonts w:ascii="TH Sarabun New" w:hAnsi="TH Sarabun New" w:cs="TH Sarabun New" w:eastAsia="TH Sarabun New"/>
                 <w:b/>
                 <w:bCs/>
                 <w:color w:val="FFFFFF"/>
               </w:rPr>
-              <w:t xml:space="preserve">4</w:t>
+              <w:t>4</w:t>
             </w:r>
           </w:p>
         </w:tc>
@@ -7940,21 +8114,16 @@
             </w:pPr>
             <w:r>
               <w:rPr>
-                <w:rFonts w:ascii="TH Sarabun New" w:hAnsi="TH Sarabun New" w:cs="TH Sarabun New" w:eastAsia="TH Sarabun New"/>
                 <w:b/>
                 <w:bCs/>
               </w:rPr>
-              <w:t xml:space="preserve">แก้ไขข้อมูล</w:t>
+              <w:t>แก้ไขข้อมูล</w:t>
             </w:r>
           </w:p>
         </w:tc>
       </w:tr>
     </w:tbl>
-    <w:p>
-      <w:pPr>
-        <w:spacing w:before="0" w:after="100"/>
-      </w:pPr>
-    </w:p>
+    <w:p/>
     <w:p>
       <w:pPr>
         <w:keepNext/>
@@ -7962,18 +8131,17 @@
       </w:pPr>
       <w:r>
         <w:rPr>
-          <w:rFonts w:ascii="TH Sarabun New" w:hAnsi="TH Sarabun New" w:cs="TH Sarabun New" w:eastAsia="TH Sarabun New"/>
           <w:b/>
           <w:bCs/>
           <w:color w:val="F47920"/>
           <w:sz w:val="38"/>
           <w:szCs w:val="38"/>
         </w:rPr>
+        <w:lastRenderedPageBreak/>
         <w:t xml:space="preserve">ขั้นที่ 3  </w:t>
       </w:r>
       <w:r>
         <w:rPr>
-          <w:rFonts w:ascii="TH Sarabun New" w:hAnsi="TH Sarabun New" w:cs="TH Sarabun New" w:eastAsia="TH Sarabun New"/>
           <w:sz w:val="35"/>
           <w:szCs w:val="35"/>
         </w:rPr>
@@ -7981,39 +8149,42 @@
       </w:r>
       <w:r>
         <w:rPr>
-          <w:rFonts w:ascii="TH Sarabun New" w:hAnsi="TH Sarabun New" w:cs="TH Sarabun New" w:eastAsia="TH Sarabun New"/>
-          <w:b/>
-          <w:bCs/>
-          <w:sz w:val="35"/>
-          <w:szCs w:val="35"/>
-        </w:rPr>
-        <w:t xml:space="preserve">ประวัติ</w:t>
-      </w:r>
-      <w:r>
-        <w:rPr>
-          <w:rFonts w:ascii="TH Sarabun New" w:hAnsi="TH Sarabun New" w:cs="TH Sarabun New" w:eastAsia="TH Sarabun New"/>
-          <w:sz w:val="35"/>
-          <w:szCs w:val="35"/>
-        </w:rPr>
-        <w:t xml:space="preserve"> → กรอง ปี / Region / เหตุการณ์ → กด</w:t>
-      </w:r>
-      <w:r>
-        <w:rPr>
-          <w:rFonts w:ascii="TH Sarabun New" w:hAnsi="TH Sarabun New" w:cs="TH Sarabun New" w:eastAsia="TH Sarabun New"/>
-          <w:b/>
-          <w:bCs/>
-          <w:sz w:val="35"/>
-          <w:szCs w:val="35"/>
-        </w:rPr>
-        <w:t xml:space="preserve">เลขที่</w:t>
-      </w:r>
-      <w:r>
-        <w:rPr>
-          <w:rFonts w:ascii="TH Sarabun New" w:hAnsi="TH Sarabun New" w:cs="TH Sarabun New" w:eastAsia="TH Sarabun New"/>
-          <w:sz w:val="35"/>
-          <w:szCs w:val="35"/>
-        </w:rPr>
-        <w:t xml:space="preserve">เพื่อเปิดเอกสาร</w:t>
+          <w:b/>
+          <w:bCs/>
+          <w:sz w:val="35"/>
+          <w:szCs w:val="35"/>
+        </w:rPr>
+        <w:t>ประวัติ</w:t>
+      </w:r>
+      <w:r>
+        <w:rPr>
+          <w:sz w:val="35"/>
+          <w:szCs w:val="35"/>
+        </w:rPr>
+        <w:t xml:space="preserve"> → </w:t>
+      </w:r>
+      <w:r>
+        <w:rPr>
+          <w:sz w:val="35"/>
+          <w:szCs w:val="35"/>
+        </w:rPr>
+        <w:t>กรอง ปี / Region / เหตุการณ์ → กด</w:t>
+      </w:r>
+      <w:r>
+        <w:rPr>
+          <w:b/>
+          <w:bCs/>
+          <w:sz w:val="35"/>
+          <w:szCs w:val="35"/>
+        </w:rPr>
+        <w:t>เลขที่</w:t>
+      </w:r>
+      <w:r>
+        <w:rPr>
+          <w:sz w:val="35"/>
+          <w:szCs w:val="35"/>
+        </w:rPr>
+        <w:t>เพื่อเปิดเอกสาร</w:t>
       </w:r>
     </w:p>
     <w:p>
@@ -8023,22 +8194,26 @@
         <w:jc w:val="center"/>
       </w:pPr>
       <w:r>
+        <w:rPr>
+          <w:noProof/>
+        </w:rPr>
         <w:drawing>
-          <wp:inline distT="0" distB="0" distL="0" distR="0">
+          <wp:inline distT="0" distB="0" distL="0" distR="0" wp14:anchorId="0BB5F3AB" wp14:editId="5E519533">
             <wp:extent cx="5737846" cy="2520000"/>
+            <wp:effectExtent l="0" t="0" r="0" b="0"/>
             <wp:docPr id="130" name="ภาพ 130"/>
             <wp:cNvGraphicFramePr>
-              <a:graphicFrameLocks noChangeAspect="1"/>
+              <a:graphicFrameLocks xmlns:a="http://schemas.openxmlformats.org/drawingml/2006/main" noChangeAspect="1"/>
             </wp:cNvGraphicFramePr>
-            <a:graphic>
+            <a:graphic xmlns:a="http://schemas.openxmlformats.org/drawingml/2006/main">
               <a:graphicData uri="http://schemas.openxmlformats.org/drawingml/2006/picture">
-                <pic:pic>
+                <pic:pic xmlns:pic="http://schemas.openxmlformats.org/drawingml/2006/picture">
                   <pic:nvPicPr>
                     <pic:cNvPr id="130" name="s11-history.png"/>
                     <pic:cNvPicPr/>
                   </pic:nvPicPr>
                   <pic:blipFill>
-                    <a:blip r:embed="rIdImg31"/>
+                    <a:blip r:embed="rId37"/>
                     <a:stretch>
                       <a:fillRect/>
                     </a:stretch>
@@ -8066,12 +8241,11 @@
     </w:p>
     <w:p>
       <w:pPr>
-        <w:spacing w:before="0" w:after="120"/>
+        <w:spacing w:after="120"/>
         <w:jc w:val="center"/>
       </w:pPr>
       <w:r>
         <w:rPr>
-          <w:rFonts w:ascii="TH Sarabun New" w:hAnsi="TH Sarabun New" w:cs="TH Sarabun New" w:eastAsia="TH Sarabun New"/>
           <w:b/>
           <w:bCs/>
           <w:color w:val="1153A1"/>
@@ -8080,15 +8254,6 @@
         </w:rPr>
         <w:t xml:space="preserve">ภาพที่ 31  </w:t>
       </w:r>
-      <w:r>
-        <w:rPr>
-          <w:rFonts w:ascii="TH Sarabun New" w:hAnsi="TH Sarabun New" w:cs="TH Sarabun New" w:eastAsia="TH Sarabun New"/>
-          <w:color w:val="555555"/>
-          <w:sz w:val="26"/>
-          <w:szCs w:val="26"/>
-        </w:rPr>
-        <w:t xml:space="preserve"/>
-      </w:r>
     </w:p>
     <w:p>
       <w:pPr>
@@ -8097,7 +8262,6 @@
       </w:pPr>
       <w:r>
         <w:rPr>
-          <w:rFonts w:ascii="TH Sarabun New" w:hAnsi="TH Sarabun New" w:cs="TH Sarabun New" w:eastAsia="TH Sarabun New"/>
           <w:b/>
           <w:bCs/>
           <w:color w:val="F47920"/>
@@ -8108,7 +8272,6 @@
       </w:r>
       <w:r>
         <w:rPr>
-          <w:rFonts w:ascii="TH Sarabun New" w:hAnsi="TH Sarabun New" w:cs="TH Sarabun New" w:eastAsia="TH Sarabun New"/>
           <w:sz w:val="35"/>
           <w:szCs w:val="35"/>
         </w:rPr>
@@ -8116,31 +8279,35 @@
       </w:r>
       <w:r>
         <w:rPr>
-          <w:rFonts w:ascii="TH Sarabun New" w:hAnsi="TH Sarabun New" w:cs="TH Sarabun New" w:eastAsia="TH Sarabun New"/>
-          <w:b/>
-          <w:bCs/>
-          <w:sz w:val="35"/>
-          <w:szCs w:val="35"/>
-        </w:rPr>
-        <w:t xml:space="preserve">แบบฟอร์มเอกสาร</w:t>
-      </w:r>
-      <w:r>
-        <w:rPr>
-          <w:rFonts w:ascii="TH Sarabun New" w:hAnsi="TH Sarabun New" w:cs="TH Sarabun New" w:eastAsia="TH Sarabun New"/>
-          <w:sz w:val="35"/>
-          <w:szCs w:val="35"/>
-        </w:rPr>
-        <w:t xml:space="preserve"> → เลือกแท็บ → </w:t>
-      </w:r>
-      <w:r>
-        <w:rPr>
-          <w:rFonts w:ascii="TH Sarabun New" w:hAnsi="TH Sarabun New" w:cs="TH Sarabun New" w:eastAsia="TH Sarabun New"/>
-          <w:b/>
-          <w:bCs/>
-          <w:sz w:val="35"/>
-          <w:szCs w:val="35"/>
-        </w:rPr>
-        <w:t xml:space="preserve">เปิดเอกสาร</w:t>
+          <w:b/>
+          <w:bCs/>
+          <w:sz w:val="35"/>
+          <w:szCs w:val="35"/>
+        </w:rPr>
+        <w:t>แบบฟอร์มเอกสาร</w:t>
+      </w:r>
+      <w:r>
+        <w:rPr>
+          <w:sz w:val="35"/>
+          <w:szCs w:val="35"/>
+        </w:rPr>
+        <w:t xml:space="preserve"> → </w:t>
+      </w:r>
+      <w:r>
+        <w:rPr>
+          <w:sz w:val="35"/>
+          <w:szCs w:val="35"/>
+        </w:rPr>
+        <w:t xml:space="preserve">เลือกแท็บ → </w:t>
+      </w:r>
+      <w:r>
+        <w:rPr>
+          <w:b/>
+          <w:bCs/>
+          <w:sz w:val="35"/>
+          <w:szCs w:val="35"/>
+        </w:rPr>
+        <w:t>เปิดเอกสาร</w:t>
       </w:r>
     </w:p>
     <w:p>
@@ -8150,22 +8317,26 @@
         <w:jc w:val="center"/>
       </w:pPr>
       <w:r>
+        <w:rPr>
+          <w:noProof/>
+        </w:rPr>
         <w:drawing>
-          <wp:inline distT="0" distB="0" distL="0" distR="0">
+          <wp:inline distT="0" distB="0" distL="0" distR="0" wp14:anchorId="7AD5BA90" wp14:editId="74631BDF">
             <wp:extent cx="5499871" cy="2880000"/>
+            <wp:effectExtent l="0" t="0" r="0" b="0"/>
             <wp:docPr id="131" name="ภาพ 131"/>
             <wp:cNvGraphicFramePr>
-              <a:graphicFrameLocks noChangeAspect="1"/>
+              <a:graphicFrameLocks xmlns:a="http://schemas.openxmlformats.org/drawingml/2006/main" noChangeAspect="1"/>
             </wp:cNvGraphicFramePr>
-            <a:graphic>
+            <a:graphic xmlns:a="http://schemas.openxmlformats.org/drawingml/2006/main">
               <a:graphicData uri="http://schemas.openxmlformats.org/drawingml/2006/picture">
-                <pic:pic>
+                <pic:pic xmlns:pic="http://schemas.openxmlformats.org/drawingml/2006/picture">
                   <pic:nvPicPr>
                     <pic:cNvPr id="131" name="s21-docs.png"/>
                     <pic:cNvPicPr/>
                   </pic:nvPicPr>
                   <pic:blipFill>
-                    <a:blip r:embed="rIdImg32"/>
+                    <a:blip r:embed="rId38"/>
                     <a:stretch>
                       <a:fillRect/>
                     </a:stretch>
@@ -8193,12 +8364,11 @@
     </w:p>
     <w:p>
       <w:pPr>
-        <w:spacing w:before="0" w:after="120"/>
+        <w:spacing w:after="120"/>
         <w:jc w:val="center"/>
       </w:pPr>
       <w:r>
         <w:rPr>
-          <w:rFonts w:ascii="TH Sarabun New" w:hAnsi="TH Sarabun New" w:cs="TH Sarabun New" w:eastAsia="TH Sarabun New"/>
           <w:b/>
           <w:bCs/>
           <w:color w:val="1153A1"/>
@@ -8207,35 +8377,24 @@
         </w:rPr>
         <w:t xml:space="preserve">ภาพที่ 32  </w:t>
       </w:r>
-      <w:r>
-        <w:rPr>
-          <w:rFonts w:ascii="TH Sarabun New" w:hAnsi="TH Sarabun New" w:cs="TH Sarabun New" w:eastAsia="TH Sarabun New"/>
+    </w:p>
+    <w:p>
+      <w:pPr>
+        <w:spacing w:before="80" w:after="80"/>
+      </w:pPr>
+      <w:r>
+        <w:rPr>
+          <w:b/>
+          <w:bCs/>
+          <w:color w:val="F47920"/>
+        </w:rPr>
+        <w:t xml:space="preserve">เคล็ดลับ: </w:t>
+      </w:r>
+      <w:r>
+        <w:rPr>
           <w:color w:val="555555"/>
-          <w:sz w:val="26"/>
-          <w:szCs w:val="26"/>
-        </w:rPr>
-        <w:t xml:space="preserve"/>
-      </w:r>
-    </w:p>
-    <w:p>
-      <w:pPr>
-        <w:spacing w:before="80" w:after="80"/>
-      </w:pPr>
-      <w:r>
-        <w:rPr>
-          <w:rFonts w:ascii="TH Sarabun New" w:hAnsi="TH Sarabun New" w:cs="TH Sarabun New" w:eastAsia="TH Sarabun New"/>
-          <w:b/>
-          <w:bCs/>
-          <w:color w:val="F47920"/>
-        </w:rPr>
-        <w:t xml:space="preserve">เคล็ดลับ: </w:t>
-      </w:r>
-      <w:r>
-        <w:rPr>
-          <w:rFonts w:ascii="TH Sarabun New" w:hAnsi="TH Sarabun New" w:cs="TH Sarabun New" w:eastAsia="TH Sarabun New"/>
-          <w:color w:val="555555"/>
-        </w:rPr>
-        <w:t xml:space="preserve">หาของปีก่อน: เปลี่ยนตัวเลือกปี หรือเลือก "ทุกปี"</w:t>
+        </w:rPr>
+        <w:t>หาของปีก่อน: เปลี่ยนตัวเลือกปี หรือเลือก "ทุกปี"</w:t>
       </w:r>
     </w:p>
     <w:p>
@@ -8244,10 +8403,11 @@
         <w:pageBreakBefore/>
       </w:pPr>
       <w:r>
-        <w:rPr>
-          <w:rFonts w:ascii="TH Sarabun New" w:hAnsi="TH Sarabun New" w:cs="TH Sarabun New" w:eastAsia="TH Sarabun New"/>
-        </w:rPr>
-        <w:t xml:space="preserve">11. ผู้รับเหมา</w:t>
+        <w:lastRenderedPageBreak/>
+        <w:t xml:space="preserve">11. </w:t>
+      </w:r>
+      <w:r>
+        <w:t>ผู้รับเหมา</w:t>
       </w:r>
     </w:p>
     <w:p>
@@ -8257,7 +8417,6 @@
       </w:pPr>
       <w:r>
         <w:rPr>
-          <w:rFonts w:ascii="TH Sarabun New" w:hAnsi="TH Sarabun New" w:cs="TH Sarabun New" w:eastAsia="TH Sarabun New"/>
           <w:b/>
           <w:bCs/>
           <w:color w:val="F47920"/>
@@ -8268,7 +8427,6 @@
       </w:r>
       <w:r>
         <w:rPr>
-          <w:rFonts w:ascii="TH Sarabun New" w:hAnsi="TH Sarabun New" w:cs="TH Sarabun New" w:eastAsia="TH Sarabun New"/>
           <w:sz w:val="35"/>
           <w:szCs w:val="35"/>
         </w:rPr>
@@ -8276,21 +8434,26 @@
       </w:r>
       <w:r>
         <w:rPr>
-          <w:rFonts w:ascii="TH Sarabun New" w:hAnsi="TH Sarabun New" w:cs="TH Sarabun New" w:eastAsia="TH Sarabun New"/>
-          <w:b/>
-          <w:bCs/>
-          <w:sz w:val="35"/>
-          <w:szCs w:val="35"/>
-        </w:rPr>
-        <w:t xml:space="preserve">ตารางงาน</w:t>
-      </w:r>
-      <w:r>
-        <w:rPr>
-          <w:rFonts w:ascii="TH Sarabun New" w:hAnsi="TH Sarabun New" w:cs="TH Sarabun New" w:eastAsia="TH Sarabun New"/>
-          <w:sz w:val="35"/>
-          <w:szCs w:val="35"/>
-        </w:rPr>
-        <w:t xml:space="preserve"> เห็นเฉพาะงานของบริษัทตัวเอง</w:t>
+          <w:b/>
+          <w:bCs/>
+          <w:sz w:val="35"/>
+          <w:szCs w:val="35"/>
+        </w:rPr>
+        <w:t>ตารางงาน</w:t>
+      </w:r>
+      <w:r>
+        <w:rPr>
+          <w:sz w:val="35"/>
+          <w:szCs w:val="35"/>
+        </w:rPr>
+        <w:t xml:space="preserve"> </w:t>
+      </w:r>
+      <w:r>
+        <w:rPr>
+          <w:sz w:val="35"/>
+          <w:szCs w:val="35"/>
+        </w:rPr>
+        <w:t>เห็นเฉพาะงานของบริษัทตัวเอง</w:t>
       </w:r>
     </w:p>
     <w:p>
@@ -8300,22 +8463,26 @@
         <w:jc w:val="center"/>
       </w:pPr>
       <w:r>
+        <w:rPr>
+          <w:noProof/>
+        </w:rPr>
         <w:drawing>
-          <wp:inline distT="0" distB="0" distL="0" distR="0">
+          <wp:inline distT="0" distB="0" distL="0" distR="0" wp14:anchorId="19313A11" wp14:editId="108D61FD">
             <wp:extent cx="5760000" cy="3600000"/>
+            <wp:effectExtent l="0" t="0" r="0" b="0"/>
             <wp:docPr id="132" name="ภาพ 132"/>
             <wp:cNvGraphicFramePr>
-              <a:graphicFrameLocks noChangeAspect="1"/>
+              <a:graphicFrameLocks xmlns:a="http://schemas.openxmlformats.org/drawingml/2006/main" noChangeAspect="1"/>
             </wp:cNvGraphicFramePr>
-            <a:graphic>
+            <a:graphic xmlns:a="http://schemas.openxmlformats.org/drawingml/2006/main">
               <a:graphicData uri="http://schemas.openxmlformats.org/drawingml/2006/picture">
-                <pic:pic>
+                <pic:pic xmlns:pic="http://schemas.openxmlformats.org/drawingml/2006/picture">
                   <pic:nvPicPr>
                     <pic:cNvPr id="132" name="s28-contractor.png"/>
                     <pic:cNvPicPr/>
                   </pic:nvPicPr>
                   <pic:blipFill>
-                    <a:blip r:embed="rIdImg33"/>
+                    <a:blip r:embed="rId39"/>
                     <a:stretch>
                       <a:fillRect/>
                     </a:stretch>
@@ -8344,12 +8511,11 @@
     <w:p>
       <w:pPr>
         <w:keepNext/>
-        <w:spacing w:before="0" w:after="120"/>
+        <w:spacing w:after="120"/>
         <w:jc w:val="center"/>
       </w:pPr>
       <w:r>
         <w:rPr>
-          <w:rFonts w:ascii="TH Sarabun New" w:hAnsi="TH Sarabun New" w:cs="TH Sarabun New" w:eastAsia="TH Sarabun New"/>
           <w:b/>
           <w:bCs/>
           <w:color w:val="1153A1"/>
@@ -8357,15 +8523,6 @@
           <w:szCs w:val="26"/>
         </w:rPr>
         <w:t xml:space="preserve">ภาพที่ 33  </w:t>
-      </w:r>
-      <w:r>
-        <w:rPr>
-          <w:rFonts w:ascii="TH Sarabun New" w:hAnsi="TH Sarabun New" w:cs="TH Sarabun New" w:eastAsia="TH Sarabun New"/>
-          <w:color w:val="555555"/>
-          <w:sz w:val="26"/>
-          <w:szCs w:val="26"/>
-        </w:rPr>
-        <w:t xml:space="preserve"/>
       </w:r>
     </w:p>
     <w:tbl>
@@ -8380,12 +8537,23 @@
           <w:insideV w:val="single" w:sz="4" w:space="0" w:color="E3E7EF"/>
         </w:tblBorders>
         <w:tblLayout w:type="fixed"/>
+        <w:tblCellMar>
+          <w:left w:w="10" w:type="dxa"/>
+          <w:right w:w="10" w:type="dxa"/>
+        </w:tblCellMar>
+        <w:tblLook w:val="0000" w:firstRow="0" w:lastRow="0" w:firstColumn="0" w:lastColumn="0" w:noHBand="0" w:noVBand="0"/>
       </w:tblPr>
       <w:tblGrid>
         <w:gridCol w:w="520"/>
         <w:gridCol w:w="9118"/>
       </w:tblGrid>
       <w:tr>
+        <w:tblPrEx>
+          <w:tblCellMar>
+            <w:top w:w="0" w:type="dxa"/>
+            <w:bottom w:w="0" w:type="dxa"/>
+          </w:tblCellMar>
+        </w:tblPrEx>
         <w:trPr>
           <w:cantSplit/>
         </w:trPr>
@@ -8403,12 +8571,11 @@
             </w:pPr>
             <w:r>
               <w:rPr>
-                <w:rFonts w:ascii="TH Sarabun New" w:hAnsi="TH Sarabun New" w:cs="TH Sarabun New" w:eastAsia="TH Sarabun New"/>
                 <w:b/>
                 <w:bCs/>
                 <w:color w:val="FFFFFF"/>
               </w:rPr>
-              <w:t xml:space="preserve">1</w:t>
+              <w:t>1</w:t>
             </w:r>
           </w:p>
         </w:tc>
@@ -8426,22 +8593,27 @@
             </w:pPr>
             <w:r>
               <w:rPr>
-                <w:rFonts w:ascii="TH Sarabun New" w:hAnsi="TH Sarabun New" w:cs="TH Sarabun New" w:eastAsia="TH Sarabun New"/>
                 <w:b/>
                 <w:bCs/>
               </w:rPr>
-              <w:t xml:space="preserve">เมนูของผู้รับเหมา</w:t>
-            </w:r>
-            <w:r>
-              <w:rPr>
-                <w:rFonts w:ascii="TH Sarabun New" w:hAnsi="TH Sarabun New" w:cs="TH Sarabun New" w:eastAsia="TH Sarabun New"/>
-              </w:rPr>
-              <w:t xml:space="preserve"> — ตารางงาน · แผนล้างแอร์ · แบบฟอร์มเอกสาร</w:t>
+              <w:t>เมนูของผู้รับเหมา</w:t>
+            </w:r>
+            <w:r>
+              <w:t xml:space="preserve"> — </w:t>
+            </w:r>
+            <w:r>
+              <w:t>ตารางงาน · แผนล้างแอร์ · แบบฟอร์มเอกสาร</w:t>
             </w:r>
           </w:p>
         </w:tc>
       </w:tr>
       <w:tr>
+        <w:tblPrEx>
+          <w:tblCellMar>
+            <w:top w:w="0" w:type="dxa"/>
+            <w:bottom w:w="0" w:type="dxa"/>
+          </w:tblCellMar>
+        </w:tblPrEx>
         <w:trPr>
           <w:cantSplit/>
         </w:trPr>
@@ -8459,12 +8631,11 @@
             </w:pPr>
             <w:r>
               <w:rPr>
-                <w:rFonts w:ascii="TH Sarabun New" w:hAnsi="TH Sarabun New" w:cs="TH Sarabun New" w:eastAsia="TH Sarabun New"/>
                 <w:b/>
                 <w:bCs/>
                 <w:color w:val="FFFFFF"/>
               </w:rPr>
-              <w:t xml:space="preserve">2</w:t>
+              <w:t>2</w:t>
             </w:r>
           </w:p>
         </w:tc>
@@ -8482,22 +8653,27 @@
             </w:pPr>
             <w:r>
               <w:rPr>
-                <w:rFonts w:ascii="TH Sarabun New" w:hAnsi="TH Sarabun New" w:cs="TH Sarabun New" w:eastAsia="TH Sarabun New"/>
                 <w:b/>
                 <w:bCs/>
               </w:rPr>
-              <w:t xml:space="preserve">กรอกใบล้าง</w:t>
-            </w:r>
-            <w:r>
-              <w:rPr>
-                <w:rFonts w:ascii="TH Sarabun New" w:hAnsi="TH Sarabun New" w:cs="TH Sarabun New" w:eastAsia="TH Sarabun New"/>
-              </w:rPr>
-              <w:t xml:space="preserve"> — กดที่เครื่องในงาน</w:t>
+              <w:t>กรอกใบล้าง</w:t>
+            </w:r>
+            <w:r>
+              <w:t xml:space="preserve"> — </w:t>
+            </w:r>
+            <w:r>
+              <w:t>กดที่เครื่องในงาน</w:t>
             </w:r>
           </w:p>
         </w:tc>
       </w:tr>
       <w:tr>
+        <w:tblPrEx>
+          <w:tblCellMar>
+            <w:top w:w="0" w:type="dxa"/>
+            <w:bottom w:w="0" w:type="dxa"/>
+          </w:tblCellMar>
+        </w:tblPrEx>
         <w:trPr>
           <w:cantSplit/>
         </w:trPr>
@@ -8515,12 +8691,11 @@
             </w:pPr>
             <w:r>
               <w:rPr>
-                <w:rFonts w:ascii="TH Sarabun New" w:hAnsi="TH Sarabun New" w:cs="TH Sarabun New" w:eastAsia="TH Sarabun New"/>
                 <w:b/>
                 <w:bCs/>
                 <w:color w:val="FFFFFF"/>
               </w:rPr>
-              <w:t xml:space="preserve">3</w:t>
+              <w:t>3</w:t>
             </w:r>
           </w:p>
         </w:tc>
@@ -8538,16 +8713,21 @@
             </w:pPr>
             <w:r>
               <w:rPr>
-                <w:rFonts w:ascii="TH Sarabun New" w:hAnsi="TH Sarabun New" w:cs="TH Sarabun New" w:eastAsia="TH Sarabun New"/>
                 <w:b/>
                 <w:bCs/>
               </w:rPr>
-              <w:t xml:space="preserve">ปฏิทิน</w:t>
+              <w:t>ปฏิทิน</w:t>
             </w:r>
           </w:p>
         </w:tc>
       </w:tr>
       <w:tr>
+        <w:tblPrEx>
+          <w:tblCellMar>
+            <w:top w:w="0" w:type="dxa"/>
+            <w:bottom w:w="0" w:type="dxa"/>
+          </w:tblCellMar>
+        </w:tblPrEx>
         <w:trPr>
           <w:cantSplit/>
         </w:trPr>
@@ -8564,12 +8744,11 @@
             </w:pPr>
             <w:r>
               <w:rPr>
-                <w:rFonts w:ascii="TH Sarabun New" w:hAnsi="TH Sarabun New" w:cs="TH Sarabun New" w:eastAsia="TH Sarabun New"/>
                 <w:b/>
                 <w:bCs/>
                 <w:color w:val="FFFFFF"/>
               </w:rPr>
-              <w:t xml:space="preserve">4</w:t>
+              <w:t>4</w:t>
             </w:r>
           </w:p>
         </w:tc>
@@ -8586,28 +8765,22 @@
             </w:pPr>
             <w:r>
               <w:rPr>
-                <w:rFonts w:ascii="TH Sarabun New" w:hAnsi="TH Sarabun New" w:cs="TH Sarabun New" w:eastAsia="TH Sarabun New"/>
                 <w:b/>
                 <w:bCs/>
               </w:rPr>
-              <w:t xml:space="preserve">งานซ่อม/ติดตั้งที่ได้รับมอบหมาย</w:t>
+              <w:t>งานซ่อม/ติดตั้งที่ได้รับมอบหมาย</w:t>
             </w:r>
           </w:p>
         </w:tc>
       </w:tr>
     </w:tbl>
-    <w:p>
-      <w:pPr>
-        <w:spacing w:before="0" w:after="100"/>
-      </w:pPr>
-    </w:p>
+    <w:p/>
     <w:p>
       <w:pPr>
         <w:spacing w:before="240" w:after="80"/>
       </w:pPr>
       <w:r>
         <w:rPr>
-          <w:rFonts w:ascii="TH Sarabun New" w:hAnsi="TH Sarabun New" w:cs="TH Sarabun New" w:eastAsia="TH Sarabun New"/>
           <w:b/>
           <w:bCs/>
           <w:color w:val="F47920"/>
@@ -8618,7 +8791,6 @@
       </w:r>
       <w:r>
         <w:rPr>
-          <w:rFonts w:ascii="TH Sarabun New" w:hAnsi="TH Sarabun New" w:cs="TH Sarabun New" w:eastAsia="TH Sarabun New"/>
           <w:sz w:val="35"/>
           <w:szCs w:val="35"/>
         </w:rPr>
@@ -8626,21 +8798,35 @@
       </w:r>
       <w:r>
         <w:rPr>
-          <w:rFonts w:ascii="TH Sarabun New" w:hAnsi="TH Sarabun New" w:cs="TH Sarabun New" w:eastAsia="TH Sarabun New"/>
-          <w:b/>
-          <w:bCs/>
-          <w:sz w:val="35"/>
-          <w:szCs w:val="35"/>
-        </w:rPr>
-        <w:t xml:space="preserve">กรอกใบล้าง</w:t>
-      </w:r>
-      <w:r>
-        <w:rPr>
-          <w:rFonts w:ascii="TH Sarabun New" w:hAnsi="TH Sarabun New" w:cs="TH Sarabun New" w:eastAsia="TH Sarabun New"/>
-          <w:sz w:val="35"/>
-          <w:szCs w:val="35"/>
-        </w:rPr>
-        <w:t xml:space="preserve"> → กรอกและแนบรูปครบ 9 ช่องเหมือนหัวข้อ 6 ขั้นที่ 3–4 → บันทึก</w:t>
+          <w:b/>
+          <w:bCs/>
+          <w:sz w:val="35"/>
+          <w:szCs w:val="35"/>
+        </w:rPr>
+        <w:t>กรอกใบล้าง</w:t>
+      </w:r>
+      <w:r>
+        <w:rPr>
+          <w:sz w:val="35"/>
+          <w:szCs w:val="35"/>
+        </w:rPr>
+        <w:t xml:space="preserve"> → </w:t>
+      </w:r>
+      <w:r>
+        <w:rPr>
+          <w:sz w:val="35"/>
+          <w:szCs w:val="35"/>
+        </w:rPr>
+        <w:t xml:space="preserve">กรอกและแนบรูปครบ 9 ช่องเหมือนหัวข้อ 6 ขั้นที่ 3–4 → กด </w:t>
+      </w:r>
+      <w:r>
+        <w:rPr>
+          <w:b/>
+          <w:bCs/>
+          <w:sz w:val="35"/>
+          <w:szCs w:val="35"/>
+        </w:rPr>
+        <w:t>บันทึกและปิดงาน</w:t>
       </w:r>
     </w:p>
     <w:p>
@@ -8649,10 +8835,11 @@
         <w:pageBreakBefore/>
       </w:pPr>
       <w:r>
-        <w:rPr>
-          <w:rFonts w:ascii="TH Sarabun New" w:hAnsi="TH Sarabun New" w:cs="TH Sarabun New" w:eastAsia="TH Sarabun New"/>
-        </w:rPr>
-        <w:t xml:space="preserve">12. ติดปัญหา</w:t>
+        <w:lastRenderedPageBreak/>
+        <w:t xml:space="preserve">12. </w:t>
+      </w:r>
+      <w:r>
+        <w:t>ติดปัญหา</w:t>
       </w:r>
     </w:p>
     <w:tbl>
@@ -8667,15 +8854,26 @@
           <w:insideV w:val="single" w:sz="4" w:space="0" w:color="BFC7D5"/>
         </w:tblBorders>
         <w:tblLayout w:type="fixed"/>
+        <w:tblCellMar>
+          <w:left w:w="10" w:type="dxa"/>
+          <w:right w:w="10" w:type="dxa"/>
+        </w:tblCellMar>
+        <w:tblLook w:val="0000" w:firstRow="0" w:lastRow="0" w:firstColumn="0" w:lastColumn="0" w:noHBand="0" w:noVBand="0"/>
       </w:tblPr>
       <w:tblGrid>
         <w:gridCol w:w="4200"/>
         <w:gridCol w:w="5438"/>
       </w:tblGrid>
       <w:tr>
+        <w:tblPrEx>
+          <w:tblCellMar>
+            <w:top w:w="0" w:type="dxa"/>
+            <w:bottom w:w="0" w:type="dxa"/>
+          </w:tblCellMar>
+        </w:tblPrEx>
         <w:trPr>
+          <w:cantSplit/>
           <w:tblHeader/>
-          <w:cantSplit/>
         </w:trPr>
         <w:tc>
           <w:tcPr>
@@ -8692,12 +8890,11 @@
             </w:pPr>
             <w:r>
               <w:rPr>
-                <w:rFonts w:ascii="TH Sarabun New" w:hAnsi="TH Sarabun New" w:cs="TH Sarabun New" w:eastAsia="TH Sarabun New"/>
                 <w:b/>
                 <w:bCs/>
                 <w:color w:val="FFFFFF"/>
               </w:rPr>
-              <w:t xml:space="preserve">อาการ</w:t>
+              <w:t>อาการ</w:t>
             </w:r>
           </w:p>
         </w:tc>
@@ -8716,17 +8913,22 @@
             </w:pPr>
             <w:r>
               <w:rPr>
-                <w:rFonts w:ascii="TH Sarabun New" w:hAnsi="TH Sarabun New" w:cs="TH Sarabun New" w:eastAsia="TH Sarabun New"/>
                 <w:b/>
                 <w:bCs/>
                 <w:color w:val="FFFFFF"/>
               </w:rPr>
-              <w:t xml:space="preserve">ทำยังไง</w:t>
+              <w:t>ทำยังไง</w:t>
             </w:r>
           </w:p>
         </w:tc>
       </w:tr>
       <w:tr>
+        <w:tblPrEx>
+          <w:tblCellMar>
+            <w:top w:w="0" w:type="dxa"/>
+            <w:bottom w:w="0" w:type="dxa"/>
+          </w:tblCellMar>
+        </w:tblPrEx>
         <w:trPr>
           <w:cantSplit/>
         </w:trPr>
@@ -8743,10 +8945,7 @@
               <w:spacing w:before="40" w:after="40"/>
             </w:pPr>
             <w:r>
-              <w:rPr>
-                <w:rFonts w:ascii="TH Sarabun New" w:hAnsi="TH Sarabun New" w:cs="TH Sarabun New" w:eastAsia="TH Sarabun New"/>
-              </w:rPr>
-              <w:t xml:space="preserve">เด้งออก "เซสชันหมดอายุ"</w:t>
+              <w:t>เด้งออก "เซสชันหมดอายุ"</w:t>
             </w:r>
           </w:p>
         </w:tc>
@@ -8763,15 +8962,18 @@
               <w:spacing w:before="40" w:after="40"/>
             </w:pPr>
             <w:r>
-              <w:rPr>
-                <w:rFonts w:ascii="TH Sarabun New" w:hAnsi="TH Sarabun New" w:cs="TH Sarabun New" w:eastAsia="TH Sarabun New"/>
-              </w:rPr>
-              <w:t xml:space="preserve">เข้าระบบใหม่</w:t>
+              <w:t>เข้าระบบใหม่</w:t>
             </w:r>
           </w:p>
         </w:tc>
       </w:tr>
       <w:tr>
+        <w:tblPrEx>
+          <w:tblCellMar>
+            <w:top w:w="0" w:type="dxa"/>
+            <w:bottom w:w="0" w:type="dxa"/>
+          </w:tblCellMar>
+        </w:tblPrEx>
         <w:trPr>
           <w:cantSplit/>
         </w:trPr>
@@ -8789,10 +8991,7 @@
               <w:spacing w:before="40" w:after="40"/>
             </w:pPr>
             <w:r>
-              <w:rPr>
-                <w:rFonts w:ascii="TH Sarabun New" w:hAnsi="TH Sarabun New" w:cs="TH Sarabun New" w:eastAsia="TH Sarabun New"/>
-              </w:rPr>
-              <w:t xml:space="preserve">ไม่เห็นเมนู / ปุ่มกดไม่ได้</w:t>
+              <w:t>ไม่เห็นเมนู / ปุ่มกดไม่ได้</w:t>
             </w:r>
           </w:p>
         </w:tc>
@@ -8810,15 +9009,18 @@
               <w:spacing w:before="40" w:after="40"/>
             </w:pPr>
             <w:r>
-              <w:rPr>
-                <w:rFonts w:ascii="TH Sarabun New" w:hAnsi="TH Sarabun New" w:cs="TH Sarabun New" w:eastAsia="TH Sarabun New"/>
-              </w:rPr>
-              <w:t xml:space="preserve">ไม่มีสิทธิ์ — ขอ Infrastructure</w:t>
+              <w:t>ไม่มีสิทธิ์ — ขอ Infrastructure</w:t>
             </w:r>
           </w:p>
         </w:tc>
       </w:tr>
       <w:tr>
+        <w:tblPrEx>
+          <w:tblCellMar>
+            <w:top w:w="0" w:type="dxa"/>
+            <w:bottom w:w="0" w:type="dxa"/>
+          </w:tblCellMar>
+        </w:tblPrEx>
         <w:trPr>
           <w:cantSplit/>
         </w:trPr>
@@ -8835,10 +9037,7 @@
               <w:spacing w:before="40" w:after="40"/>
             </w:pPr>
             <w:r>
-              <w:rPr>
-                <w:rFonts w:ascii="TH Sarabun New" w:hAnsi="TH Sarabun New" w:cs="TH Sarabun New" w:eastAsia="TH Sarabun New"/>
-              </w:rPr>
-              <w:t xml:space="preserve">บันทึกใบไม่ได้ "รูปไม่ครบ"</w:t>
+              <w:t>บันทึกใบไม่ได้ "รูปไม่ครบ"</w:t>
             </w:r>
           </w:p>
         </w:tc>
@@ -8855,15 +9054,18 @@
               <w:spacing w:before="40" w:after="40"/>
             </w:pPr>
             <w:r>
-              <w:rPr>
-                <w:rFonts w:ascii="TH Sarabun New" w:hAnsi="TH Sarabun New" w:cs="TH Sarabun New" w:eastAsia="TH Sarabun New"/>
-              </w:rPr>
-              <w:t xml:space="preserve">ต้องมีรูปครบ 9 ช่องทุกเครื่อง</w:t>
+              <w:t>ต้องมีรูปครบ 9 ช่องทุกเครื่อง</w:t>
             </w:r>
           </w:p>
         </w:tc>
       </w:tr>
       <w:tr>
+        <w:tblPrEx>
+          <w:tblCellMar>
+            <w:top w:w="0" w:type="dxa"/>
+            <w:bottom w:w="0" w:type="dxa"/>
+          </w:tblCellMar>
+        </w:tblPrEx>
         <w:trPr>
           <w:cantSplit/>
         </w:trPr>
@@ -8881,10 +9083,7 @@
               <w:spacing w:before="40" w:after="40"/>
             </w:pPr>
             <w:r>
-              <w:rPr>
-                <w:rFonts w:ascii="TH Sarabun New" w:hAnsi="TH Sarabun New" w:cs="TH Sarabun New" w:eastAsia="TH Sarabun New"/>
-              </w:rPr>
-              <w:t xml:space="preserve">เพิ่มเครื่องแล้วไม่ขึ้นรายการ</w:t>
+              <w:t>เพิ่มเครื่องแล้วไม่ขึ้นรายการ</w:t>
             </w:r>
           </w:p>
         </w:tc>
@@ -8902,15 +9101,18 @@
               <w:spacing w:before="40" w:after="40"/>
             </w:pPr>
             <w:r>
-              <w:rPr>
-                <w:rFonts w:ascii="TH Sarabun New" w:hAnsi="TH Sarabun New" w:cs="TH Sarabun New" w:eastAsia="TH Sarabun New"/>
-              </w:rPr>
-              <w:t xml:space="preserve">ปกติ — รอใบติดตั้งอนุมัติครบ (ดูที่ตัวกรอง "รอติดตั้ง")</w:t>
+              <w:t>ปกติ — รอใบติดตั้งอนุมัติครบ (ดูที่ตัวกรอง "รอติดตั้ง")</w:t>
             </w:r>
           </w:p>
         </w:tc>
       </w:tr>
       <w:tr>
+        <w:tblPrEx>
+          <w:tblCellMar>
+            <w:top w:w="0" w:type="dxa"/>
+            <w:bottom w:w="0" w:type="dxa"/>
+          </w:tblCellMar>
+        </w:tblPrEx>
         <w:trPr>
           <w:cantSplit/>
         </w:trPr>
@@ -8927,10 +9129,7 @@
               <w:spacing w:before="40" w:after="40"/>
             </w:pPr>
             <w:r>
-              <w:rPr>
-                <w:rFonts w:ascii="TH Sarabun New" w:hAnsi="TH Sarabun New" w:cs="TH Sarabun New" w:eastAsia="TH Sarabun New"/>
-              </w:rPr>
-              <w:t xml:space="preserve">เอกสารค้างขั้น 2 / 3 นาน</w:t>
+              <w:t>เอกสารค้างขั้น 2 / 3 นาน</w:t>
             </w:r>
           </w:p>
         </w:tc>
@@ -8947,15 +9146,18 @@
               <w:spacing w:before="40" w:after="40"/>
             </w:pPr>
             <w:r>
-              <w:rPr>
-                <w:rFonts w:ascii="TH Sarabun New" w:hAnsi="TH Sarabun New" w:cs="TH Sarabun New" w:eastAsia="TH Sarabun New"/>
-              </w:rPr>
-              <w:t xml:space="preserve">ภาคนั้นอาจยังไม่มี Staff / Regional — แจ้ง Infrastructure</w:t>
+              <w:t>ภาคนั้นอาจยังไม่มี Staff / Regional — แจ้ง Infrastructure</w:t>
             </w:r>
           </w:p>
         </w:tc>
       </w:tr>
       <w:tr>
+        <w:tblPrEx>
+          <w:tblCellMar>
+            <w:top w:w="0" w:type="dxa"/>
+            <w:bottom w:w="0" w:type="dxa"/>
+          </w:tblCellMar>
+        </w:tblPrEx>
         <w:trPr>
           <w:cantSplit/>
         </w:trPr>
@@ -8973,10 +9175,10 @@
               <w:spacing w:before="40" w:after="40"/>
             </w:pPr>
             <w:r>
-              <w:rPr>
-                <w:rFonts w:ascii="TH Sarabun New" w:hAnsi="TH Sarabun New" w:cs="TH Sarabun New" w:eastAsia="TH Sarabun New"/>
-              </w:rPr>
-              <w:t xml:space="preserve">PDF มีลายน้ำ "รออนุมัติ"</w:t>
+              <w:t xml:space="preserve">PDF </w:t>
+            </w:r>
+            <w:r>
+              <w:t>มีลายน้ำ "รออนุมัติ"</w:t>
             </w:r>
           </w:p>
         </w:tc>
@@ -8994,15 +9196,18 @@
               <w:spacing w:before="40" w:after="40"/>
             </w:pPr>
             <w:r>
-              <w:rPr>
-                <w:rFonts w:ascii="TH Sarabun New" w:hAnsi="TH Sarabun New" w:cs="TH Sarabun New" w:eastAsia="TH Sarabun New"/>
-              </w:rPr>
-              <w:t xml:space="preserve">ปกติ — ยังอนุมัติไม่ครบ 4 ขั้น</w:t>
+              <w:t>ปกติ — ยังอนุมัติไม่ครบ 4 ขั้น</w:t>
             </w:r>
           </w:p>
         </w:tc>
       </w:tr>
       <w:tr>
+        <w:tblPrEx>
+          <w:tblCellMar>
+            <w:top w:w="0" w:type="dxa"/>
+            <w:bottom w:w="0" w:type="dxa"/>
+          </w:tblCellMar>
+        </w:tblPrEx>
         <w:trPr>
           <w:cantSplit/>
         </w:trPr>
@@ -9019,10 +9224,7 @@
               <w:spacing w:before="40" w:after="40"/>
             </w:pPr>
             <w:r>
-              <w:rPr>
-                <w:rFonts w:ascii="TH Sarabun New" w:hAnsi="TH Sarabun New" w:cs="TH Sarabun New" w:eastAsia="TH Sarabun New"/>
-              </w:rPr>
-              <w:t xml:space="preserve">กดย้อนแล้วไม่ไปไหน</w:t>
+              <w:t>กดย้อนแล้วไม่ไปไหน</w:t>
             </w:r>
           </w:p>
         </w:tc>
@@ -9039,15 +9241,18 @@
               <w:spacing w:before="40" w:after="40"/>
             </w:pPr>
             <w:r>
-              <w:rPr>
-                <w:rFonts w:ascii="TH Sarabun New" w:hAnsi="TH Sarabun New" w:cs="TH Sarabun New" w:eastAsia="TH Sarabun New"/>
-              </w:rPr>
-              <w:t xml:space="preserve">มีหน้าต่างเปิดค้าง ปิดก่อน (ข้อมูลไม่หาย)</w:t>
+              <w:t>มีหน้าต่างเปิดค้าง ปิดก่อน (ข้อมูลไม่หาย)</w:t>
             </w:r>
           </w:p>
         </w:tc>
       </w:tr>
       <w:tr>
+        <w:tblPrEx>
+          <w:tblCellMar>
+            <w:top w:w="0" w:type="dxa"/>
+            <w:bottom w:w="0" w:type="dxa"/>
+          </w:tblCellMar>
+        </w:tblPrEx>
         <w:trPr>
           <w:cantSplit/>
         </w:trPr>
@@ -9065,10 +9270,7 @@
               <w:spacing w:before="40" w:after="40"/>
             </w:pPr>
             <w:r>
-              <w:rPr>
-                <w:rFonts w:ascii="TH Sarabun New" w:hAnsi="TH Sarabun New" w:cs="TH Sarabun New" w:eastAsia="TH Sarabun New"/>
-              </w:rPr>
-              <w:t xml:space="preserve">ช่างเปิดลิงก์จากข้างนอกไม่ได้</w:t>
+              <w:t>ช่างเปิดลิงก์จากข้างนอกไม่ได้</w:t>
             </w:r>
           </w:p>
         </w:tc>
@@ -9086,10 +9288,7 @@
               <w:spacing w:before="40" w:after="40"/>
             </w:pPr>
             <w:r>
-              <w:rPr>
-                <w:rFonts w:ascii="TH Sarabun New" w:hAnsi="TH Sarabun New" w:cs="TH Sarabun New" w:eastAsia="TH Sarabun New"/>
-              </w:rPr>
-              <w:t xml:space="preserve">ตอนนี้ใช้ได้เฉพาะเน็ตออฟฟิศ</w:t>
+              <w:t>ตอนนี้ใช้ได้เฉพาะเน็ตออฟฟิศ</w:t>
             </w:r>
           </w:p>
         </w:tc>
@@ -9097,7 +9296,7 @@
     </w:tbl>
     <w:p>
       <w:pPr>
-        <w:spacing w:before="0" w:after="80"/>
+        <w:spacing w:after="80"/>
       </w:pPr>
     </w:p>
     <w:p>
@@ -9112,12 +9311,11 @@
       </w:pPr>
       <w:r>
         <w:rPr>
-          <w:rFonts w:ascii="TH Sarabun New" w:hAnsi="TH Sarabun New" w:cs="TH Sarabun New" w:eastAsia="TH Sarabun New"/>
           <w:b/>
           <w:bCs/>
           <w:color w:val="1153A1"/>
         </w:rPr>
-        <w:t xml:space="preserve">ติดต่อ</w:t>
+        <w:t>ติดต่อ</w:t>
       </w:r>
     </w:p>
     <w:p>
@@ -9126,41 +9324,63 @@
           <w:left w:val="single" w:sz="24" w:space="8" w:color="1153A1"/>
         </w:pBdr>
         <w:shd w:val="clear" w:color="auto" w:fill="E8F0FB"/>
-        <w:spacing w:before="0" w:after="0"/>
+        <w:spacing w:after="0"/>
         <w:ind w:left="120" w:right="120"/>
       </w:pPr>
       <w:r>
-        <w:rPr>
-          <w:rFonts w:ascii="TH Sarabun New" w:hAnsi="TH Sarabun New" w:cs="TH Sarabun New" w:eastAsia="TH Sarabun New"/>
-        </w:rPr>
-        <w:t xml:space="preserve">เรื่องสิทธิ์และการใช้งาน: Infrastructure · เข้าเว็บไม่ได้: IT</w:t>
-      </w:r>
-    </w:p>
-    <w:p>
-      <w:pPr>
-        <w:spacing w:before="0" w:after="60"/>
+        <w:t>เรื่องสิทธิ์และการใช้งาน: Infrastructure · เข้าเว็บไม่ได้: IT</w:t>
+      </w:r>
+    </w:p>
+    <w:p>
+      <w:pPr>
+        <w:spacing w:after="60"/>
       </w:pPr>
     </w:p>
     <w:sectPr>
-      <w:headerReference w:type="default" r:id="rIdH"/>
-      <w:footerReference w:type="default" r:id="rIdF"/>
+      <w:headerReference w:type="default" r:id="rId40"/>
+      <w:footerReference w:type="default" r:id="rId41"/>
       <w:pgSz w:w="11906" w:h="16838"/>
       <w:pgMar w:top="1134" w:right="1134" w:bottom="1134" w:left="1134" w:header="567" w:footer="567" w:gutter="0"/>
+      <w:cols w:space="720"/>
       <w:titlePg/>
     </w:sectPr>
   </w:body>
 </w:document>
 </file>
 
+<file path=word/endnotes.xml><?xml version="1.0" encoding="utf-8"?>
+<w:endnotes xmlns:wpc="http://schemas.microsoft.com/office/word/2010/wordprocessingCanvas" xmlns:cx="http://schemas.microsoft.com/office/drawing/2014/chartex" xmlns:cx1="http://schemas.microsoft.com/office/drawing/2015/9/8/chartex" xmlns:cx2="http://schemas.microsoft.com/office/drawing/2015/10/21/chartex" xmlns:cx3="http://schemas.microsoft.com/office/drawing/2016/5/9/chartex" xmlns:cx4="http://schemas.microsoft.com/office/drawing/2016/5/10/chartex" xmlns:cx5="http://schemas.microsoft.com/office/drawing/2016/5/11/chartex" xmlns:cx6="http://schemas.microsoft.com/office/drawing/2016/5/12/chartex" xmlns:cx7="http://schemas.microsoft.com/office/drawing/2016/5/13/chartex" xmlns:cx8="http://schemas.microsoft.com/office/drawing/2016/5/14/chartex" xmlns:mc="http://schemas.openxmlformats.org/markup-compatibility/2006" xmlns:aink="http://schemas.microsoft.com/office/drawing/2016/ink" xmlns:am3d="http://schemas.microsoft.com/office/drawing/2017/model3d" xmlns:o="urn:schemas-microsoft-com:office:office" xmlns:oel="http://schemas.microsoft.com/office/2019/extlst" xmlns:r="http://schemas.openxmlformats.org/officeDocument/2006/relationships" xmlns:m="http://schemas.openxmlformats.org/officeDocument/2006/math" xmlns:v="urn:schemas-microsoft-com:vml" xmlns:wp14="http://schemas.microsoft.com/office/word/2010/wordprocessingDrawing" xmlns:wp="http://schemas.openxmlformats.org/drawingml/2006/wordprocessingDrawing" xmlns:w10="urn:schemas-microsoft-com:office:word" xmlns:w="http://schemas.openxmlformats.org/wordprocessingml/2006/main" xmlns:w14="http://schemas.microsoft.com/office/word/2010/wordml" xmlns:w15="http://schemas.microsoft.com/office/word/2012/wordml" xmlns:w16cex="http://schemas.microsoft.com/office/word/2018/wordml/cex" xmlns:w16cid="http://schemas.microsoft.com/office/word/2016/wordml/cid" xmlns:w16="http://schemas.microsoft.com/office/word/2018/wordml" xmlns:w16sdtdh="http://schemas.microsoft.com/office/word/2020/wordml/sdtdatahash" xmlns:w16se="http://schemas.microsoft.com/office/word/2015/wordml/symex" xmlns:wpg="http://schemas.microsoft.com/office/word/2010/wordprocessingGroup" xmlns:wpi="http://schemas.microsoft.com/office/word/2010/wordprocessingInk" xmlns:wne="http://schemas.microsoft.com/office/word/2006/wordml" xmlns:wps="http://schemas.microsoft.com/office/word/2010/wordprocessingShape" mc:Ignorable="w14 w15 w16se w16cid w16 w16cex w16sdtdh wp14">
+  <w:endnote w:type="separator" w:id="-1">
+    <w:p>
+      <w:pPr>
+        <w:spacing w:after="0"/>
+      </w:pPr>
+      <w:r>
+        <w:separator/>
+      </w:r>
+    </w:p>
+  </w:endnote>
+  <w:endnote w:type="continuationSeparator" w:id="0">
+    <w:p>
+      <w:pPr>
+        <w:spacing w:after="0"/>
+      </w:pPr>
+      <w:r>
+        <w:continuationSeparator/>
+      </w:r>
+    </w:p>
+  </w:endnote>
+</w:endnotes>
+</file>
+
 <file path=word/footer1.xml><?xml version="1.0" encoding="utf-8"?>
-<w:ftr xmlns:w="http://schemas.openxmlformats.org/wordprocessingml/2006/main" xmlns:r="http://schemas.openxmlformats.org/officeDocument/2006/relationships">
+<w:ftr xmlns:wpc="http://schemas.microsoft.com/office/word/2010/wordprocessingCanvas" xmlns:cx="http://schemas.microsoft.com/office/drawing/2014/chartex" xmlns:cx1="http://schemas.microsoft.com/office/drawing/2015/9/8/chartex" xmlns:cx2="http://schemas.microsoft.com/office/drawing/2015/10/21/chartex" xmlns:cx3="http://schemas.microsoft.com/office/drawing/2016/5/9/chartex" xmlns:cx4="http://schemas.microsoft.com/office/drawing/2016/5/10/chartex" xmlns:cx5="http://schemas.microsoft.com/office/drawing/2016/5/11/chartex" xmlns:cx6="http://schemas.microsoft.com/office/drawing/2016/5/12/chartex" xmlns:cx7="http://schemas.microsoft.com/office/drawing/2016/5/13/chartex" xmlns:cx8="http://schemas.microsoft.com/office/drawing/2016/5/14/chartex" xmlns:mc="http://schemas.openxmlformats.org/markup-compatibility/2006" xmlns:aink="http://schemas.microsoft.com/office/drawing/2016/ink" xmlns:am3d="http://schemas.microsoft.com/office/drawing/2017/model3d" xmlns:o="urn:schemas-microsoft-com:office:office" xmlns:oel="http://schemas.microsoft.com/office/2019/extlst" xmlns:r="http://schemas.openxmlformats.org/officeDocument/2006/relationships" xmlns:m="http://schemas.openxmlformats.org/officeDocument/2006/math" xmlns:v="urn:schemas-microsoft-com:vml" xmlns:wp14="http://schemas.microsoft.com/office/word/2010/wordprocessingDrawing" xmlns:wp="http://schemas.openxmlformats.org/drawingml/2006/wordprocessingDrawing" xmlns:w10="urn:schemas-microsoft-com:office:word" xmlns:w="http://schemas.openxmlformats.org/wordprocessingml/2006/main" xmlns:w14="http://schemas.microsoft.com/office/word/2010/wordml" xmlns:w15="http://schemas.microsoft.com/office/word/2012/wordml" xmlns:w16cex="http://schemas.microsoft.com/office/word/2018/wordml/cex" xmlns:w16cid="http://schemas.microsoft.com/office/word/2016/wordml/cid" xmlns:w16="http://schemas.microsoft.com/office/word/2018/wordml" xmlns:w16sdtdh="http://schemas.microsoft.com/office/word/2020/wordml/sdtdatahash" xmlns:w16se="http://schemas.microsoft.com/office/word/2015/wordml/symex" xmlns:wpg="http://schemas.microsoft.com/office/word/2010/wordprocessingGroup" xmlns:wpi="http://schemas.microsoft.com/office/word/2010/wordprocessingInk" xmlns:wne="http://schemas.microsoft.com/office/word/2006/wordml" xmlns:wps="http://schemas.microsoft.com/office/word/2010/wordprocessingShape" mc:Ignorable="w14 w15 w16se w16cid w16 w16cex w16sdtdh wp14">
   <w:p>
     <w:pPr>
       <w:jc w:val="center"/>
     </w:pPr>
     <w:r>
       <w:rPr>
-        <w:rFonts w:ascii="TH Sarabun New" w:hAnsi="TH Sarabun New" w:cs="TH Sarabun New" w:eastAsia="TH Sarabun New"/>
         <w:color w:val="888888"/>
         <w:sz w:val="26"/>
         <w:szCs w:val="26"/>
@@ -9169,7 +9389,6 @@
     </w:r>
     <w:r>
       <w:rPr>
-        <w:rFonts w:ascii="TH Sarabun New" w:hAnsi="TH Sarabun New" w:cs="TH Sarabun New" w:eastAsia="TH Sarabun New"/>
         <w:color w:val="888888"/>
         <w:sz w:val="26"/>
         <w:szCs w:val="26"/>
@@ -9178,7 +9397,6 @@
     </w:r>
     <w:r>
       <w:rPr>
-        <w:rFonts w:ascii="TH Sarabun New" w:hAnsi="TH Sarabun New" w:cs="TH Sarabun New" w:eastAsia="TH Sarabun New"/>
         <w:color w:val="888888"/>
         <w:sz w:val="26"/>
         <w:szCs w:val="26"/>
@@ -9187,7 +9405,6 @@
     </w:r>
     <w:r>
       <w:rPr>
-        <w:rFonts w:ascii="TH Sarabun New" w:hAnsi="TH Sarabun New" w:cs="TH Sarabun New" w:eastAsia="TH Sarabun New"/>
         <w:color w:val="888888"/>
         <w:sz w:val="26"/>
         <w:szCs w:val="26"/>
@@ -9196,16 +9413,14 @@
     </w:r>
     <w:r>
       <w:rPr>
-        <w:rFonts w:ascii="TH Sarabun New" w:hAnsi="TH Sarabun New" w:cs="TH Sarabun New" w:eastAsia="TH Sarabun New"/>
         <w:color w:val="888888"/>
         <w:sz w:val="26"/>
         <w:szCs w:val="26"/>
       </w:rPr>
-      <w:t xml:space="preserve">1</w:t>
+      <w:t>1</w:t>
     </w:r>
     <w:r>
       <w:rPr>
-        <w:rFonts w:ascii="TH Sarabun New" w:hAnsi="TH Sarabun New" w:cs="TH Sarabun New" w:eastAsia="TH Sarabun New"/>
         <w:color w:val="888888"/>
         <w:sz w:val="26"/>
         <w:szCs w:val="26"/>
@@ -9216,30 +9431,110 @@
 </w:ftr>
 </file>
 
+<file path=word/footnotes.xml><?xml version="1.0" encoding="utf-8"?>
+<w:footnotes xmlns:wpc="http://schemas.microsoft.com/office/word/2010/wordprocessingCanvas" xmlns:cx="http://schemas.microsoft.com/office/drawing/2014/chartex" xmlns:cx1="http://schemas.microsoft.com/office/drawing/2015/9/8/chartex" xmlns:cx2="http://schemas.microsoft.com/office/drawing/2015/10/21/chartex" xmlns:cx3="http://schemas.microsoft.com/office/drawing/2016/5/9/chartex" xmlns:cx4="http://schemas.microsoft.com/office/drawing/2016/5/10/chartex" xmlns:cx5="http://schemas.microsoft.com/office/drawing/2016/5/11/chartex" xmlns:cx6="http://schemas.microsoft.com/office/drawing/2016/5/12/chartex" xmlns:cx7="http://schemas.microsoft.com/office/drawing/2016/5/13/chartex" xmlns:cx8="http://schemas.microsoft.com/office/drawing/2016/5/14/chartex" xmlns:mc="http://schemas.openxmlformats.org/markup-compatibility/2006" xmlns:aink="http://schemas.microsoft.com/office/drawing/2016/ink" xmlns:am3d="http://schemas.microsoft.com/office/drawing/2017/model3d" xmlns:o="urn:schemas-microsoft-com:office:office" xmlns:oel="http://schemas.microsoft.com/office/2019/extlst" xmlns:r="http://schemas.openxmlformats.org/officeDocument/2006/relationships" xmlns:m="http://schemas.openxmlformats.org/officeDocument/2006/math" xmlns:v="urn:schemas-microsoft-com:vml" xmlns:wp14="http://schemas.microsoft.com/office/word/2010/wordprocessingDrawing" xmlns:wp="http://schemas.openxmlformats.org/drawingml/2006/wordprocessingDrawing" xmlns:w10="urn:schemas-microsoft-com:office:word" xmlns:w="http://schemas.openxmlformats.org/wordprocessingml/2006/main" xmlns:w14="http://schemas.microsoft.com/office/word/2010/wordml" xmlns:w15="http://schemas.microsoft.com/office/word/2012/wordml" xmlns:w16cex="http://schemas.microsoft.com/office/word/2018/wordml/cex" xmlns:w16cid="http://schemas.microsoft.com/office/word/2016/wordml/cid" xmlns:w16="http://schemas.microsoft.com/office/word/2018/wordml" xmlns:w16sdtdh="http://schemas.microsoft.com/office/word/2020/wordml/sdtdatahash" xmlns:w16se="http://schemas.microsoft.com/office/word/2015/wordml/symex" xmlns:wpg="http://schemas.microsoft.com/office/word/2010/wordprocessingGroup" xmlns:wpi="http://schemas.microsoft.com/office/word/2010/wordprocessingInk" xmlns:wne="http://schemas.microsoft.com/office/word/2006/wordml" xmlns:wps="http://schemas.microsoft.com/office/word/2010/wordprocessingShape" mc:Ignorable="w14 w15 w16se w16cid w16 w16cex w16sdtdh wp14">
+  <w:footnote w:type="separator" w:id="-1">
+    <w:p>
+      <w:pPr>
+        <w:spacing w:after="0"/>
+      </w:pPr>
+      <w:r>
+        <w:separator/>
+      </w:r>
+    </w:p>
+  </w:footnote>
+  <w:footnote w:type="continuationSeparator" w:id="0">
+    <w:p>
+      <w:pPr>
+        <w:spacing w:after="0"/>
+      </w:pPr>
+      <w:r>
+        <w:continuationSeparator/>
+      </w:r>
+    </w:p>
+  </w:footnote>
+</w:footnotes>
+</file>
+
 <file path=word/header1.xml><?xml version="1.0" encoding="utf-8"?>
-<w:hdr xmlns:w="http://schemas.openxmlformats.org/wordprocessingml/2006/main" xmlns:r="http://schemas.openxmlformats.org/officeDocument/2006/relationships">
+<w:hdr xmlns:wpc="http://schemas.microsoft.com/office/word/2010/wordprocessingCanvas" xmlns:cx="http://schemas.microsoft.com/office/drawing/2014/chartex" xmlns:cx1="http://schemas.microsoft.com/office/drawing/2015/9/8/chartex" xmlns:cx2="http://schemas.microsoft.com/office/drawing/2015/10/21/chartex" xmlns:cx3="http://schemas.microsoft.com/office/drawing/2016/5/9/chartex" xmlns:cx4="http://schemas.microsoft.com/office/drawing/2016/5/10/chartex" xmlns:cx5="http://schemas.microsoft.com/office/drawing/2016/5/11/chartex" xmlns:cx6="http://schemas.microsoft.com/office/drawing/2016/5/12/chartex" xmlns:cx7="http://schemas.microsoft.com/office/drawing/2016/5/13/chartex" xmlns:cx8="http://schemas.microsoft.com/office/drawing/2016/5/14/chartex" xmlns:mc="http://schemas.openxmlformats.org/markup-compatibility/2006" xmlns:aink="http://schemas.microsoft.com/office/drawing/2016/ink" xmlns:am3d="http://schemas.microsoft.com/office/drawing/2017/model3d" xmlns:o="urn:schemas-microsoft-com:office:office" xmlns:oel="http://schemas.microsoft.com/office/2019/extlst" xmlns:r="http://schemas.openxmlformats.org/officeDocument/2006/relationships" xmlns:m="http://schemas.openxmlformats.org/officeDocument/2006/math" xmlns:v="urn:schemas-microsoft-com:vml" xmlns:wp14="http://schemas.microsoft.com/office/word/2010/wordprocessingDrawing" xmlns:wp="http://schemas.openxmlformats.org/drawingml/2006/wordprocessingDrawing" xmlns:w10="urn:schemas-microsoft-com:office:word" xmlns:w="http://schemas.openxmlformats.org/wordprocessingml/2006/main" xmlns:w14="http://schemas.microsoft.com/office/word/2010/wordml" xmlns:w15="http://schemas.microsoft.com/office/word/2012/wordml" xmlns:w16cex="http://schemas.microsoft.com/office/word/2018/wordml/cex" xmlns:w16cid="http://schemas.microsoft.com/office/word/2016/wordml/cid" xmlns:w16="http://schemas.microsoft.com/office/word/2018/wordml" xmlns:w16sdtdh="http://schemas.microsoft.com/office/word/2020/wordml/sdtdatahash" xmlns:w16se="http://schemas.microsoft.com/office/word/2015/wordml/symex" xmlns:wpg="http://schemas.microsoft.com/office/word/2010/wordprocessingGroup" xmlns:wpi="http://schemas.microsoft.com/office/word/2010/wordprocessingInk" xmlns:wne="http://schemas.microsoft.com/office/word/2006/wordml" xmlns:wps="http://schemas.microsoft.com/office/word/2010/wordprocessingShape" mc:Ignorable="w14 w15 w16se w16cid w16 w16cex w16sdtdh wp14">
   <w:p>
     <w:pPr>
       <w:jc w:val="right"/>
     </w:pPr>
     <w:r>
       <w:rPr>
-        <w:rFonts w:ascii="TH Sarabun New" w:hAnsi="TH Sarabun New" w:cs="TH Sarabun New" w:eastAsia="TH Sarabun New"/>
         <w:color w:val="888888"/>
         <w:sz w:val="23"/>
         <w:szCs w:val="23"/>
       </w:rPr>
-      <w:t xml:space="preserve">คู่มือแบบภาพ — ระบบบริหารจัดการเครื่องปรับอากาศ ITEL</w:t>
+      <w:t>คู่มือแบบภาพ — ระบบบริหารจัดการเครื่องปรับอากาศ ITEL</w:t>
     </w:r>
   </w:p>
 </w:hdr>
 </file>
 
 <file path=word/numbering.xml><?xml version="1.0" encoding="utf-8"?>
-<w:numbering xmlns:w="http://schemas.openxmlformats.org/wordprocessingml/2006/main" xmlns:r="http://schemas.openxmlformats.org/officeDocument/2006/relationships">
-  <w:abstractNum w:abstractNumId="0">
+<w:numbering xmlns:wpc="http://schemas.microsoft.com/office/word/2010/wordprocessingCanvas" xmlns:cx="http://schemas.microsoft.com/office/drawing/2014/chartex" xmlns:cx1="http://schemas.microsoft.com/office/drawing/2015/9/8/chartex" xmlns:cx2="http://schemas.microsoft.com/office/drawing/2015/10/21/chartex" xmlns:cx3="http://schemas.microsoft.com/office/drawing/2016/5/9/chartex" xmlns:cx4="http://schemas.microsoft.com/office/drawing/2016/5/10/chartex" xmlns:cx5="http://schemas.microsoft.com/office/drawing/2016/5/11/chartex" xmlns:cx6="http://schemas.microsoft.com/office/drawing/2016/5/12/chartex" xmlns:cx7="http://schemas.microsoft.com/office/drawing/2016/5/13/chartex" xmlns:cx8="http://schemas.microsoft.com/office/drawing/2016/5/14/chartex" xmlns:mc="http://schemas.openxmlformats.org/markup-compatibility/2006" xmlns:aink="http://schemas.microsoft.com/office/drawing/2016/ink" xmlns:am3d="http://schemas.microsoft.com/office/drawing/2017/model3d" xmlns:o="urn:schemas-microsoft-com:office:office" xmlns:oel="http://schemas.microsoft.com/office/2019/extlst" xmlns:r="http://schemas.openxmlformats.org/officeDocument/2006/relationships" xmlns:m="http://schemas.openxmlformats.org/officeDocument/2006/math" xmlns:v="urn:schemas-microsoft-com:vml" xmlns:wp14="http://schemas.microsoft.com/office/word/2010/wordprocessingDrawing" xmlns:wp="http://schemas.openxmlformats.org/drawingml/2006/wordprocessingDrawing" xmlns:w10="urn:schemas-microsoft-com:office:word" xmlns:w="http://schemas.openxmlformats.org/wordprocessingml/2006/main" xmlns:w14="http://schemas.microsoft.com/office/word/2010/wordml" xmlns:w15="http://schemas.microsoft.com/office/word/2012/wordml" xmlns:w16cex="http://schemas.microsoft.com/office/word/2018/wordml/cex" xmlns:w16cid="http://schemas.microsoft.com/office/word/2016/wordml/cid" xmlns:w16="http://schemas.microsoft.com/office/word/2018/wordml" xmlns:w16sdtdh="http://schemas.microsoft.com/office/word/2020/wordml/sdtdatahash" xmlns:w16se="http://schemas.microsoft.com/office/word/2015/wordml/symex" xmlns:wpg="http://schemas.microsoft.com/office/word/2010/wordprocessingGroup" xmlns:wpi="http://schemas.microsoft.com/office/word/2010/wordprocessingInk" xmlns:wne="http://schemas.microsoft.com/office/word/2006/wordml" xmlns:wps="http://schemas.microsoft.com/office/word/2010/wordprocessingShape" mc:Ignorable="w14 w15 w16se w16cid w16 w16cex w16sdtdh wp14">
+  <w:abstractNum w:abstractNumId="0" w15:restartNumberingAfterBreak="0">
+    <w:nsid w:val="475D076A"/>
     <w:multiLevelType w:val="hybridMultilevel"/>
-    <w:lvl w:ilvl="0">
+    <w:tmpl w:val="236A1240"/>
+    <w:lvl w:ilvl="0" w:tplc="7A7676DE">
+      <w:start w:val="1"/>
+      <w:numFmt w:val="decimal"/>
+      <w:lvlText w:val="%1."/>
+      <w:lvlJc w:val="left"/>
+      <w:pPr>
+        <w:ind w:left="420" w:hanging="300"/>
+      </w:pPr>
+    </w:lvl>
+    <w:lvl w:ilvl="1" w:tplc="9FE49E6C">
+      <w:numFmt w:val="decimal"/>
+      <w:lvlText w:val=""/>
+      <w:lvlJc w:val="left"/>
+    </w:lvl>
+    <w:lvl w:ilvl="2" w:tplc="1D58F99C">
+      <w:numFmt w:val="decimal"/>
+      <w:lvlText w:val=""/>
+      <w:lvlJc w:val="left"/>
+    </w:lvl>
+    <w:lvl w:ilvl="3" w:tplc="7D268632">
+      <w:numFmt w:val="decimal"/>
+      <w:lvlText w:val=""/>
+      <w:lvlJc w:val="left"/>
+    </w:lvl>
+    <w:lvl w:ilvl="4" w:tplc="CD527A94">
+      <w:numFmt w:val="decimal"/>
+      <w:lvlText w:val=""/>
+      <w:lvlJc w:val="left"/>
+    </w:lvl>
+    <w:lvl w:ilvl="5" w:tplc="DCBA722A">
+      <w:numFmt w:val="decimal"/>
+      <w:lvlText w:val=""/>
+      <w:lvlJc w:val="left"/>
+    </w:lvl>
+    <w:lvl w:ilvl="6" w:tplc="2D126A2C">
+      <w:numFmt w:val="decimal"/>
+      <w:lvlText w:val=""/>
+      <w:lvlJc w:val="left"/>
+    </w:lvl>
+    <w:lvl w:ilvl="7" w:tplc="91A2674A">
+      <w:numFmt w:val="decimal"/>
+      <w:lvlText w:val=""/>
+      <w:lvlJc w:val="left"/>
+    </w:lvl>
+    <w:lvl w:ilvl="8" w:tplc="2208DB04">
+      <w:numFmt w:val="decimal"/>
+      <w:lvlText w:val=""/>
+      <w:lvlJc w:val="left"/>
+    </w:lvl>
+  </w:abstractNum>
+  <w:abstractNum w:abstractNumId="1" w15:restartNumberingAfterBreak="0">
+    <w:nsid w:val="64F3142E"/>
+    <w:multiLevelType w:val="hybridMultilevel"/>
+    <w:tmpl w:val="AE5CA070"/>
+    <w:lvl w:ilvl="0" w:tplc="8AF4438C">
       <w:start w:val="1"/>
       <w:numFmt w:val="bullet"/>
       <w:lvlText w:val="•"/>
@@ -9248,7 +9543,7 @@
         <w:ind w:left="420" w:hanging="300"/>
       </w:pPr>
     </w:lvl>
-    <w:lvl w:ilvl="1">
+    <w:lvl w:ilvl="1" w:tplc="D7BCF632">
       <w:start w:val="1"/>
       <w:numFmt w:val="bullet"/>
       <w:lvlText w:val="–"/>
@@ -9257,42 +9552,443 @@
         <w:ind w:left="840" w:hanging="300"/>
       </w:pPr>
     </w:lvl>
-  </w:abstractNum>
-  <w:abstractNum w:abstractNumId="1">
-    <w:multiLevelType w:val="hybridMultilevel"/>
-    <w:lvl w:ilvl="0">
-      <w:start w:val="1"/>
+    <w:lvl w:ilvl="2" w:tplc="7C4E2364">
       <w:numFmt w:val="decimal"/>
-      <w:lvlText w:val="%1."/>
+      <w:lvlText w:val=""/>
       <w:lvlJc w:val="left"/>
-      <w:pPr>
-        <w:ind w:left="420" w:hanging="300"/>
-      </w:pPr>
+    </w:lvl>
+    <w:lvl w:ilvl="3" w:tplc="28E8C374">
+      <w:numFmt w:val="decimal"/>
+      <w:lvlText w:val=""/>
+      <w:lvlJc w:val="left"/>
+    </w:lvl>
+    <w:lvl w:ilvl="4" w:tplc="AD8A0202">
+      <w:numFmt w:val="decimal"/>
+      <w:lvlText w:val=""/>
+      <w:lvlJc w:val="left"/>
+    </w:lvl>
+    <w:lvl w:ilvl="5" w:tplc="44D04EEC">
+      <w:numFmt w:val="decimal"/>
+      <w:lvlText w:val=""/>
+      <w:lvlJc w:val="left"/>
+    </w:lvl>
+    <w:lvl w:ilvl="6" w:tplc="486490FA">
+      <w:numFmt w:val="decimal"/>
+      <w:lvlText w:val=""/>
+      <w:lvlJc w:val="left"/>
+    </w:lvl>
+    <w:lvl w:ilvl="7" w:tplc="2B1ADFEA">
+      <w:numFmt w:val="decimal"/>
+      <w:lvlText w:val=""/>
+      <w:lvlJc w:val="left"/>
+    </w:lvl>
+    <w:lvl w:ilvl="8" w:tplc="C4F2FDB6">
+      <w:numFmt w:val="decimal"/>
+      <w:lvlText w:val=""/>
+      <w:lvlJc w:val="left"/>
     </w:lvl>
   </w:abstractNum>
-  <w:num w:numId="1">
-    <w:abstractNumId w:val="0"/>
+  <w:num w:numId="1" w16cid:durableId="837572472">
+    <w:abstractNumId w:val="1"/>
   </w:num>
 </w:numbering>
 </file>
 
 <file path=word/styles.xml><?xml version="1.0" encoding="utf-8"?>
-<w:styles xmlns:w="http://schemas.openxmlformats.org/wordprocessingml/2006/main" xmlns:r="http://schemas.openxmlformats.org/officeDocument/2006/relationships">
+<w:styles xmlns:mc="http://schemas.openxmlformats.org/markup-compatibility/2006" xmlns:r="http://schemas.openxmlformats.org/officeDocument/2006/relationships" xmlns:w="http://schemas.openxmlformats.org/wordprocessingml/2006/main" xmlns:w14="http://schemas.microsoft.com/office/word/2010/wordml" xmlns:w15="http://schemas.microsoft.com/office/word/2012/wordml" xmlns:w16cex="http://schemas.microsoft.com/office/word/2018/wordml/cex" xmlns:w16cid="http://schemas.microsoft.com/office/word/2016/wordml/cid" xmlns:w16="http://schemas.microsoft.com/office/word/2018/wordml" xmlns:w16sdtdh="http://schemas.microsoft.com/office/word/2020/wordml/sdtdatahash" xmlns:w16se="http://schemas.microsoft.com/office/word/2015/wordml/symex" mc:Ignorable="w14 w15 w16se w16cid w16 w16cex w16sdtdh">
   <w:docDefaults>
     <w:rPrDefault>
       <w:rPr>
-        <w:rFonts w:ascii="TH Sarabun New" w:hAnsi="TH Sarabun New" w:cs="TH Sarabun New" w:eastAsia="TH Sarabun New"/>
+        <w:rFonts w:ascii="TH Sarabun New" w:eastAsia="TH Sarabun New" w:hAnsi="TH Sarabun New" w:cs="TH Sarabun New"/>
         <w:sz w:val="32"/>
         <w:szCs w:val="32"/>
-        <w:lang w:val="th-TH" w:bidi="th-TH"/>
+        <w:lang w:val="th-TH" w:eastAsia="en-US" w:bidi="th-TH"/>
       </w:rPr>
     </w:rPrDefault>
     <w:pPrDefault>
       <w:pPr>
-        <w:spacing w:after="100" w:line="240" w:lineRule="auto"/>
+        <w:spacing w:after="100"/>
       </w:pPr>
     </w:pPrDefault>
   </w:docDefaults>
+  <w:latentStyles w:defLockedState="0" w:defUIPriority="99" w:defSemiHidden="0" w:defUnhideWhenUsed="0" w:defQFormat="0" w:count="376">
+    <w:lsdException w:name="Normal" w:uiPriority="0" w:qFormat="1"/>
+    <w:lsdException w:name="heading 1" w:uiPriority="9" w:qFormat="1"/>
+    <w:lsdException w:name="heading 2" w:semiHidden="1" w:uiPriority="9" w:unhideWhenUsed="1" w:qFormat="1"/>
+    <w:lsdException w:name="heading 3" w:semiHidden="1" w:uiPriority="9" w:unhideWhenUsed="1" w:qFormat="1"/>
+    <w:lsdException w:name="heading 4" w:semiHidden="1" w:uiPriority="9" w:unhideWhenUsed="1" w:qFormat="1"/>
+    <w:lsdException w:name="heading 5" w:semiHidden="1" w:uiPriority="9" w:unhideWhenUsed="1" w:qFormat="1"/>
+    <w:lsdException w:name="heading 6" w:semiHidden="1" w:uiPriority="9" w:unhideWhenUsed="1" w:qFormat="1"/>
+    <w:lsdException w:name="heading 7" w:semiHidden="1" w:uiPriority="9" w:unhideWhenUsed="1" w:qFormat="1"/>
+    <w:lsdException w:name="heading 8" w:semiHidden="1" w:uiPriority="9" w:unhideWhenUsed="1" w:qFormat="1"/>
+    <w:lsdException w:name="heading 9" w:semiHidden="1" w:uiPriority="9" w:unhideWhenUsed="1" w:qFormat="1"/>
+    <w:lsdException w:name="index 1" w:semiHidden="1" w:unhideWhenUsed="1"/>
+    <w:lsdException w:name="index 2" w:semiHidden="1" w:unhideWhenUsed="1"/>
+    <w:lsdException w:name="index 3" w:semiHidden="1" w:unhideWhenUsed="1"/>
+    <w:lsdException w:name="index 4" w:semiHidden="1" w:unhideWhenUsed="1"/>
+    <w:lsdException w:name="index 5" w:semiHidden="1" w:unhideWhenUsed="1"/>
+    <w:lsdException w:name="index 6" w:semiHidden="1" w:unhideWhenUsed="1"/>
+    <w:lsdException w:name="index 7" w:semiHidden="1" w:unhideWhenUsed="1"/>
+    <w:lsdException w:name="index 8" w:semiHidden="1" w:unhideWhenUsed="1"/>
+    <w:lsdException w:name="index 9" w:semiHidden="1" w:unhideWhenUsed="1"/>
+    <w:lsdException w:name="toc 1" w:semiHidden="1" w:uiPriority="39" w:unhideWhenUsed="1"/>
+    <w:lsdException w:name="toc 2" w:semiHidden="1" w:uiPriority="39" w:unhideWhenUsed="1"/>
+    <w:lsdException w:name="toc 3" w:semiHidden="1" w:uiPriority="39" w:unhideWhenUsed="1"/>
+    <w:lsdException w:name="toc 4" w:semiHidden="1" w:uiPriority="39" w:unhideWhenUsed="1"/>
+    <w:lsdException w:name="toc 5" w:semiHidden="1" w:uiPriority="39" w:unhideWhenUsed="1"/>
+    <w:lsdException w:name="toc 6" w:semiHidden="1" w:uiPriority="39" w:unhideWhenUsed="1"/>
+    <w:lsdException w:name="toc 7" w:semiHidden="1" w:uiPriority="39" w:unhideWhenUsed="1"/>
+    <w:lsdException w:name="toc 8" w:semiHidden="1" w:uiPriority="39" w:unhideWhenUsed="1"/>
+    <w:lsdException w:name="toc 9" w:semiHidden="1" w:uiPriority="39" w:unhideWhenUsed="1"/>
+    <w:lsdException w:name="Normal Indent" w:semiHidden="1" w:unhideWhenUsed="1"/>
+    <w:lsdException w:name="footnote text" w:semiHidden="1" w:unhideWhenUsed="1"/>
+    <w:lsdException w:name="annotation text" w:semiHidden="1" w:unhideWhenUsed="1"/>
+    <w:lsdException w:name="header" w:semiHidden="1" w:unhideWhenUsed="1"/>
+    <w:lsdException w:name="footer" w:semiHidden="1" w:unhideWhenUsed="1"/>
+    <w:lsdException w:name="index heading" w:semiHidden="1" w:unhideWhenUsed="1"/>
+    <w:lsdException w:name="caption" w:semiHidden="1" w:uiPriority="35" w:unhideWhenUsed="1" w:qFormat="1"/>
+    <w:lsdException w:name="table of figures" w:semiHidden="1" w:unhideWhenUsed="1"/>
+    <w:lsdException w:name="envelope address" w:semiHidden="1" w:unhideWhenUsed="1"/>
+    <w:lsdException w:name="envelope return" w:semiHidden="1" w:unhideWhenUsed="1"/>
+    <w:lsdException w:name="footnote reference" w:semiHidden="1" w:unhideWhenUsed="1"/>
+    <w:lsdException w:name="annotation reference" w:semiHidden="1" w:unhideWhenUsed="1"/>
+    <w:lsdException w:name="line number" w:semiHidden="1" w:unhideWhenUsed="1"/>
+    <w:lsdException w:name="page number" w:semiHidden="1" w:unhideWhenUsed="1"/>
+    <w:lsdException w:name="endnote reference" w:semiHidden="1" w:unhideWhenUsed="1"/>
+    <w:lsdException w:name="endnote text" w:semiHidden="1" w:unhideWhenUsed="1"/>
+    <w:lsdException w:name="table of authorities" w:semiHidden="1" w:unhideWhenUsed="1"/>
+    <w:lsdException w:name="macro" w:semiHidden="1" w:unhideWhenUsed="1"/>
+    <w:lsdException w:name="toa heading" w:semiHidden="1" w:unhideWhenUsed="1"/>
+    <w:lsdException w:name="List" w:semiHidden="1" w:unhideWhenUsed="1"/>
+    <w:lsdException w:name="List Bullet" w:semiHidden="1" w:unhideWhenUsed="1"/>
+    <w:lsdException w:name="List Number" w:semiHidden="1" w:unhideWhenUsed="1"/>
+    <w:lsdException w:name="List 2" w:semiHidden="1" w:unhideWhenUsed="1"/>
+    <w:lsdException w:name="List 3" w:semiHidden="1" w:unhideWhenUsed="1"/>
+    <w:lsdException w:name="List 4" w:semiHidden="1" w:unhideWhenUsed="1"/>
+    <w:lsdException w:name="List 5" w:semiHidden="1" w:unhideWhenUsed="1"/>
+    <w:lsdException w:name="List Bullet 2" w:semiHidden="1" w:unhideWhenUsed="1"/>
+    <w:lsdException w:name="List Bullet 3" w:semiHidden="1" w:unhideWhenUsed="1"/>
+    <w:lsdException w:name="List Bullet 4" w:semiHidden="1" w:unhideWhenUsed="1"/>
+    <w:lsdException w:name="List Bullet 5" w:semiHidden="1" w:unhideWhenUsed="1"/>
+    <w:lsdException w:name="List Number 2" w:semiHidden="1" w:unhideWhenUsed="1"/>
+    <w:lsdException w:name="List Number 3" w:semiHidden="1" w:unhideWhenUsed="1"/>
+    <w:lsdException w:name="List Number 4" w:semiHidden="1" w:unhideWhenUsed="1"/>
+    <w:lsdException w:name="List Number 5" w:semiHidden="1" w:unhideWhenUsed="1"/>
+    <w:lsdException w:name="Title" w:uiPriority="10" w:qFormat="1"/>
+    <w:lsdException w:name="Closing" w:semiHidden="1" w:unhideWhenUsed="1"/>
+    <w:lsdException w:name="Signature" w:semiHidden="1" w:unhideWhenUsed="1"/>
+    <w:lsdException w:name="Default Paragraph Font" w:semiHidden="1" w:uiPriority="1" w:unhideWhenUsed="1"/>
+    <w:lsdException w:name="Body Text" w:semiHidden="1" w:unhideWhenUsed="1"/>
+    <w:lsdException w:name="Body Text Indent" w:semiHidden="1" w:unhideWhenUsed="1"/>
+    <w:lsdException w:name="List Continue" w:semiHidden="1" w:unhideWhenUsed="1"/>
+    <w:lsdException w:name="List Continue 2" w:semiHidden="1" w:unhideWhenUsed="1"/>
+    <w:lsdException w:name="List Continue 3" w:semiHidden="1" w:unhideWhenUsed="1"/>
+    <w:lsdException w:name="List Continue 4" w:semiHidden="1" w:unhideWhenUsed="1"/>
+    <w:lsdException w:name="List Continue 5" w:semiHidden="1" w:unhideWhenUsed="1"/>
+    <w:lsdException w:name="Message Header" w:semiHidden="1" w:unhideWhenUsed="1"/>
+    <w:lsdException w:name="Subtitle" w:uiPriority="11" w:qFormat="1"/>
+    <w:lsdException w:name="Salutation" w:semiHidden="1" w:unhideWhenUsed="1"/>
+    <w:lsdException w:name="Date" w:semiHidden="1" w:unhideWhenUsed="1"/>
+    <w:lsdException w:name="Body Text First Indent" w:semiHidden="1" w:unhideWhenUsed="1"/>
+    <w:lsdException w:name="Body Text First Indent 2" w:semiHidden="1" w:unhideWhenUsed="1"/>
+    <w:lsdException w:name="Note Heading" w:semiHidden="1" w:unhideWhenUsed="1"/>
+    <w:lsdException w:name="Body Text 2" w:semiHidden="1" w:unhideWhenUsed="1"/>
+    <w:lsdException w:name="Body Text 3" w:semiHidden="1" w:unhideWhenUsed="1"/>
+    <w:lsdException w:name="Body Text Indent 2" w:semiHidden="1" w:unhideWhenUsed="1"/>
+    <w:lsdException w:name="Body Text Indent 3" w:semiHidden="1" w:unhideWhenUsed="1"/>
+    <w:lsdException w:name="Block Text" w:semiHidden="1" w:unhideWhenUsed="1"/>
+    <w:lsdException w:name="Hyperlink" w:semiHidden="1" w:unhideWhenUsed="1"/>
+    <w:lsdException w:name="FollowedHyperlink" w:semiHidden="1" w:unhideWhenUsed="1"/>
+    <w:lsdException w:name="Strong" w:uiPriority="22" w:qFormat="1"/>
+    <w:lsdException w:name="Emphasis" w:uiPriority="20" w:qFormat="1"/>
+    <w:lsdException w:name="Document Map" w:semiHidden="1" w:unhideWhenUsed="1"/>
+    <w:lsdException w:name="Plain Text" w:semiHidden="1" w:unhideWhenUsed="1"/>
+    <w:lsdException w:name="E-mail Signature" w:semiHidden="1" w:unhideWhenUsed="1"/>
+    <w:lsdException w:name="HTML Top of Form" w:semiHidden="1" w:unhideWhenUsed="1"/>
+    <w:lsdException w:name="HTML Bottom of Form" w:semiHidden="1" w:unhideWhenUsed="1"/>
+    <w:lsdException w:name="Normal (Web)" w:semiHidden="1" w:unhideWhenUsed="1"/>
+    <w:lsdException w:name="HTML Acronym" w:semiHidden="1" w:unhideWhenUsed="1"/>
+    <w:lsdException w:name="HTML Address" w:semiHidden="1" w:unhideWhenUsed="1"/>
+    <w:lsdException w:name="HTML Cite" w:semiHidden="1" w:unhideWhenUsed="1"/>
+    <w:lsdException w:name="HTML Code" w:semiHidden="1" w:unhideWhenUsed="1"/>
+    <w:lsdException w:name="HTML Definition" w:semiHidden="1" w:unhideWhenUsed="1"/>
+    <w:lsdException w:name="HTML Keyboard" w:semiHidden="1" w:unhideWhenUsed="1"/>
+    <w:lsdException w:name="HTML Preformatted" w:semiHidden="1" w:unhideWhenUsed="1"/>
+    <w:lsdException w:name="HTML Sample" w:semiHidden="1" w:unhideWhenUsed="1"/>
+    <w:lsdException w:name="HTML Typewriter" w:semiHidden="1" w:unhideWhenUsed="1"/>
+    <w:lsdException w:name="HTML Variable" w:semiHidden="1" w:unhideWhenUsed="1"/>
+    <w:lsdException w:name="Normal Table" w:semiHidden="1" w:unhideWhenUsed="1"/>
+    <w:lsdException w:name="annotation subject" w:semiHidden="1" w:unhideWhenUsed="1"/>
+    <w:lsdException w:name="No List" w:semiHidden="1" w:unhideWhenUsed="1"/>
+    <w:lsdException w:name="Outline List 1" w:semiHidden="1" w:unhideWhenUsed="1"/>
+    <w:lsdException w:name="Outline List 2" w:semiHidden="1" w:unhideWhenUsed="1"/>
+    <w:lsdException w:name="Outline List 3" w:semiHidden="1" w:unhideWhenUsed="1"/>
+    <w:lsdException w:name="Table Simple 1" w:semiHidden="1" w:unhideWhenUsed="1"/>
+    <w:lsdException w:name="Table Simple 2" w:semiHidden="1" w:unhideWhenUsed="1"/>
+    <w:lsdException w:name="Table Simple 3" w:semiHidden="1" w:unhideWhenUsed="1"/>
+    <w:lsdException w:name="Table Classic 1" w:semiHidden="1" w:unhideWhenUsed="1"/>
+    <w:lsdException w:name="Table Classic 2" w:semiHidden="1" w:unhideWhenUsed="1"/>
+    <w:lsdException w:name="Table Classic 3" w:semiHidden="1" w:unhideWhenUsed="1"/>
+    <w:lsdException w:name="Table Classic 4" w:semiHidden="1" w:unhideWhenUsed="1"/>
+    <w:lsdException w:name="Table Colorful 1" w:semiHidden="1" w:unhideWhenUsed="1"/>
+    <w:lsdException w:name="Table Colorful 2" w:semiHidden="1" w:unhideWhenUsed="1"/>
+    <w:lsdException w:name="Table Colorful 3" w:semiHidden="1" w:unhideWhenUsed="1"/>
+    <w:lsdException w:name="Table Columns 1" w:semiHidden="1" w:unhideWhenUsed="1"/>
+    <w:lsdException w:name="Table Columns 2" w:semiHidden="1" w:unhideWhenUsed="1"/>
+    <w:lsdException w:name="Table Columns 3" w:semiHidden="1" w:unhideWhenUsed="1"/>
+    <w:lsdException w:name="Table Columns 4" w:semiHidden="1" w:unhideWhenUsed="1"/>
+    <w:lsdException w:name="Table Columns 5" w:semiHidden="1" w:unhideWhenUsed="1"/>
+    <w:lsdException w:name="Table Grid 1" w:semiHidden="1" w:unhideWhenUsed="1"/>
+    <w:lsdException w:name="Table Grid 2" w:semiHidden="1" w:unhideWhenUsed="1"/>
+    <w:lsdException w:name="Table Grid 3" w:semiHidden="1" w:unhideWhenUsed="1"/>
+    <w:lsdException w:name="Table Grid 4" w:semiHidden="1" w:unhideWhenUsed="1"/>
+    <w:lsdException w:name="Table Grid 5" w:semiHidden="1" w:unhideWhenUsed="1"/>
+    <w:lsdException w:name="Table Grid 6" w:semiHidden="1" w:unhideWhenUsed="1"/>
+    <w:lsdException w:name="Table Grid 7" w:semiHidden="1" w:unhideWhenUsed="1"/>
+    <w:lsdException w:name="Table Grid 8" w:semiHidden="1" w:unhideWhenUsed="1"/>
+    <w:lsdException w:name="Table List 1" w:semiHidden="1" w:unhideWhenUsed="1"/>
+    <w:lsdException w:name="Table List 2" w:semiHidden="1" w:unhideWhenUsed="1"/>
+    <w:lsdException w:name="Table List 3" w:semiHidden="1" w:unhideWhenUsed="1"/>
+    <w:lsdException w:name="Table List 4" w:semiHidden="1" w:unhideWhenUsed="1"/>
+    <w:lsdException w:name="Table List 5" w:semiHidden="1" w:unhideWhenUsed="1"/>
+    <w:lsdException w:name="Table List 6" w:semiHidden="1" w:unhideWhenUsed="1"/>
+    <w:lsdException w:name="Table List 7" w:semiHidden="1" w:unhideWhenUsed="1"/>
+    <w:lsdException w:name="Table List 8" w:semiHidden="1" w:unhideWhenUsed="1"/>
+    <w:lsdException w:name="Table 3D effects 1" w:semiHidden="1" w:unhideWhenUsed="1"/>
+    <w:lsdException w:name="Table 3D effects 2" w:semiHidden="1" w:unhideWhenUsed="1"/>
+    <w:lsdException w:name="Table 3D effects 3" w:semiHidden="1" w:unhideWhenUsed="1"/>
+    <w:lsdException w:name="Table Contemporary" w:semiHidden="1" w:unhideWhenUsed="1"/>
+    <w:lsdException w:name="Table Elegant" w:semiHidden="1" w:unhideWhenUsed="1"/>
+    <w:lsdException w:name="Table Professional" w:semiHidden="1" w:unhideWhenUsed="1"/>
+    <w:lsdException w:name="Table Subtle 1" w:semiHidden="1" w:unhideWhenUsed="1"/>
+    <w:lsdException w:name="Table Subtle 2" w:semiHidden="1" w:unhideWhenUsed="1"/>
+    <w:lsdException w:name="Table Web 1" w:semiHidden="1" w:unhideWhenUsed="1"/>
+    <w:lsdException w:name="Table Web 2" w:semiHidden="1" w:unhideWhenUsed="1"/>
+    <w:lsdException w:name="Table Web 3" w:semiHidden="1" w:unhideWhenUsed="1"/>
+    <w:lsdException w:name="Balloon Text" w:semiHidden="1" w:unhideWhenUsed="1"/>
+    <w:lsdException w:name="Table Grid" w:uiPriority="39"/>
+    <w:lsdException w:name="Table Theme" w:semiHidden="1" w:unhideWhenUsed="1"/>
+    <w:lsdException w:name="Placeholder Text" w:semiHidden="1"/>
+    <w:lsdException w:name="No Spacing" w:uiPriority="1" w:qFormat="1"/>
+    <w:lsdException w:name="Light Shading" w:uiPriority="60"/>
+    <w:lsdException w:name="Light List" w:uiPriority="61"/>
+    <w:lsdException w:name="Light Grid" w:uiPriority="62"/>
+    <w:lsdException w:name="Medium Shading 1" w:uiPriority="63"/>
+    <w:lsdException w:name="Medium Shading 2" w:uiPriority="64"/>
+    <w:lsdException w:name="Medium List 1" w:uiPriority="65"/>
+    <w:lsdException w:name="Medium List 2" w:uiPriority="66"/>
+    <w:lsdException w:name="Medium Grid 1" w:uiPriority="67"/>
+    <w:lsdException w:name="Medium Grid 2" w:uiPriority="68"/>
+    <w:lsdException w:name="Medium Grid 3" w:uiPriority="69"/>
+    <w:lsdException w:name="Dark List" w:uiPriority="70"/>
+    <w:lsdException w:name="Colorful Shading" w:uiPriority="71"/>
+    <w:lsdException w:name="Colorful List" w:uiPriority="72"/>
+    <w:lsdException w:name="Colorful Grid" w:uiPriority="73"/>
+    <w:lsdException w:name="Light Shading Accent 1" w:uiPriority="60"/>
+    <w:lsdException w:name="Light List Accent 1" w:uiPriority="61"/>
+    <w:lsdException w:name="Light Grid Accent 1" w:uiPriority="62"/>
+    <w:lsdException w:name="Medium Shading 1 Accent 1" w:uiPriority="63"/>
+    <w:lsdException w:name="Medium Shading 2 Accent 1" w:uiPriority="64"/>
+    <w:lsdException w:name="Medium List 1 Accent 1" w:uiPriority="65"/>
+    <w:lsdException w:name="Revision" w:semiHidden="1"/>
+    <w:lsdException w:name="List Paragraph" w:uiPriority="34" w:qFormat="1"/>
+    <w:lsdException w:name="Quote" w:uiPriority="29" w:qFormat="1"/>
+    <w:lsdException w:name="Intense Quote" w:uiPriority="30" w:qFormat="1"/>
+    <w:lsdException w:name="Medium List 2 Accent 1" w:uiPriority="66"/>
+    <w:lsdException w:name="Medium Grid 1 Accent 1" w:uiPriority="67"/>
+    <w:lsdException w:name="Medium Grid 2 Accent 1" w:uiPriority="68"/>
+    <w:lsdException w:name="Medium Grid 3 Accent 1" w:uiPriority="69"/>
+    <w:lsdException w:name="Dark List Accent 1" w:uiPriority="70"/>
+    <w:lsdException w:name="Colorful Shading Accent 1" w:uiPriority="71"/>
+    <w:lsdException w:name="Colorful List Accent 1" w:uiPriority="72"/>
+    <w:lsdException w:name="Colorful Grid Accent 1" w:uiPriority="73"/>
+    <w:lsdException w:name="Light Shading Accent 2" w:uiPriority="60"/>
+    <w:lsdException w:name="Light List Accent 2" w:uiPriority="61"/>
+    <w:lsdException w:name="Light Grid Accent 2" w:uiPriority="62"/>
+    <w:lsdException w:name="Medium Shading 1 Accent 2" w:uiPriority="63"/>
+    <w:lsdException w:name="Medium Shading 2 Accent 2" w:uiPriority="64"/>
+    <w:lsdException w:name="Medium List 1 Accent 2" w:uiPriority="65"/>
+    <w:lsdException w:name="Medium List 2 Accent 2" w:uiPriority="66"/>
+    <w:lsdException w:name="Medium Grid 1 Accent 2" w:uiPriority="67"/>
+    <w:lsdException w:name="Medium Grid 2 Accent 2" w:uiPriority="68"/>
+    <w:lsdException w:name="Medium Grid 3 Accent 2" w:uiPriority="69"/>
+    <w:lsdException w:name="Dark List Accent 2" w:uiPriority="70"/>
+    <w:lsdException w:name="Colorful Shading Accent 2" w:uiPriority="71"/>
+    <w:lsdException w:name="Colorful List Accent 2" w:uiPriority="72"/>
+    <w:lsdException w:name="Colorful Grid Accent 2" w:uiPriority="73"/>
+    <w:lsdException w:name="Light Shading Accent 3" w:uiPriority="60"/>
+    <w:lsdException w:name="Light List Accent 3" w:uiPriority="61"/>
+    <w:lsdException w:name="Light Grid Accent 3" w:uiPriority="62"/>
+    <w:lsdException w:name="Medium Shading 1 Accent 3" w:uiPriority="63"/>
+    <w:lsdException w:name="Medium Shading 2 Accent 3" w:uiPriority="64"/>
+    <w:lsdException w:name="Medium List 1 Accent 3" w:uiPriority="65"/>
+    <w:lsdException w:name="Medium List 2 Accent 3" w:uiPriority="66"/>
+    <w:lsdException w:name="Medium Grid 1 Accent 3" w:uiPriority="67"/>
+    <w:lsdException w:name="Medium Grid 2 Accent 3" w:uiPriority="68"/>
+    <w:lsdException w:name="Medium Grid 3 Accent 3" w:uiPriority="69"/>
+    <w:lsdException w:name="Dark List Accent 3" w:uiPriority="70"/>
+    <w:lsdException w:name="Colorful Shading Accent 3" w:uiPriority="71"/>
+    <w:lsdException w:name="Colorful List Accent 3" w:uiPriority="72"/>
+    <w:lsdException w:name="Colorful Grid Accent 3" w:uiPriority="73"/>
+    <w:lsdException w:name="Light Shading Accent 4" w:uiPriority="60"/>
+    <w:lsdException w:name="Light List Accent 4" w:uiPriority="61"/>
+    <w:lsdException w:name="Light Grid Accent 4" w:uiPriority="62"/>
+    <w:lsdException w:name="Medium Shading 1 Accent 4" w:uiPriority="63"/>
+    <w:lsdException w:name="Medium Shading 2 Accent 4" w:uiPriority="64"/>
+    <w:lsdException w:name="Medium List 1 Accent 4" w:uiPriority="65"/>
+    <w:lsdException w:name="Medium List 2 Accent 4" w:uiPriority="66"/>
+    <w:lsdException w:name="Medium Grid 1 Accent 4" w:uiPriority="67"/>
+    <w:lsdException w:name="Medium Grid 2 Accent 4" w:uiPriority="68"/>
+    <w:lsdException w:name="Medium Grid 3 Accent 4" w:uiPriority="69"/>
+    <w:lsdException w:name="Dark List Accent 4" w:uiPriority="70"/>
+    <w:lsdException w:name="Colorful Shading Accent 4" w:uiPriority="71"/>
+    <w:lsdException w:name="Colorful List Accent 4" w:uiPriority="72"/>
+    <w:lsdException w:name="Colorful Grid Accent 4" w:uiPriority="73"/>
+    <w:lsdException w:name="Light Shading Accent 5" w:uiPriority="60"/>
+    <w:lsdException w:name="Light List Accent 5" w:uiPriority="61"/>
+    <w:lsdException w:name="Light Grid Accent 5" w:uiPriority="62"/>
+    <w:lsdException w:name="Medium Shading 1 Accent 5" w:uiPriority="63"/>
+    <w:lsdException w:name="Medium Shading 2 Accent 5" w:uiPriority="64"/>
+    <w:lsdException w:name="Medium List 1 Accent 5" w:uiPriority="65"/>
+    <w:lsdException w:name="Medium List 2 Accent 5" w:uiPriority="66"/>
+    <w:lsdException w:name="Medium Grid 1 Accent 5" w:uiPriority="67"/>
+    <w:lsdException w:name="Medium Grid 2 Accent 5" w:uiPriority="68"/>
+    <w:lsdException w:name="Medium Grid 3 Accent 5" w:uiPriority="69"/>
+    <w:lsdException w:name="Dark List Accent 5" w:uiPriority="70"/>
+    <w:lsdException w:name="Colorful Shading Accent 5" w:uiPriority="71"/>
+    <w:lsdException w:name="Colorful List Accent 5" w:uiPriority="72"/>
+    <w:lsdException w:name="Colorful Grid Accent 5" w:uiPriority="73"/>
+    <w:lsdException w:name="Light Shading Accent 6" w:uiPriority="60"/>
+    <w:lsdException w:name="Light List Accent 6" w:uiPriority="61"/>
+    <w:lsdException w:name="Light Grid Accent 6" w:uiPriority="62"/>
+    <w:lsdException w:name="Medium Shading 1 Accent 6" w:uiPriority="63"/>
+    <w:lsdException w:name="Medium Shading 2 Accent 6" w:uiPriority="64"/>
+    <w:lsdException w:name="Medium List 1 Accent 6" w:uiPriority="65"/>
+    <w:lsdException w:name="Medium List 2 Accent 6" w:uiPriority="66"/>
+    <w:lsdException w:name="Medium Grid 1 Accent 6" w:uiPriority="67"/>
+    <w:lsdException w:name="Medium Grid 2 Accent 6" w:uiPriority="68"/>
+    <w:lsdException w:name="Medium Grid 3 Accent 6" w:uiPriority="69"/>
+    <w:lsdException w:name="Dark List Accent 6" w:uiPriority="70"/>
+    <w:lsdException w:name="Colorful Shading Accent 6" w:uiPriority="71"/>
+    <w:lsdException w:name="Colorful List Accent 6" w:uiPriority="72"/>
+    <w:lsdException w:name="Colorful Grid Accent 6" w:uiPriority="73"/>
+    <w:lsdException w:name="Subtle Emphasis" w:uiPriority="19" w:qFormat="1"/>
+    <w:lsdException w:name="Intense Emphasis" w:uiPriority="21" w:qFormat="1"/>
+    <w:lsdException w:name="Subtle Reference" w:uiPriority="31" w:qFormat="1"/>
+    <w:lsdException w:name="Intense Reference" w:uiPriority="32" w:qFormat="1"/>
+    <w:lsdException w:name="Book Title" w:uiPriority="33" w:qFormat="1"/>
+    <w:lsdException w:name="Bibliography" w:semiHidden="1" w:uiPriority="37" w:unhideWhenUsed="1"/>
+    <w:lsdException w:name="TOC Heading" w:semiHidden="1" w:uiPriority="39" w:unhideWhenUsed="1" w:qFormat="1"/>
+    <w:lsdException w:name="Plain Table 1" w:uiPriority="41"/>
+    <w:lsdException w:name="Plain Table 2" w:uiPriority="42"/>
+    <w:lsdException w:name="Plain Table 3" w:uiPriority="43"/>
+    <w:lsdException w:name="Plain Table 4" w:uiPriority="44"/>
+    <w:lsdException w:name="Plain Table 5" w:uiPriority="45"/>
+    <w:lsdException w:name="Grid Table Light" w:uiPriority="40"/>
+    <w:lsdException w:name="Grid Table 1 Light" w:uiPriority="46"/>
+    <w:lsdException w:name="Grid Table 2" w:uiPriority="47"/>
+    <w:lsdException w:name="Grid Table 3" w:uiPriority="48"/>
+    <w:lsdException w:name="Grid Table 4" w:uiPriority="49"/>
+    <w:lsdException w:name="Grid Table 5 Dark" w:uiPriority="50"/>
+    <w:lsdException w:name="Grid Table 6 Colorful" w:uiPriority="51"/>
+    <w:lsdException w:name="Grid Table 7 Colorful" w:uiPriority="52"/>
+    <w:lsdException w:name="Grid Table 1 Light Accent 1" w:uiPriority="46"/>
+    <w:lsdException w:name="Grid Table 2 Accent 1" w:uiPriority="47"/>
+    <w:lsdException w:name="Grid Table 3 Accent 1" w:uiPriority="48"/>
+    <w:lsdException w:name="Grid Table 4 Accent 1" w:uiPriority="49"/>
+    <w:lsdException w:name="Grid Table 5 Dark Accent 1" w:uiPriority="50"/>
+    <w:lsdException w:name="Grid Table 6 Colorful Accent 1" w:uiPriority="51"/>
+    <w:lsdException w:name="Grid Table 7 Colorful Accent 1" w:uiPriority="52"/>
+    <w:lsdException w:name="Grid Table 1 Light Accent 2" w:uiPriority="46"/>
+    <w:lsdException w:name="Grid Table 2 Accent 2" w:uiPriority="47"/>
+    <w:lsdException w:name="Grid Table 3 Accent 2" w:uiPriority="48"/>
+    <w:lsdException w:name="Grid Table 4 Accent 2" w:uiPriority="49"/>
+    <w:lsdException w:name="Grid Table 5 Dark Accent 2" w:uiPriority="50"/>
+    <w:lsdException w:name="Grid Table 6 Colorful Accent 2" w:uiPriority="51"/>
+    <w:lsdException w:name="Grid Table 7 Colorful Accent 2" w:uiPriority="52"/>
+    <w:lsdException w:name="Grid Table 1 Light Accent 3" w:uiPriority="46"/>
+    <w:lsdException w:name="Grid Table 2 Accent 3" w:uiPriority="47"/>
+    <w:lsdException w:name="Grid Table 3 Accent 3" w:uiPriority="48"/>
+    <w:lsdException w:name="Grid Table 4 Accent 3" w:uiPriority="49"/>
+    <w:lsdException w:name="Grid Table 5 Dark Accent 3" w:uiPriority="50"/>
+    <w:lsdException w:name="Grid Table 6 Colorful Accent 3" w:uiPriority="51"/>
+    <w:lsdException w:name="Grid Table 7 Colorful Accent 3" w:uiPriority="52"/>
+    <w:lsdException w:name="Grid Table 1 Light Accent 4" w:uiPriority="46"/>
+    <w:lsdException w:name="Grid Table 2 Accent 4" w:uiPriority="47"/>
+    <w:lsdException w:name="Grid Table 3 Accent 4" w:uiPriority="48"/>
+    <w:lsdException w:name="Grid Table 4 Accent 4" w:uiPriority="49"/>
+    <w:lsdException w:name="Grid Table 5 Dark Accent 4" w:uiPriority="50"/>
+    <w:lsdException w:name="Grid Table 6 Colorful Accent 4" w:uiPriority="51"/>
+    <w:lsdException w:name="Grid Table 7 Colorful Accent 4" w:uiPriority="52"/>
+    <w:lsdException w:name="Grid Table 1 Light Accent 5" w:uiPriority="46"/>
+    <w:lsdException w:name="Grid Table 2 Accent 5" w:uiPriority="47"/>
+    <w:lsdException w:name="Grid Table 3 Accent 5" w:uiPriority="48"/>
+    <w:lsdException w:name="Grid Table 4 Accent 5" w:uiPriority="49"/>
+    <w:lsdException w:name="Grid Table 5 Dark Accent 5" w:uiPriority="50"/>
+    <w:lsdException w:name="Grid Table 6 Colorful Accent 5" w:uiPriority="51"/>
+    <w:lsdException w:name="Grid Table 7 Colorful Accent 5" w:uiPriority="52"/>
+    <w:lsdException w:name="Grid Table 1 Light Accent 6" w:uiPriority="46"/>
+    <w:lsdException w:name="Grid Table 2 Accent 6" w:uiPriority="47"/>
+    <w:lsdException w:name="Grid Table 3 Accent 6" w:uiPriority="48"/>
+    <w:lsdException w:name="Grid Table 4 Accent 6" w:uiPriority="49"/>
+    <w:lsdException w:name="Grid Table 5 Dark Accent 6" w:uiPriority="50"/>
+    <w:lsdException w:name="Grid Table 6 Colorful Accent 6" w:uiPriority="51"/>
+    <w:lsdException w:name="Grid Table 7 Colorful Accent 6" w:uiPriority="52"/>
+    <w:lsdException w:name="List Table 1 Light" w:uiPriority="46"/>
+    <w:lsdException w:name="List Table 2" w:uiPriority="47"/>
+    <w:lsdException w:name="List Table 3" w:uiPriority="48"/>
+    <w:lsdException w:name="List Table 4" w:uiPriority="49"/>
+    <w:lsdException w:name="List Table 5 Dark" w:uiPriority="50"/>
+    <w:lsdException w:name="List Table 6 Colorful" w:uiPriority="51"/>
+    <w:lsdException w:name="List Table 7 Colorful" w:uiPriority="52"/>
+    <w:lsdException w:name="List Table 1 Light Accent 1" w:uiPriority="46"/>
+    <w:lsdException w:name="List Table 2 Accent 1" w:uiPriority="47"/>
+    <w:lsdException w:name="List Table 3 Accent 1" w:uiPriority="48"/>
+    <w:lsdException w:name="List Table 4 Accent 1" w:uiPriority="49"/>
+    <w:lsdException w:name="List Table 5 Dark Accent 1" w:uiPriority="50"/>
+    <w:lsdException w:name="List Table 6 Colorful Accent 1" w:uiPriority="51"/>
+    <w:lsdException w:name="List Table 7 Colorful Accent 1" w:uiPriority="52"/>
+    <w:lsdException w:name="List Table 1 Light Accent 2" w:uiPriority="46"/>
+    <w:lsdException w:name="List Table 2 Accent 2" w:uiPriority="47"/>
+    <w:lsdException w:name="List Table 3 Accent 2" w:uiPriority="48"/>
+    <w:lsdException w:name="List Table 4 Accent 2" w:uiPriority="49"/>
+    <w:lsdException w:name="List Table 5 Dark Accent 2" w:uiPriority="50"/>
+    <w:lsdException w:name="List Table 6 Colorful Accent 2" w:uiPriority="51"/>
+    <w:lsdException w:name="List Table 7 Colorful Accent 2" w:uiPriority="52"/>
+    <w:lsdException w:name="List Table 1 Light Accent 3" w:uiPriority="46"/>
+    <w:lsdException w:name="List Table 2 Accent 3" w:uiPriority="47"/>
+    <w:lsdException w:name="List Table 3 Accent 3" w:uiPriority="48"/>
+    <w:lsdException w:name="List Table 4 Accent 3" w:uiPriority="49"/>
+    <w:lsdException w:name="List Table 5 Dark Accent 3" w:uiPriority="50"/>
+    <w:lsdException w:name="List Table 6 Colorful Accent 3" w:uiPriority="51"/>
+    <w:lsdException w:name="List Table 7 Colorful Accent 3" w:uiPriority="52"/>
+    <w:lsdException w:name="List Table 1 Light Accent 4" w:uiPriority="46"/>
+    <w:lsdException w:name="List Table 2 Accent 4" w:uiPriority="47"/>
+    <w:lsdException w:name="List Table 3 Accent 4" w:uiPriority="48"/>
+    <w:lsdException w:name="List Table 4 Accent 4" w:uiPriority="49"/>
+    <w:lsdException w:name="List Table 5 Dark Accent 4" w:uiPriority="50"/>
+    <w:lsdException w:name="List Table 6 Colorful Accent 4" w:uiPriority="51"/>
+    <w:lsdException w:name="List Table 7 Colorful Accent 4" w:uiPriority="52"/>
+    <w:lsdException w:name="List Table 1 Light Accent 5" w:uiPriority="46"/>
+    <w:lsdException w:name="List Table 2 Accent 5" w:uiPriority="47"/>
+    <w:lsdException w:name="List Table 3 Accent 5" w:uiPriority="48"/>
+    <w:lsdException w:name="List Table 4 Accent 5" w:uiPriority="49"/>
+    <w:lsdException w:name="List Table 5 Dark Accent 5" w:uiPriority="50"/>
+    <w:lsdException w:name="List Table 6 Colorful Accent 5" w:uiPriority="51"/>
+    <w:lsdException w:name="List Table 7 Colorful Accent 5" w:uiPriority="52"/>
+    <w:lsdException w:name="List Table 1 Light Accent 6" w:uiPriority="46"/>
+    <w:lsdException w:name="List Table 2 Accent 6" w:uiPriority="47"/>
+    <w:lsdException w:name="List Table 3 Accent 6" w:uiPriority="48"/>
+    <w:lsdException w:name="List Table 4 Accent 6" w:uiPriority="49"/>
+    <w:lsdException w:name="List Table 5 Dark Accent 6" w:uiPriority="50"/>
+    <w:lsdException w:name="List Table 6 Colorful Accent 6" w:uiPriority="51"/>
+    <w:lsdException w:name="List Table 7 Colorful Accent 6" w:uiPriority="52"/>
+    <w:lsdException w:name="Mention" w:semiHidden="1" w:unhideWhenUsed="1"/>
+    <w:lsdException w:name="Smart Hyperlink" w:semiHidden="1" w:unhideWhenUsed="1"/>
+    <w:lsdException w:name="Hashtag" w:semiHidden="1" w:unhideWhenUsed="1"/>
+    <w:lsdException w:name="Unresolved Mention" w:semiHidden="1" w:unhideWhenUsed="1"/>
+    <w:lsdException w:name="Smart Link" w:semiHidden="1" w:unhideWhenUsed="1"/>
+  </w:latentStyles>
   <w:style w:type="paragraph" w:default="1" w:styleId="Normal">
     <w:name w:val="Normal"/>
     <w:qFormat/>
@@ -9305,7 +10001,7 @@
     <w:qFormat/>
     <w:pPr>
       <w:keepNext/>
-      <w:spacing w:before="0" w:after="200"/>
+      <w:spacing w:after="200"/>
       <w:outlineLvl w:val="0"/>
     </w:pPr>
     <w:rPr>
@@ -9321,6 +10017,7 @@
     <w:basedOn w:val="Normal"/>
     <w:next w:val="Normal"/>
     <w:uiPriority w:val="9"/>
+    <w:unhideWhenUsed/>
     <w:qFormat/>
     <w:pPr>
       <w:keepNext/>
@@ -9340,6 +10037,8 @@
     <w:basedOn w:val="Normal"/>
     <w:next w:val="Normal"/>
     <w:uiPriority w:val="9"/>
+    <w:semiHidden/>
+    <w:unhideWhenUsed/>
     <w:qFormat/>
     <w:pPr>
       <w:keepNext/>
@@ -9354,13 +10053,40 @@
       <w:szCs w:val="34"/>
     </w:rPr>
   </w:style>
+  <w:style w:type="character" w:default="1" w:styleId="DefaultParagraphFont">
+    <w:name w:val="Default Paragraph Font"/>
+    <w:uiPriority w:val="1"/>
+    <w:semiHidden/>
+    <w:unhideWhenUsed/>
+  </w:style>
+  <w:style w:type="table" w:default="1" w:styleId="TableNormal">
+    <w:name w:val="Normal Table"/>
+    <w:uiPriority w:val="99"/>
+    <w:semiHidden/>
+    <w:unhideWhenUsed/>
+    <w:tblPr>
+      <w:tblInd w:w="0" w:type="dxa"/>
+      <w:tblCellMar>
+        <w:top w:w="0" w:type="dxa"/>
+        <w:left w:w="108" w:type="dxa"/>
+        <w:bottom w:w="0" w:type="dxa"/>
+        <w:right w:w="108" w:type="dxa"/>
+      </w:tblCellMar>
+    </w:tblPr>
+  </w:style>
+  <w:style w:type="numbering" w:default="1" w:styleId="NoList">
+    <w:name w:val="No List"/>
+    <w:uiPriority w:val="99"/>
+    <w:semiHidden/>
+    <w:unhideWhenUsed/>
+  </w:style>
   <w:style w:type="paragraph" w:styleId="TOC1">
     <w:name w:val="toc 1"/>
     <w:basedOn w:val="Normal"/>
     <w:next w:val="Normal"/>
     <w:uiPriority w:val="39"/>
     <w:pPr>
-      <w:spacing w:before="80" w:after="0" w:line="240" w:lineRule="auto"/>
+      <w:spacing w:before="80" w:after="0"/>
     </w:pPr>
     <w:rPr>
       <w:b/>
@@ -9373,7 +10099,7 @@
     <w:next w:val="Normal"/>
     <w:uiPriority w:val="39"/>
     <w:pPr>
-      <w:spacing w:after="0" w:line="240" w:lineRule="auto"/>
+      <w:spacing w:after="0"/>
       <w:ind w:left="360"/>
     </w:pPr>
   </w:style>
@@ -9384,4 +10110,299 @@
     </w:rPr>
   </w:style>
 </w:styles>
+</file>
+
+<file path=word/theme/theme1.xml><?xml version="1.0" encoding="utf-8"?>
+<a:theme xmlns:a="http://schemas.openxmlformats.org/drawingml/2006/main" name="Office Theme">
+  <a:themeElements>
+    <a:clrScheme name="Office">
+      <a:dk1>
+        <a:sysClr val="windowText" lastClr="000000"/>
+      </a:dk1>
+      <a:lt1>
+        <a:sysClr val="window" lastClr="FFFFFF"/>
+      </a:lt1>
+      <a:dk2>
+        <a:srgbClr val="44546A"/>
+      </a:dk2>
+      <a:lt2>
+        <a:srgbClr val="E7E6E6"/>
+      </a:lt2>
+      <a:accent1>
+        <a:srgbClr val="4472C4"/>
+      </a:accent1>
+      <a:accent2>
+        <a:srgbClr val="ED7D31"/>
+      </a:accent2>
+      <a:accent3>
+        <a:srgbClr val="A5A5A5"/>
+      </a:accent3>
+      <a:accent4>
+        <a:srgbClr val="FFC000"/>
+      </a:accent4>
+      <a:accent5>
+        <a:srgbClr val="5B9BD5"/>
+      </a:accent5>
+      <a:accent6>
+        <a:srgbClr val="70AD47"/>
+      </a:accent6>
+      <a:hlink>
+        <a:srgbClr val="0563C1"/>
+      </a:hlink>
+      <a:folHlink>
+        <a:srgbClr val="954F72"/>
+      </a:folHlink>
+    </a:clrScheme>
+    <a:fontScheme name="Office">
+      <a:majorFont>
+        <a:latin typeface="Calibri Light" panose="020F0302020204030204"/>
+        <a:ea typeface=""/>
+        <a:cs typeface=""/>
+        <a:font script="Jpan" typeface="游ゴシック Light"/>
+        <a:font script="Hang" typeface="맑은 고딕"/>
+        <a:font script="Hans" typeface="等线 Light"/>
+        <a:font script="Hant" typeface="新細明體"/>
+        <a:font script="Arab" typeface="Times New Roman"/>
+        <a:font script="Hebr" typeface="Times New Roman"/>
+        <a:font script="Thai" typeface="Angsana New"/>
+        <a:font script="Ethi" typeface="Nyala"/>
+        <a:font script="Beng" typeface="Vrinda"/>
+        <a:font script="Gujr" typeface="Shruti"/>
+        <a:font script="Khmr" typeface="MoolBoran"/>
+        <a:font script="Knda" typeface="Tunga"/>
+        <a:font script="Guru" typeface="Raavi"/>
+        <a:font script="Cans" typeface="Euphemia"/>
+        <a:font script="Cher" typeface="Plantagenet Cherokee"/>
+        <a:font script="Yiii" typeface="Microsoft Yi Baiti"/>
+        <a:font script="Tibt" typeface="Microsoft Himalaya"/>
+        <a:font script="Thaa" typeface="MV Boli"/>
+        <a:font script="Deva" typeface="Mangal"/>
+        <a:font script="Telu" typeface="Gautami"/>
+        <a:font script="Taml" typeface="Latha"/>
+        <a:font script="Syrc" typeface="Estrangelo Edessa"/>
+        <a:font script="Orya" typeface="Kalinga"/>
+        <a:font script="Mlym" typeface="Kartika"/>
+        <a:font script="Laoo" typeface="DokChampa"/>
+        <a:font script="Sinh" typeface="Iskoola Pota"/>
+        <a:font script="Mong" typeface="Mongolian Baiti"/>
+        <a:font script="Viet" typeface="Times New Roman"/>
+        <a:font script="Uigh" typeface="Microsoft Uighur"/>
+        <a:font script="Geor" typeface="Sylfaen"/>
+        <a:font script="Armn" typeface="Arial"/>
+        <a:font script="Bugi" typeface="Leelawadee UI"/>
+        <a:font script="Bopo" typeface="Microsoft JhengHei"/>
+        <a:font script="Java" typeface="Javanese Text"/>
+        <a:font script="Lisu" typeface="Segoe UI"/>
+        <a:font script="Mymr" typeface="Myanmar Text"/>
+        <a:font script="Nkoo" typeface="Ebrima"/>
+        <a:font script="Olck" typeface="Nirmala UI"/>
+        <a:font script="Osma" typeface="Ebrima"/>
+        <a:font script="Phag" typeface="Phagspa"/>
+        <a:font script="Syrn" typeface="Estrangelo Edessa"/>
+        <a:font script="Syrj" typeface="Estrangelo Edessa"/>
+        <a:font script="Syre" typeface="Estrangelo Edessa"/>
+        <a:font script="Sora" typeface="Nirmala UI"/>
+        <a:font script="Tale" typeface="Microsoft Tai Le"/>
+        <a:font script="Talu" typeface="Microsoft New Tai Lue"/>
+        <a:font script="Tfng" typeface="Ebrima"/>
+      </a:majorFont>
+      <a:minorFont>
+        <a:latin typeface="Calibri" panose="020F0502020204030204"/>
+        <a:ea typeface=""/>
+        <a:cs typeface=""/>
+        <a:font script="Jpan" typeface="游明朝"/>
+        <a:font script="Hang" typeface="맑은 고딕"/>
+        <a:font script="Hans" typeface="等线"/>
+        <a:font script="Hant" typeface="新細明體"/>
+        <a:font script="Arab" typeface="Arial"/>
+        <a:font script="Hebr" typeface="Arial"/>
+        <a:font script="Thai" typeface="Cordia New"/>
+        <a:font script="Ethi" typeface="Nyala"/>
+        <a:font script="Beng" typeface="Vrinda"/>
+        <a:font script="Gujr" typeface="Shruti"/>
+        <a:font script="Khmr" typeface="DaunPenh"/>
+        <a:font script="Knda" typeface="Tunga"/>
+        <a:font script="Guru" typeface="Raavi"/>
+        <a:font script="Cans" typeface="Euphemia"/>
+        <a:font script="Cher" typeface="Plantagenet Cherokee"/>
+        <a:font script="Yiii" typeface="Microsoft Yi Baiti"/>
+        <a:font script="Tibt" typeface="Microsoft Himalaya"/>
+        <a:font script="Thaa" typeface="MV Boli"/>
+        <a:font script="Deva" typeface="Mangal"/>
+        <a:font script="Telu" typeface="Gautami"/>
+        <a:font script="Taml" typeface="Latha"/>
+        <a:font script="Syrc" typeface="Estrangelo Edessa"/>
+        <a:font script="Orya" typeface="Kalinga"/>
+        <a:font script="Mlym" typeface="Kartika"/>
+        <a:font script="Laoo" typeface="DokChampa"/>
+        <a:font script="Sinh" typeface="Iskoola Pota"/>
+        <a:font script="Mong" typeface="Mongolian Baiti"/>
+        <a:font script="Viet" typeface="Arial"/>
+        <a:font script="Uigh" typeface="Microsoft Uighur"/>
+        <a:font script="Geor" typeface="Sylfaen"/>
+        <a:font script="Armn" typeface="Arial"/>
+        <a:font script="Bugi" typeface="Leelawadee UI"/>
+        <a:font script="Bopo" typeface="Microsoft JhengHei"/>
+        <a:font script="Java" typeface="Javanese Text"/>
+        <a:font script="Lisu" typeface="Segoe UI"/>
+        <a:font script="Mymr" typeface="Myanmar Text"/>
+        <a:font script="Nkoo" typeface="Ebrima"/>
+        <a:font script="Olck" typeface="Nirmala UI"/>
+        <a:font script="Osma" typeface="Ebrima"/>
+        <a:font script="Phag" typeface="Phagspa"/>
+        <a:font script="Syrn" typeface="Estrangelo Edessa"/>
+        <a:font script="Syrj" typeface="Estrangelo Edessa"/>
+        <a:font script="Syre" typeface="Estrangelo Edessa"/>
+        <a:font script="Sora" typeface="Nirmala UI"/>
+        <a:font script="Tale" typeface="Microsoft Tai Le"/>
+        <a:font script="Talu" typeface="Microsoft New Tai Lue"/>
+        <a:font script="Tfng" typeface="Ebrima"/>
+      </a:minorFont>
+    </a:fontScheme>
+    <a:fmtScheme name="Office">
+      <a:fillStyleLst>
+        <a:solidFill>
+          <a:schemeClr val="phClr"/>
+        </a:solidFill>
+        <a:gradFill rotWithShape="1">
+          <a:gsLst>
+            <a:gs pos="0">
+              <a:schemeClr val="phClr">
+                <a:lumMod val="110000"/>
+                <a:satMod val="105000"/>
+                <a:tint val="67000"/>
+              </a:schemeClr>
+            </a:gs>
+            <a:gs pos="50000">
+              <a:schemeClr val="phClr">
+                <a:lumMod val="105000"/>
+                <a:satMod val="103000"/>
+                <a:tint val="73000"/>
+              </a:schemeClr>
+            </a:gs>
+            <a:gs pos="100000">
+              <a:schemeClr val="phClr">
+                <a:lumMod val="105000"/>
+                <a:satMod val="109000"/>
+                <a:tint val="81000"/>
+              </a:schemeClr>
+            </a:gs>
+          </a:gsLst>
+          <a:lin ang="5400000" scaled="0"/>
+        </a:gradFill>
+        <a:gradFill rotWithShape="1">
+          <a:gsLst>
+            <a:gs pos="0">
+              <a:schemeClr val="phClr">
+                <a:satMod val="103000"/>
+                <a:lumMod val="102000"/>
+                <a:tint val="94000"/>
+              </a:schemeClr>
+            </a:gs>
+            <a:gs pos="50000">
+              <a:schemeClr val="phClr">
+                <a:satMod val="110000"/>
+                <a:lumMod val="100000"/>
+                <a:shade val="100000"/>
+              </a:schemeClr>
+            </a:gs>
+            <a:gs pos="100000">
+              <a:schemeClr val="phClr">
+                <a:lumMod val="99000"/>
+                <a:satMod val="120000"/>
+                <a:shade val="78000"/>
+              </a:schemeClr>
+            </a:gs>
+          </a:gsLst>
+          <a:lin ang="5400000" scaled="0"/>
+        </a:gradFill>
+      </a:fillStyleLst>
+      <a:lnStyleLst>
+        <a:ln w="6350" cap="flat" cmpd="sng" algn="ctr">
+          <a:solidFill>
+            <a:schemeClr val="phClr"/>
+          </a:solidFill>
+          <a:prstDash val="solid"/>
+          <a:miter lim="800000"/>
+        </a:ln>
+        <a:ln w="12700" cap="flat" cmpd="sng" algn="ctr">
+          <a:solidFill>
+            <a:schemeClr val="phClr"/>
+          </a:solidFill>
+          <a:prstDash val="solid"/>
+          <a:miter lim="800000"/>
+        </a:ln>
+        <a:ln w="19050" cap="flat" cmpd="sng" algn="ctr">
+          <a:solidFill>
+            <a:schemeClr val="phClr"/>
+          </a:solidFill>
+          <a:prstDash val="solid"/>
+          <a:miter lim="800000"/>
+        </a:ln>
+      </a:lnStyleLst>
+      <a:effectStyleLst>
+        <a:effectStyle>
+          <a:effectLst/>
+        </a:effectStyle>
+        <a:effectStyle>
+          <a:effectLst/>
+        </a:effectStyle>
+        <a:effectStyle>
+          <a:effectLst>
+            <a:outerShdw blurRad="57150" dist="19050" dir="5400000" algn="ctr" rotWithShape="0">
+              <a:srgbClr val="000000">
+                <a:alpha val="63000"/>
+              </a:srgbClr>
+            </a:outerShdw>
+          </a:effectLst>
+        </a:effectStyle>
+      </a:effectStyleLst>
+      <a:bgFillStyleLst>
+        <a:solidFill>
+          <a:schemeClr val="phClr"/>
+        </a:solidFill>
+        <a:solidFill>
+          <a:schemeClr val="phClr">
+            <a:tint val="95000"/>
+            <a:satMod val="170000"/>
+          </a:schemeClr>
+        </a:solidFill>
+        <a:gradFill rotWithShape="1">
+          <a:gsLst>
+            <a:gs pos="0">
+              <a:schemeClr val="phClr">
+                <a:tint val="93000"/>
+                <a:satMod val="150000"/>
+                <a:shade val="98000"/>
+                <a:lumMod val="102000"/>
+              </a:schemeClr>
+            </a:gs>
+            <a:gs pos="50000">
+              <a:schemeClr val="phClr">
+                <a:tint val="98000"/>
+                <a:satMod val="130000"/>
+                <a:shade val="90000"/>
+                <a:lumMod val="103000"/>
+              </a:schemeClr>
+            </a:gs>
+            <a:gs pos="100000">
+              <a:schemeClr val="phClr">
+                <a:shade val="63000"/>
+                <a:satMod val="120000"/>
+              </a:schemeClr>
+            </a:gs>
+          </a:gsLst>
+          <a:lin ang="5400000" scaled="0"/>
+        </a:gradFill>
+      </a:bgFillStyleLst>
+    </a:fmtScheme>
+  </a:themeElements>
+  <a:objectDefaults/>
+  <a:extraClrSchemeLst/>
+  <a:extLst>
+    <a:ext uri="{05A4C25C-085E-4340-85A3-A5531E510DB2}">
+      <thm15:themeFamily xmlns:thm15="http://schemas.microsoft.com/office/thememl/2012/main" name="Office Theme" id="{62F939B6-93AF-4DB8-9C6B-D6C7DFDC589F}" vid="{4A3C46E8-61CC-4603-A589-7422A47A8E4A}"/>
+    </a:ext>
+  </a:extLst>
+</a:theme>
 </file>
--- a/docs/คู่มือแบบภาพ.docx
+++ b/docs/คู่มือแบบภาพ.docx
@@ -49,15 +49,7 @@
           <w:sz w:val="35"/>
           <w:szCs w:val="35"/>
         </w:rPr>
-        <w:t xml:space="preserve">1 </w:t>
-      </w:r>
-      <w:r>
-        <w:rPr>
-          <w:color w:val="555555"/>
-          <w:sz w:val="35"/>
-          <w:szCs w:val="35"/>
-        </w:rPr>
-        <w:t>งาน = 1 หน้า · ดูภาพตามเลข · กรอบแดงคือจุดที่ต้องกด</w:t>
+        <w:t>1 งาน = 1 หน้า · ดูภาพตามเลข · กรอบแดงคือจุดที่ต้องกด</w:t>
       </w:r>
     </w:p>
     <w:p>
@@ -71,7 +63,25 @@
           <w:sz w:val="29"/>
           <w:szCs w:val="29"/>
         </w:rPr>
-        <w:t>ภาพเป็นข้อมูลตัวอย่าง · ปุ่มหรือเมนูที่ไม่เห็นในเครื่องคุณ = บัญชีไม่ได้สิทธิ์นั้น (ขอได้ที่ Infrastructure)</w:t>
+        <w:t xml:space="preserve">ภาพเป็นข้อมูลตัวอย่าง · ปุ่มหรือเมนูที่ไม่เห็นในเครื่องคุณ = บัญชีไม่ได้สิทธิ์นั้น (ขอได้ที่ </w:t>
+      </w:r>
+      <w:proofErr w:type="spellStart"/>
+      <w:r>
+        <w:rPr>
+          <w:color w:val="777777"/>
+          <w:sz w:val="29"/>
+          <w:szCs w:val="29"/>
+        </w:rPr>
+        <w:t>Infrastructure</w:t>
+      </w:r>
+      <w:proofErr w:type="spellEnd"/>
+      <w:r>
+        <w:rPr>
+          <w:color w:val="777777"/>
+          <w:sz w:val="29"/>
+          <w:szCs w:val="29"/>
+        </w:rPr>
+        <w:t>)</w:t>
       </w:r>
     </w:p>
     <w:p>
@@ -103,7 +113,25 @@
           <w:sz w:val="29"/>
           <w:szCs w:val="29"/>
         </w:rPr>
-        <w:t>กดชื่องานเพื่อไปหน้านั้น (ใน Word กด Ctrl ค้างแล้วคลิก) · ทุกหน้ามีปุ่ม "กลับสารบัญ"</w:t>
+        <w:t xml:space="preserve">กดชื่องานเพื่อไปหน้านั้น (ใน Word กด </w:t>
+      </w:r>
+      <w:proofErr w:type="spellStart"/>
+      <w:r>
+        <w:rPr>
+          <w:color w:val="777777"/>
+          <w:sz w:val="29"/>
+          <w:szCs w:val="29"/>
+        </w:rPr>
+        <w:t>Ctrl</w:t>
+      </w:r>
+      <w:proofErr w:type="spellEnd"/>
+      <w:r>
+        <w:rPr>
+          <w:color w:val="777777"/>
+          <w:sz w:val="29"/>
+          <w:szCs w:val="29"/>
+        </w:rPr>
+        <w:t xml:space="preserve"> ค้างแล้วคลิก) · ทุกหน้ามีปุ่ม "กลับสารบัญ"</w:t>
       </w:r>
     </w:p>
     <w:p>
@@ -120,18 +148,7 @@
           <w:szCs w:val="26"/>
           <w:shd w:val="clear" w:color="auto" w:fill="D7F0E6"/>
         </w:rPr>
-        <w:t xml:space="preserve"> </w:t>
-      </w:r>
-      <w:r>
-        <w:rPr>
-          <w:b/>
-          <w:bCs/>
-          <w:color w:val="085041"/>
-          <w:sz w:val="26"/>
-          <w:szCs w:val="26"/>
-          <w:shd w:val="clear" w:color="auto" w:fill="D7F0E6"/>
-        </w:rPr>
-        <w:t xml:space="preserve">เจ้าหน้าที่ภาค </w:t>
+        <w:t xml:space="preserve"> เจ้าหน้าที่ภาค </w:t>
       </w:r>
       <w:r>
         <w:t xml:space="preserve">  </w:t>
@@ -140,8 +157,44 @@
         <w:rPr>
           <w:color w:val="666666"/>
         </w:rPr>
-        <w:t xml:space="preserve">  Regional · Staff · Supervisor</w:t>
-      </w:r>
+        <w:t xml:space="preserve">  </w:t>
+      </w:r>
+      <w:proofErr w:type="spellStart"/>
+      <w:r>
+        <w:rPr>
+          <w:color w:val="666666"/>
+        </w:rPr>
+        <w:t>Regional</w:t>
+      </w:r>
+      <w:proofErr w:type="spellEnd"/>
+      <w:r>
+        <w:rPr>
+          <w:color w:val="666666"/>
+        </w:rPr>
+        <w:t xml:space="preserve"> · </w:t>
+      </w:r>
+      <w:proofErr w:type="spellStart"/>
+      <w:r>
+        <w:rPr>
+          <w:color w:val="666666"/>
+        </w:rPr>
+        <w:t>Staff</w:t>
+      </w:r>
+      <w:proofErr w:type="spellEnd"/>
+      <w:r>
+        <w:rPr>
+          <w:color w:val="666666"/>
+        </w:rPr>
+        <w:t xml:space="preserve"> · </w:t>
+      </w:r>
+      <w:proofErr w:type="spellStart"/>
+      <w:r>
+        <w:rPr>
+          <w:color w:val="666666"/>
+        </w:rPr>
+        <w:t>Supervisor</w:t>
+      </w:r>
+      <w:proofErr w:type="spellEnd"/>
     </w:p>
     <w:p>
       <w:pPr>
@@ -157,14 +210,7 @@
             <w:sz w:val="38"/>
             <w:szCs w:val="38"/>
           </w:rPr>
-          <w:t xml:space="preserve">1. </w:t>
-        </w:r>
-        <w:r>
-          <w:rPr>
-            <w:sz w:val="38"/>
-            <w:szCs w:val="38"/>
-          </w:rPr>
-          <w:t>เข้าระบบ และรู้จักหน้าจอ</w:t>
+          <w:t>1. เข้าระบบ และรู้จักหน้าจอ</w:t>
         </w:r>
         <w:r>
           <w:tab/>
@@ -204,14 +250,7 @@
             <w:sz w:val="38"/>
             <w:szCs w:val="38"/>
           </w:rPr>
-          <w:t xml:space="preserve">2. </w:t>
-        </w:r>
-        <w:r>
-          <w:rPr>
-            <w:sz w:val="38"/>
-            <w:szCs w:val="38"/>
-          </w:rPr>
-          <w:t>แจ้งซ่อมแอร์</w:t>
+          <w:t>2. แจ้งซ่อมแอร์</w:t>
         </w:r>
         <w:r>
           <w:tab/>
@@ -251,14 +290,7 @@
             <w:sz w:val="38"/>
             <w:szCs w:val="38"/>
           </w:rPr>
-          <w:t xml:space="preserve">4. </w:t>
-        </w:r>
-        <w:r>
-          <w:rPr>
-            <w:sz w:val="38"/>
-            <w:szCs w:val="38"/>
-          </w:rPr>
-          <w:t>ซ่อมเสร็จ: กรอกใบซ่อมเอง</w:t>
+          <w:t>4. ซ่อมเสร็จ: กรอกใบซ่อมเอง</w:t>
         </w:r>
         <w:r>
           <w:tab/>
@@ -298,14 +330,7 @@
             <w:sz w:val="38"/>
             <w:szCs w:val="38"/>
           </w:rPr>
-          <w:t xml:space="preserve">5. </w:t>
-        </w:r>
-        <w:r>
-          <w:rPr>
-            <w:sz w:val="38"/>
-            <w:szCs w:val="38"/>
-          </w:rPr>
-          <w:t>มอบหมายผู้รับเหมา / ซ่อมเอง</w:t>
+          <w:t>5. มอบหมายผู้รับเหมา / ซ่อมเอง</w:t>
         </w:r>
         <w:r>
           <w:tab/>
@@ -345,14 +370,7 @@
             <w:sz w:val="38"/>
             <w:szCs w:val="38"/>
           </w:rPr>
-          <w:t xml:space="preserve">6. </w:t>
-        </w:r>
-        <w:r>
-          <w:rPr>
-            <w:sz w:val="38"/>
-            <w:szCs w:val="38"/>
-          </w:rPr>
-          <w:t>ส่งลิงก์ให้ช่างกรอกเอง</w:t>
+          <w:t>6. ส่งลิงก์ให้ช่างกรอกเอง</w:t>
         </w:r>
         <w:r>
           <w:tab/>
@@ -392,14 +410,7 @@
             <w:sz w:val="38"/>
             <w:szCs w:val="38"/>
           </w:rPr>
-          <w:t xml:space="preserve">7. </w:t>
-        </w:r>
-        <w:r>
-          <w:rPr>
-            <w:sz w:val="38"/>
-            <w:szCs w:val="38"/>
-          </w:rPr>
-          <w:t xml:space="preserve">ซ่อมไม่ได้ </w:t>
+          <w:t xml:space="preserve">7. ซ่อมไม่ได้ </w:t>
         </w:r>
         <w:r>
           <w:rPr>
@@ -414,28 +425,7 @@
             <w:sz w:val="38"/>
             <w:szCs w:val="38"/>
           </w:rPr>
-          <w:t xml:space="preserve"> </w:t>
-        </w:r>
-        <w:r>
-          <w:rPr>
-            <w:sz w:val="38"/>
-            <w:szCs w:val="38"/>
-          </w:rPr>
-          <w:t>เปลี่ยน</w:t>
-        </w:r>
-        <w:r>
-          <w:rPr>
-            <w:sz w:val="38"/>
-            <w:szCs w:val="38"/>
-          </w:rPr>
-          <w:t xml:space="preserve"> / </w:t>
-        </w:r>
-        <w:r>
-          <w:rPr>
-            <w:sz w:val="38"/>
-            <w:szCs w:val="38"/>
-          </w:rPr>
-          <w:t>ย้ายเครื่อง</w:t>
+          <w:t xml:space="preserve"> เปลี่ยน / ย้ายเครื่อง</w:t>
         </w:r>
         <w:r>
           <w:tab/>
@@ -475,14 +465,7 @@
             <w:sz w:val="38"/>
             <w:szCs w:val="38"/>
           </w:rPr>
-          <w:t xml:space="preserve">9. </w:t>
-        </w:r>
-        <w:r>
-          <w:rPr>
-            <w:sz w:val="38"/>
-            <w:szCs w:val="38"/>
-          </w:rPr>
-          <w:t>ตั้งนัดล้าง รายรอบ</w:t>
+          <w:t>9. ตั้งนัดล้าง รายรอบ</w:t>
         </w:r>
         <w:r>
           <w:tab/>
@@ -522,14 +505,23 @@
             <w:sz w:val="38"/>
             <w:szCs w:val="38"/>
           </w:rPr>
-          <w:t xml:space="preserve">10. </w:t>
-        </w:r>
+          <w:t xml:space="preserve">10. ตั้งนัดทั้ง </w:t>
+        </w:r>
+        <w:proofErr w:type="spellStart"/>
         <w:r>
           <w:rPr>
             <w:sz w:val="38"/>
             <w:szCs w:val="38"/>
           </w:rPr>
-          <w:t>ตั้งนัดทั้ง Node ทีเดียว</w:t>
+          <w:t>Node</w:t>
+        </w:r>
+        <w:proofErr w:type="spellEnd"/>
+        <w:r>
+          <w:rPr>
+            <w:sz w:val="38"/>
+            <w:szCs w:val="38"/>
+          </w:rPr>
+          <w:t xml:space="preserve"> ทีเดียว</w:t>
         </w:r>
         <w:r>
           <w:tab/>
@@ -569,14 +561,7 @@
             <w:sz w:val="38"/>
             <w:szCs w:val="38"/>
           </w:rPr>
-          <w:t xml:space="preserve">11. </w:t>
-        </w:r>
-        <w:r>
-          <w:rPr>
-            <w:sz w:val="38"/>
-            <w:szCs w:val="38"/>
-          </w:rPr>
-          <w:t>ปิดงานล้าง: กรอกฟอร์มในเว็บ</w:t>
+          <w:t>11. ปิดงานล้าง: กรอกฟอร์มในเว็บ</w:t>
         </w:r>
         <w:r>
           <w:tab/>
@@ -616,14 +601,7 @@
             <w:sz w:val="38"/>
             <w:szCs w:val="38"/>
           </w:rPr>
-          <w:t xml:space="preserve">12. </w:t>
-        </w:r>
-        <w:r>
-          <w:rPr>
-            <w:sz w:val="38"/>
-            <w:szCs w:val="38"/>
-          </w:rPr>
-          <w:t>ปิดงานล้าง: แนบใบที่เขียนมือ</w:t>
+          <w:t>12. ปิดงานล้าง: แนบใบที่เขียนมือ</w:t>
         </w:r>
         <w:r>
           <w:tab/>
@@ -663,14 +641,7 @@
             <w:sz w:val="38"/>
             <w:szCs w:val="38"/>
           </w:rPr>
-          <w:t xml:space="preserve">13. </w:t>
-        </w:r>
-        <w:r>
-          <w:rPr>
-            <w:sz w:val="38"/>
-            <w:szCs w:val="38"/>
-          </w:rPr>
-          <w:t>อนุมัติเอกสาร</w:t>
+          <w:t>13. อนุมัติเอกสาร</w:t>
         </w:r>
         <w:r>
           <w:tab/>
@@ -710,14 +681,23 @@
             <w:sz w:val="38"/>
             <w:szCs w:val="38"/>
           </w:rPr>
-          <w:t xml:space="preserve">14. </w:t>
-        </w:r>
+          <w:t>14. เปิด / ปริ</w:t>
+        </w:r>
+        <w:proofErr w:type="spellStart"/>
         <w:r>
           <w:rPr>
             <w:sz w:val="38"/>
             <w:szCs w:val="38"/>
           </w:rPr>
-          <w:t>เปิด / ปริ้น / ดาวน์โหลดเอกสาร</w:t>
+          <w:t>้น</w:t>
+        </w:r>
+        <w:proofErr w:type="spellEnd"/>
+        <w:r>
+          <w:rPr>
+            <w:sz w:val="38"/>
+            <w:szCs w:val="38"/>
+          </w:rPr>
+          <w:t xml:space="preserve"> / ดาวน์โหลดเอกสาร</w:t>
         </w:r>
         <w:r>
           <w:tab/>
@@ -757,14 +737,7 @@
             <w:sz w:val="38"/>
             <w:szCs w:val="38"/>
           </w:rPr>
-          <w:t xml:space="preserve">17. </w:t>
-        </w:r>
-        <w:r>
-          <w:rPr>
-            <w:sz w:val="38"/>
-            <w:szCs w:val="38"/>
-          </w:rPr>
-          <w:t>ประวัติ / บันทึกประวัติ</w:t>
+          <w:t>17. ประวัติ / บันทึกประวัติ</w:t>
         </w:r>
         <w:r>
           <w:tab/>
@@ -804,14 +777,7 @@
             <w:sz w:val="38"/>
             <w:szCs w:val="38"/>
           </w:rPr>
-          <w:t xml:space="preserve">23. </w:t>
-        </w:r>
-        <w:r>
-          <w:rPr>
-            <w:sz w:val="38"/>
-            <w:szCs w:val="38"/>
-          </w:rPr>
-          <w:t>ติดปัญหา</w:t>
+          <w:t>23. ติดปัญหา</w:t>
         </w:r>
         <w:r>
           <w:tab/>
@@ -851,18 +817,7 @@
           <w:szCs w:val="26"/>
           <w:shd w:val="clear" w:color="auto" w:fill="FAEBD2"/>
         </w:rPr>
-        <w:t xml:space="preserve"> </w:t>
-      </w:r>
-      <w:r>
-        <w:rPr>
-          <w:b/>
-          <w:bCs/>
-          <w:color w:val="633806"/>
-          <w:sz w:val="26"/>
-          <w:szCs w:val="26"/>
-          <w:shd w:val="clear" w:color="auto" w:fill="FAEBD2"/>
-        </w:rPr>
-        <w:t xml:space="preserve">ผู้รับเหมา </w:t>
+        <w:t xml:space="preserve"> ผู้รับเหมา </w:t>
       </w:r>
       <w:r>
         <w:t xml:space="preserve">  </w:t>
@@ -882,14 +837,7 @@
             <w:sz w:val="38"/>
             <w:szCs w:val="38"/>
           </w:rPr>
-          <w:t xml:space="preserve">1. </w:t>
-        </w:r>
-        <w:r>
-          <w:rPr>
-            <w:sz w:val="38"/>
-            <w:szCs w:val="38"/>
-          </w:rPr>
-          <w:t>เข้าระบบ และรู้จักหน้าจอ</w:t>
+          <w:t>1. เข้าระบบ และรู้จักหน้าจอ</w:t>
         </w:r>
         <w:r>
           <w:tab/>
@@ -929,14 +877,7 @@
             <w:sz w:val="38"/>
             <w:szCs w:val="38"/>
           </w:rPr>
-          <w:t xml:space="preserve">11. </w:t>
-        </w:r>
-        <w:r>
-          <w:rPr>
-            <w:sz w:val="38"/>
-            <w:szCs w:val="38"/>
-          </w:rPr>
-          <w:t>ปิดงานล้าง: กรอกฟอร์มในเว็บ</w:t>
+          <w:t>11. ปิดงานล้าง: กรอกฟอร์มในเว็บ</w:t>
         </w:r>
         <w:r>
           <w:tab/>
@@ -976,14 +917,23 @@
             <w:sz w:val="38"/>
             <w:szCs w:val="38"/>
           </w:rPr>
-          <w:t xml:space="preserve">14. </w:t>
-        </w:r>
+          <w:t>14. เปิด / ปริ</w:t>
+        </w:r>
+        <w:proofErr w:type="spellStart"/>
         <w:r>
           <w:rPr>
             <w:sz w:val="38"/>
             <w:szCs w:val="38"/>
           </w:rPr>
-          <w:t>เปิด / ปริ้น / ดาวน์โหลดเอกสาร</w:t>
+          <w:t>้น</w:t>
+        </w:r>
+        <w:proofErr w:type="spellEnd"/>
+        <w:r>
+          <w:rPr>
+            <w:sz w:val="38"/>
+            <w:szCs w:val="38"/>
+          </w:rPr>
+          <w:t xml:space="preserve"> / ดาวน์โหลดเอกสาร</w:t>
         </w:r>
         <w:r>
           <w:tab/>
@@ -1023,14 +973,7 @@
             <w:sz w:val="38"/>
             <w:szCs w:val="38"/>
           </w:rPr>
-          <w:t xml:space="preserve">21. </w:t>
-        </w:r>
-        <w:r>
-          <w:rPr>
-            <w:sz w:val="38"/>
-            <w:szCs w:val="38"/>
-          </w:rPr>
-          <w:t>ผู้รับเหมา: ตารางงาน</w:t>
+          <w:t>21. ผู้รับเหมา: ตารางงาน</w:t>
         </w:r>
         <w:r>
           <w:tab/>
@@ -1070,14 +1013,7 @@
             <w:sz w:val="38"/>
             <w:szCs w:val="38"/>
           </w:rPr>
-          <w:t xml:space="preserve">23. </w:t>
-        </w:r>
-        <w:r>
-          <w:rPr>
-            <w:sz w:val="38"/>
-            <w:szCs w:val="38"/>
-          </w:rPr>
-          <w:t>ติดปัญหา</w:t>
+          <w:t>23. ติดปัญหา</w:t>
         </w:r>
         <w:r>
           <w:tab/>
@@ -1117,18 +1053,7 @@
           <w:szCs w:val="26"/>
           <w:shd w:val="clear" w:color="auto" w:fill="E6E3FB"/>
         </w:rPr>
-        <w:t xml:space="preserve"> </w:t>
-      </w:r>
-      <w:r>
-        <w:rPr>
-          <w:b/>
-          <w:bCs/>
-          <w:color w:val="3C3489"/>
-          <w:sz w:val="26"/>
-          <w:szCs w:val="26"/>
-          <w:shd w:val="clear" w:color="auto" w:fill="E6E3FB"/>
-        </w:rPr>
-        <w:t xml:space="preserve">ช่างที่ได้ลิงก์ </w:t>
+        <w:t xml:space="preserve"> ช่างที่ได้ลิงก์ </w:t>
       </w:r>
       <w:r>
         <w:t xml:space="preserve">  </w:t>
@@ -1137,13 +1062,7 @@
         <w:rPr>
           <w:color w:val="666666"/>
         </w:rPr>
-        <w:t xml:space="preserve">  </w:t>
-      </w:r>
-      <w:r>
-        <w:rPr>
-          <w:color w:val="666666"/>
-        </w:rPr>
-        <w:t>ไม่ต้องมีบัญชี</w:t>
+        <w:t xml:space="preserve">  ไม่ต้องมีบัญชี</w:t>
       </w:r>
     </w:p>
     <w:p>
@@ -1160,14 +1079,7 @@
             <w:sz w:val="38"/>
             <w:szCs w:val="38"/>
           </w:rPr>
-          <w:t xml:space="preserve">22. </w:t>
-        </w:r>
-        <w:r>
-          <w:rPr>
-            <w:sz w:val="38"/>
-            <w:szCs w:val="38"/>
-          </w:rPr>
-          <w:t>ช่างที่ได้ลิงก์</w:t>
+          <w:t>22. ช่างที่ได้ลิงก์</w:t>
         </w:r>
         <w:r>
           <w:tab/>
@@ -1209,7 +1121,31 @@
           <w:shd w:val="clear" w:color="auto" w:fill="DCE8F8"/>
         </w:rPr>
         <w:lastRenderedPageBreak/>
-        <w:t xml:space="preserve"> Infrastructure </w:t>
+        <w:t xml:space="preserve"> </w:t>
+      </w:r>
+      <w:proofErr w:type="spellStart"/>
+      <w:r>
+        <w:rPr>
+          <w:b/>
+          <w:bCs/>
+          <w:color w:val="0C447C"/>
+          <w:sz w:val="26"/>
+          <w:szCs w:val="26"/>
+          <w:shd w:val="clear" w:color="auto" w:fill="DCE8F8"/>
+        </w:rPr>
+        <w:t>Infrastructure</w:t>
+      </w:r>
+      <w:proofErr w:type="spellEnd"/>
+      <w:r>
+        <w:rPr>
+          <w:b/>
+          <w:bCs/>
+          <w:color w:val="0C447C"/>
+          <w:sz w:val="26"/>
+          <w:szCs w:val="26"/>
+          <w:shd w:val="clear" w:color="auto" w:fill="DCE8F8"/>
+        </w:rPr>
+        <w:t xml:space="preserve"> </w:t>
       </w:r>
       <w:r>
         <w:t xml:space="preserve">  </w:t>
@@ -1218,13 +1154,7 @@
         <w:rPr>
           <w:color w:val="666666"/>
         </w:rPr>
-        <w:t xml:space="preserve">  </w:t>
-      </w:r>
-      <w:r>
-        <w:rPr>
-          <w:color w:val="666666"/>
-        </w:rPr>
-        <w:t>ทุกงาน</w:t>
+        <w:t xml:space="preserve">  ทุกงาน</w:t>
       </w:r>
     </w:p>
     <w:p>
@@ -1241,14 +1171,7 @@
             <w:sz w:val="38"/>
             <w:szCs w:val="38"/>
           </w:rPr>
-          <w:t xml:space="preserve">1. </w:t>
-        </w:r>
-        <w:r>
-          <w:rPr>
-            <w:sz w:val="38"/>
-            <w:szCs w:val="38"/>
-          </w:rPr>
-          <w:t>เข้าระบบ และรู้จักหน้าจอ</w:t>
+          <w:t>1. เข้าระบบ และรู้จักหน้าจอ</w:t>
         </w:r>
         <w:r>
           <w:tab/>
@@ -1288,14 +1211,7 @@
             <w:sz w:val="38"/>
             <w:szCs w:val="38"/>
           </w:rPr>
-          <w:t xml:space="preserve">2. </w:t>
-        </w:r>
-        <w:r>
-          <w:rPr>
-            <w:sz w:val="38"/>
-            <w:szCs w:val="38"/>
-          </w:rPr>
-          <w:t>แจ้งซ่อมแอร์</w:t>
+          <w:t>2. แจ้งซ่อมแอร์</w:t>
         </w:r>
         <w:r>
           <w:tab/>
@@ -1335,14 +1251,7 @@
             <w:sz w:val="38"/>
             <w:szCs w:val="38"/>
           </w:rPr>
-          <w:t xml:space="preserve">3. </w:t>
-        </w:r>
-        <w:r>
-          <w:rPr>
-            <w:sz w:val="38"/>
-            <w:szCs w:val="38"/>
-          </w:rPr>
-          <w:t>อนุมัติซ่อม</w:t>
+          <w:t>3. อนุมัติซ่อม</w:t>
         </w:r>
         <w:r>
           <w:tab/>
@@ -1382,14 +1291,7 @@
             <w:sz w:val="38"/>
             <w:szCs w:val="38"/>
           </w:rPr>
-          <w:t xml:space="preserve">4. </w:t>
-        </w:r>
-        <w:r>
-          <w:rPr>
-            <w:sz w:val="38"/>
-            <w:szCs w:val="38"/>
-          </w:rPr>
-          <w:t>ซ่อมเสร็จ: กรอกใบซ่อมเอง</w:t>
+          <w:t>4. ซ่อมเสร็จ: กรอกใบซ่อมเอง</w:t>
         </w:r>
         <w:r>
           <w:tab/>
@@ -1429,14 +1331,7 @@
             <w:sz w:val="38"/>
             <w:szCs w:val="38"/>
           </w:rPr>
-          <w:t xml:space="preserve">5. </w:t>
-        </w:r>
-        <w:r>
-          <w:rPr>
-            <w:sz w:val="38"/>
-            <w:szCs w:val="38"/>
-          </w:rPr>
-          <w:t>มอบหมายผู้รับเหมา / ซ่อมเอง</w:t>
+          <w:t>5. มอบหมายผู้รับเหมา / ซ่อมเอง</w:t>
         </w:r>
         <w:r>
           <w:tab/>
@@ -1476,14 +1371,7 @@
             <w:sz w:val="38"/>
             <w:szCs w:val="38"/>
           </w:rPr>
-          <w:t xml:space="preserve">6. </w:t>
-        </w:r>
-        <w:r>
-          <w:rPr>
-            <w:sz w:val="38"/>
-            <w:szCs w:val="38"/>
-          </w:rPr>
-          <w:t>ส่งลิงก์ให้ช่างกรอกเอง</w:t>
+          <w:t>6. ส่งลิงก์ให้ช่างกรอกเอง</w:t>
         </w:r>
         <w:r>
           <w:tab/>
@@ -1523,14 +1411,7 @@
             <w:sz w:val="38"/>
             <w:szCs w:val="38"/>
           </w:rPr>
-          <w:t xml:space="preserve">7. </w:t>
-        </w:r>
-        <w:r>
-          <w:rPr>
-            <w:sz w:val="38"/>
-            <w:szCs w:val="38"/>
-          </w:rPr>
-          <w:t xml:space="preserve">ซ่อมไม่ได้ </w:t>
+          <w:t xml:space="preserve">7. ซ่อมไม่ได้ </w:t>
         </w:r>
         <w:r>
           <w:rPr>
@@ -1545,28 +1426,7 @@
             <w:sz w:val="38"/>
             <w:szCs w:val="38"/>
           </w:rPr>
-          <w:t xml:space="preserve"> </w:t>
-        </w:r>
-        <w:r>
-          <w:rPr>
-            <w:sz w:val="38"/>
-            <w:szCs w:val="38"/>
-          </w:rPr>
-          <w:t>เปลี่ยน</w:t>
-        </w:r>
-        <w:r>
-          <w:rPr>
-            <w:sz w:val="38"/>
-            <w:szCs w:val="38"/>
-          </w:rPr>
-          <w:t xml:space="preserve"> / </w:t>
-        </w:r>
-        <w:r>
-          <w:rPr>
-            <w:sz w:val="38"/>
-            <w:szCs w:val="38"/>
-          </w:rPr>
-          <w:t>ย้ายเครื่อง</w:t>
+          <w:t xml:space="preserve"> เปลี่ยน / ย้ายเครื่อง</w:t>
         </w:r>
         <w:r>
           <w:tab/>
@@ -1606,14 +1466,7 @@
             <w:sz w:val="38"/>
             <w:szCs w:val="38"/>
           </w:rPr>
-          <w:t xml:space="preserve">8. </w:t>
-        </w:r>
-        <w:r>
-          <w:rPr>
-            <w:sz w:val="38"/>
-            <w:szCs w:val="38"/>
-          </w:rPr>
-          <w:t>จัดการแผนล้างทั้งปี</w:t>
+          <w:t>8. จัดการแผนล้างทั้งปี</w:t>
         </w:r>
         <w:r>
           <w:tab/>
@@ -1653,14 +1506,7 @@
             <w:sz w:val="38"/>
             <w:szCs w:val="38"/>
           </w:rPr>
-          <w:t xml:space="preserve">9. </w:t>
-        </w:r>
-        <w:r>
-          <w:rPr>
-            <w:sz w:val="38"/>
-            <w:szCs w:val="38"/>
-          </w:rPr>
-          <w:t>ตั้งนัดล้าง รายรอบ</w:t>
+          <w:t>9. ตั้งนัดล้าง รายรอบ</w:t>
         </w:r>
         <w:r>
           <w:tab/>
@@ -1700,14 +1546,23 @@
             <w:sz w:val="38"/>
             <w:szCs w:val="38"/>
           </w:rPr>
-          <w:t xml:space="preserve">10. </w:t>
-        </w:r>
+          <w:t xml:space="preserve">10. ตั้งนัดทั้ง </w:t>
+        </w:r>
+        <w:proofErr w:type="spellStart"/>
         <w:r>
           <w:rPr>
             <w:sz w:val="38"/>
             <w:szCs w:val="38"/>
           </w:rPr>
-          <w:t>ตั้งนัดทั้ง Node ทีเดียว</w:t>
+          <w:t>Node</w:t>
+        </w:r>
+        <w:proofErr w:type="spellEnd"/>
+        <w:r>
+          <w:rPr>
+            <w:sz w:val="38"/>
+            <w:szCs w:val="38"/>
+          </w:rPr>
+          <w:t xml:space="preserve"> ทีเดียว</w:t>
         </w:r>
         <w:r>
           <w:tab/>
@@ -1747,14 +1602,7 @@
             <w:sz w:val="38"/>
             <w:szCs w:val="38"/>
           </w:rPr>
-          <w:t xml:space="preserve">11. </w:t>
-        </w:r>
-        <w:r>
-          <w:rPr>
-            <w:sz w:val="38"/>
-            <w:szCs w:val="38"/>
-          </w:rPr>
-          <w:t>ปิดงานล้าง: กรอกฟอร์มในเว็บ</w:t>
+          <w:t>11. ปิดงานล้าง: กรอกฟอร์มในเว็บ</w:t>
         </w:r>
         <w:r>
           <w:tab/>
@@ -1794,14 +1642,7 @@
             <w:sz w:val="38"/>
             <w:szCs w:val="38"/>
           </w:rPr>
-          <w:t xml:space="preserve">12. </w:t>
-        </w:r>
-        <w:r>
-          <w:rPr>
-            <w:sz w:val="38"/>
-            <w:szCs w:val="38"/>
-          </w:rPr>
-          <w:t>ปิดงานล้าง: แนบใบที่เขียนมือ</w:t>
+          <w:t>12. ปิดงานล้าง: แนบใบที่เขียนมือ</w:t>
         </w:r>
         <w:r>
           <w:tab/>
@@ -1841,14 +1682,7 @@
             <w:sz w:val="38"/>
             <w:szCs w:val="38"/>
           </w:rPr>
-          <w:t xml:space="preserve">13. </w:t>
-        </w:r>
-        <w:r>
-          <w:rPr>
-            <w:sz w:val="38"/>
-            <w:szCs w:val="38"/>
-          </w:rPr>
-          <w:t>อนุมัติเอกสาร</w:t>
+          <w:t>13. อนุมัติเอกสาร</w:t>
         </w:r>
         <w:r>
           <w:tab/>
@@ -1888,14 +1722,23 @@
             <w:sz w:val="38"/>
             <w:szCs w:val="38"/>
           </w:rPr>
-          <w:t xml:space="preserve">14. </w:t>
-        </w:r>
+          <w:t>14. เปิด / ปริ</w:t>
+        </w:r>
+        <w:proofErr w:type="spellStart"/>
         <w:r>
           <w:rPr>
             <w:sz w:val="38"/>
             <w:szCs w:val="38"/>
           </w:rPr>
-          <w:t>เปิด / ปริ้น / ดาวน์โหลดเอกสาร</w:t>
+          <w:t>้น</w:t>
+        </w:r>
+        <w:proofErr w:type="spellEnd"/>
+        <w:r>
+          <w:rPr>
+            <w:sz w:val="38"/>
+            <w:szCs w:val="38"/>
+          </w:rPr>
+          <w:t xml:space="preserve"> / ดาวน์โหลดเอกสาร</w:t>
         </w:r>
         <w:r>
           <w:tab/>
@@ -1935,14 +1778,7 @@
             <w:sz w:val="38"/>
             <w:szCs w:val="38"/>
           </w:rPr>
-          <w:t xml:space="preserve">15. </w:t>
-        </w:r>
-        <w:r>
-          <w:rPr>
-            <w:sz w:val="38"/>
-            <w:szCs w:val="38"/>
-          </w:rPr>
-          <w:t>เพิ่มเครื่องใหม่ / ติดตั้ง</w:t>
+          <w:t>15. เพิ่มเครื่องใหม่ / ติดตั้ง</w:t>
         </w:r>
         <w:r>
           <w:tab/>
@@ -1982,14 +1818,7 @@
             <w:sz w:val="38"/>
             <w:szCs w:val="38"/>
           </w:rPr>
-          <w:t xml:space="preserve">16. </w:t>
-        </w:r>
-        <w:r>
-          <w:rPr>
-            <w:sz w:val="38"/>
-            <w:szCs w:val="38"/>
-          </w:rPr>
-          <w:t>จัดการรายการเครื่อง</w:t>
+          <w:t>16. จัดการรายการเครื่อง</w:t>
         </w:r>
         <w:r>
           <w:tab/>
@@ -2029,14 +1858,7 @@
             <w:sz w:val="38"/>
             <w:szCs w:val="38"/>
           </w:rPr>
-          <w:t xml:space="preserve">17. </w:t>
-        </w:r>
-        <w:r>
-          <w:rPr>
-            <w:sz w:val="38"/>
-            <w:szCs w:val="38"/>
-          </w:rPr>
-          <w:t>ประวัติ / บันทึกประวัติ</w:t>
+          <w:t>17. ประวัติ / บันทึกประวัติ</w:t>
         </w:r>
         <w:r>
           <w:tab/>
@@ -2076,14 +1898,7 @@
             <w:sz w:val="38"/>
             <w:szCs w:val="38"/>
           </w:rPr>
-          <w:t xml:space="preserve">18. </w:t>
-        </w:r>
-        <w:r>
-          <w:rPr>
-            <w:sz w:val="38"/>
-            <w:szCs w:val="38"/>
-          </w:rPr>
-          <w:t>คลังแอร์</w:t>
+          <w:t>18. คลังแอร์</w:t>
         </w:r>
         <w:r>
           <w:tab/>
@@ -2123,14 +1938,7 @@
             <w:sz w:val="38"/>
             <w:szCs w:val="38"/>
           </w:rPr>
-          <w:t xml:space="preserve">19. </w:t>
-        </w:r>
-        <w:r>
-          <w:rPr>
-            <w:sz w:val="38"/>
-            <w:szCs w:val="38"/>
-          </w:rPr>
-          <w:t>งบประมาณ</w:t>
+          <w:t>19. งบประมาณ</w:t>
         </w:r>
         <w:r>
           <w:tab/>
@@ -2170,14 +1978,7 @@
             <w:sz w:val="38"/>
             <w:szCs w:val="38"/>
           </w:rPr>
-          <w:t xml:space="preserve">20. </w:t>
-        </w:r>
-        <w:r>
-          <w:rPr>
-            <w:sz w:val="38"/>
-            <w:szCs w:val="38"/>
-          </w:rPr>
-          <w:t>จัดการผู้ใช้</w:t>
+          <w:t>20. จัดการผู้ใช้</w:t>
         </w:r>
         <w:r>
           <w:tab/>
@@ -2217,14 +2018,7 @@
             <w:sz w:val="38"/>
             <w:szCs w:val="38"/>
           </w:rPr>
-          <w:t xml:space="preserve">21. </w:t>
-        </w:r>
-        <w:r>
-          <w:rPr>
-            <w:sz w:val="38"/>
-            <w:szCs w:val="38"/>
-          </w:rPr>
-          <w:t>ผู้รับเหมา: ตารางงาน</w:t>
+          <w:t>21. ผู้รับเหมา: ตารางงาน</w:t>
         </w:r>
         <w:r>
           <w:tab/>
@@ -2264,14 +2058,7 @@
             <w:sz w:val="38"/>
             <w:szCs w:val="38"/>
           </w:rPr>
-          <w:t xml:space="preserve">22. </w:t>
-        </w:r>
-        <w:r>
-          <w:rPr>
-            <w:sz w:val="38"/>
-            <w:szCs w:val="38"/>
-          </w:rPr>
-          <w:t>ช่างที่ได้ลิงก์</w:t>
+          <w:t>22. ช่างที่ได้ลิงก์</w:t>
         </w:r>
         <w:r>
           <w:tab/>
@@ -2311,14 +2098,7 @@
             <w:sz w:val="38"/>
             <w:szCs w:val="38"/>
           </w:rPr>
-          <w:t xml:space="preserve">23. </w:t>
-        </w:r>
-        <w:r>
-          <w:rPr>
-            <w:sz w:val="38"/>
-            <w:szCs w:val="38"/>
-          </w:rPr>
-          <w:t>ติดปัญหา</w:t>
+          <w:t>23. ติดปัญหา</w:t>
         </w:r>
         <w:r>
           <w:tab/>
@@ -2352,10 +2132,7 @@
       <w:bookmarkStart w:id="1" w:name="task_1"/>
       <w:r>
         <w:lastRenderedPageBreak/>
-        <w:t xml:space="preserve">1. </w:t>
-      </w:r>
-      <w:r>
-        <w:t>เข้าระบบ และรู้จักหน้าจอ</w:t>
+        <w:t>1. เข้าระบบ และรู้จักหน้าจอ</w:t>
       </w:r>
       <w:bookmarkEnd w:id="1"/>
     </w:p>
@@ -2378,18 +2155,7 @@
           <w:szCs w:val="26"/>
           <w:shd w:val="clear" w:color="auto" w:fill="ECECEC"/>
         </w:rPr>
-        <w:t xml:space="preserve"> </w:t>
-      </w:r>
-      <w:r>
-        <w:rPr>
-          <w:b/>
-          <w:bCs/>
-          <w:color w:val="444444"/>
-          <w:sz w:val="26"/>
-          <w:szCs w:val="26"/>
-          <w:shd w:val="clear" w:color="auto" w:fill="ECECEC"/>
-        </w:rPr>
-        <w:t xml:space="preserve">ทุกคน </w:t>
+        <w:t xml:space="preserve"> ทุกคน </w:t>
       </w:r>
       <w:r>
         <w:t xml:space="preserve">        </w:t>
@@ -2410,15 +2176,7 @@
             <w:sz w:val="29"/>
             <w:szCs w:val="29"/>
           </w:rPr>
-          <w:t xml:space="preserve"> </w:t>
-        </w:r>
-        <w:r>
-          <w:rPr>
-            <w:color w:val="1153A1"/>
-            <w:sz w:val="29"/>
-            <w:szCs w:val="29"/>
-          </w:rPr>
-          <w:t>กลับสารบัญ</w:t>
+          <w:t xml:space="preserve"> กลับสารบัญ</w:t>
         </w:r>
       </w:hyperlink>
     </w:p>
@@ -2446,12 +2204,6 @@
         <w:gridCol w:w="4819"/>
       </w:tblGrid>
       <w:tr>
-        <w:tblPrEx>
-          <w:tblCellMar>
-            <w:top w:w="0" w:type="dxa"/>
-            <w:bottom w:w="0" w:type="dxa"/>
-          </w:tblCellMar>
-        </w:tblPrEx>
         <w:trPr>
           <w:cantSplit/>
           <w:jc w:val="center"/>
@@ -2535,7 +2287,39 @@
                 <w:sz w:val="35"/>
                 <w:szCs w:val="35"/>
               </w:rPr>
-              <w:t xml:space="preserve">กรอก Username / Password → </w:t>
+              <w:t xml:space="preserve">กรอก </w:t>
+            </w:r>
+            <w:proofErr w:type="spellStart"/>
+            <w:r>
+              <w:rPr>
+                <w:sz w:val="35"/>
+                <w:szCs w:val="35"/>
+              </w:rPr>
+              <w:t>Username</w:t>
+            </w:r>
+            <w:proofErr w:type="spellEnd"/>
+            <w:r>
+              <w:rPr>
+                <w:sz w:val="35"/>
+                <w:szCs w:val="35"/>
+              </w:rPr>
+              <w:t xml:space="preserve"> / </w:t>
+            </w:r>
+            <w:proofErr w:type="spellStart"/>
+            <w:r>
+              <w:rPr>
+                <w:sz w:val="35"/>
+                <w:szCs w:val="35"/>
+              </w:rPr>
+              <w:t>Password</w:t>
+            </w:r>
+            <w:proofErr w:type="spellEnd"/>
+            <w:r>
+              <w:rPr>
+                <w:sz w:val="35"/>
+                <w:szCs w:val="35"/>
+              </w:rPr>
+              <w:t xml:space="preserve"> → </w:t>
             </w:r>
             <w:r>
               <w:rPr>
@@ -2643,14 +2427,23 @@
                 <w:sz w:val="35"/>
                 <w:szCs w:val="35"/>
               </w:rPr>
-              <w:t xml:space="preserve"> · </w:t>
-            </w:r>
-            <w:r>
-              <w:rPr>
-                <w:sz w:val="35"/>
-                <w:szCs w:val="35"/>
-              </w:rPr>
-              <w:t>ปีที่แดชบอร์ด = ปีของทุกหน้า</w:t>
+              <w:t xml:space="preserve"> · ปีที่</w:t>
+            </w:r>
+            <w:proofErr w:type="spellStart"/>
+            <w:r>
+              <w:rPr>
+                <w:sz w:val="35"/>
+                <w:szCs w:val="35"/>
+              </w:rPr>
+              <w:t>แดช</w:t>
+            </w:r>
+            <w:proofErr w:type="spellEnd"/>
+            <w:r>
+              <w:rPr>
+                <w:sz w:val="35"/>
+                <w:szCs w:val="35"/>
+              </w:rPr>
+              <w:t>บอร์ด = ปีของทุกหน้า</w:t>
             </w:r>
           </w:p>
         </w:tc>
@@ -2674,8 +2467,30 @@
         <w:rPr>
           <w:color w:val="555555"/>
         </w:rPr>
-        <w:t>ปุ่มย้อนของเบราว์เซอร์ใช้ได้ · F5 อยู่หน้าเดิม · เว้นไม่ได้ใช้ราว 3–6 ชั่วโมง ต้องเข้าระบบใหม่ · ลืมรหัสผ่าน ติดต่อ Infrastructure</w:t>
-      </w:r>
+        <w:t>ปุ่มย้อนของ</w:t>
+      </w:r>
+      <w:proofErr w:type="spellStart"/>
+      <w:r>
+        <w:rPr>
+          <w:color w:val="555555"/>
+        </w:rPr>
+        <w:t>เบ</w:t>
+      </w:r>
+      <w:proofErr w:type="spellEnd"/>
+      <w:r>
+        <w:rPr>
+          <w:color w:val="555555"/>
+        </w:rPr>
+        <w:t xml:space="preserve">ราว์เซอร์ใช้ได้ · F5 อยู่หน้าเดิม · เว้นไม่ได้ใช้ราว 3–6 ชั่วโมง ต้องเข้าระบบใหม่ · ลืมรหัสผ่าน ติดต่อ </w:t>
+      </w:r>
+      <w:proofErr w:type="spellStart"/>
+      <w:r>
+        <w:rPr>
+          <w:color w:val="555555"/>
+        </w:rPr>
+        <w:t>Infrastructure</w:t>
+      </w:r>
+      <w:proofErr w:type="spellEnd"/>
     </w:p>
     <w:p>
       <w:pPr>
@@ -2685,10 +2500,7 @@
       <w:bookmarkStart w:id="2" w:name="task_2"/>
       <w:r>
         <w:lastRenderedPageBreak/>
-        <w:t xml:space="preserve">2. </w:t>
-      </w:r>
-      <w:r>
-        <w:t>แจ้งซ่อมแอร์</w:t>
+        <w:t>2. แจ้งซ่อมแอร์</w:t>
       </w:r>
       <w:bookmarkEnd w:id="2"/>
     </w:p>
@@ -2711,7 +2523,31 @@
           <w:szCs w:val="26"/>
           <w:shd w:val="clear" w:color="auto" w:fill="DCE8F8"/>
         </w:rPr>
-        <w:t xml:space="preserve"> Infrastructure </w:t>
+        <w:t xml:space="preserve"> </w:t>
+      </w:r>
+      <w:proofErr w:type="spellStart"/>
+      <w:r>
+        <w:rPr>
+          <w:b/>
+          <w:bCs/>
+          <w:color w:val="0C447C"/>
+          <w:sz w:val="26"/>
+          <w:szCs w:val="26"/>
+          <w:shd w:val="clear" w:color="auto" w:fill="DCE8F8"/>
+        </w:rPr>
+        <w:t>Infrastructure</w:t>
+      </w:r>
+      <w:proofErr w:type="spellEnd"/>
+      <w:r>
+        <w:rPr>
+          <w:b/>
+          <w:bCs/>
+          <w:color w:val="0C447C"/>
+          <w:sz w:val="26"/>
+          <w:szCs w:val="26"/>
+          <w:shd w:val="clear" w:color="auto" w:fill="DCE8F8"/>
+        </w:rPr>
+        <w:t xml:space="preserve"> </w:t>
       </w:r>
       <w:r>
         <w:t xml:space="preserve">  </w:t>
@@ -2725,18 +2561,7 @@
           <w:szCs w:val="26"/>
           <w:shd w:val="clear" w:color="auto" w:fill="D7F0E6"/>
         </w:rPr>
-        <w:t xml:space="preserve"> </w:t>
-      </w:r>
-      <w:r>
-        <w:rPr>
-          <w:b/>
-          <w:bCs/>
-          <w:color w:val="085041"/>
-          <w:sz w:val="26"/>
-          <w:szCs w:val="26"/>
-          <w:shd w:val="clear" w:color="auto" w:fill="D7F0E6"/>
-        </w:rPr>
-        <w:t xml:space="preserve">เจ้าหน้าที่ภาค </w:t>
+        <w:t xml:space="preserve"> เจ้าหน้าที่ภาค </w:t>
       </w:r>
       <w:r>
         <w:t xml:space="preserve">        </w:t>
@@ -2757,15 +2582,7 @@
             <w:sz w:val="29"/>
             <w:szCs w:val="29"/>
           </w:rPr>
-          <w:t xml:space="preserve"> </w:t>
-        </w:r>
-        <w:r>
-          <w:rPr>
-            <w:color w:val="1153A1"/>
-            <w:sz w:val="29"/>
-            <w:szCs w:val="29"/>
-          </w:rPr>
-          <w:t>กลับสารบัญ</w:t>
+          <w:t xml:space="preserve"> กลับสารบัญ</w:t>
         </w:r>
       </w:hyperlink>
     </w:p>
@@ -2793,12 +2610,6 @@
         <w:gridCol w:w="4819"/>
       </w:tblGrid>
       <w:tr>
-        <w:tblPrEx>
-          <w:tblCellMar>
-            <w:top w:w="0" w:type="dxa"/>
-            <w:bottom w:w="0" w:type="dxa"/>
-          </w:tblCellMar>
-        </w:tblPrEx>
         <w:trPr>
           <w:cantSplit/>
           <w:jc w:val="center"/>
@@ -2914,12 +2725,6 @@
         </w:tc>
       </w:tr>
       <w:tr>
-        <w:tblPrEx>
-          <w:tblCellMar>
-            <w:top w:w="0" w:type="dxa"/>
-            <w:bottom w:w="0" w:type="dxa"/>
-          </w:tblCellMar>
-        </w:tblPrEx>
         <w:trPr>
           <w:cantSplit/>
           <w:jc w:val="center"/>
@@ -3024,12 +2829,6 @@
         </w:tc>
       </w:tr>
       <w:tr>
-        <w:tblPrEx>
-          <w:tblCellMar>
-            <w:top w:w="0" w:type="dxa"/>
-            <w:bottom w:w="0" w:type="dxa"/>
-          </w:tblCellMar>
-        </w:tblPrEx>
         <w:trPr>
           <w:cantSplit/>
           <w:jc w:val="center"/>
@@ -3130,14 +2929,23 @@
                 <w:sz w:val="35"/>
                 <w:szCs w:val="35"/>
               </w:rPr>
-              <w:t xml:space="preserve"> </w:t>
-            </w:r>
-            <w:r>
-              <w:rPr>
-                <w:sz w:val="35"/>
-                <w:szCs w:val="35"/>
-              </w:rPr>
-              <w:t>รอ Infrastructure อนุมัติ</w:t>
+              <w:t xml:space="preserve"> รอ </w:t>
+            </w:r>
+            <w:proofErr w:type="spellStart"/>
+            <w:r>
+              <w:rPr>
+                <w:sz w:val="35"/>
+                <w:szCs w:val="35"/>
+              </w:rPr>
+              <w:t>Infrastructure</w:t>
+            </w:r>
+            <w:proofErr w:type="spellEnd"/>
+            <w:r>
+              <w:rPr>
+                <w:sz w:val="35"/>
+                <w:szCs w:val="35"/>
+              </w:rPr>
+              <w:t xml:space="preserve"> อนุมัติ</w:t>
             </w:r>
           </w:p>
         </w:tc>
@@ -3172,10 +2980,7 @@
       <w:bookmarkStart w:id="3" w:name="task_3"/>
       <w:r>
         <w:lastRenderedPageBreak/>
-        <w:t xml:space="preserve">3. </w:t>
-      </w:r>
-      <w:r>
-        <w:t>อนุมัติซ่อม</w:t>
+        <w:t>3. อนุมัติซ่อม</w:t>
       </w:r>
       <w:bookmarkEnd w:id="3"/>
     </w:p>
@@ -3198,7 +3003,31 @@
           <w:szCs w:val="26"/>
           <w:shd w:val="clear" w:color="auto" w:fill="DCE8F8"/>
         </w:rPr>
-        <w:t xml:space="preserve"> Infrastructure </w:t>
+        <w:t xml:space="preserve"> </w:t>
+      </w:r>
+      <w:proofErr w:type="spellStart"/>
+      <w:r>
+        <w:rPr>
+          <w:b/>
+          <w:bCs/>
+          <w:color w:val="0C447C"/>
+          <w:sz w:val="26"/>
+          <w:szCs w:val="26"/>
+          <w:shd w:val="clear" w:color="auto" w:fill="DCE8F8"/>
+        </w:rPr>
+        <w:t>Infrastructure</w:t>
+      </w:r>
+      <w:proofErr w:type="spellEnd"/>
+      <w:r>
+        <w:rPr>
+          <w:b/>
+          <w:bCs/>
+          <w:color w:val="0C447C"/>
+          <w:sz w:val="26"/>
+          <w:szCs w:val="26"/>
+          <w:shd w:val="clear" w:color="auto" w:fill="DCE8F8"/>
+        </w:rPr>
+        <w:t xml:space="preserve"> </w:t>
       </w:r>
       <w:r>
         <w:t xml:space="preserve">        </w:t>
@@ -3219,15 +3048,7 @@
             <w:sz w:val="29"/>
             <w:szCs w:val="29"/>
           </w:rPr>
-          <w:t xml:space="preserve"> </w:t>
-        </w:r>
-        <w:r>
-          <w:rPr>
-            <w:color w:val="1153A1"/>
-            <w:sz w:val="29"/>
-            <w:szCs w:val="29"/>
-          </w:rPr>
-          <w:t>กลับสารบัญ</w:t>
+          <w:t xml:space="preserve"> กลับสารบัญ</w:t>
         </w:r>
       </w:hyperlink>
     </w:p>
@@ -3254,12 +3075,6 @@
         <w:gridCol w:w="9638"/>
       </w:tblGrid>
       <w:tr>
-        <w:tblPrEx>
-          <w:tblCellMar>
-            <w:top w:w="0" w:type="dxa"/>
-            <w:bottom w:w="0" w:type="dxa"/>
-          </w:tblCellMar>
-        </w:tblPrEx>
         <w:trPr>
           <w:cantSplit/>
           <w:jc w:val="center"/>
@@ -3359,25 +3174,12 @@
                 <w:sz w:val="35"/>
                 <w:szCs w:val="35"/>
               </w:rPr>
-              <w:t xml:space="preserve"> (</w:t>
-            </w:r>
-            <w:r>
-              <w:rPr>
-                <w:sz w:val="35"/>
-                <w:szCs w:val="35"/>
-              </w:rPr>
-              <w:t>หมายเลข 2 ในภาพ)</w:t>
+              <w:t xml:space="preserve"> (หมายเลข 2 ในภาพ)</w:t>
             </w:r>
           </w:p>
         </w:tc>
       </w:tr>
       <w:tr>
-        <w:tblPrEx>
-          <w:tblCellMar>
-            <w:top w:w="0" w:type="dxa"/>
-            <w:bottom w:w="0" w:type="dxa"/>
-          </w:tblCellMar>
-        </w:tblPrEx>
         <w:trPr>
           <w:cantSplit/>
           <w:jc w:val="center"/>
@@ -3476,12 +3278,6 @@
         </w:tc>
       </w:tr>
       <w:tr>
-        <w:tblPrEx>
-          <w:tblCellMar>
-            <w:top w:w="0" w:type="dxa"/>
-            <w:bottom w:w="0" w:type="dxa"/>
-          </w:tblCellMar>
-        </w:tblPrEx>
         <w:trPr>
           <w:cantSplit/>
           <w:jc w:val="center"/>
@@ -3581,14 +3377,7 @@
                 <w:sz w:val="35"/>
                 <w:szCs w:val="35"/>
               </w:rPr>
-              <w:t xml:space="preserve"> → </w:t>
-            </w:r>
-            <w:r>
-              <w:rPr>
-                <w:sz w:val="35"/>
-                <w:szCs w:val="35"/>
-              </w:rPr>
-              <w:t>เลือกวิธีซ่อม: ① กรอกใบซ่อมเอง (หัวข้อ 4) ② ส่งลิงก์ (6) ③ มอบหมาย (5) ④ ซ่อมไม่ได้ (7)</w:t>
+              <w:t xml:space="preserve"> → เลือกวิธีซ่อม: ① กรอกใบซ่อมเอง (หัวข้อ 4) ② ส่งลิงก์ (6) ③ มอบหมาย (5) ④ ซ่อมไม่ได้ (7)</w:t>
             </w:r>
           </w:p>
         </w:tc>
@@ -3602,10 +3391,7 @@
       <w:bookmarkStart w:id="4" w:name="task_4"/>
       <w:r>
         <w:lastRenderedPageBreak/>
-        <w:t xml:space="preserve">4. </w:t>
-      </w:r>
-      <w:r>
-        <w:t>ซ่อมเสร็จ: กรอกใบซ่อมเอง</w:t>
+        <w:t>4. ซ่อมเสร็จ: กรอกใบซ่อมเอง</w:t>
       </w:r>
       <w:bookmarkEnd w:id="4"/>
     </w:p>
@@ -3628,7 +3414,31 @@
           <w:szCs w:val="26"/>
           <w:shd w:val="clear" w:color="auto" w:fill="DCE8F8"/>
         </w:rPr>
-        <w:t xml:space="preserve"> Infrastructure </w:t>
+        <w:t xml:space="preserve"> </w:t>
+      </w:r>
+      <w:proofErr w:type="spellStart"/>
+      <w:r>
+        <w:rPr>
+          <w:b/>
+          <w:bCs/>
+          <w:color w:val="0C447C"/>
+          <w:sz w:val="26"/>
+          <w:szCs w:val="26"/>
+          <w:shd w:val="clear" w:color="auto" w:fill="DCE8F8"/>
+        </w:rPr>
+        <w:t>Infrastructure</w:t>
+      </w:r>
+      <w:proofErr w:type="spellEnd"/>
+      <w:r>
+        <w:rPr>
+          <w:b/>
+          <w:bCs/>
+          <w:color w:val="0C447C"/>
+          <w:sz w:val="26"/>
+          <w:szCs w:val="26"/>
+          <w:shd w:val="clear" w:color="auto" w:fill="DCE8F8"/>
+        </w:rPr>
+        <w:t xml:space="preserve"> </w:t>
       </w:r>
       <w:r>
         <w:t xml:space="preserve">  </w:t>
@@ -3642,18 +3452,7 @@
           <w:szCs w:val="26"/>
           <w:shd w:val="clear" w:color="auto" w:fill="D7F0E6"/>
         </w:rPr>
-        <w:t xml:space="preserve"> </w:t>
-      </w:r>
-      <w:r>
-        <w:rPr>
-          <w:b/>
-          <w:bCs/>
-          <w:color w:val="085041"/>
-          <w:sz w:val="26"/>
-          <w:szCs w:val="26"/>
-          <w:shd w:val="clear" w:color="auto" w:fill="D7F0E6"/>
-        </w:rPr>
-        <w:t xml:space="preserve">เจ้าหน้าที่ภาค </w:t>
+        <w:t xml:space="preserve"> เจ้าหน้าที่ภาค </w:t>
       </w:r>
       <w:r>
         <w:t xml:space="preserve">        </w:t>
@@ -3674,15 +3473,7 @@
             <w:sz w:val="29"/>
             <w:szCs w:val="29"/>
           </w:rPr>
-          <w:t xml:space="preserve"> </w:t>
-        </w:r>
-        <w:r>
-          <w:rPr>
-            <w:color w:val="1153A1"/>
-            <w:sz w:val="29"/>
-            <w:szCs w:val="29"/>
-          </w:rPr>
-          <w:t>กลับสารบัญ</w:t>
+          <w:t xml:space="preserve"> กลับสารบัญ</w:t>
         </w:r>
       </w:hyperlink>
     </w:p>
@@ -3710,12 +3501,6 @@
         <w:gridCol w:w="4819"/>
       </w:tblGrid>
       <w:tr>
-        <w:tblPrEx>
-          <w:tblCellMar>
-            <w:top w:w="0" w:type="dxa"/>
-            <w:bottom w:w="0" w:type="dxa"/>
-          </w:tblCellMar>
-        </w:tblPrEx>
         <w:trPr>
           <w:cantSplit/>
           <w:jc w:val="center"/>
@@ -3816,25 +3601,12 @@
                 <w:sz w:val="35"/>
                 <w:szCs w:val="35"/>
               </w:rPr>
-              <w:t xml:space="preserve"> (</w:t>
-            </w:r>
-            <w:r>
-              <w:rPr>
-                <w:sz w:val="35"/>
-                <w:szCs w:val="35"/>
-              </w:rPr>
-              <w:t>หมายเลข 1)</w:t>
+              <w:t xml:space="preserve"> (หมายเลข 1)</w:t>
             </w:r>
           </w:p>
         </w:tc>
       </w:tr>
       <w:tr>
-        <w:tblPrEx>
-          <w:tblCellMar>
-            <w:top w:w="0" w:type="dxa"/>
-            <w:bottom w:w="0" w:type="dxa"/>
-          </w:tblCellMar>
-        </w:tblPrEx>
         <w:trPr>
           <w:cantSplit/>
           <w:jc w:val="center"/>
@@ -3934,14 +3706,7 @@
                 <w:sz w:val="35"/>
                 <w:szCs w:val="35"/>
               </w:rPr>
-              <w:t xml:space="preserve"> </w:t>
-            </w:r>
-            <w:r>
-              <w:rPr>
-                <w:sz w:val="35"/>
-                <w:szCs w:val="35"/>
-              </w:rPr>
-              <w:t>ค่าที่วัด</w:t>
+              <w:t xml:space="preserve"> ค่าที่วัด</w:t>
             </w:r>
           </w:p>
         </w:tc>
@@ -4056,14 +3821,7 @@
                 <w:sz w:val="35"/>
                 <w:szCs w:val="35"/>
               </w:rPr>
-              <w:t xml:space="preserve"> (</w:t>
-            </w:r>
-            <w:r>
-              <w:rPr>
-                <w:sz w:val="35"/>
-                <w:szCs w:val="35"/>
-              </w:rPr>
-              <w:t>เคสปิด เครื่องกลับเป็นใช้งานปกติ)</w:t>
+              <w:t xml:space="preserve"> (เคสปิด เครื่องกลับเป็นใช้งานปกติ)</w:t>
             </w:r>
           </w:p>
         </w:tc>
@@ -4098,10 +3856,7 @@
       <w:bookmarkStart w:id="5" w:name="task_5"/>
       <w:r>
         <w:lastRenderedPageBreak/>
-        <w:t xml:space="preserve">5. </w:t>
-      </w:r>
-      <w:r>
-        <w:t>มอบหมายผู้รับเหมา / ซ่อมเอง</w:t>
+        <w:t>5. มอบหมายผู้รับเหมา / ซ่อมเอง</w:t>
       </w:r>
       <w:bookmarkEnd w:id="5"/>
     </w:p>
@@ -4124,7 +3879,31 @@
           <w:szCs w:val="26"/>
           <w:shd w:val="clear" w:color="auto" w:fill="DCE8F8"/>
         </w:rPr>
-        <w:t xml:space="preserve"> Infrastructure </w:t>
+        <w:t xml:space="preserve"> </w:t>
+      </w:r>
+      <w:proofErr w:type="spellStart"/>
+      <w:r>
+        <w:rPr>
+          <w:b/>
+          <w:bCs/>
+          <w:color w:val="0C447C"/>
+          <w:sz w:val="26"/>
+          <w:szCs w:val="26"/>
+          <w:shd w:val="clear" w:color="auto" w:fill="DCE8F8"/>
+        </w:rPr>
+        <w:t>Infrastructure</w:t>
+      </w:r>
+      <w:proofErr w:type="spellEnd"/>
+      <w:r>
+        <w:rPr>
+          <w:b/>
+          <w:bCs/>
+          <w:color w:val="0C447C"/>
+          <w:sz w:val="26"/>
+          <w:szCs w:val="26"/>
+          <w:shd w:val="clear" w:color="auto" w:fill="DCE8F8"/>
+        </w:rPr>
+        <w:t xml:space="preserve"> </w:t>
       </w:r>
       <w:r>
         <w:t xml:space="preserve">  </w:t>
@@ -4138,18 +3917,7 @@
           <w:szCs w:val="26"/>
           <w:shd w:val="clear" w:color="auto" w:fill="D7F0E6"/>
         </w:rPr>
-        <w:t xml:space="preserve"> </w:t>
-      </w:r>
-      <w:r>
-        <w:rPr>
-          <w:b/>
-          <w:bCs/>
-          <w:color w:val="085041"/>
-          <w:sz w:val="26"/>
-          <w:szCs w:val="26"/>
-          <w:shd w:val="clear" w:color="auto" w:fill="D7F0E6"/>
-        </w:rPr>
-        <w:t xml:space="preserve">เจ้าหน้าที่ภาค </w:t>
+        <w:t xml:space="preserve"> เจ้าหน้าที่ภาค </w:t>
       </w:r>
       <w:r>
         <w:t xml:space="preserve">        </w:t>
@@ -4170,15 +3938,7 @@
             <w:sz w:val="29"/>
             <w:szCs w:val="29"/>
           </w:rPr>
-          <w:t xml:space="preserve"> </w:t>
-        </w:r>
-        <w:r>
-          <w:rPr>
-            <w:color w:val="1153A1"/>
-            <w:sz w:val="29"/>
-            <w:szCs w:val="29"/>
-          </w:rPr>
-          <w:t>กลับสารบัญ</w:t>
+          <w:t xml:space="preserve"> กลับสารบัญ</w:t>
         </w:r>
       </w:hyperlink>
     </w:p>
@@ -4198,14 +3958,16 @@
         <w:rPr>
           <w:color w:val="555555"/>
         </w:rPr>
-        <w:t xml:space="preserve"> (</w:t>
-      </w:r>
+        <w:t xml:space="preserve"> (ไม่ต้องมีใบซ่อม) เฉพาะ </w:t>
+      </w:r>
+      <w:proofErr w:type="spellStart"/>
       <w:r>
         <w:rPr>
           <w:color w:val="555555"/>
         </w:rPr>
-        <w:t>ไม่ต้องมีใบซ่อม) เฉพาะ Infrastructure</w:t>
-      </w:r>
+        <w:t>Infrastructure</w:t>
+      </w:r>
+      <w:proofErr w:type="spellEnd"/>
     </w:p>
     <w:tbl>
       <w:tblPr>
@@ -4231,12 +3993,6 @@
         <w:gridCol w:w="4819"/>
       </w:tblGrid>
       <w:tr>
-        <w:tblPrEx>
-          <w:tblCellMar>
-            <w:top w:w="0" w:type="dxa"/>
-            <w:bottom w:w="0" w:type="dxa"/>
-          </w:tblCellMar>
-        </w:tblPrEx>
         <w:trPr>
           <w:cantSplit/>
           <w:jc w:val="center"/>
@@ -4352,14 +4108,7 @@
                 <w:sz w:val="35"/>
                 <w:szCs w:val="35"/>
               </w:rPr>
-              <w:t xml:space="preserve">: </w:t>
-            </w:r>
-            <w:r>
-              <w:rPr>
-                <w:sz w:val="35"/>
-                <w:szCs w:val="35"/>
-              </w:rPr>
-              <w:t xml:space="preserve">เลือกบริษัท + วันนัด → </w:t>
+              <w:t xml:space="preserve">: เลือกบริษัท + วันนัด → </w:t>
             </w:r>
             <w:r>
               <w:rPr>
@@ -4483,14 +4232,7 @@
                 <w:sz w:val="35"/>
                 <w:szCs w:val="35"/>
               </w:rPr>
-              <w:t xml:space="preserve"> → </w:t>
-            </w:r>
-            <w:r>
-              <w:rPr>
-                <w:sz w:val="35"/>
-                <w:szCs w:val="35"/>
-              </w:rPr>
-              <w:t xml:space="preserve">กรอกว่าซ่อมอะไร → </w:t>
+              <w:t xml:space="preserve"> → กรอกว่าซ่อมอะไร → </w:t>
             </w:r>
             <w:r>
               <w:rPr>
@@ -4534,10 +4276,7 @@
       <w:bookmarkStart w:id="6" w:name="task_6"/>
       <w:r>
         <w:lastRenderedPageBreak/>
-        <w:t xml:space="preserve">6. </w:t>
-      </w:r>
-      <w:r>
-        <w:t>ส่งลิงก์ให้ช่างกรอกเอง</w:t>
+        <w:t>6. ส่งลิงก์ให้ช่างกรอกเอง</w:t>
       </w:r>
       <w:bookmarkEnd w:id="6"/>
     </w:p>
@@ -4560,7 +4299,31 @@
           <w:szCs w:val="26"/>
           <w:shd w:val="clear" w:color="auto" w:fill="DCE8F8"/>
         </w:rPr>
-        <w:t xml:space="preserve"> Infrastructure </w:t>
+        <w:t xml:space="preserve"> </w:t>
+      </w:r>
+      <w:proofErr w:type="spellStart"/>
+      <w:r>
+        <w:rPr>
+          <w:b/>
+          <w:bCs/>
+          <w:color w:val="0C447C"/>
+          <w:sz w:val="26"/>
+          <w:szCs w:val="26"/>
+          <w:shd w:val="clear" w:color="auto" w:fill="DCE8F8"/>
+        </w:rPr>
+        <w:t>Infrastructure</w:t>
+      </w:r>
+      <w:proofErr w:type="spellEnd"/>
+      <w:r>
+        <w:rPr>
+          <w:b/>
+          <w:bCs/>
+          <w:color w:val="0C447C"/>
+          <w:sz w:val="26"/>
+          <w:szCs w:val="26"/>
+          <w:shd w:val="clear" w:color="auto" w:fill="DCE8F8"/>
+        </w:rPr>
+        <w:t xml:space="preserve"> </w:t>
       </w:r>
       <w:r>
         <w:t xml:space="preserve">  </w:t>
@@ -4574,18 +4337,7 @@
           <w:szCs w:val="26"/>
           <w:shd w:val="clear" w:color="auto" w:fill="D7F0E6"/>
         </w:rPr>
-        <w:t xml:space="preserve"> </w:t>
-      </w:r>
-      <w:r>
-        <w:rPr>
-          <w:b/>
-          <w:bCs/>
-          <w:color w:val="085041"/>
-          <w:sz w:val="26"/>
-          <w:szCs w:val="26"/>
-          <w:shd w:val="clear" w:color="auto" w:fill="D7F0E6"/>
-        </w:rPr>
-        <w:t xml:space="preserve">เจ้าหน้าที่ภาค </w:t>
+        <w:t xml:space="preserve"> เจ้าหน้าที่ภาค </w:t>
       </w:r>
       <w:r>
         <w:t xml:space="preserve">        </w:t>
@@ -4606,15 +4358,7 @@
             <w:sz w:val="29"/>
             <w:szCs w:val="29"/>
           </w:rPr>
-          <w:t xml:space="preserve"> </w:t>
-        </w:r>
-        <w:r>
-          <w:rPr>
-            <w:color w:val="1153A1"/>
-            <w:sz w:val="29"/>
-            <w:szCs w:val="29"/>
-          </w:rPr>
-          <w:t>กลับสารบัญ</w:t>
+          <w:t xml:space="preserve"> กลับสารบัญ</w:t>
         </w:r>
       </w:hyperlink>
     </w:p>
@@ -4642,12 +4386,6 @@
         <w:gridCol w:w="4819"/>
       </w:tblGrid>
       <w:tr>
-        <w:tblPrEx>
-          <w:tblCellMar>
-            <w:top w:w="0" w:type="dxa"/>
-            <w:bottom w:w="0" w:type="dxa"/>
-          </w:tblCellMar>
-        </w:tblPrEx>
         <w:trPr>
           <w:cantSplit/>
           <w:jc w:val="center"/>
@@ -4747,14 +4485,7 @@
                 <w:sz w:val="35"/>
                 <w:szCs w:val="35"/>
               </w:rPr>
-              <w:t xml:space="preserve"> → </w:t>
-            </w:r>
-            <w:r>
-              <w:rPr>
-                <w:sz w:val="35"/>
-                <w:szCs w:val="35"/>
-              </w:rPr>
-              <w:t xml:space="preserve">วันนัด · อายุลิงก์ → </w:t>
+              <w:t xml:space="preserve"> → วันนัด · อายุลิงก์ → </w:t>
             </w:r>
             <w:r>
               <w:rPr>
@@ -4855,14 +4586,7 @@
                 <w:sz w:val="35"/>
                 <w:szCs w:val="35"/>
               </w:rPr>
-              <w:t xml:space="preserve"> </w:t>
-            </w:r>
-            <w:r>
-              <w:rPr>
-                <w:sz w:val="35"/>
-                <w:szCs w:val="35"/>
-              </w:rPr>
-              <w:t>แล้วส่งทาง LINE (</w:t>
+              <w:t xml:space="preserve"> แล้วส่งทาง LINE (</w:t>
             </w:r>
             <w:r>
               <w:rPr>
@@ -4884,12 +4608,6 @@
         </w:tc>
       </w:tr>
       <w:tr>
-        <w:tblPrEx>
-          <w:tblCellMar>
-            <w:top w:w="0" w:type="dxa"/>
-            <w:bottom w:w="0" w:type="dxa"/>
-          </w:tblCellMar>
-        </w:tblPrEx>
         <w:trPr>
           <w:cantSplit/>
           <w:jc w:val="center"/>
@@ -4982,37 +4700,13 @@
     </w:tbl>
     <w:p>
       <w:pPr>
-        <w:shd w:val="clear" w:color="auto" w:fill="FFF6EC"/>
-        <w:spacing w:before="160" w:after="60"/>
-        <w:ind w:left="120" w:right="120"/>
-      </w:pPr>
-      <w:r>
-        <w:rPr>
-          <w:b/>
-          <w:bCs/>
-          <w:color w:val="F47920"/>
-        </w:rPr>
-        <w:t xml:space="preserve">เคล็ดลับ  </w:t>
-      </w:r>
-      <w:r>
-        <w:rPr>
-          <w:color w:val="555555"/>
-        </w:rPr>
-        <w:t>ตอนนี้ลิงก์เปิดได้เฉพาะเน็ตวงเดียวกับออฟฟิศ · ใช้ได้ทั้งใบซ่อมและใบติดตั้ง</w:t>
-      </w:r>
-    </w:p>
-    <w:p>
-      <w:pPr>
         <w:pStyle w:val="Heading1"/>
         <w:pageBreakBefore/>
       </w:pPr>
       <w:bookmarkStart w:id="7" w:name="task_7"/>
       <w:r>
         <w:lastRenderedPageBreak/>
-        <w:t xml:space="preserve">7. </w:t>
-      </w:r>
-      <w:r>
-        <w:t>ซ่อมไม่ได้ → เปลี่ยน / ย้ายเครื่อง</w:t>
+        <w:t>7. ซ่อมไม่ได้ → เปลี่ยน / ย้ายเครื่อง</w:t>
       </w:r>
       <w:bookmarkEnd w:id="7"/>
     </w:p>
@@ -5035,7 +4729,31 @@
           <w:szCs w:val="26"/>
           <w:shd w:val="clear" w:color="auto" w:fill="DCE8F8"/>
         </w:rPr>
-        <w:t xml:space="preserve"> Infrastructure </w:t>
+        <w:t xml:space="preserve"> </w:t>
+      </w:r>
+      <w:proofErr w:type="spellStart"/>
+      <w:r>
+        <w:rPr>
+          <w:b/>
+          <w:bCs/>
+          <w:color w:val="0C447C"/>
+          <w:sz w:val="26"/>
+          <w:szCs w:val="26"/>
+          <w:shd w:val="clear" w:color="auto" w:fill="DCE8F8"/>
+        </w:rPr>
+        <w:t>Infrastructure</w:t>
+      </w:r>
+      <w:proofErr w:type="spellEnd"/>
+      <w:r>
+        <w:rPr>
+          <w:b/>
+          <w:bCs/>
+          <w:color w:val="0C447C"/>
+          <w:sz w:val="26"/>
+          <w:szCs w:val="26"/>
+          <w:shd w:val="clear" w:color="auto" w:fill="DCE8F8"/>
+        </w:rPr>
+        <w:t xml:space="preserve"> </w:t>
       </w:r>
       <w:r>
         <w:t xml:space="preserve">  </w:t>
@@ -5049,18 +4767,7 @@
           <w:szCs w:val="26"/>
           <w:shd w:val="clear" w:color="auto" w:fill="D7F0E6"/>
         </w:rPr>
-        <w:t xml:space="preserve"> </w:t>
-      </w:r>
-      <w:r>
-        <w:rPr>
-          <w:b/>
-          <w:bCs/>
-          <w:color w:val="085041"/>
-          <w:sz w:val="26"/>
-          <w:szCs w:val="26"/>
-          <w:shd w:val="clear" w:color="auto" w:fill="D7F0E6"/>
-        </w:rPr>
-        <w:t xml:space="preserve">เจ้าหน้าที่ภาค </w:t>
+        <w:t xml:space="preserve"> เจ้าหน้าที่ภาค </w:t>
       </w:r>
       <w:r>
         <w:t xml:space="preserve">        </w:t>
@@ -5081,15 +4788,7 @@
             <w:sz w:val="29"/>
             <w:szCs w:val="29"/>
           </w:rPr>
-          <w:t xml:space="preserve"> </w:t>
-        </w:r>
-        <w:r>
-          <w:rPr>
-            <w:color w:val="1153A1"/>
-            <w:sz w:val="29"/>
-            <w:szCs w:val="29"/>
-          </w:rPr>
-          <w:t>กลับสารบัญ</w:t>
+          <w:t xml:space="preserve"> กลับสารบัญ</w:t>
         </w:r>
       </w:hyperlink>
     </w:p>
@@ -5109,13 +4808,21 @@
         <w:rPr>
           <w:color w:val="555555"/>
         </w:rPr>
-        <w:t xml:space="preserve">: Infrastructure + </w:t>
-      </w:r>
+        <w:t xml:space="preserve">: </w:t>
+      </w:r>
+      <w:proofErr w:type="spellStart"/>
       <w:r>
         <w:rPr>
           <w:color w:val="555555"/>
         </w:rPr>
-        <w:t xml:space="preserve">ภาค · </w:t>
+        <w:t>Infrastructure</w:t>
+      </w:r>
+      <w:proofErr w:type="spellEnd"/>
+      <w:r>
+        <w:rPr>
+          <w:color w:val="555555"/>
+        </w:rPr>
+        <w:t xml:space="preserve"> + ภาค · </w:t>
       </w:r>
       <w:r>
         <w:rPr>
@@ -5129,13 +4836,21 @@
         <w:rPr>
           <w:color w:val="555555"/>
         </w:rPr>
-        <w:t>: Infrastructure (</w:t>
-      </w:r>
+        <w:t xml:space="preserve">: </w:t>
+      </w:r>
+      <w:proofErr w:type="spellStart"/>
       <w:r>
         <w:rPr>
           <w:color w:val="555555"/>
         </w:rPr>
-        <w:t>หรือภาคที่ได้สิทธิ์แก้ไขรายการเครื่อง)</w:t>
+        <w:t>Infrastructure</w:t>
+      </w:r>
+      <w:proofErr w:type="spellEnd"/>
+      <w:r>
+        <w:rPr>
+          <w:color w:val="555555"/>
+        </w:rPr>
+        <w:t xml:space="preserve"> (หรือภาคที่ได้สิทธิ์แก้ไขรายการเครื่อง)</w:t>
       </w:r>
     </w:p>
     <w:tbl>
@@ -5162,12 +4877,6 @@
         <w:gridCol w:w="4819"/>
       </w:tblGrid>
       <w:tr>
-        <w:tblPrEx>
-          <w:tblCellMar>
-            <w:top w:w="0" w:type="dxa"/>
-            <w:bottom w:w="0" w:type="dxa"/>
-          </w:tblCellMar>
-        </w:tblPrEx>
         <w:trPr>
           <w:cantSplit/>
           <w:jc w:val="center"/>
@@ -5267,14 +4976,7 @@
                 <w:sz w:val="35"/>
                 <w:szCs w:val="35"/>
               </w:rPr>
-              <w:t xml:space="preserve"> → </w:t>
-            </w:r>
-            <w:r>
-              <w:rPr>
-                <w:sz w:val="35"/>
-                <w:szCs w:val="35"/>
-              </w:rPr>
-              <w:t>ใส่เหตุผล → ยืนยัน</w:t>
+              <w:t xml:space="preserve"> → ใส่เหตุผล → ยืนยัน</w:t>
             </w:r>
           </w:p>
         </w:tc>
@@ -5357,18 +5059,44 @@
                 <w:sz w:val="35"/>
                 <w:szCs w:val="35"/>
               </w:rPr>
-              <w:t>ได้เครื่องใหม่: ใส่ Serial Asset ยี่ห้อ BTU → บันทึก (เครื่องเก่าเข้าคลังเอง)</w:t>
+              <w:t xml:space="preserve">ได้เครื่องใหม่: ใส่ </w:t>
+            </w:r>
+            <w:proofErr w:type="spellStart"/>
+            <w:r>
+              <w:rPr>
+                <w:sz w:val="35"/>
+                <w:szCs w:val="35"/>
+              </w:rPr>
+              <w:t>Serial</w:t>
+            </w:r>
+            <w:proofErr w:type="spellEnd"/>
+            <w:r>
+              <w:rPr>
+                <w:sz w:val="35"/>
+                <w:szCs w:val="35"/>
+              </w:rPr>
+              <w:t xml:space="preserve"> </w:t>
+            </w:r>
+            <w:proofErr w:type="spellStart"/>
+            <w:r>
+              <w:rPr>
+                <w:sz w:val="35"/>
+                <w:szCs w:val="35"/>
+              </w:rPr>
+              <w:t>Asset</w:t>
+            </w:r>
+            <w:proofErr w:type="spellEnd"/>
+            <w:r>
+              <w:rPr>
+                <w:sz w:val="35"/>
+                <w:szCs w:val="35"/>
+              </w:rPr>
+              <w:t xml:space="preserve"> ยี่ห้อ BTU → บันทึก (เครื่องเก่าเข้าคลังเอง)</w:t>
             </w:r>
           </w:p>
         </w:tc>
       </w:tr>
       <w:tr>
-        <w:tblPrEx>
-          <w:tblCellMar>
-            <w:top w:w="0" w:type="dxa"/>
-            <w:bottom w:w="0" w:type="dxa"/>
-          </w:tblCellMar>
-        </w:tblPrEx>
         <w:trPr>
           <w:cantSplit/>
           <w:jc w:val="center"/>
@@ -5485,14 +5213,7 @@
                 <w:sz w:val="35"/>
                 <w:szCs w:val="35"/>
               </w:rPr>
-              <w:t xml:space="preserve"> (</w:t>
-            </w:r>
-            <w:r>
-              <w:rPr>
-                <w:sz w:val="35"/>
-                <w:szCs w:val="35"/>
-              </w:rPr>
-              <w:t>เอาเครื่องจากอีกที่มาแทน)</w:t>
+              <w:t xml:space="preserve"> (เอาเครื่องจากอีกที่มาแทน)</w:t>
             </w:r>
           </w:p>
         </w:tc>
@@ -5527,10 +5248,7 @@
       <w:bookmarkStart w:id="8" w:name="task_8"/>
       <w:r>
         <w:lastRenderedPageBreak/>
-        <w:t xml:space="preserve">8. </w:t>
-      </w:r>
-      <w:r>
-        <w:t>จัดการแผนล้างทั้งปี</w:t>
+        <w:t>8. จัดการแผนล้างทั้งปี</w:t>
       </w:r>
       <w:bookmarkEnd w:id="8"/>
     </w:p>
@@ -5553,7 +5271,31 @@
           <w:szCs w:val="26"/>
           <w:shd w:val="clear" w:color="auto" w:fill="DCE8F8"/>
         </w:rPr>
-        <w:t xml:space="preserve"> Infrastructure </w:t>
+        <w:t xml:space="preserve"> </w:t>
+      </w:r>
+      <w:proofErr w:type="spellStart"/>
+      <w:r>
+        <w:rPr>
+          <w:b/>
+          <w:bCs/>
+          <w:color w:val="0C447C"/>
+          <w:sz w:val="26"/>
+          <w:szCs w:val="26"/>
+          <w:shd w:val="clear" w:color="auto" w:fill="DCE8F8"/>
+        </w:rPr>
+        <w:t>Infrastructure</w:t>
+      </w:r>
+      <w:proofErr w:type="spellEnd"/>
+      <w:r>
+        <w:rPr>
+          <w:b/>
+          <w:bCs/>
+          <w:color w:val="0C447C"/>
+          <w:sz w:val="26"/>
+          <w:szCs w:val="26"/>
+          <w:shd w:val="clear" w:color="auto" w:fill="DCE8F8"/>
+        </w:rPr>
+        <w:t xml:space="preserve"> </w:t>
       </w:r>
       <w:r>
         <w:t xml:space="preserve">        </w:t>
@@ -5574,15 +5316,7 @@
             <w:sz w:val="29"/>
             <w:szCs w:val="29"/>
           </w:rPr>
-          <w:t xml:space="preserve"> </w:t>
-        </w:r>
-        <w:r>
-          <w:rPr>
-            <w:color w:val="1153A1"/>
-            <w:sz w:val="29"/>
-            <w:szCs w:val="29"/>
-          </w:rPr>
-          <w:t>กลับสารบัญ</w:t>
+          <w:t xml:space="preserve"> กลับสารบัญ</w:t>
         </w:r>
       </w:hyperlink>
     </w:p>
@@ -5609,12 +5343,6 @@
         <w:gridCol w:w="9638"/>
       </w:tblGrid>
       <w:tr>
-        <w:tblPrEx>
-          <w:tblCellMar>
-            <w:top w:w="0" w:type="dxa"/>
-            <w:bottom w:w="0" w:type="dxa"/>
-          </w:tblCellMar>
-        </w:tblPrEx>
         <w:trPr>
           <w:cantSplit/>
           <w:jc w:val="center"/>
@@ -5698,37 +5426,66 @@
                 <w:sz w:val="35"/>
                 <w:szCs w:val="35"/>
               </w:rPr>
-              <w:t xml:space="preserve">① </w:t>
-            </w:r>
-            <w:r>
-              <w:rPr>
-                <w:sz w:val="35"/>
-                <w:szCs w:val="35"/>
-              </w:rPr>
-              <w:t xml:space="preserve">ปี ② ตั้งวันราย Node ③ นำเข้า Excel ④ Template ⑤ </w:t>
-            </w:r>
-            <w:r>
-              <w:rPr>
-                <w:b/>
-                <w:bCs/>
-                <w:sz w:val="35"/>
-                <w:szCs w:val="35"/>
-              </w:rPr>
-              <w:t>อัปเดตจากรายการเครื่อง</w:t>
-            </w:r>
-            <w:r>
-              <w:rPr>
-                <w:sz w:val="35"/>
-                <w:szCs w:val="35"/>
-              </w:rPr>
-              <w:t xml:space="preserve"> ⑥ </w:t>
-            </w:r>
-            <w:r>
-              <w:rPr>
-                <w:sz w:val="35"/>
-                <w:szCs w:val="35"/>
-              </w:rPr>
-              <w:t xml:space="preserve">ลบแผน ⑦ </w:t>
+              <w:t xml:space="preserve">① ปี ② ตั้งวันราย </w:t>
+            </w:r>
+            <w:proofErr w:type="spellStart"/>
+            <w:r>
+              <w:rPr>
+                <w:sz w:val="35"/>
+                <w:szCs w:val="35"/>
+              </w:rPr>
+              <w:t>Node</w:t>
+            </w:r>
+            <w:proofErr w:type="spellEnd"/>
+            <w:r>
+              <w:rPr>
+                <w:sz w:val="35"/>
+                <w:szCs w:val="35"/>
+              </w:rPr>
+              <w:t xml:space="preserve"> ③ นำเข้า Excel ④ </w:t>
+            </w:r>
+            <w:proofErr w:type="spellStart"/>
+            <w:r>
+              <w:rPr>
+                <w:sz w:val="35"/>
+                <w:szCs w:val="35"/>
+              </w:rPr>
+              <w:t>Template</w:t>
+            </w:r>
+            <w:proofErr w:type="spellEnd"/>
+            <w:r>
+              <w:rPr>
+                <w:sz w:val="35"/>
+                <w:szCs w:val="35"/>
+              </w:rPr>
+              <w:t xml:space="preserve"> ⑤ </w:t>
+            </w:r>
+            <w:proofErr w:type="spellStart"/>
+            <w:r>
+              <w:rPr>
+                <w:b/>
+                <w:bCs/>
+                <w:sz w:val="35"/>
+                <w:szCs w:val="35"/>
+              </w:rPr>
+              <w:t>อัป</w:t>
+            </w:r>
+            <w:proofErr w:type="spellEnd"/>
+            <w:r>
+              <w:rPr>
+                <w:b/>
+                <w:bCs/>
+                <w:sz w:val="35"/>
+                <w:szCs w:val="35"/>
+              </w:rPr>
+              <w:t>เดตจากรายการเครื่อง</w:t>
+            </w:r>
+            <w:r>
+              <w:rPr>
+                <w:sz w:val="35"/>
+                <w:szCs w:val="35"/>
+              </w:rPr>
+              <w:t xml:space="preserve"> ⑥ ลบแผน ⑦ </w:t>
             </w:r>
             <w:r>
               <w:rPr>
@@ -5744,25 +5501,12 @@
                 <w:sz w:val="35"/>
                 <w:szCs w:val="35"/>
               </w:rPr>
-              <w:t xml:space="preserve"> ⑧ </w:t>
-            </w:r>
-            <w:r>
-              <w:rPr>
-                <w:sz w:val="35"/>
-                <w:szCs w:val="35"/>
-              </w:rPr>
-              <w:t>ช่องรอบ</w:t>
+              <w:t xml:space="preserve"> ⑧ ช่องรอบ</w:t>
             </w:r>
           </w:p>
         </w:tc>
       </w:tr>
       <w:tr>
-        <w:tblPrEx>
-          <w:tblCellMar>
-            <w:top w:w="0" w:type="dxa"/>
-            <w:bottom w:w="0" w:type="dxa"/>
-          </w:tblCellMar>
-        </w:tblPrEx>
         <w:trPr>
           <w:cantSplit/>
           <w:jc w:val="center"/>
@@ -5862,14 +5606,7 @@
                 <w:sz w:val="35"/>
                 <w:szCs w:val="35"/>
               </w:rPr>
-              <w:t xml:space="preserve"> → </w:t>
-            </w:r>
-            <w:r>
-              <w:rPr>
-                <w:sz w:val="35"/>
-                <w:szCs w:val="35"/>
-              </w:rPr>
-              <w:t>สร้างแผน</w:t>
+              <w:t xml:space="preserve"> → สร้างแผน</w:t>
             </w:r>
           </w:p>
         </w:tc>
@@ -5893,7 +5630,21 @@
         <w:rPr>
           <w:color w:val="555555"/>
         </w:rPr>
-        <w:t>เพิ่มเครื่องใหม่แล้ว กด "อัปเดตจากรายการเครื่อง" (⑤) เครื่องจะเข้าแผน · ลบแผนได้เฉพาะปีที่ยังไม่มีงานล้าง</w:t>
+        <w:t>เพิ่มเครื่องใหม่แล้ว กด "</w:t>
+      </w:r>
+      <w:proofErr w:type="spellStart"/>
+      <w:r>
+        <w:rPr>
+          <w:color w:val="555555"/>
+        </w:rPr>
+        <w:t>อัป</w:t>
+      </w:r>
+      <w:proofErr w:type="spellEnd"/>
+      <w:r>
+        <w:rPr>
+          <w:color w:val="555555"/>
+        </w:rPr>
+        <w:t>เดตจากรายการเครื่อง" (⑤) เครื่องจะเข้าแผน · ลบแผนได้เฉพาะปีที่ยังไม่มีงานล้าง</w:t>
       </w:r>
     </w:p>
     <w:p>
@@ -5904,10 +5655,7 @@
       <w:bookmarkStart w:id="9" w:name="task_9"/>
       <w:r>
         <w:lastRenderedPageBreak/>
-        <w:t xml:space="preserve">9. </w:t>
-      </w:r>
-      <w:r>
-        <w:t>ตั้งนัดล้าง รายรอบ</w:t>
+        <w:t>9. ตั้งนัดล้าง รายรอบ</w:t>
       </w:r>
       <w:bookmarkEnd w:id="9"/>
     </w:p>
@@ -5930,7 +5678,31 @@
           <w:szCs w:val="26"/>
           <w:shd w:val="clear" w:color="auto" w:fill="DCE8F8"/>
         </w:rPr>
-        <w:t xml:space="preserve"> Infrastructure </w:t>
+        <w:t xml:space="preserve"> </w:t>
+      </w:r>
+      <w:proofErr w:type="spellStart"/>
+      <w:r>
+        <w:rPr>
+          <w:b/>
+          <w:bCs/>
+          <w:color w:val="0C447C"/>
+          <w:sz w:val="26"/>
+          <w:szCs w:val="26"/>
+          <w:shd w:val="clear" w:color="auto" w:fill="DCE8F8"/>
+        </w:rPr>
+        <w:t>Infrastructure</w:t>
+      </w:r>
+      <w:proofErr w:type="spellEnd"/>
+      <w:r>
+        <w:rPr>
+          <w:b/>
+          <w:bCs/>
+          <w:color w:val="0C447C"/>
+          <w:sz w:val="26"/>
+          <w:szCs w:val="26"/>
+          <w:shd w:val="clear" w:color="auto" w:fill="DCE8F8"/>
+        </w:rPr>
+        <w:t xml:space="preserve"> </w:t>
       </w:r>
       <w:r>
         <w:t xml:space="preserve">  </w:t>
@@ -5944,18 +5716,7 @@
           <w:szCs w:val="26"/>
           <w:shd w:val="clear" w:color="auto" w:fill="D7F0E6"/>
         </w:rPr>
-        <w:t xml:space="preserve"> </w:t>
-      </w:r>
-      <w:r>
-        <w:rPr>
-          <w:b/>
-          <w:bCs/>
-          <w:color w:val="085041"/>
-          <w:sz w:val="26"/>
-          <w:szCs w:val="26"/>
-          <w:shd w:val="clear" w:color="auto" w:fill="D7F0E6"/>
-        </w:rPr>
-        <w:t xml:space="preserve">เจ้าหน้าที่ภาค </w:t>
+        <w:t xml:space="preserve"> เจ้าหน้าที่ภาค </w:t>
       </w:r>
       <w:r>
         <w:t xml:space="preserve">        </w:t>
@@ -5976,15 +5737,7 @@
             <w:sz w:val="29"/>
             <w:szCs w:val="29"/>
           </w:rPr>
-          <w:t xml:space="preserve"> </w:t>
-        </w:r>
-        <w:r>
-          <w:rPr>
-            <w:color w:val="1153A1"/>
-            <w:sz w:val="29"/>
-            <w:szCs w:val="29"/>
-          </w:rPr>
-          <w:t>กลับสารบัญ</w:t>
+          <w:t xml:space="preserve"> กลับสารบัญ</w:t>
         </w:r>
       </w:hyperlink>
     </w:p>
@@ -6012,12 +5765,6 @@
         <w:gridCol w:w="4819"/>
       </w:tblGrid>
       <w:tr>
-        <w:tblPrEx>
-          <w:tblCellMar>
-            <w:top w:w="0" w:type="dxa"/>
-            <w:bottom w:w="0" w:type="dxa"/>
-          </w:tblCellMar>
-        </w:tblPrEx>
         <w:trPr>
           <w:cantSplit/>
           <w:jc w:val="center"/>
@@ -6118,25 +5865,12 @@
                 <w:sz w:val="35"/>
                 <w:szCs w:val="35"/>
               </w:rPr>
-              <w:t xml:space="preserve"> → </w:t>
-            </w:r>
-            <w:r>
-              <w:rPr>
-                <w:sz w:val="35"/>
-                <w:szCs w:val="35"/>
-              </w:rPr>
-              <w:t>กดช่องรอบของเครื่อง</w:t>
+              <w:t xml:space="preserve"> → กดช่องรอบของเครื่อง</w:t>
             </w:r>
           </w:p>
         </w:tc>
       </w:tr>
       <w:tr>
-        <w:tblPrEx>
-          <w:tblCellMar>
-            <w:top w:w="0" w:type="dxa"/>
-            <w:bottom w:w="0" w:type="dxa"/>
-          </w:tblCellMar>
-        </w:tblPrEx>
         <w:trPr>
           <w:cantSplit/>
           <w:jc w:val="center"/>
@@ -6220,14 +5954,7 @@
                 <w:sz w:val="35"/>
                 <w:szCs w:val="35"/>
               </w:rPr>
-              <w:t xml:space="preserve">① </w:t>
-            </w:r>
-            <w:r>
-              <w:rPr>
-                <w:sz w:val="35"/>
-                <w:szCs w:val="35"/>
-              </w:rPr>
-              <w:t xml:space="preserve">วันนัด ② สถานะ "นัดหมายแล้ว" ③ </w:t>
+              <w:t xml:space="preserve">① วันนัด ② สถานะ "นัดหมายแล้ว" ③ </w:t>
             </w:r>
             <w:r>
               <w:rPr>
@@ -6264,12 +5991,6 @@
         </w:tc>
       </w:tr>
       <w:tr>
-        <w:tblPrEx>
-          <w:tblCellMar>
-            <w:top w:w="0" w:type="dxa"/>
-            <w:bottom w:w="0" w:type="dxa"/>
-          </w:tblCellMar>
-        </w:tblPrEx>
         <w:trPr>
           <w:cantSplit/>
           <w:jc w:val="center"/>
@@ -6390,10 +6111,15 @@
       <w:bookmarkStart w:id="10" w:name="task_10"/>
       <w:r>
         <w:lastRenderedPageBreak/>
-        <w:t xml:space="preserve">10. </w:t>
-      </w:r>
-      <w:r>
-        <w:t>ตั้งนัดทั้ง Node ทีเดียว</w:t>
+        <w:t xml:space="preserve">10. ตั้งนัดทั้ง </w:t>
+      </w:r>
+      <w:proofErr w:type="spellStart"/>
+      <w:r>
+        <w:t>Node</w:t>
+      </w:r>
+      <w:proofErr w:type="spellEnd"/>
+      <w:r>
+        <w:t xml:space="preserve"> ทีเดียว</w:t>
       </w:r>
       <w:bookmarkEnd w:id="10"/>
     </w:p>
@@ -6416,7 +6142,31 @@
           <w:szCs w:val="26"/>
           <w:shd w:val="clear" w:color="auto" w:fill="DCE8F8"/>
         </w:rPr>
-        <w:t xml:space="preserve"> Infrastructure </w:t>
+        <w:t xml:space="preserve"> </w:t>
+      </w:r>
+      <w:proofErr w:type="spellStart"/>
+      <w:r>
+        <w:rPr>
+          <w:b/>
+          <w:bCs/>
+          <w:color w:val="0C447C"/>
+          <w:sz w:val="26"/>
+          <w:szCs w:val="26"/>
+          <w:shd w:val="clear" w:color="auto" w:fill="DCE8F8"/>
+        </w:rPr>
+        <w:t>Infrastructure</w:t>
+      </w:r>
+      <w:proofErr w:type="spellEnd"/>
+      <w:r>
+        <w:rPr>
+          <w:b/>
+          <w:bCs/>
+          <w:color w:val="0C447C"/>
+          <w:sz w:val="26"/>
+          <w:szCs w:val="26"/>
+          <w:shd w:val="clear" w:color="auto" w:fill="DCE8F8"/>
+        </w:rPr>
+        <w:t xml:space="preserve"> </w:t>
       </w:r>
       <w:r>
         <w:t xml:space="preserve">  </w:t>
@@ -6430,18 +6180,7 @@
           <w:szCs w:val="26"/>
           <w:shd w:val="clear" w:color="auto" w:fill="D7F0E6"/>
         </w:rPr>
-        <w:t xml:space="preserve"> </w:t>
-      </w:r>
-      <w:r>
-        <w:rPr>
-          <w:b/>
-          <w:bCs/>
-          <w:color w:val="085041"/>
-          <w:sz w:val="26"/>
-          <w:szCs w:val="26"/>
-          <w:shd w:val="clear" w:color="auto" w:fill="D7F0E6"/>
-        </w:rPr>
-        <w:t xml:space="preserve">เจ้าหน้าที่ภาค </w:t>
+        <w:t xml:space="preserve"> เจ้าหน้าที่ภาค </w:t>
       </w:r>
       <w:r>
         <w:t xml:space="preserve">        </w:t>
@@ -6462,15 +6201,7 @@
             <w:sz w:val="29"/>
             <w:szCs w:val="29"/>
           </w:rPr>
-          <w:t xml:space="preserve"> </w:t>
-        </w:r>
-        <w:r>
-          <w:rPr>
-            <w:color w:val="1153A1"/>
-            <w:sz w:val="29"/>
-            <w:szCs w:val="29"/>
-          </w:rPr>
-          <w:t>กลับสารบัญ</w:t>
+          <w:t xml:space="preserve"> กลับสารบัญ</w:t>
         </w:r>
       </w:hyperlink>
     </w:p>
@@ -6497,12 +6228,6 @@
         <w:gridCol w:w="9638"/>
       </w:tblGrid>
       <w:tr>
-        <w:tblPrEx>
-          <w:tblCellMar>
-            <w:top w:w="0" w:type="dxa"/>
-            <w:bottom w:w="0" w:type="dxa"/>
-          </w:tblCellMar>
-        </w:tblPrEx>
         <w:trPr>
           <w:cantSplit/>
           <w:jc w:val="center"/>
@@ -6595,18 +6320,23 @@
                 <w:sz w:val="35"/>
                 <w:szCs w:val="35"/>
               </w:rPr>
-              <w:t>ตั้งวันราย Node</w:t>
-            </w:r>
+              <w:t xml:space="preserve">ตั้งวันราย </w:t>
+            </w:r>
+            <w:proofErr w:type="spellStart"/>
+            <w:r>
+              <w:rPr>
+                <w:b/>
+                <w:bCs/>
+                <w:sz w:val="35"/>
+                <w:szCs w:val="35"/>
+              </w:rPr>
+              <w:t>Node</w:t>
+            </w:r>
+            <w:proofErr w:type="spellEnd"/>
           </w:p>
         </w:tc>
       </w:tr>
       <w:tr>
-        <w:tblPrEx>
-          <w:tblCellMar>
-            <w:top w:w="0" w:type="dxa"/>
-            <w:bottom w:w="0" w:type="dxa"/>
-          </w:tblCellMar>
-        </w:tblPrEx>
         <w:trPr>
           <w:cantSplit/>
           <w:jc w:val="center"/>
@@ -6690,14 +6420,23 @@
                 <w:sz w:val="35"/>
                 <w:szCs w:val="35"/>
               </w:rPr>
-              <w:t xml:space="preserve">① </w:t>
-            </w:r>
-            <w:r>
-              <w:rPr>
-                <w:sz w:val="35"/>
-                <w:szCs w:val="35"/>
-              </w:rPr>
-              <w:t xml:space="preserve">เลือก Node ② วันนัดของแต่ละรอบ ③ ผู้รับเหมา → ติ๊กเครื่องที่ต้องการ ④ </w:t>
+              <w:t xml:space="preserve">① เลือก </w:t>
+            </w:r>
+            <w:proofErr w:type="spellStart"/>
+            <w:r>
+              <w:rPr>
+                <w:sz w:val="35"/>
+                <w:szCs w:val="35"/>
+              </w:rPr>
+              <w:t>Node</w:t>
+            </w:r>
+            <w:proofErr w:type="spellEnd"/>
+            <w:r>
+              <w:rPr>
+                <w:sz w:val="35"/>
+                <w:szCs w:val="35"/>
+              </w:rPr>
+              <w:t xml:space="preserve"> ② วันนัดของแต่ละรอบ ③ ผู้รับเหมา → ติ๊กเครื่องที่ต้องการ ④ </w:t>
             </w:r>
             <w:r>
               <w:rPr>
@@ -6741,10 +6480,7 @@
       <w:bookmarkStart w:id="11" w:name="task_11"/>
       <w:r>
         <w:lastRenderedPageBreak/>
-        <w:t xml:space="preserve">11. </w:t>
-      </w:r>
-      <w:r>
-        <w:t>ปิดงานล้าง: กรอกฟอร์มในเว็บ</w:t>
+        <w:t>11. ปิดงานล้าง: กรอกฟอร์มในเว็บ</w:t>
       </w:r>
       <w:bookmarkEnd w:id="11"/>
     </w:p>
@@ -6767,7 +6503,31 @@
           <w:szCs w:val="26"/>
           <w:shd w:val="clear" w:color="auto" w:fill="DCE8F8"/>
         </w:rPr>
-        <w:t xml:space="preserve"> Infrastructure </w:t>
+        <w:t xml:space="preserve"> </w:t>
+      </w:r>
+      <w:proofErr w:type="spellStart"/>
+      <w:r>
+        <w:rPr>
+          <w:b/>
+          <w:bCs/>
+          <w:color w:val="0C447C"/>
+          <w:sz w:val="26"/>
+          <w:szCs w:val="26"/>
+          <w:shd w:val="clear" w:color="auto" w:fill="DCE8F8"/>
+        </w:rPr>
+        <w:t>Infrastructure</w:t>
+      </w:r>
+      <w:proofErr w:type="spellEnd"/>
+      <w:r>
+        <w:rPr>
+          <w:b/>
+          <w:bCs/>
+          <w:color w:val="0C447C"/>
+          <w:sz w:val="26"/>
+          <w:szCs w:val="26"/>
+          <w:shd w:val="clear" w:color="auto" w:fill="DCE8F8"/>
+        </w:rPr>
+        <w:t xml:space="preserve"> </w:t>
       </w:r>
       <w:r>
         <w:t xml:space="preserve">  </w:t>
@@ -6781,18 +6541,7 @@
           <w:szCs w:val="26"/>
           <w:shd w:val="clear" w:color="auto" w:fill="D7F0E6"/>
         </w:rPr>
-        <w:t xml:space="preserve"> </w:t>
-      </w:r>
-      <w:r>
-        <w:rPr>
-          <w:b/>
-          <w:bCs/>
-          <w:color w:val="085041"/>
-          <w:sz w:val="26"/>
-          <w:szCs w:val="26"/>
-          <w:shd w:val="clear" w:color="auto" w:fill="D7F0E6"/>
-        </w:rPr>
-        <w:t xml:space="preserve">เจ้าหน้าที่ภาค </w:t>
+        <w:t xml:space="preserve"> เจ้าหน้าที่ภาค </w:t>
       </w:r>
       <w:r>
         <w:t xml:space="preserve">  </w:t>
@@ -6806,18 +6555,7 @@
           <w:szCs w:val="26"/>
           <w:shd w:val="clear" w:color="auto" w:fill="FAEBD2"/>
         </w:rPr>
-        <w:t xml:space="preserve"> </w:t>
-      </w:r>
-      <w:r>
-        <w:rPr>
-          <w:b/>
-          <w:bCs/>
-          <w:color w:val="633806"/>
-          <w:sz w:val="26"/>
-          <w:szCs w:val="26"/>
-          <w:shd w:val="clear" w:color="auto" w:fill="FAEBD2"/>
-        </w:rPr>
-        <w:t xml:space="preserve">ผู้รับเหมา </w:t>
+        <w:t xml:space="preserve"> ผู้รับเหมา </w:t>
       </w:r>
       <w:r>
         <w:t xml:space="preserve">        </w:t>
@@ -6838,15 +6576,7 @@
             <w:sz w:val="29"/>
             <w:szCs w:val="29"/>
           </w:rPr>
-          <w:t xml:space="preserve"> </w:t>
-        </w:r>
-        <w:r>
-          <w:rPr>
-            <w:color w:val="1153A1"/>
-            <w:sz w:val="29"/>
-            <w:szCs w:val="29"/>
-          </w:rPr>
-          <w:t>กลับสารบัญ</w:t>
+          <w:t xml:space="preserve"> กลับสารบัญ</w:t>
         </w:r>
       </w:hyperlink>
     </w:p>
@@ -6874,12 +6604,6 @@
         <w:gridCol w:w="4819"/>
       </w:tblGrid>
       <w:tr>
-        <w:tblPrEx>
-          <w:tblCellMar>
-            <w:top w:w="0" w:type="dxa"/>
-            <w:bottom w:w="0" w:type="dxa"/>
-          </w:tblCellMar>
-        </w:tblPrEx>
         <w:trPr>
           <w:cantSplit/>
           <w:jc w:val="center"/>
@@ -6979,14 +6703,7 @@
                 <w:sz w:val="35"/>
                 <w:szCs w:val="35"/>
               </w:rPr>
-              <w:t xml:space="preserve"> (</w:t>
-            </w:r>
-            <w:r>
-              <w:rPr>
-                <w:sz w:val="35"/>
-                <w:szCs w:val="35"/>
-              </w:rPr>
-              <w:t>ผู้รับเหมา: กดจากหน้าตารางงาน)</w:t>
+              <w:t xml:space="preserve"> (ผู้รับเหมา: กดจากหน้าตารางงาน)</w:t>
             </w:r>
           </w:p>
         </w:tc>
@@ -7075,12 +6792,6 @@
         </w:tc>
       </w:tr>
       <w:tr>
-        <w:tblPrEx>
-          <w:tblCellMar>
-            <w:top w:w="0" w:type="dxa"/>
-            <w:bottom w:w="0" w:type="dxa"/>
-          </w:tblCellMar>
-        </w:tblPrEx>
         <w:trPr>
           <w:cantSplit/>
           <w:jc w:val="center"/>
@@ -7225,10 +6936,7 @@
       <w:bookmarkStart w:id="12" w:name="task_12"/>
       <w:r>
         <w:lastRenderedPageBreak/>
-        <w:t xml:space="preserve">12. </w:t>
-      </w:r>
-      <w:r>
-        <w:t>ปิดงานล้าง: แนบใบที่เขียนมือ</w:t>
+        <w:t>12. ปิดงานล้าง: แนบใบที่เขียนมือ</w:t>
       </w:r>
       <w:bookmarkEnd w:id="12"/>
     </w:p>
@@ -7251,7 +6959,31 @@
           <w:szCs w:val="26"/>
           <w:shd w:val="clear" w:color="auto" w:fill="DCE8F8"/>
         </w:rPr>
-        <w:t xml:space="preserve"> Infrastructure </w:t>
+        <w:t xml:space="preserve"> </w:t>
+      </w:r>
+      <w:proofErr w:type="spellStart"/>
+      <w:r>
+        <w:rPr>
+          <w:b/>
+          <w:bCs/>
+          <w:color w:val="0C447C"/>
+          <w:sz w:val="26"/>
+          <w:szCs w:val="26"/>
+          <w:shd w:val="clear" w:color="auto" w:fill="DCE8F8"/>
+        </w:rPr>
+        <w:t>Infrastructure</w:t>
+      </w:r>
+      <w:proofErr w:type="spellEnd"/>
+      <w:r>
+        <w:rPr>
+          <w:b/>
+          <w:bCs/>
+          <w:color w:val="0C447C"/>
+          <w:sz w:val="26"/>
+          <w:szCs w:val="26"/>
+          <w:shd w:val="clear" w:color="auto" w:fill="DCE8F8"/>
+        </w:rPr>
+        <w:t xml:space="preserve"> </w:t>
       </w:r>
       <w:r>
         <w:t xml:space="preserve">  </w:t>
@@ -7265,18 +6997,7 @@
           <w:szCs w:val="26"/>
           <w:shd w:val="clear" w:color="auto" w:fill="D7F0E6"/>
         </w:rPr>
-        <w:t xml:space="preserve"> </w:t>
-      </w:r>
-      <w:r>
-        <w:rPr>
-          <w:b/>
-          <w:bCs/>
-          <w:color w:val="085041"/>
-          <w:sz w:val="26"/>
-          <w:szCs w:val="26"/>
-          <w:shd w:val="clear" w:color="auto" w:fill="D7F0E6"/>
-        </w:rPr>
-        <w:t xml:space="preserve">เจ้าหน้าที่ภาค </w:t>
+        <w:t xml:space="preserve"> เจ้าหน้าที่ภาค </w:t>
       </w:r>
       <w:r>
         <w:t xml:space="preserve">        </w:t>
@@ -7297,15 +7018,7 @@
             <w:sz w:val="29"/>
             <w:szCs w:val="29"/>
           </w:rPr>
-          <w:t xml:space="preserve"> </w:t>
-        </w:r>
-        <w:r>
-          <w:rPr>
-            <w:color w:val="1153A1"/>
-            <w:sz w:val="29"/>
-            <w:szCs w:val="29"/>
-          </w:rPr>
-          <w:t>กลับสารบัญ</w:t>
+          <w:t xml:space="preserve"> กลับสารบัญ</w:t>
         </w:r>
       </w:hyperlink>
     </w:p>
@@ -7332,12 +7045,6 @@
         <w:gridCol w:w="9638"/>
       </w:tblGrid>
       <w:tr>
-        <w:tblPrEx>
-          <w:tblCellMar>
-            <w:top w:w="0" w:type="dxa"/>
-            <w:bottom w:w="0" w:type="dxa"/>
-          </w:tblCellMar>
-        </w:tblPrEx>
         <w:trPr>
           <w:cantSplit/>
           <w:jc w:val="center"/>
@@ -7421,7 +7128,23 @@
                 <w:sz w:val="35"/>
                 <w:szCs w:val="35"/>
               </w:rPr>
-              <w:t xml:space="preserve">ปริ้นฟอร์มเปล่าให้ช่าง: เมนู </w:t>
+              <w:t>ปริ</w:t>
+            </w:r>
+            <w:proofErr w:type="spellStart"/>
+            <w:r>
+              <w:rPr>
+                <w:sz w:val="35"/>
+                <w:szCs w:val="35"/>
+              </w:rPr>
+              <w:t>้น</w:t>
+            </w:r>
+            <w:proofErr w:type="spellEnd"/>
+            <w:r>
+              <w:rPr>
+                <w:sz w:val="35"/>
+                <w:szCs w:val="35"/>
+              </w:rPr>
+              <w:t xml:space="preserve">ฟอร์มเปล่าให้ช่าง: เมนู </w:t>
             </w:r>
             <w:r>
               <w:rPr>
@@ -7446,7 +7169,27 @@
                 <w:sz w:val="35"/>
                 <w:szCs w:val="35"/>
               </w:rPr>
-              <w:t>ปริ้นฟอร์มเปล่า</w:t>
+              <w:t>ปริ</w:t>
+            </w:r>
+            <w:proofErr w:type="spellStart"/>
+            <w:r>
+              <w:rPr>
+                <w:b/>
+                <w:bCs/>
+                <w:sz w:val="35"/>
+                <w:szCs w:val="35"/>
+              </w:rPr>
+              <w:t>้น</w:t>
+            </w:r>
+            <w:proofErr w:type="spellEnd"/>
+            <w:r>
+              <w:rPr>
+                <w:b/>
+                <w:bCs/>
+                <w:sz w:val="35"/>
+                <w:szCs w:val="35"/>
+              </w:rPr>
+              <w:t>ฟอร์มเปล่า</w:t>
             </w:r>
             <w:r>
               <w:rPr>
@@ -7459,12 +7202,6 @@
         </w:tc>
       </w:tr>
       <w:tr>
-        <w:tblPrEx>
-          <w:tblCellMar>
-            <w:top w:w="0" w:type="dxa"/>
-            <w:bottom w:w="0" w:type="dxa"/>
-          </w:tblCellMar>
-        </w:tblPrEx>
         <w:trPr>
           <w:cantSplit/>
           <w:jc w:val="center"/>
@@ -7564,14 +7301,7 @@
                 <w:sz w:val="35"/>
                 <w:szCs w:val="35"/>
               </w:rPr>
-              <w:t xml:space="preserve"> → </w:t>
-            </w:r>
-            <w:r>
-              <w:rPr>
-                <w:sz w:val="35"/>
-                <w:szCs w:val="35"/>
-              </w:rPr>
-              <w:t xml:space="preserve">ติ๊กเครื่อง · ใส่วันที่ · ลากรูปใบมาวาง → </w:t>
+              <w:t xml:space="preserve"> → ติ๊กเครื่อง · ใส่วันที่ · ลากรูปใบมาวาง → </w:t>
             </w:r>
             <w:r>
               <w:rPr>
@@ -7594,10 +7324,7 @@
       <w:bookmarkStart w:id="13" w:name="task_13"/>
       <w:r>
         <w:lastRenderedPageBreak/>
-        <w:t xml:space="preserve">13. </w:t>
-      </w:r>
-      <w:r>
-        <w:t>อนุมัติเอกสาร</w:t>
+        <w:t>13. อนุมัติเอกสาร</w:t>
       </w:r>
       <w:bookmarkEnd w:id="13"/>
     </w:p>
@@ -7620,7 +7347,31 @@
           <w:szCs w:val="26"/>
           <w:shd w:val="clear" w:color="auto" w:fill="DCE8F8"/>
         </w:rPr>
-        <w:t xml:space="preserve"> Infrastructure </w:t>
+        <w:t xml:space="preserve"> </w:t>
+      </w:r>
+      <w:proofErr w:type="spellStart"/>
+      <w:r>
+        <w:rPr>
+          <w:b/>
+          <w:bCs/>
+          <w:color w:val="0C447C"/>
+          <w:sz w:val="26"/>
+          <w:szCs w:val="26"/>
+          <w:shd w:val="clear" w:color="auto" w:fill="DCE8F8"/>
+        </w:rPr>
+        <w:t>Infrastructure</w:t>
+      </w:r>
+      <w:proofErr w:type="spellEnd"/>
+      <w:r>
+        <w:rPr>
+          <w:b/>
+          <w:bCs/>
+          <w:color w:val="0C447C"/>
+          <w:sz w:val="26"/>
+          <w:szCs w:val="26"/>
+          <w:shd w:val="clear" w:color="auto" w:fill="DCE8F8"/>
+        </w:rPr>
+        <w:t xml:space="preserve"> </w:t>
       </w:r>
       <w:r>
         <w:t xml:space="preserve">  </w:t>
@@ -7634,18 +7385,7 @@
           <w:szCs w:val="26"/>
           <w:shd w:val="clear" w:color="auto" w:fill="D7F0E6"/>
         </w:rPr>
-        <w:t xml:space="preserve"> </w:t>
-      </w:r>
-      <w:r>
-        <w:rPr>
-          <w:b/>
-          <w:bCs/>
-          <w:color w:val="085041"/>
-          <w:sz w:val="26"/>
-          <w:szCs w:val="26"/>
-          <w:shd w:val="clear" w:color="auto" w:fill="D7F0E6"/>
-        </w:rPr>
-        <w:t xml:space="preserve">เจ้าหน้าที่ภาค </w:t>
+        <w:t xml:space="preserve"> เจ้าหน้าที่ภาค </w:t>
       </w:r>
       <w:r>
         <w:t xml:space="preserve">        </w:t>
@@ -7666,15 +7406,7 @@
             <w:sz w:val="29"/>
             <w:szCs w:val="29"/>
           </w:rPr>
-          <w:t xml:space="preserve"> </w:t>
-        </w:r>
-        <w:r>
-          <w:rPr>
-            <w:color w:val="1153A1"/>
-            <w:sz w:val="29"/>
-            <w:szCs w:val="29"/>
-          </w:rPr>
-          <w:t>กลับสารบัญ</w:t>
+          <w:t xml:space="preserve"> กลับสารบัญ</w:t>
         </w:r>
       </w:hyperlink>
     </w:p>
@@ -7686,8 +7418,58 @@
         <w:rPr>
           <w:color w:val="555555"/>
         </w:rPr>
-        <w:t>ขั้น 2 = Staff · ขั้น 3 = Supervisor หรือ Regional · ขั้น 4 = Infrastructure</w:t>
-      </w:r>
+        <w:t xml:space="preserve">ขั้น 2 = </w:t>
+      </w:r>
+      <w:proofErr w:type="spellStart"/>
+      <w:r>
+        <w:rPr>
+          <w:color w:val="555555"/>
+        </w:rPr>
+        <w:t>Staff</w:t>
+      </w:r>
+      <w:proofErr w:type="spellEnd"/>
+      <w:r>
+        <w:rPr>
+          <w:color w:val="555555"/>
+        </w:rPr>
+        <w:t xml:space="preserve"> · ขั้น 3 = </w:t>
+      </w:r>
+      <w:proofErr w:type="spellStart"/>
+      <w:r>
+        <w:rPr>
+          <w:color w:val="555555"/>
+        </w:rPr>
+        <w:t>Supervisor</w:t>
+      </w:r>
+      <w:proofErr w:type="spellEnd"/>
+      <w:r>
+        <w:rPr>
+          <w:color w:val="555555"/>
+        </w:rPr>
+        <w:t xml:space="preserve"> หรือ </w:t>
+      </w:r>
+      <w:proofErr w:type="spellStart"/>
+      <w:r>
+        <w:rPr>
+          <w:color w:val="555555"/>
+        </w:rPr>
+        <w:t>Regional</w:t>
+      </w:r>
+      <w:proofErr w:type="spellEnd"/>
+      <w:r>
+        <w:rPr>
+          <w:color w:val="555555"/>
+        </w:rPr>
+        <w:t xml:space="preserve"> · ขั้น 4 = </w:t>
+      </w:r>
+      <w:proofErr w:type="spellStart"/>
+      <w:r>
+        <w:rPr>
+          <w:color w:val="555555"/>
+        </w:rPr>
+        <w:t>Infrastructure</w:t>
+      </w:r>
+      <w:proofErr w:type="spellEnd"/>
     </w:p>
     <w:tbl>
       <w:tblPr>
@@ -7713,12 +7495,6 @@
         <w:gridCol w:w="4819"/>
       </w:tblGrid>
       <w:tr>
-        <w:tblPrEx>
-          <w:tblCellMar>
-            <w:top w:w="0" w:type="dxa"/>
-            <w:bottom w:w="0" w:type="dxa"/>
-          </w:tblCellMar>
-        </w:tblPrEx>
         <w:trPr>
           <w:cantSplit/>
           <w:jc w:val="center"/>
@@ -7926,25 +7702,12 @@
                 <w:sz w:val="35"/>
                 <w:szCs w:val="35"/>
               </w:rPr>
-              <w:t xml:space="preserve"> — </w:t>
-            </w:r>
-            <w:r>
-              <w:rPr>
-                <w:sz w:val="35"/>
-                <w:szCs w:val="35"/>
-              </w:rPr>
-              <w:t>ชื่อคุณลงในเอกสาร</w:t>
+              <w:t xml:space="preserve"> — ชื่อคุณลงในเอกสาร</w:t>
             </w:r>
           </w:p>
         </w:tc>
       </w:tr>
       <w:tr>
-        <w:tblPrEx>
-          <w:tblCellMar>
-            <w:top w:w="0" w:type="dxa"/>
-            <w:bottom w:w="0" w:type="dxa"/>
-          </w:tblCellMar>
-        </w:tblPrEx>
         <w:trPr>
           <w:cantSplit/>
           <w:jc w:val="center"/>
@@ -8045,14 +7808,7 @@
                 <w:sz w:val="35"/>
                 <w:szCs w:val="35"/>
               </w:rPr>
-              <w:t xml:space="preserve"> </w:t>
-            </w:r>
-            <w:r>
-              <w:rPr>
-                <w:sz w:val="35"/>
-                <w:szCs w:val="35"/>
-              </w:rPr>
-              <w:t xml:space="preserve">ตรวจ → </w:t>
+              <w:t xml:space="preserve"> ตรวจ → </w:t>
             </w:r>
             <w:r>
               <w:rPr>
@@ -8096,10 +7852,15 @@
       <w:bookmarkStart w:id="14" w:name="task_14"/>
       <w:r>
         <w:lastRenderedPageBreak/>
-        <w:t xml:space="preserve">14. </w:t>
-      </w:r>
-      <w:r>
-        <w:t>เปิด / ปริ้น / ดาวน์โหลดเอกสาร</w:t>
+        <w:t>14. เปิด / ปริ</w:t>
+      </w:r>
+      <w:proofErr w:type="spellStart"/>
+      <w:r>
+        <w:t>้น</w:t>
+      </w:r>
+      <w:proofErr w:type="spellEnd"/>
+      <w:r>
+        <w:t xml:space="preserve"> / ดาวน์โหลดเอกสาร</w:t>
       </w:r>
       <w:bookmarkEnd w:id="14"/>
     </w:p>
@@ -8122,18 +7883,7 @@
           <w:szCs w:val="26"/>
           <w:shd w:val="clear" w:color="auto" w:fill="ECECEC"/>
         </w:rPr>
-        <w:t xml:space="preserve"> </w:t>
-      </w:r>
-      <w:r>
-        <w:rPr>
-          <w:b/>
-          <w:bCs/>
-          <w:color w:val="444444"/>
-          <w:sz w:val="26"/>
-          <w:szCs w:val="26"/>
-          <w:shd w:val="clear" w:color="auto" w:fill="ECECEC"/>
-        </w:rPr>
-        <w:t xml:space="preserve">ทุกคน </w:t>
+        <w:t xml:space="preserve"> ทุกคน </w:t>
       </w:r>
       <w:r>
         <w:t xml:space="preserve">        </w:t>
@@ -8154,15 +7904,7 @@
             <w:sz w:val="29"/>
             <w:szCs w:val="29"/>
           </w:rPr>
-          <w:t xml:space="preserve"> </w:t>
-        </w:r>
-        <w:r>
-          <w:rPr>
-            <w:color w:val="1153A1"/>
-            <w:sz w:val="29"/>
-            <w:szCs w:val="29"/>
-          </w:rPr>
-          <w:t>กลับสารบัญ</w:t>
+          <w:t xml:space="preserve"> กลับสารบัญ</w:t>
         </w:r>
       </w:hyperlink>
     </w:p>
@@ -8189,12 +7931,6 @@
         <w:gridCol w:w="9638"/>
       </w:tblGrid>
       <w:tr>
-        <w:tblPrEx>
-          <w:tblCellMar>
-            <w:top w:w="0" w:type="dxa"/>
-            <w:bottom w:w="0" w:type="dxa"/>
-          </w:tblCellMar>
-        </w:tblPrEx>
         <w:trPr>
           <w:cantSplit/>
           <w:jc w:val="center"/>
@@ -8294,14 +8030,7 @@
                 <w:sz w:val="35"/>
                 <w:szCs w:val="35"/>
               </w:rPr>
-              <w:t xml:space="preserve"> → </w:t>
-            </w:r>
-            <w:r>
-              <w:rPr>
-                <w:sz w:val="35"/>
-                <w:szCs w:val="35"/>
-              </w:rPr>
-              <w:t xml:space="preserve">แท็บ ล้าง / ซ่อม / ติดตั้ง · เลือกปี · ค้นหา → </w:t>
+              <w:t xml:space="preserve"> → แท็บ ล้าง / ซ่อม / ติดตั้ง · เลือกปี · ค้นหา → </w:t>
             </w:r>
             <w:r>
               <w:rPr>
@@ -8316,12 +8045,6 @@
         </w:tc>
       </w:tr>
       <w:tr>
-        <w:tblPrEx>
-          <w:tblCellMar>
-            <w:top w:w="0" w:type="dxa"/>
-            <w:bottom w:w="0" w:type="dxa"/>
-          </w:tblCellMar>
-        </w:tblPrEx>
         <w:trPr>
           <w:cantSplit/>
           <w:jc w:val="center"/>
@@ -8414,8 +8137,19 @@
                 <w:sz w:val="35"/>
                 <w:szCs w:val="35"/>
               </w:rPr>
-              <w:t>ปริ้น</w:t>
-            </w:r>
+              <w:t>ปริ</w:t>
+            </w:r>
+            <w:proofErr w:type="spellStart"/>
+            <w:r>
+              <w:rPr>
+                <w:b/>
+                <w:bCs/>
+                <w:sz w:val="35"/>
+                <w:szCs w:val="35"/>
+              </w:rPr>
+              <w:t>้น</w:t>
+            </w:r>
+            <w:proofErr w:type="spellEnd"/>
             <w:r>
               <w:rPr>
                 <w:sz w:val="35"/>
@@ -8437,14 +8171,7 @@
                 <w:sz w:val="35"/>
                 <w:szCs w:val="35"/>
               </w:rPr>
-              <w:t xml:space="preserve"> · </w:t>
-            </w:r>
-            <w:r>
-              <w:rPr>
-                <w:sz w:val="35"/>
-                <w:szCs w:val="35"/>
-              </w:rPr>
-              <w:t>ลายน้ำ "รออนุมัติ" = ยังอนุมัติไม่ครบ</w:t>
+              <w:t xml:space="preserve"> · ลายน้ำ "รออนุมัติ" = ยังอนุมัติไม่ครบ</w:t>
             </w:r>
           </w:p>
         </w:tc>
@@ -8458,10 +8185,7 @@
       <w:bookmarkStart w:id="15" w:name="task_15"/>
       <w:r>
         <w:lastRenderedPageBreak/>
-        <w:t xml:space="preserve">15. </w:t>
-      </w:r>
-      <w:r>
-        <w:t>เพิ่มเครื่องใหม่ / ติดตั้ง</w:t>
+        <w:t>15. เพิ่มเครื่องใหม่ / ติดตั้ง</w:t>
       </w:r>
       <w:bookmarkEnd w:id="15"/>
     </w:p>
@@ -8484,7 +8208,31 @@
           <w:szCs w:val="26"/>
           <w:shd w:val="clear" w:color="auto" w:fill="DCE8F8"/>
         </w:rPr>
-        <w:t xml:space="preserve"> Infrastructure </w:t>
+        <w:t xml:space="preserve"> </w:t>
+      </w:r>
+      <w:proofErr w:type="spellStart"/>
+      <w:r>
+        <w:rPr>
+          <w:b/>
+          <w:bCs/>
+          <w:color w:val="0C447C"/>
+          <w:sz w:val="26"/>
+          <w:szCs w:val="26"/>
+          <w:shd w:val="clear" w:color="auto" w:fill="DCE8F8"/>
+        </w:rPr>
+        <w:t>Infrastructure</w:t>
+      </w:r>
+      <w:proofErr w:type="spellEnd"/>
+      <w:r>
+        <w:rPr>
+          <w:b/>
+          <w:bCs/>
+          <w:color w:val="0C447C"/>
+          <w:sz w:val="26"/>
+          <w:szCs w:val="26"/>
+          <w:shd w:val="clear" w:color="auto" w:fill="DCE8F8"/>
+        </w:rPr>
+        <w:t xml:space="preserve"> </w:t>
       </w:r>
       <w:r>
         <w:t xml:space="preserve">        </w:t>
@@ -8505,15 +8253,7 @@
             <w:sz w:val="29"/>
             <w:szCs w:val="29"/>
           </w:rPr>
-          <w:t xml:space="preserve"> </w:t>
-        </w:r>
-        <w:r>
-          <w:rPr>
-            <w:color w:val="1153A1"/>
-            <w:sz w:val="29"/>
-            <w:szCs w:val="29"/>
-          </w:rPr>
-          <w:t>กลับสารบัญ</w:t>
+          <w:t xml:space="preserve"> กลับสารบัญ</w:t>
         </w:r>
       </w:hyperlink>
     </w:p>
@@ -8552,12 +8292,6 @@
         <w:gridCol w:w="4819"/>
       </w:tblGrid>
       <w:tr>
-        <w:tblPrEx>
-          <w:tblCellMar>
-            <w:top w:w="0" w:type="dxa"/>
-            <w:bottom w:w="0" w:type="dxa"/>
-          </w:tblCellMar>
-        </w:tblPrEx>
         <w:trPr>
           <w:cantSplit/>
           <w:jc w:val="center"/>
@@ -8667,27 +8401,12 @@
                 <w:sz w:val="35"/>
                 <w:szCs w:val="35"/>
               </w:rPr>
-              <w:t xml:space="preserve">+ </w:t>
-            </w:r>
-            <w:r>
-              <w:rPr>
-                <w:b/>
-                <w:bCs/>
-                <w:sz w:val="35"/>
-                <w:szCs w:val="35"/>
-              </w:rPr>
-              <w:t>เพิ่มเครื่องใหม่</w:t>
+              <w:t>+ เพิ่มเครื่องใหม่</w:t>
             </w:r>
           </w:p>
         </w:tc>
       </w:tr>
       <w:tr>
-        <w:tblPrEx>
-          <w:tblCellMar>
-            <w:top w:w="0" w:type="dxa"/>
-            <w:bottom w:w="0" w:type="dxa"/>
-          </w:tblCellMar>
-        </w:tblPrEx>
         <w:trPr>
           <w:cantSplit/>
           <w:jc w:val="center"/>
@@ -8771,7 +8490,23 @@
                 <w:sz w:val="35"/>
                 <w:szCs w:val="35"/>
               </w:rPr>
-              <w:t xml:space="preserve">รหัสเครื่อง · ชื่อ Node (เติมที่เหลือให้) → </w:t>
+              <w:t xml:space="preserve">รหัสเครื่อง · ชื่อ </w:t>
+            </w:r>
+            <w:proofErr w:type="spellStart"/>
+            <w:r>
+              <w:rPr>
+                <w:sz w:val="35"/>
+                <w:szCs w:val="35"/>
+              </w:rPr>
+              <w:t>Node</w:t>
+            </w:r>
+            <w:proofErr w:type="spellEnd"/>
+            <w:r>
+              <w:rPr>
+                <w:sz w:val="35"/>
+                <w:szCs w:val="35"/>
+              </w:rPr>
+              <w:t xml:space="preserve"> (เติมที่เหลือให้) → </w:t>
             </w:r>
             <w:r>
               <w:rPr>
@@ -8787,14 +8522,7 @@
                 <w:sz w:val="35"/>
                 <w:szCs w:val="35"/>
               </w:rPr>
-              <w:t xml:space="preserve"> — </w:t>
-            </w:r>
-            <w:r>
-              <w:rPr>
-                <w:sz w:val="35"/>
-                <w:szCs w:val="35"/>
-              </w:rPr>
-              <w:t>เป็น "รอติดตั้ง"</w:t>
+              <w:t xml:space="preserve"> — เป็น "รอติดตั้ง"</w:t>
             </w:r>
           </w:p>
         </w:tc>
@@ -8893,25 +8621,12 @@
                 <w:sz w:val="35"/>
                 <w:szCs w:val="35"/>
               </w:rPr>
-              <w:t xml:space="preserve"> → </w:t>
-            </w:r>
-            <w:r>
-              <w:rPr>
-                <w:sz w:val="35"/>
-                <w:szCs w:val="35"/>
-              </w:rPr>
-              <w:t>อนุมัติครบ = ใช้งานปกติ</w:t>
+              <w:t xml:space="preserve"> → อนุมัติครบ = ใช้งานปกติ</w:t>
             </w:r>
           </w:p>
         </w:tc>
       </w:tr>
       <w:tr>
-        <w:tblPrEx>
-          <w:tblCellMar>
-            <w:top w:w="0" w:type="dxa"/>
-            <w:bottom w:w="0" w:type="dxa"/>
-          </w:tblCellMar>
-        </w:tblPrEx>
         <w:trPr>
           <w:cantSplit/>
           <w:jc w:val="center"/>
@@ -9028,14 +8743,7 @@
                 <w:sz w:val="35"/>
                 <w:szCs w:val="35"/>
               </w:rPr>
-              <w:t xml:space="preserve"> / </w:t>
-            </w:r>
-            <w:r>
-              <w:rPr>
-                <w:sz w:val="35"/>
-                <w:szCs w:val="35"/>
-              </w:rPr>
-              <w:t>ส่งลิงก์ / มอบหมาย</w:t>
+              <w:t xml:space="preserve"> / ส่งลิงก์ / มอบหมาย</w:t>
             </w:r>
           </w:p>
         </w:tc>
@@ -9059,7 +8767,21 @@
         <w:rPr>
           <w:color w:val="555555"/>
         </w:rPr>
-        <w:t>อนุมัติครบแล้ว ไปหน้าแผนกด "อัปเดตจากรายการเครื่อง" เพื่อเอาเข้าแผนล้าง</w:t>
+        <w:t>อนุมัติครบแล้ว ไปหน้าแผนกด "</w:t>
+      </w:r>
+      <w:proofErr w:type="spellStart"/>
+      <w:r>
+        <w:rPr>
+          <w:color w:val="555555"/>
+        </w:rPr>
+        <w:t>อัป</w:t>
+      </w:r>
+      <w:proofErr w:type="spellEnd"/>
+      <w:r>
+        <w:rPr>
+          <w:color w:val="555555"/>
+        </w:rPr>
+        <w:t>เดตจากรายการเครื่อง" เพื่อเอาเข้าแผนล้าง</w:t>
       </w:r>
     </w:p>
     <w:p>
@@ -9070,10 +8792,7 @@
       <w:bookmarkStart w:id="16" w:name="task_16"/>
       <w:r>
         <w:lastRenderedPageBreak/>
-        <w:t xml:space="preserve">16. </w:t>
-      </w:r>
-      <w:r>
-        <w:t>จัดการรายการเครื่อง</w:t>
+        <w:t>16. จัดการรายการเครื่อง</w:t>
       </w:r>
       <w:bookmarkEnd w:id="16"/>
     </w:p>
@@ -9096,7 +8815,31 @@
           <w:szCs w:val="26"/>
           <w:shd w:val="clear" w:color="auto" w:fill="DCE8F8"/>
         </w:rPr>
-        <w:t xml:space="preserve"> Infrastructure </w:t>
+        <w:t xml:space="preserve"> </w:t>
+      </w:r>
+      <w:proofErr w:type="spellStart"/>
+      <w:r>
+        <w:rPr>
+          <w:b/>
+          <w:bCs/>
+          <w:color w:val="0C447C"/>
+          <w:sz w:val="26"/>
+          <w:szCs w:val="26"/>
+          <w:shd w:val="clear" w:color="auto" w:fill="DCE8F8"/>
+        </w:rPr>
+        <w:t>Infrastructure</w:t>
+      </w:r>
+      <w:proofErr w:type="spellEnd"/>
+      <w:r>
+        <w:rPr>
+          <w:b/>
+          <w:bCs/>
+          <w:color w:val="0C447C"/>
+          <w:sz w:val="26"/>
+          <w:szCs w:val="26"/>
+          <w:shd w:val="clear" w:color="auto" w:fill="DCE8F8"/>
+        </w:rPr>
+        <w:t xml:space="preserve"> </w:t>
       </w:r>
       <w:r>
         <w:t xml:space="preserve">        </w:t>
@@ -9117,15 +8860,7 @@
             <w:sz w:val="29"/>
             <w:szCs w:val="29"/>
           </w:rPr>
-          <w:t xml:space="preserve"> </w:t>
-        </w:r>
-        <w:r>
-          <w:rPr>
-            <w:color w:val="1153A1"/>
-            <w:sz w:val="29"/>
-            <w:szCs w:val="29"/>
-          </w:rPr>
-          <w:t>กลับสารบัญ</w:t>
+          <w:t xml:space="preserve"> กลับสารบัญ</w:t>
         </w:r>
       </w:hyperlink>
     </w:p>
@@ -9163,12 +8898,6 @@
         <w:gridCol w:w="9638"/>
       </w:tblGrid>
       <w:tr>
-        <w:tblPrEx>
-          <w:tblCellMar>
-            <w:top w:w="0" w:type="dxa"/>
-            <w:bottom w:w="0" w:type="dxa"/>
-          </w:tblCellMar>
-        </w:tblPrEx>
         <w:trPr>
           <w:cantSplit/>
           <w:jc w:val="center"/>
@@ -9252,14 +8981,7 @@
                 <w:sz w:val="35"/>
                 <w:szCs w:val="35"/>
               </w:rPr>
-              <w:t xml:space="preserve">① </w:t>
-            </w:r>
-            <w:r>
-              <w:rPr>
-                <w:sz w:val="35"/>
-                <w:szCs w:val="35"/>
-              </w:rPr>
-              <w:t xml:space="preserve">ค้นหา ②–④ กรอง/เรียง ⑤ </w:t>
+              <w:t xml:space="preserve">① ค้นหา ②–④ กรอง/เรียง ⑤ </w:t>
             </w:r>
             <w:r>
               <w:rPr>
@@ -9291,14 +9013,7 @@
                 <w:sz w:val="35"/>
                 <w:szCs w:val="35"/>
               </w:rPr>
-              <w:t xml:space="preserve"> ⑦ </w:t>
-            </w:r>
-            <w:r>
-              <w:rPr>
-                <w:sz w:val="35"/>
-                <w:szCs w:val="35"/>
-              </w:rPr>
-              <w:t xml:space="preserve">เพิ่มเครื่อง ⑧ เปิดหน้าเครื่อง ⑨ แจ้งซ่อม · ประวัติ · ย้าย · เปลี่ยน · </w:t>
+              <w:t xml:space="preserve"> ⑦ เพิ่มเครื่อง ⑧ เปิดหน้าเครื่อง ⑨ แจ้งซ่อม · ประวัติ · ย้าย · เปลี่ยน · </w:t>
             </w:r>
             <w:r>
               <w:rPr>
@@ -9329,12 +9044,6 @@
         </w:tc>
       </w:tr>
       <w:tr>
-        <w:tblPrEx>
-          <w:tblCellMar>
-            <w:top w:w="0" w:type="dxa"/>
-            <w:bottom w:w="0" w:type="dxa"/>
-          </w:tblCellMar>
-        </w:tblPrEx>
         <w:trPr>
           <w:cantSplit/>
           <w:jc w:val="center"/>
@@ -9418,8 +9127,17 @@
                 <w:sz w:val="35"/>
                 <w:szCs w:val="35"/>
               </w:rPr>
-              <w:t>ดาวน์โหลด: CSV รายงาน / ไฟล์สำหรับแก้ / Template</w:t>
-            </w:r>
+              <w:t xml:space="preserve">ดาวน์โหลด: CSV รายงาน / ไฟล์สำหรับแก้ / </w:t>
+            </w:r>
+            <w:proofErr w:type="spellStart"/>
+            <w:r>
+              <w:rPr>
+                <w:sz w:val="35"/>
+                <w:szCs w:val="35"/>
+              </w:rPr>
+              <w:t>Template</w:t>
+            </w:r>
+            <w:proofErr w:type="spellEnd"/>
           </w:p>
         </w:tc>
       </w:tr>
@@ -9453,10 +9171,7 @@
       <w:bookmarkStart w:id="17" w:name="task_17"/>
       <w:r>
         <w:lastRenderedPageBreak/>
-        <w:t xml:space="preserve">17. </w:t>
-      </w:r>
-      <w:r>
-        <w:t>ประวัติ / บันทึกประวัติ</w:t>
+        <w:t>17. ประวัติ / บันทึกประวัติ</w:t>
       </w:r>
       <w:bookmarkEnd w:id="17"/>
     </w:p>
@@ -9479,7 +9194,31 @@
           <w:szCs w:val="26"/>
           <w:shd w:val="clear" w:color="auto" w:fill="DCE8F8"/>
         </w:rPr>
-        <w:t xml:space="preserve"> Infrastructure </w:t>
+        <w:t xml:space="preserve"> </w:t>
+      </w:r>
+      <w:proofErr w:type="spellStart"/>
+      <w:r>
+        <w:rPr>
+          <w:b/>
+          <w:bCs/>
+          <w:color w:val="0C447C"/>
+          <w:sz w:val="26"/>
+          <w:szCs w:val="26"/>
+          <w:shd w:val="clear" w:color="auto" w:fill="DCE8F8"/>
+        </w:rPr>
+        <w:t>Infrastructure</w:t>
+      </w:r>
+      <w:proofErr w:type="spellEnd"/>
+      <w:r>
+        <w:rPr>
+          <w:b/>
+          <w:bCs/>
+          <w:color w:val="0C447C"/>
+          <w:sz w:val="26"/>
+          <w:szCs w:val="26"/>
+          <w:shd w:val="clear" w:color="auto" w:fill="DCE8F8"/>
+        </w:rPr>
+        <w:t xml:space="preserve"> </w:t>
       </w:r>
       <w:r>
         <w:t xml:space="preserve">  </w:t>
@@ -9493,18 +9232,7 @@
           <w:szCs w:val="26"/>
           <w:shd w:val="clear" w:color="auto" w:fill="D7F0E6"/>
         </w:rPr>
-        <w:t xml:space="preserve"> </w:t>
-      </w:r>
-      <w:r>
-        <w:rPr>
-          <w:b/>
-          <w:bCs/>
-          <w:color w:val="085041"/>
-          <w:sz w:val="26"/>
-          <w:szCs w:val="26"/>
-          <w:shd w:val="clear" w:color="auto" w:fill="D7F0E6"/>
-        </w:rPr>
-        <w:t xml:space="preserve">เจ้าหน้าที่ภาค </w:t>
+        <w:t xml:space="preserve"> เจ้าหน้าที่ภาค </w:t>
       </w:r>
       <w:r>
         <w:t xml:space="preserve">        </w:t>
@@ -9525,15 +9253,7 @@
             <w:sz w:val="29"/>
             <w:szCs w:val="29"/>
           </w:rPr>
-          <w:t xml:space="preserve"> </w:t>
-        </w:r>
-        <w:r>
-          <w:rPr>
-            <w:color w:val="1153A1"/>
-            <w:sz w:val="29"/>
-            <w:szCs w:val="29"/>
-          </w:rPr>
-          <w:t>กลับสารบัญ</w:t>
+          <w:t xml:space="preserve"> กลับสารบัญ</w:t>
         </w:r>
       </w:hyperlink>
     </w:p>
@@ -9560,12 +9280,6 @@
         <w:gridCol w:w="9638"/>
       </w:tblGrid>
       <w:tr>
-        <w:tblPrEx>
-          <w:tblCellMar>
-            <w:top w:w="0" w:type="dxa"/>
-            <w:bottom w:w="0" w:type="dxa"/>
-          </w:tblCellMar>
-        </w:tblPrEx>
         <w:trPr>
           <w:cantSplit/>
           <w:jc w:val="center"/>
@@ -9671,12 +9385,6 @@
         </w:tc>
       </w:tr>
       <w:tr>
-        <w:tblPrEx>
-          <w:tblCellMar>
-            <w:top w:w="0" w:type="dxa"/>
-            <w:bottom w:w="0" w:type="dxa"/>
-          </w:tblCellMar>
-        </w:tblPrEx>
         <w:trPr>
           <w:cantSplit/>
           <w:jc w:val="center"/>
@@ -9766,12 +9474,6 @@
         </w:tc>
       </w:tr>
       <w:tr>
-        <w:tblPrEx>
-          <w:tblCellMar>
-            <w:top w:w="0" w:type="dxa"/>
-            <w:bottom w:w="0" w:type="dxa"/>
-          </w:tblCellMar>
-        </w:tblPrEx>
         <w:trPr>
           <w:cantSplit/>
           <w:jc w:val="center"/>
@@ -9871,14 +9573,23 @@
                 <w:sz w:val="35"/>
                 <w:szCs w:val="35"/>
               </w:rPr>
-              <w:t xml:space="preserve">: </w:t>
-            </w:r>
-            <w:r>
-              <w:rPr>
-                <w:sz w:val="35"/>
-                <w:szCs w:val="35"/>
-              </w:rPr>
-              <w:t xml:space="preserve">กรองปี/Region/เหตุการณ์ · </w:t>
+              <w:t>: กรองปี/</w:t>
+            </w:r>
+            <w:proofErr w:type="spellStart"/>
+            <w:r>
+              <w:rPr>
+                <w:sz w:val="35"/>
+                <w:szCs w:val="35"/>
+              </w:rPr>
+              <w:t>Region</w:t>
+            </w:r>
+            <w:proofErr w:type="spellEnd"/>
+            <w:r>
+              <w:rPr>
+                <w:sz w:val="35"/>
+                <w:szCs w:val="35"/>
+              </w:rPr>
+              <w:t xml:space="preserve">/เหตุการณ์ · </w:t>
             </w:r>
             <w:r>
               <w:rPr>
@@ -9894,14 +9605,7 @@
                 <w:sz w:val="35"/>
                 <w:szCs w:val="35"/>
               </w:rPr>
-              <w:t xml:space="preserve"> · </w:t>
-            </w:r>
-            <w:r>
-              <w:rPr>
-                <w:sz w:val="35"/>
-                <w:szCs w:val="35"/>
-              </w:rPr>
-              <w:t>กด</w:t>
+              <w:t xml:space="preserve"> · กด</w:t>
             </w:r>
             <w:r>
               <w:rPr>
@@ -9961,10 +9665,7 @@
       <w:bookmarkStart w:id="18" w:name="task_18"/>
       <w:r>
         <w:lastRenderedPageBreak/>
-        <w:t xml:space="preserve">18. </w:t>
-      </w:r>
-      <w:r>
-        <w:t>คลังแอร์</w:t>
+        <w:t>18. คลังแอร์</w:t>
       </w:r>
       <w:bookmarkEnd w:id="18"/>
     </w:p>
@@ -9987,7 +9688,31 @@
           <w:szCs w:val="26"/>
           <w:shd w:val="clear" w:color="auto" w:fill="DCE8F8"/>
         </w:rPr>
-        <w:t xml:space="preserve"> Infrastructure </w:t>
+        <w:t xml:space="preserve"> </w:t>
+      </w:r>
+      <w:proofErr w:type="spellStart"/>
+      <w:r>
+        <w:rPr>
+          <w:b/>
+          <w:bCs/>
+          <w:color w:val="0C447C"/>
+          <w:sz w:val="26"/>
+          <w:szCs w:val="26"/>
+          <w:shd w:val="clear" w:color="auto" w:fill="DCE8F8"/>
+        </w:rPr>
+        <w:t>Infrastructure</w:t>
+      </w:r>
+      <w:proofErr w:type="spellEnd"/>
+      <w:r>
+        <w:rPr>
+          <w:b/>
+          <w:bCs/>
+          <w:color w:val="0C447C"/>
+          <w:sz w:val="26"/>
+          <w:szCs w:val="26"/>
+          <w:shd w:val="clear" w:color="auto" w:fill="DCE8F8"/>
+        </w:rPr>
+        <w:t xml:space="preserve"> </w:t>
       </w:r>
       <w:r>
         <w:t xml:space="preserve">        </w:t>
@@ -10008,15 +9733,7 @@
             <w:sz w:val="29"/>
             <w:szCs w:val="29"/>
           </w:rPr>
-          <w:t xml:space="preserve"> </w:t>
-        </w:r>
-        <w:r>
-          <w:rPr>
-            <w:color w:val="1153A1"/>
-            <w:sz w:val="29"/>
-            <w:szCs w:val="29"/>
-          </w:rPr>
-          <w:t>กลับสารบัญ</w:t>
+          <w:t xml:space="preserve"> กลับสารบัญ</w:t>
         </w:r>
       </w:hyperlink>
     </w:p>
@@ -10043,12 +9760,6 @@
         <w:gridCol w:w="9638"/>
       </w:tblGrid>
       <w:tr>
-        <w:tblPrEx>
-          <w:tblCellMar>
-            <w:top w:w="0" w:type="dxa"/>
-            <w:bottom w:w="0" w:type="dxa"/>
-          </w:tblCellMar>
-        </w:tblPrEx>
         <w:trPr>
           <w:cantSplit/>
           <w:jc w:val="center"/>
@@ -10134,28 +9845,43 @@
               </w:rPr>
               <w:t xml:space="preserve">เครื่องเก่าที่ถอดจากการเปลี่ยน/ย้าย · ขาย/ทิ้งแล้วกด </w:t>
             </w:r>
-            <w:r>
-              <w:rPr>
-                <w:b/>
-                <w:bCs/>
-                <w:sz w:val="35"/>
-                <w:szCs w:val="35"/>
-              </w:rPr>
-              <w:t>Write off</w:t>
-            </w:r>
-            <w:r>
-              <w:rPr>
-                <w:sz w:val="35"/>
-                <w:szCs w:val="35"/>
-              </w:rPr>
-              <w:t xml:space="preserve"> (</w:t>
-            </w:r>
-            <w:r>
-              <w:rPr>
-                <w:sz w:val="35"/>
-                <w:szCs w:val="35"/>
-              </w:rPr>
-              <w:t>ย้อนกลับไม่ได้)</w:t>
+            <w:proofErr w:type="spellStart"/>
+            <w:r>
+              <w:rPr>
+                <w:b/>
+                <w:bCs/>
+                <w:sz w:val="35"/>
+                <w:szCs w:val="35"/>
+              </w:rPr>
+              <w:t>Write</w:t>
+            </w:r>
+            <w:proofErr w:type="spellEnd"/>
+            <w:r>
+              <w:rPr>
+                <w:b/>
+                <w:bCs/>
+                <w:sz w:val="35"/>
+                <w:szCs w:val="35"/>
+              </w:rPr>
+              <w:t xml:space="preserve"> </w:t>
+            </w:r>
+            <w:proofErr w:type="spellStart"/>
+            <w:r>
+              <w:rPr>
+                <w:b/>
+                <w:bCs/>
+                <w:sz w:val="35"/>
+                <w:szCs w:val="35"/>
+              </w:rPr>
+              <w:t>off</w:t>
+            </w:r>
+            <w:proofErr w:type="spellEnd"/>
+            <w:r>
+              <w:rPr>
+                <w:sz w:val="35"/>
+                <w:szCs w:val="35"/>
+              </w:rPr>
+              <w:t xml:space="preserve"> (ย้อนกลับไม่ได้)</w:t>
             </w:r>
           </w:p>
         </w:tc>
@@ -10169,10 +9895,7 @@
       <w:bookmarkStart w:id="19" w:name="task_19"/>
       <w:r>
         <w:lastRenderedPageBreak/>
-        <w:t xml:space="preserve">19. </w:t>
-      </w:r>
-      <w:r>
-        <w:t>งบประมาณ</w:t>
+        <w:t>19. งบประมาณ</w:t>
       </w:r>
       <w:bookmarkEnd w:id="19"/>
     </w:p>
@@ -10195,7 +9918,31 @@
           <w:szCs w:val="26"/>
           <w:shd w:val="clear" w:color="auto" w:fill="DCE8F8"/>
         </w:rPr>
-        <w:t xml:space="preserve"> Infrastructure </w:t>
+        <w:t xml:space="preserve"> </w:t>
+      </w:r>
+      <w:proofErr w:type="spellStart"/>
+      <w:r>
+        <w:rPr>
+          <w:b/>
+          <w:bCs/>
+          <w:color w:val="0C447C"/>
+          <w:sz w:val="26"/>
+          <w:szCs w:val="26"/>
+          <w:shd w:val="clear" w:color="auto" w:fill="DCE8F8"/>
+        </w:rPr>
+        <w:t>Infrastructure</w:t>
+      </w:r>
+      <w:proofErr w:type="spellEnd"/>
+      <w:r>
+        <w:rPr>
+          <w:b/>
+          <w:bCs/>
+          <w:color w:val="0C447C"/>
+          <w:sz w:val="26"/>
+          <w:szCs w:val="26"/>
+          <w:shd w:val="clear" w:color="auto" w:fill="DCE8F8"/>
+        </w:rPr>
+        <w:t xml:space="preserve"> </w:t>
       </w:r>
       <w:r>
         <w:t xml:space="preserve">        </w:t>
@@ -10216,15 +9963,7 @@
             <w:sz w:val="29"/>
             <w:szCs w:val="29"/>
           </w:rPr>
-          <w:t xml:space="preserve"> </w:t>
-        </w:r>
-        <w:r>
-          <w:rPr>
-            <w:color w:val="1153A1"/>
-            <w:sz w:val="29"/>
-            <w:szCs w:val="29"/>
-          </w:rPr>
-          <w:t>กลับสารบัญ</w:t>
+          <w:t xml:space="preserve"> กลับสารบัญ</w:t>
         </w:r>
       </w:hyperlink>
     </w:p>
@@ -10251,12 +9990,6 @@
         <w:gridCol w:w="9638"/>
       </w:tblGrid>
       <w:tr>
-        <w:tblPrEx>
-          <w:tblCellMar>
-            <w:top w:w="0" w:type="dxa"/>
-            <w:bottom w:w="0" w:type="dxa"/>
-          </w:tblCellMar>
-        </w:tblPrEx>
         <w:trPr>
           <w:cantSplit/>
           <w:jc w:val="center"/>
@@ -10346,12 +10079,6 @@
         </w:tc>
       </w:tr>
       <w:tr>
-        <w:tblPrEx>
-          <w:tblCellMar>
-            <w:top w:w="0" w:type="dxa"/>
-            <w:bottom w:w="0" w:type="dxa"/>
-          </w:tblCellMar>
-        </w:tblPrEx>
         <w:trPr>
           <w:cantSplit/>
           <w:jc w:val="center"/>
@@ -10444,14 +10171,7 @@
                 <w:sz w:val="35"/>
                 <w:szCs w:val="35"/>
               </w:rPr>
-              <w:t xml:space="preserve"> → </w:t>
-            </w:r>
-            <w:r>
-              <w:rPr>
-                <w:sz w:val="35"/>
-                <w:szCs w:val="35"/>
-              </w:rPr>
-              <w:t>ใส่งบล้าง + งบซ่อม → บันทึก</w:t>
+              <w:t xml:space="preserve"> → ใส่งบล้าง + งบซ่อม → บันทึก</w:t>
             </w:r>
           </w:p>
         </w:tc>
@@ -10465,10 +10185,7 @@
       <w:bookmarkStart w:id="20" w:name="task_20"/>
       <w:r>
         <w:lastRenderedPageBreak/>
-        <w:t xml:space="preserve">20. </w:t>
-      </w:r>
-      <w:r>
-        <w:t>จัดการผู้ใช้</w:t>
+        <w:t>20. จัดการผู้ใช้</w:t>
       </w:r>
       <w:bookmarkEnd w:id="20"/>
     </w:p>
@@ -10491,7 +10208,31 @@
           <w:szCs w:val="26"/>
           <w:shd w:val="clear" w:color="auto" w:fill="DCE8F8"/>
         </w:rPr>
-        <w:t xml:space="preserve"> Infrastructure </w:t>
+        <w:t xml:space="preserve"> </w:t>
+      </w:r>
+      <w:proofErr w:type="spellStart"/>
+      <w:r>
+        <w:rPr>
+          <w:b/>
+          <w:bCs/>
+          <w:color w:val="0C447C"/>
+          <w:sz w:val="26"/>
+          <w:szCs w:val="26"/>
+          <w:shd w:val="clear" w:color="auto" w:fill="DCE8F8"/>
+        </w:rPr>
+        <w:t>Infrastructure</w:t>
+      </w:r>
+      <w:proofErr w:type="spellEnd"/>
+      <w:r>
+        <w:rPr>
+          <w:b/>
+          <w:bCs/>
+          <w:color w:val="0C447C"/>
+          <w:sz w:val="26"/>
+          <w:szCs w:val="26"/>
+          <w:shd w:val="clear" w:color="auto" w:fill="DCE8F8"/>
+        </w:rPr>
+        <w:t xml:space="preserve"> </w:t>
       </w:r>
       <w:r>
         <w:t xml:space="preserve">        </w:t>
@@ -10512,15 +10253,7 @@
             <w:sz w:val="29"/>
             <w:szCs w:val="29"/>
           </w:rPr>
-          <w:t xml:space="preserve"> </w:t>
-        </w:r>
-        <w:r>
-          <w:rPr>
-            <w:color w:val="1153A1"/>
-            <w:sz w:val="29"/>
-            <w:szCs w:val="29"/>
-          </w:rPr>
-          <w:t>กลับสารบัญ</w:t>
+          <w:t xml:space="preserve"> กลับสารบัญ</w:t>
         </w:r>
       </w:hyperlink>
     </w:p>
@@ -10547,12 +10280,6 @@
         <w:gridCol w:w="9638"/>
       </w:tblGrid>
       <w:tr>
-        <w:tblPrEx>
-          <w:tblCellMar>
-            <w:top w:w="0" w:type="dxa"/>
-            <w:bottom w:w="0" w:type="dxa"/>
-          </w:tblCellMar>
-        </w:tblPrEx>
         <w:trPr>
           <w:cantSplit/>
           <w:jc w:val="center"/>
@@ -10652,25 +10379,12 @@
                 <w:sz w:val="35"/>
                 <w:szCs w:val="35"/>
               </w:rPr>
-              <w:t xml:space="preserve"> · </w:t>
-            </w:r>
-            <w:r>
-              <w:rPr>
-                <w:sz w:val="35"/>
-                <w:szCs w:val="35"/>
-              </w:rPr>
-              <w:t>แก้ไข / ลบ</w:t>
+              <w:t xml:space="preserve"> · แก้ไข / ลบ</w:t>
             </w:r>
           </w:p>
         </w:tc>
       </w:tr>
       <w:tr>
-        <w:tblPrEx>
-          <w:tblCellMar>
-            <w:top w:w="0" w:type="dxa"/>
-            <w:bottom w:w="0" w:type="dxa"/>
-          </w:tblCellMar>
-        </w:tblPrEx>
         <w:trPr>
           <w:cantSplit/>
           <w:jc w:val="center"/>
@@ -10749,19 +10463,21 @@
             <w:r>
               <w:t xml:space="preserve"> </w:t>
             </w:r>
-            <w:r>
-              <w:rPr>
-                <w:sz w:val="35"/>
-                <w:szCs w:val="35"/>
-              </w:rPr>
-              <w:t xml:space="preserve">Username · </w:t>
-            </w:r>
-            <w:r>
-              <w:rPr>
-                <w:sz w:val="35"/>
-                <w:szCs w:val="35"/>
-              </w:rPr>
-              <w:t xml:space="preserve">รหัสผ่าน · </w:t>
+            <w:proofErr w:type="spellStart"/>
+            <w:r>
+              <w:rPr>
+                <w:sz w:val="35"/>
+                <w:szCs w:val="35"/>
+              </w:rPr>
+              <w:t>Username</w:t>
+            </w:r>
+            <w:proofErr w:type="spellEnd"/>
+            <w:r>
+              <w:rPr>
+                <w:sz w:val="35"/>
+                <w:szCs w:val="35"/>
+              </w:rPr>
+              <w:t xml:space="preserve"> · รหัสผ่าน · </w:t>
             </w:r>
             <w:r>
               <w:rPr>
@@ -10809,14 +10525,7 @@
                 <w:sz w:val="35"/>
                 <w:szCs w:val="35"/>
               </w:rPr>
-              <w:t xml:space="preserve"> · </w:t>
-            </w:r>
-            <w:r>
-              <w:rPr>
-                <w:sz w:val="35"/>
-                <w:szCs w:val="35"/>
-              </w:rPr>
-              <w:t>เปิด/ปิดบัญชี</w:t>
+              <w:t xml:space="preserve"> · เปิด/ปิดบัญชี</w:t>
             </w:r>
           </w:p>
         </w:tc>
@@ -10840,7 +10549,49 @@
         <w:rPr>
           <w:color w:val="555555"/>
         </w:rPr>
-        <w:t>พนักงานลาออก: เอาติ๊ก "เปิดใช้งานบัญชีนี้" ออกแทนการลบ (ข้อมูลยังอยู่) · ทุกภาคต้องมี Staff และ Regional/Supervisor ไม่งั้นเอกสารค้าง</w:t>
+        <w:t xml:space="preserve">พนักงานลาออก: เอาติ๊ก "เปิดใช้งานบัญชีนี้" ออกแทนการลบ (ข้อมูลยังอยู่) · ทุกภาคต้องมี </w:t>
+      </w:r>
+      <w:proofErr w:type="spellStart"/>
+      <w:r>
+        <w:rPr>
+          <w:color w:val="555555"/>
+        </w:rPr>
+        <w:t>Staff</w:t>
+      </w:r>
+      <w:proofErr w:type="spellEnd"/>
+      <w:r>
+        <w:rPr>
+          <w:color w:val="555555"/>
+        </w:rPr>
+        <w:t xml:space="preserve"> และ </w:t>
+      </w:r>
+      <w:proofErr w:type="spellStart"/>
+      <w:r>
+        <w:rPr>
+          <w:color w:val="555555"/>
+        </w:rPr>
+        <w:t>Regional</w:t>
+      </w:r>
+      <w:proofErr w:type="spellEnd"/>
+      <w:r>
+        <w:rPr>
+          <w:color w:val="555555"/>
+        </w:rPr>
+        <w:t>/</w:t>
+      </w:r>
+      <w:proofErr w:type="spellStart"/>
+      <w:r>
+        <w:rPr>
+          <w:color w:val="555555"/>
+        </w:rPr>
+        <w:t>Supervisor</w:t>
+      </w:r>
+      <w:proofErr w:type="spellEnd"/>
+      <w:r>
+        <w:rPr>
+          <w:color w:val="555555"/>
+        </w:rPr>
+        <w:t xml:space="preserve"> ไม่งั้นเอกสารค้าง</w:t>
       </w:r>
     </w:p>
     <w:p>
@@ -10851,10 +10602,7 @@
       <w:bookmarkStart w:id="21" w:name="task_21"/>
       <w:r>
         <w:lastRenderedPageBreak/>
-        <w:t xml:space="preserve">21. </w:t>
-      </w:r>
-      <w:r>
-        <w:t>ผู้รับเหมา: ตารางงาน</w:t>
+        <w:t>21. ผู้รับเหมา: ตารางงาน</w:t>
       </w:r>
       <w:bookmarkEnd w:id="21"/>
     </w:p>
@@ -10877,18 +10625,7 @@
           <w:szCs w:val="26"/>
           <w:shd w:val="clear" w:color="auto" w:fill="FAEBD2"/>
         </w:rPr>
-        <w:t xml:space="preserve"> </w:t>
-      </w:r>
-      <w:r>
-        <w:rPr>
-          <w:b/>
-          <w:bCs/>
-          <w:color w:val="633806"/>
-          <w:sz w:val="26"/>
-          <w:szCs w:val="26"/>
-          <w:shd w:val="clear" w:color="auto" w:fill="FAEBD2"/>
-        </w:rPr>
-        <w:t xml:space="preserve">ผู้รับเหมา </w:t>
+        <w:t xml:space="preserve"> ผู้รับเหมา </w:t>
       </w:r>
       <w:r>
         <w:t xml:space="preserve">        </w:t>
@@ -10909,15 +10646,7 @@
             <w:sz w:val="29"/>
             <w:szCs w:val="29"/>
           </w:rPr>
-          <w:t xml:space="preserve"> </w:t>
-        </w:r>
-        <w:r>
-          <w:rPr>
-            <w:color w:val="1153A1"/>
-            <w:sz w:val="29"/>
-            <w:szCs w:val="29"/>
-          </w:rPr>
-          <w:t>กลับสารบัญ</w:t>
+          <w:t xml:space="preserve"> กลับสารบัญ</w:t>
         </w:r>
       </w:hyperlink>
     </w:p>
@@ -10944,12 +10673,6 @@
         <w:gridCol w:w="9638"/>
       </w:tblGrid>
       <w:tr>
-        <w:tblPrEx>
-          <w:tblCellMar>
-            <w:top w:w="0" w:type="dxa"/>
-            <w:bottom w:w="0" w:type="dxa"/>
-          </w:tblCellMar>
-        </w:tblPrEx>
         <w:trPr>
           <w:cantSplit/>
           <w:jc w:val="center"/>
@@ -11033,14 +10756,7 @@
                 <w:sz w:val="35"/>
                 <w:szCs w:val="35"/>
               </w:rPr>
-              <w:t xml:space="preserve">① </w:t>
-            </w:r>
-            <w:r>
-              <w:rPr>
-                <w:sz w:val="35"/>
-                <w:szCs w:val="35"/>
-              </w:rPr>
-              <w:t xml:space="preserve">เมนูของคุณ ② </w:t>
+              <w:t xml:space="preserve">① เมนูของคุณ ② </w:t>
             </w:r>
             <w:r>
               <w:rPr>
@@ -11056,14 +10772,7 @@
                 <w:sz w:val="35"/>
                 <w:szCs w:val="35"/>
               </w:rPr>
-              <w:t xml:space="preserve"> </w:t>
-            </w:r>
-            <w:r>
-              <w:rPr>
-                <w:sz w:val="35"/>
-                <w:szCs w:val="35"/>
-              </w:rPr>
-              <w:t>ที่งาน ③ ปฏิทิน ④ งานซ่อม/ติดตั้งที่ได้รับมอบหมาย</w:t>
+              <w:t xml:space="preserve"> ที่งาน ③ ปฏิทิน ④ งานซ่อม/ติดตั้งที่ได้รับมอบหมาย</w:t>
             </w:r>
           </w:p>
         </w:tc>
@@ -11098,10 +10807,7 @@
       <w:bookmarkStart w:id="22" w:name="task_22"/>
       <w:r>
         <w:lastRenderedPageBreak/>
-        <w:t xml:space="preserve">22. </w:t>
-      </w:r>
-      <w:r>
-        <w:t>ช่างที่ได้ลิงก์</w:t>
+        <w:t>22. ช่างที่ได้ลิงก์</w:t>
       </w:r>
       <w:bookmarkEnd w:id="22"/>
     </w:p>
@@ -11124,18 +10830,7 @@
           <w:szCs w:val="26"/>
           <w:shd w:val="clear" w:color="auto" w:fill="E6E3FB"/>
         </w:rPr>
-        <w:t xml:space="preserve"> </w:t>
-      </w:r>
-      <w:r>
-        <w:rPr>
-          <w:b/>
-          <w:bCs/>
-          <w:color w:val="3C3489"/>
-          <w:sz w:val="26"/>
-          <w:szCs w:val="26"/>
-          <w:shd w:val="clear" w:color="auto" w:fill="E6E3FB"/>
-        </w:rPr>
-        <w:t xml:space="preserve">ช่างที่ได้ลิงก์ </w:t>
+        <w:t xml:space="preserve"> ช่างที่ได้ลิงก์ </w:t>
       </w:r>
       <w:r>
         <w:t xml:space="preserve">        </w:t>
@@ -11156,15 +10851,7 @@
             <w:sz w:val="29"/>
             <w:szCs w:val="29"/>
           </w:rPr>
-          <w:t xml:space="preserve"> </w:t>
-        </w:r>
-        <w:r>
-          <w:rPr>
-            <w:color w:val="1153A1"/>
-            <w:sz w:val="29"/>
-            <w:szCs w:val="29"/>
-          </w:rPr>
-          <w:t>กลับสารบัญ</w:t>
+          <w:t xml:space="preserve"> กลับสารบัญ</w:t>
         </w:r>
       </w:hyperlink>
     </w:p>
@@ -11191,12 +10878,6 @@
         <w:gridCol w:w="9638"/>
       </w:tblGrid>
       <w:tr>
-        <w:tblPrEx>
-          <w:tblCellMar>
-            <w:top w:w="0" w:type="dxa"/>
-            <w:bottom w:w="0" w:type="dxa"/>
-          </w:tblCellMar>
-        </w:tblPrEx>
         <w:trPr>
           <w:cantSplit/>
           <w:jc w:val="center"/>
@@ -11296,14 +10977,7 @@
                 <w:sz w:val="35"/>
                 <w:szCs w:val="35"/>
               </w:rPr>
-              <w:t xml:space="preserve"> (</w:t>
-            </w:r>
-            <w:r>
-              <w:rPr>
-                <w:sz w:val="35"/>
-                <w:szCs w:val="35"/>
-              </w:rPr>
-              <w:t>ส่งได้ครั้งเดียว)</w:t>
+              <w:t xml:space="preserve"> (ส่งได้ครั้งเดียว)</w:t>
             </w:r>
           </w:p>
         </w:tc>
@@ -11338,10 +11012,7 @@
       <w:bookmarkStart w:id="23" w:name="task_23"/>
       <w:r>
         <w:lastRenderedPageBreak/>
-        <w:t xml:space="preserve">23. </w:t>
-      </w:r>
-      <w:r>
-        <w:t>ติดปัญหา</w:t>
+        <w:t>23. ติดปัญหา</w:t>
       </w:r>
       <w:bookmarkEnd w:id="23"/>
     </w:p>
@@ -11364,18 +11035,7 @@
           <w:szCs w:val="26"/>
           <w:shd w:val="clear" w:color="auto" w:fill="ECECEC"/>
         </w:rPr>
-        <w:t xml:space="preserve"> </w:t>
-      </w:r>
-      <w:r>
-        <w:rPr>
-          <w:b/>
-          <w:bCs/>
-          <w:color w:val="444444"/>
-          <w:sz w:val="26"/>
-          <w:szCs w:val="26"/>
-          <w:shd w:val="clear" w:color="auto" w:fill="ECECEC"/>
-        </w:rPr>
-        <w:t xml:space="preserve">ทุกคน </w:t>
+        <w:t xml:space="preserve"> ทุกคน </w:t>
       </w:r>
       <w:r>
         <w:t xml:space="preserve">        </w:t>
@@ -11396,15 +11056,7 @@
             <w:sz w:val="29"/>
             <w:szCs w:val="29"/>
           </w:rPr>
-          <w:t xml:space="preserve"> </w:t>
-        </w:r>
-        <w:r>
-          <w:rPr>
-            <w:color w:val="1153A1"/>
-            <w:sz w:val="29"/>
-            <w:szCs w:val="29"/>
-          </w:rPr>
-          <w:t>กลับสารบัญ</w:t>
+          <w:t xml:space="preserve"> กลับสารบัญ</w:t>
         </w:r>
       </w:hyperlink>
     </w:p>
@@ -11431,12 +11083,6 @@
         <w:gridCol w:w="5438"/>
       </w:tblGrid>
       <w:tr>
-        <w:tblPrEx>
-          <w:tblCellMar>
-            <w:top w:w="0" w:type="dxa"/>
-            <w:bottom w:w="0" w:type="dxa"/>
-          </w:tblCellMar>
-        </w:tblPrEx>
         <w:trPr>
           <w:cantSplit/>
           <w:tblHeader/>
@@ -11489,12 +11135,6 @@
         </w:tc>
       </w:tr>
       <w:tr>
-        <w:tblPrEx>
-          <w:tblCellMar>
-            <w:top w:w="0" w:type="dxa"/>
-            <w:bottom w:w="0" w:type="dxa"/>
-          </w:tblCellMar>
-        </w:tblPrEx>
         <w:trPr>
           <w:cantSplit/>
         </w:trPr>
@@ -11534,12 +11174,6 @@
         </w:tc>
       </w:tr>
       <w:tr>
-        <w:tblPrEx>
-          <w:tblCellMar>
-            <w:top w:w="0" w:type="dxa"/>
-            <w:bottom w:w="0" w:type="dxa"/>
-          </w:tblCellMar>
-        </w:tblPrEx>
         <w:trPr>
           <w:cantSplit/>
         </w:trPr>
@@ -11575,18 +11209,17 @@
               <w:spacing w:before="40" w:after="40"/>
             </w:pPr>
             <w:r>
-              <w:t>ไม่มีสิทธิ์ — ขอ Infrastructure</w:t>
-            </w:r>
+              <w:t xml:space="preserve">ไม่มีสิทธิ์ — ขอ </w:t>
+            </w:r>
+            <w:proofErr w:type="spellStart"/>
+            <w:r>
+              <w:t>Infrastructure</w:t>
+            </w:r>
+            <w:proofErr w:type="spellEnd"/>
           </w:p>
         </w:tc>
       </w:tr>
       <w:tr>
-        <w:tblPrEx>
-          <w:tblCellMar>
-            <w:top w:w="0" w:type="dxa"/>
-            <w:bottom w:w="0" w:type="dxa"/>
-          </w:tblCellMar>
-        </w:tblPrEx>
         <w:trPr>
           <w:cantSplit/>
         </w:trPr>
@@ -11626,12 +11259,6 @@
         </w:tc>
       </w:tr>
       <w:tr>
-        <w:tblPrEx>
-          <w:tblCellMar>
-            <w:top w:w="0" w:type="dxa"/>
-            <w:bottom w:w="0" w:type="dxa"/>
-          </w:tblCellMar>
-        </w:tblPrEx>
         <w:trPr>
           <w:cantSplit/>
         </w:trPr>
@@ -11673,12 +11300,6 @@
         </w:tc>
       </w:tr>
       <w:tr>
-        <w:tblPrEx>
-          <w:tblCellMar>
-            <w:top w:w="0" w:type="dxa"/>
-            <w:bottom w:w="0" w:type="dxa"/>
-          </w:tblCellMar>
-        </w:tblPrEx>
         <w:trPr>
           <w:cantSplit/>
         </w:trPr>
@@ -11712,18 +11333,33 @@
               <w:spacing w:before="40" w:after="40"/>
             </w:pPr>
             <w:r>
-              <w:t>ภาคนั้นอาจยังไม่มี Staff / Regional — แจ้ง Infrastructure</w:t>
-            </w:r>
+              <w:t xml:space="preserve">ภาคนั้นอาจยังไม่มี </w:t>
+            </w:r>
+            <w:proofErr w:type="spellStart"/>
+            <w:r>
+              <w:t>Staff</w:t>
+            </w:r>
+            <w:proofErr w:type="spellEnd"/>
+            <w:r>
+              <w:t xml:space="preserve"> / </w:t>
+            </w:r>
+            <w:proofErr w:type="spellStart"/>
+            <w:r>
+              <w:t>Regional</w:t>
+            </w:r>
+            <w:proofErr w:type="spellEnd"/>
+            <w:r>
+              <w:t xml:space="preserve"> — แจ้ง </w:t>
+            </w:r>
+            <w:proofErr w:type="spellStart"/>
+            <w:r>
+              <w:t>Infrastructure</w:t>
+            </w:r>
+            <w:proofErr w:type="spellEnd"/>
           </w:p>
         </w:tc>
       </w:tr>
       <w:tr>
-        <w:tblPrEx>
-          <w:tblCellMar>
-            <w:top w:w="0" w:type="dxa"/>
-            <w:bottom w:w="0" w:type="dxa"/>
-          </w:tblCellMar>
-        </w:tblPrEx>
         <w:trPr>
           <w:cantSplit/>
         </w:trPr>
@@ -11765,12 +11401,6 @@
         </w:tc>
       </w:tr>
       <w:tr>
-        <w:tblPrEx>
-          <w:tblCellMar>
-            <w:top w:w="0" w:type="dxa"/>
-            <w:bottom w:w="0" w:type="dxa"/>
-          </w:tblCellMar>
-        </w:tblPrEx>
         <w:trPr>
           <w:cantSplit/>
         </w:trPr>
@@ -11787,10 +11417,7 @@
               <w:spacing w:before="40" w:after="40"/>
             </w:pPr>
             <w:r>
-              <w:t xml:space="preserve">PDF </w:t>
-            </w:r>
-            <w:r>
-              <w:t>มีลายน้ำ "รออนุมัติ"</w:t>
+              <w:t>PDF มีลายน้ำ "รออนุมัติ"</w:t>
             </w:r>
           </w:p>
         </w:tc>
@@ -11813,12 +11440,6 @@
         </w:tc>
       </w:tr>
       <w:tr>
-        <w:tblPrEx>
-          <w:tblCellMar>
-            <w:top w:w="0" w:type="dxa"/>
-            <w:bottom w:w="0" w:type="dxa"/>
-          </w:tblCellMar>
-        </w:tblPrEx>
         <w:trPr>
           <w:cantSplit/>
         </w:trPr>
@@ -11860,12 +11481,6 @@
         </w:tc>
       </w:tr>
       <w:tr>
-        <w:tblPrEx>
-          <w:tblCellMar>
-            <w:top w:w="0" w:type="dxa"/>
-            <w:bottom w:w="0" w:type="dxa"/>
-          </w:tblCellMar>
-        </w:tblPrEx>
         <w:trPr>
           <w:cantSplit/>
         </w:trPr>
@@ -11939,7 +11554,15 @@
         <w:ind w:left="120" w:right="120"/>
       </w:pPr>
       <w:r>
-        <w:t>สิทธิ์และการใช้งาน: Infrastructure · เข้าเว็บไม่ได้: IT</w:t>
+        <w:t xml:space="preserve">สิทธิ์และการใช้งาน: </w:t>
+      </w:r>
+      <w:proofErr w:type="spellStart"/>
+      <w:r>
+        <w:t>Infrastructure</w:t>
+      </w:r>
+      <w:proofErr w:type="spellEnd"/>
+      <w:r>
+        <w:t xml:space="preserve"> · เข้าเว็บไม่ได้: IT</w:t>
       </w:r>
     </w:p>
     <w:p>
